--- a/Projeto de Engenharia de Software (Documentação).docx
+++ b/Projeto de Engenharia de Software (Documentação).docx
@@ -474,6 +474,7 @@
         <w:t>Vinhato</w:t>
       </w:r>
       <w:proofErr w:type="spellEnd"/>
+      <w:proofErr w:type="gramStart"/>
       <w:r>
         <w:rPr>
           <w:rFonts w:eastAsia="Times New Roman" w:cstheme="minorHAnsi"/>
@@ -492,19 +493,18 @@
           <w:szCs w:val="36"/>
           <w:lang w:eastAsia="pt-BR"/>
         </w:rPr>
-        <w:t xml:space="preserve"> Ba</w:t>
-      </w:r>
-      <w:bookmarkStart w:id="0" w:name="_GoBack"/>
-      <w:bookmarkEnd w:id="0"/>
-      <w:r>
-        <w:rPr>
-          <w:rFonts w:eastAsia="Times New Roman" w:cstheme="minorHAnsi"/>
-          <w:color w:val="1F1F1F"/>
-          <w:sz w:val="36"/>
-          <w:szCs w:val="36"/>
-          <w:lang w:eastAsia="pt-BR"/>
-        </w:rPr>
-        <w:t>tista da Silva</w:t>
+        <w:t xml:space="preserve"> </w:t>
+      </w:r>
+      <w:proofErr w:type="gramEnd"/>
+      <w:r>
+        <w:rPr>
+          <w:rFonts w:eastAsia="Times New Roman" w:cstheme="minorHAnsi"/>
+          <w:color w:val="1F1F1F"/>
+          <w:sz w:val="36"/>
+          <w:szCs w:val="36"/>
+          <w:lang w:eastAsia="pt-BR"/>
+        </w:rPr>
+        <w:t>Batista da Silva</w:t>
       </w:r>
       <w:r>
         <w:rPr>
@@ -923,76 +923,8 @@
           <w:lang w:eastAsia="pt-BR"/>
         </w:rPr>
       </w:pPr>
-      <w:r>
-        <w:rPr>
-          <w:rFonts w:eastAsia="Times New Roman" w:cstheme="minorHAnsi"/>
-          <w:b/>
-          <w:bCs/>
-          <w:color w:val="1F1F1F"/>
-          <w:sz w:val="36"/>
-          <w:szCs w:val="36"/>
-          <w:bdr w:val="none" w:sz="0" w:space="0" w:color="auto" w:frame="1"/>
-          <w:lang w:eastAsia="pt-BR"/>
-        </w:rPr>
-        <w:t>Endereço:</w:t>
-      </w:r>
-      <w:r>
-        <w:rPr>
-          <w:rFonts w:eastAsia="Times New Roman" w:cstheme="minorHAnsi"/>
-          <w:color w:val="1F1F1F"/>
-          <w:sz w:val="36"/>
-          <w:szCs w:val="36"/>
-          <w:bdr w:val="none" w:sz="0" w:space="0" w:color="auto" w:frame="1"/>
-          <w:lang w:eastAsia="pt-BR"/>
-        </w:rPr>
-        <w:t xml:space="preserve"> Av. João </w:t>
-      </w:r>
-      <w:proofErr w:type="spellStart"/>
-      <w:r>
-        <w:rPr>
-          <w:rFonts w:eastAsia="Times New Roman" w:cstheme="minorHAnsi"/>
-          <w:color w:val="1F1F1F"/>
-          <w:sz w:val="36"/>
-          <w:szCs w:val="36"/>
-          <w:bdr w:val="none" w:sz="0" w:space="0" w:color="auto" w:frame="1"/>
-          <w:lang w:eastAsia="pt-BR"/>
-        </w:rPr>
-        <w:t>Flauzino</w:t>
-      </w:r>
-      <w:proofErr w:type="spellEnd"/>
-      <w:r>
-        <w:rPr>
-          <w:rFonts w:eastAsia="Times New Roman" w:cstheme="minorHAnsi"/>
-          <w:color w:val="1F1F1F"/>
-          <w:sz w:val="36"/>
-          <w:szCs w:val="36"/>
-          <w:bdr w:val="none" w:sz="0" w:space="0" w:color="auto" w:frame="1"/>
-          <w:lang w:eastAsia="pt-BR"/>
-        </w:rPr>
-        <w:t xml:space="preserve"> Barbosa, 139, Parque Prefeito Lourival José de Almeida, Cândido Mota - SP, CEP 19.885-554.</w:t>
-      </w:r>
-    </w:p>
-    <w:p>
-      <w:pPr>
-        <w:numPr>
-          <w:ilvl w:val="0"/>
-          <w:numId w:val="7"/>
-        </w:numPr>
-        <w:tabs>
-          <w:tab w:val="clear" w:pos="720"/>
-          <w:tab w:val="num" w:pos="0"/>
-        </w:tabs>
-        <w:spacing w:before="100" w:beforeAutospacing="1" w:after="0" w:line="240" w:lineRule="auto"/>
-        <w:ind w:left="0" w:firstLine="0"/>
-        <w:jc w:val="both"/>
-        <w:rPr>
-          <w:rFonts w:eastAsia="Times New Roman" w:cstheme="minorHAnsi"/>
-          <w:color w:val="1F1F1F"/>
-          <w:sz w:val="36"/>
-          <w:szCs w:val="36"/>
-          <w:lang w:eastAsia="pt-BR"/>
-        </w:rPr>
-      </w:pPr>
+      <w:bookmarkStart w:id="0" w:name="_GoBack"/>
+      <w:bookmarkEnd w:id="0"/>
       <w:r>
         <w:rPr>
           <w:rFonts w:eastAsia="Times New Roman" w:cstheme="minorHAnsi"/>
@@ -1291,7 +1223,6 @@
           <w:szCs w:val="36"/>
           <w:lang w:eastAsia="pt-BR"/>
         </w:rPr>
-        <w:lastRenderedPageBreak/>
         <w:pict w14:anchorId="5D114D34">
           <v:rect id="_x0000_i1027" style="width:0;height:1.5pt" o:hralign="center" o:hrstd="t" o:hrnoshade="t" o:hr="t" fillcolor="gray" stroked="f"/>
         </w:pict>
@@ -1345,6 +1276,7 @@
           <w:szCs w:val="36"/>
           <w:lang w:eastAsia="pt-BR"/>
         </w:rPr>
+        <w:lastRenderedPageBreak/>
         <w:t>As tecnologias selecionadas visam atender a escalabilidade, segurança e gratuidade de hospedagem para a fase de testes:</w:t>
       </w:r>
     </w:p>
@@ -2011,6 +1943,430 @@
           <w:szCs w:val="32"/>
         </w:rPr>
       </w:pPr>
+    </w:p>
+    <w:p>
+      <w:pPr>
+        <w:rPr>
+          <w:sz w:val="36"/>
+          <w:szCs w:val="36"/>
+        </w:rPr>
+      </w:pPr>
+      <w:r>
+        <w:rPr>
+          <w:sz w:val="36"/>
+          <w:szCs w:val="36"/>
+        </w:rPr>
+        <w:t xml:space="preserve">*Calendário de trabalho* </w:t>
+      </w:r>
+      <w:r>
+        <w:rPr>
+          <w:sz w:val="36"/>
+          <w:szCs w:val="36"/>
+        </w:rPr>
+        <w:br/>
+      </w:r>
+      <w:r>
+        <w:rPr>
+          <w:sz w:val="36"/>
+          <w:szCs w:val="36"/>
+        </w:rPr>
+        <w:t xml:space="preserve">*Semana 1 - 09/03 á 16/03* </w:t>
+      </w:r>
+    </w:p>
+    <w:p>
+      <w:pPr>
+        <w:rPr>
+          <w:sz w:val="36"/>
+          <w:szCs w:val="36"/>
+        </w:rPr>
+      </w:pPr>
+      <w:r>
+        <w:rPr>
+          <w:sz w:val="36"/>
+          <w:szCs w:val="36"/>
+        </w:rPr>
+        <w:t xml:space="preserve">- Captação de cliente </w:t>
+      </w:r>
+    </w:p>
+    <w:p>
+      <w:pPr>
+        <w:rPr>
+          <w:sz w:val="36"/>
+          <w:szCs w:val="36"/>
+        </w:rPr>
+      </w:pPr>
+      <w:r>
+        <w:rPr>
+          <w:sz w:val="36"/>
+          <w:szCs w:val="36"/>
+        </w:rPr>
+        <w:t xml:space="preserve">- Identificação de tecnologia necessária para o sistema </w:t>
+      </w:r>
+    </w:p>
+    <w:p>
+      <w:pPr>
+        <w:rPr>
+          <w:sz w:val="36"/>
+          <w:szCs w:val="36"/>
+        </w:rPr>
+      </w:pPr>
+      <w:r>
+        <w:rPr>
+          <w:sz w:val="36"/>
+          <w:szCs w:val="36"/>
+        </w:rPr>
+        <w:t xml:space="preserve">- </w:t>
+      </w:r>
+      <w:r>
+        <w:rPr>
+          <w:sz w:val="36"/>
+          <w:szCs w:val="36"/>
+        </w:rPr>
+        <w:t xml:space="preserve">Definição de </w:t>
+      </w:r>
+      <w:r>
+        <w:rPr>
+          <w:sz w:val="36"/>
+          <w:szCs w:val="36"/>
+        </w:rPr>
+        <w:t xml:space="preserve">Tipo de sistema </w:t>
+      </w:r>
+    </w:p>
+    <w:p>
+      <w:pPr>
+        <w:rPr>
+          <w:sz w:val="36"/>
+          <w:szCs w:val="36"/>
+        </w:rPr>
+      </w:pPr>
+      <w:r>
+        <w:rPr>
+          <w:sz w:val="36"/>
+          <w:szCs w:val="36"/>
+        </w:rPr>
+        <w:t>- Definição de equipe/integrantes</w:t>
+      </w:r>
+    </w:p>
+    <w:p>
+      <w:pPr>
+        <w:rPr>
+          <w:sz w:val="36"/>
+          <w:szCs w:val="36"/>
+        </w:rPr>
+      </w:pPr>
+    </w:p>
+    <w:p>
+      <w:pPr>
+        <w:rPr>
+          <w:sz w:val="36"/>
+          <w:szCs w:val="36"/>
+        </w:rPr>
+      </w:pPr>
+      <w:r>
+        <w:rPr>
+          <w:sz w:val="36"/>
+          <w:szCs w:val="36"/>
+        </w:rPr>
+        <w:t xml:space="preserve">*Semana 2 - 16/03 á 23/03* </w:t>
+      </w:r>
+    </w:p>
+    <w:p>
+      <w:pPr>
+        <w:rPr>
+          <w:sz w:val="36"/>
+          <w:szCs w:val="36"/>
+        </w:rPr>
+      </w:pPr>
+      <w:r>
+        <w:rPr>
+          <w:sz w:val="36"/>
+          <w:szCs w:val="36"/>
+        </w:rPr>
+        <w:t xml:space="preserve">- Levantamento de Requisitos do sistema </w:t>
+      </w:r>
+    </w:p>
+    <w:p>
+      <w:pPr>
+        <w:rPr>
+          <w:sz w:val="36"/>
+          <w:szCs w:val="36"/>
+        </w:rPr>
+      </w:pPr>
+      <w:r>
+        <w:rPr>
+          <w:sz w:val="36"/>
+          <w:szCs w:val="36"/>
+        </w:rPr>
+        <w:t xml:space="preserve">- Entrevista com o cliente para avaliar necessidade </w:t>
+      </w:r>
+    </w:p>
+    <w:p>
+      <w:pPr>
+        <w:rPr>
+          <w:sz w:val="36"/>
+          <w:szCs w:val="36"/>
+        </w:rPr>
+      </w:pPr>
+    </w:p>
+    <w:p>
+      <w:pPr>
+        <w:rPr>
+          <w:sz w:val="36"/>
+          <w:szCs w:val="36"/>
+        </w:rPr>
+      </w:pPr>
+      <w:r>
+        <w:rPr>
+          <w:sz w:val="36"/>
+          <w:szCs w:val="36"/>
+        </w:rPr>
+        <w:t xml:space="preserve">*Semana 3 - 23/03 á 30/03* </w:t>
+      </w:r>
+    </w:p>
+    <w:p>
+      <w:pPr>
+        <w:rPr>
+          <w:sz w:val="36"/>
+          <w:szCs w:val="36"/>
+        </w:rPr>
+      </w:pPr>
+      <w:r>
+        <w:rPr>
+          <w:sz w:val="36"/>
+          <w:szCs w:val="36"/>
+        </w:rPr>
+        <w:t xml:space="preserve">- Mapa mental do software </w:t>
+      </w:r>
+    </w:p>
+    <w:p>
+      <w:pPr>
+        <w:rPr>
+          <w:sz w:val="36"/>
+          <w:szCs w:val="36"/>
+        </w:rPr>
+      </w:pPr>
+    </w:p>
+    <w:p>
+      <w:pPr>
+        <w:rPr>
+          <w:sz w:val="36"/>
+          <w:szCs w:val="36"/>
+        </w:rPr>
+      </w:pPr>
+      <w:r>
+        <w:rPr>
+          <w:sz w:val="36"/>
+          <w:szCs w:val="36"/>
+        </w:rPr>
+        <w:t xml:space="preserve">*Semana 4 - 30/03 á 06/04* </w:t>
+      </w:r>
+    </w:p>
+    <w:p>
+      <w:pPr>
+        <w:rPr>
+          <w:sz w:val="36"/>
+          <w:szCs w:val="36"/>
+        </w:rPr>
+      </w:pPr>
+      <w:r>
+        <w:rPr>
+          <w:sz w:val="36"/>
+          <w:szCs w:val="36"/>
+        </w:rPr>
+        <w:t xml:space="preserve">- Criação de paradigma </w:t>
+      </w:r>
+    </w:p>
+    <w:p>
+      <w:pPr>
+        <w:rPr>
+          <w:sz w:val="36"/>
+          <w:szCs w:val="36"/>
+        </w:rPr>
+      </w:pPr>
+      <w:r>
+        <w:rPr>
+          <w:sz w:val="36"/>
+          <w:szCs w:val="36"/>
+        </w:rPr>
+        <w:t xml:space="preserve">- Diagrama de casos de uso </w:t>
+      </w:r>
+    </w:p>
+    <w:p>
+      <w:pPr>
+        <w:rPr>
+          <w:sz w:val="36"/>
+          <w:szCs w:val="36"/>
+        </w:rPr>
+      </w:pPr>
+    </w:p>
+    <w:p>
+      <w:pPr>
+        <w:rPr>
+          <w:sz w:val="36"/>
+          <w:szCs w:val="36"/>
+        </w:rPr>
+      </w:pPr>
+      <w:r>
+        <w:rPr>
+          <w:sz w:val="36"/>
+          <w:szCs w:val="36"/>
+        </w:rPr>
+        <w:t xml:space="preserve">*Semana 5 - 06/04 á 13/04* </w:t>
+      </w:r>
+    </w:p>
+    <w:p>
+      <w:pPr>
+        <w:rPr>
+          <w:sz w:val="36"/>
+          <w:szCs w:val="36"/>
+        </w:rPr>
+      </w:pPr>
+      <w:r>
+        <w:rPr>
+          <w:sz w:val="36"/>
+          <w:szCs w:val="36"/>
+        </w:rPr>
+        <w:t xml:space="preserve">- Diagrama de casos de uso </w:t>
+      </w:r>
+    </w:p>
+    <w:p>
+      <w:pPr>
+        <w:rPr>
+          <w:sz w:val="36"/>
+          <w:szCs w:val="36"/>
+        </w:rPr>
+      </w:pPr>
+      <w:r>
+        <w:rPr>
+          <w:sz w:val="36"/>
+          <w:szCs w:val="36"/>
+        </w:rPr>
+        <w:t>- Especificação dos casos de uso</w:t>
+      </w:r>
+    </w:p>
+    <w:p>
+      <w:pPr>
+        <w:rPr>
+          <w:sz w:val="36"/>
+          <w:szCs w:val="36"/>
+        </w:rPr>
+      </w:pPr>
+      <w:r>
+        <w:rPr>
+          <w:sz w:val="36"/>
+          <w:szCs w:val="36"/>
+        </w:rPr>
+        <w:t xml:space="preserve"> </w:t>
+      </w:r>
+    </w:p>
+    <w:p>
+      <w:pPr>
+        <w:rPr>
+          <w:sz w:val="36"/>
+          <w:szCs w:val="36"/>
+        </w:rPr>
+      </w:pPr>
+      <w:r>
+        <w:rPr>
+          <w:sz w:val="36"/>
+          <w:szCs w:val="36"/>
+        </w:rPr>
+        <w:t xml:space="preserve">*Semana 6 - 13/04 á 20/04* </w:t>
+      </w:r>
+    </w:p>
+    <w:p>
+      <w:pPr>
+        <w:rPr>
+          <w:sz w:val="36"/>
+          <w:szCs w:val="36"/>
+        </w:rPr>
+      </w:pPr>
+      <w:r>
+        <w:rPr>
+          <w:sz w:val="36"/>
+          <w:szCs w:val="36"/>
+        </w:rPr>
+        <w:t xml:space="preserve">- Especificação dos casos de uso - Modelagem do banco de dados </w:t>
+      </w:r>
+    </w:p>
+    <w:p>
+      <w:pPr>
+        <w:rPr>
+          <w:sz w:val="36"/>
+          <w:szCs w:val="36"/>
+        </w:rPr>
+      </w:pPr>
+    </w:p>
+    <w:p>
+      <w:pPr>
+        <w:rPr>
+          <w:sz w:val="36"/>
+          <w:szCs w:val="36"/>
+        </w:rPr>
+      </w:pPr>
+      <w:r>
+        <w:rPr>
+          <w:sz w:val="36"/>
+          <w:szCs w:val="36"/>
+        </w:rPr>
+        <w:t xml:space="preserve">*Semana </w:t>
+      </w:r>
+      <w:proofErr w:type="gramStart"/>
+      <w:r>
+        <w:rPr>
+          <w:sz w:val="36"/>
+          <w:szCs w:val="36"/>
+        </w:rPr>
+        <w:t>7</w:t>
+      </w:r>
+      <w:proofErr w:type="gramEnd"/>
+      <w:r>
+        <w:rPr>
+          <w:sz w:val="36"/>
+          <w:szCs w:val="36"/>
+        </w:rPr>
+        <w:t xml:space="preserve">... - 20/04 </w:t>
+      </w:r>
+      <w:proofErr w:type="gramStart"/>
+      <w:r>
+        <w:rPr>
+          <w:sz w:val="36"/>
+          <w:szCs w:val="36"/>
+        </w:rPr>
+        <w:t>á ...</w:t>
+      </w:r>
+      <w:proofErr w:type="gramEnd"/>
+      <w:r>
+        <w:rPr>
+          <w:sz w:val="36"/>
+          <w:szCs w:val="36"/>
+        </w:rPr>
+        <w:t xml:space="preserve">* </w:t>
+      </w:r>
+    </w:p>
+    <w:p>
+      <w:pPr>
+        <w:rPr>
+          <w:sz w:val="36"/>
+          <w:szCs w:val="36"/>
+        </w:rPr>
+      </w:pPr>
+      <w:r>
+        <w:rPr>
+          <w:sz w:val="36"/>
+          <w:szCs w:val="36"/>
+        </w:rPr>
+        <w:t>- Implementação do sistema (Programação, testes de segurança e uso com o usuário</w:t>
+      </w:r>
+      <w:proofErr w:type="gramStart"/>
+      <w:r>
+        <w:rPr>
+          <w:sz w:val="36"/>
+          <w:szCs w:val="36"/>
+        </w:rPr>
+        <w:t>)</w:t>
+      </w:r>
+      <w:proofErr w:type="gramEnd"/>
     </w:p>
     <w:p>
       <w:pPr>
@@ -2143,7 +2499,7 @@
         <w:noProof/>
         <w:color w:val="4472C4" w:themeColor="accent1"/>
       </w:rPr>
-      <w:t>3</w:t>
+      <w:t>2</w:t>
     </w:r>
     <w:r>
       <w:rPr>
@@ -2180,7 +2536,7 @@
         <w:noProof/>
         <w:color w:val="4472C4" w:themeColor="accent1"/>
       </w:rPr>
-      <w:t>3</w:t>
+      <w:t>4</w:t>
     </w:r>
     <w:r>
       <w:rPr>
@@ -4767,7 +5123,7 @@
 </file>
 
 <file path=customXml/itemProps1.xml><?xml version="1.0" encoding="utf-8"?>
-<ds:datastoreItem xmlns:ds="http://schemas.openxmlformats.org/officeDocument/2006/customXml" ds:itemID="{305CA421-AD46-434D-B917-EE0D666EDE7B}">
+<ds:datastoreItem xmlns:ds="http://schemas.openxmlformats.org/officeDocument/2006/customXml" ds:itemID="{27DF79F4-8D82-4C58-AB8E-3022EE37137D}">
   <ds:schemaRefs>
     <ds:schemaRef ds:uri="http://schemas.openxmlformats.org/officeDocument/2006/bibliography"/>
   </ds:schemaRefs>

--- a/Projeto de Engenharia de Software (Documentação).docx
+++ b/Projeto de Engenharia de Software (Documentação).docx
@@ -923,8 +923,6 @@
           <w:lang w:eastAsia="pt-BR"/>
         </w:rPr>
       </w:pPr>
-      <w:bookmarkStart w:id="0" w:name="_GoBack"/>
-      <w:bookmarkEnd w:id="0"/>
       <w:r>
         <w:rPr>
           <w:rFonts w:eastAsia="Times New Roman" w:cstheme="minorHAnsi"/>
@@ -1891,8 +1889,31 @@
           <w:szCs w:val="36"/>
           <w:lang w:eastAsia="pt-BR"/>
         </w:rPr>
-        <w:t>: Entrevistas ou simulação de necessidades da Cleonice.</w:t>
-      </w:r>
+        <w:t>: Entrevistas ou simulação de necessidades da Cleonice</w:t>
+      </w:r>
+      <w:r>
+        <w:rPr>
+          <w:rFonts w:eastAsia="Times New Roman" w:cstheme="minorHAnsi"/>
+          <w:color w:val="1F1F1F"/>
+          <w:sz w:val="36"/>
+          <w:szCs w:val="36"/>
+          <w:lang w:eastAsia="pt-BR"/>
+        </w:rPr>
+        <w:t xml:space="preserve"> (Cliente)</w:t>
+      </w:r>
+      <w:bookmarkStart w:id="0" w:name="_GoBack"/>
+      <w:bookmarkEnd w:id="0"/>
+      <w:r>
+        <w:rPr>
+          <w:rFonts w:eastAsia="Times New Roman" w:cstheme="minorHAnsi"/>
+          <w:color w:val="1F1F1F"/>
+          <w:sz w:val="36"/>
+          <w:szCs w:val="36"/>
+          <w:lang w:eastAsia="pt-BR"/>
+        </w:rPr>
+        <w:t>.</w:t>
+      </w:r>
+      <w:proofErr w:type="gramStart"/>
     </w:p>
     <w:p>
       <w:pPr>
@@ -1911,6 +1932,7 @@
           <w:lang w:eastAsia="pt-BR"/>
         </w:rPr>
       </w:pPr>
+      <w:proofErr w:type="gramEnd"/>
       <w:r>
         <w:rPr>
           <w:rFonts w:eastAsia="Times New Roman" w:cstheme="minorHAnsi"/>
@@ -2370,16 +2392,2743 @@
     </w:p>
     <w:p>
       <w:pPr>
-        <w:jc w:val="center"/>
+        <w:rPr>
+          <w:sz w:val="36"/>
+          <w:szCs w:val="36"/>
+        </w:rPr>
+      </w:pPr>
+      <w:r>
+        <w:rPr>
+          <w:sz w:val="36"/>
+          <w:szCs w:val="36"/>
+        </w:rPr>
+        <w:br w:type="page"/>
+      </w:r>
+    </w:p>
+    <w:p>
+      <w:pPr>
+        <w:spacing w:before="100" w:beforeAutospacing="1" w:after="120" w:line="240" w:lineRule="auto"/>
+        <w:jc w:val="both"/>
+        <w:outlineLvl w:val="1"/>
+        <w:rPr>
+          <w:rFonts w:eastAsia="Times New Roman" w:cstheme="minorHAnsi"/>
+          <w:b/>
+          <w:bCs/>
+          <w:color w:val="1F1F1F"/>
+          <w:sz w:val="36"/>
+          <w:szCs w:val="36"/>
+          <w:lang w:eastAsia="pt-BR"/>
+        </w:rPr>
+      </w:pPr>
+      <w:r>
+        <w:rPr>
+          <w:rFonts w:ascii="Segoe UI Symbol" w:eastAsia="Times New Roman" w:hAnsi="Segoe UI Symbol" w:cs="Segoe UI Symbol"/>
+          <w:b/>
+          <w:bCs/>
+          <w:color w:val="1F1F1F"/>
+          <w:sz w:val="36"/>
+          <w:szCs w:val="36"/>
+          <w:lang w:eastAsia="pt-BR"/>
+        </w:rPr>
+        <w:lastRenderedPageBreak/>
+        <w:t>📄</w:t>
+      </w:r>
+      <w:r>
+        <w:rPr>
+          <w:rFonts w:eastAsia="Times New Roman" w:cstheme="minorHAnsi"/>
+          <w:b/>
+          <w:bCs/>
+          <w:color w:val="1F1F1F"/>
+          <w:sz w:val="36"/>
+          <w:szCs w:val="36"/>
+          <w:lang w:eastAsia="pt-BR"/>
+        </w:rPr>
+        <w:t xml:space="preserve"> Documento de Concepção de Software (</w:t>
+      </w:r>
+      <w:r>
+        <w:rPr>
+          <w:rFonts w:eastAsia="Times New Roman" w:cstheme="minorHAnsi"/>
+          <w:b/>
+          <w:bCs/>
+          <w:color w:val="1F1F1F"/>
+          <w:sz w:val="36"/>
+          <w:szCs w:val="36"/>
+          <w:lang w:eastAsia="pt-BR"/>
+        </w:rPr>
+        <w:t>Semana</w:t>
+      </w:r>
+      <w:r>
+        <w:rPr>
+          <w:rFonts w:eastAsia="Times New Roman" w:cstheme="minorHAnsi"/>
+          <w:b/>
+          <w:bCs/>
+          <w:color w:val="1F1F1F"/>
+          <w:sz w:val="36"/>
+          <w:szCs w:val="36"/>
+          <w:lang w:eastAsia="pt-BR"/>
+        </w:rPr>
+        <w:t xml:space="preserve"> 2 – 16/03 á 23</w:t>
+      </w:r>
+      <w:r>
+        <w:rPr>
+          <w:rFonts w:eastAsia="Times New Roman" w:cstheme="minorHAnsi"/>
+          <w:b/>
+          <w:bCs/>
+          <w:color w:val="1F1F1F"/>
+          <w:sz w:val="36"/>
+          <w:szCs w:val="36"/>
+          <w:lang w:eastAsia="pt-BR"/>
+        </w:rPr>
+        <w:t>/03</w:t>
+      </w:r>
+      <w:r>
+        <w:rPr>
+          <w:rFonts w:eastAsia="Times New Roman" w:cstheme="minorHAnsi"/>
+          <w:b/>
+          <w:bCs/>
+          <w:color w:val="1F1F1F"/>
+          <w:sz w:val="36"/>
+          <w:szCs w:val="36"/>
+          <w:lang w:eastAsia="pt-BR"/>
+        </w:rPr>
+        <w:t>)</w:t>
+      </w:r>
+    </w:p>
+    <w:p>
+      <w:pPr>
+        <w:pStyle w:val="Legenda"/>
+        <w:rPr>
+          <w:rFonts w:cstheme="minorHAnsi"/>
+          <w:sz w:val="36"/>
+          <w:szCs w:val="36"/>
+        </w:rPr>
+      </w:pPr>
+      <w:r>
+        <w:rPr>
+          <w:rFonts w:cstheme="minorHAnsi"/>
+          <w:sz w:val="36"/>
+          <w:szCs w:val="36"/>
+        </w:rPr>
+        <w:t>Levantamento de Requisitos: Sistema de Vendas para Artesanato e Bordados</w:t>
+      </w:r>
+    </w:p>
+    <w:p>
+      <w:pPr>
+        <w:rPr>
+          <w:rFonts w:cstheme="minorHAnsi"/>
+          <w:b/>
+          <w:bCs/>
+          <w:sz w:val="36"/>
+          <w:szCs w:val="36"/>
+        </w:rPr>
+      </w:pPr>
+      <w:r>
+        <w:rPr>
+          <w:rFonts w:cstheme="minorHAnsi"/>
+          <w:b/>
+          <w:bCs/>
+          <w:sz w:val="36"/>
+          <w:szCs w:val="36"/>
+        </w:rPr>
+        <w:t>1. Visão Geral</w:t>
+      </w:r>
+    </w:p>
+    <w:p>
+      <w:pPr>
+        <w:jc w:val="both"/>
+        <w:rPr>
+          <w:rFonts w:cstheme="minorHAnsi"/>
+          <w:sz w:val="36"/>
+          <w:szCs w:val="36"/>
+        </w:rPr>
+      </w:pPr>
+      <w:r>
+        <w:rPr>
+          <w:rFonts w:cstheme="minorHAnsi"/>
+          <w:sz w:val="36"/>
+          <w:szCs w:val="36"/>
+        </w:rPr>
+        <w:t xml:space="preserve">O sistema visa automatizar os processos de uma unidade de produção artesanal, cobrindo desde a gestão de insumos e produção </w:t>
+      </w:r>
+      <w:proofErr w:type="gramStart"/>
+      <w:r>
+        <w:rPr>
+          <w:rFonts w:cstheme="minorHAnsi"/>
+          <w:sz w:val="36"/>
+          <w:szCs w:val="36"/>
+        </w:rPr>
+        <w:t>sob encomenda</w:t>
+      </w:r>
+      <w:proofErr w:type="gramEnd"/>
+      <w:r>
+        <w:rPr>
+          <w:rFonts w:cstheme="minorHAnsi"/>
+          <w:sz w:val="36"/>
+          <w:szCs w:val="36"/>
+        </w:rPr>
+        <w:t xml:space="preserve"> até a venda final e controle financeiro, garantindo a segurança dos dados dos clientes.</w:t>
+      </w:r>
+    </w:p>
+    <w:p>
+      <w:pPr>
+        <w:rPr>
+          <w:rFonts w:cstheme="minorHAnsi"/>
+          <w:b/>
+          <w:bCs/>
+          <w:sz w:val="36"/>
+          <w:szCs w:val="36"/>
+        </w:rPr>
+      </w:pPr>
+      <w:r>
+        <w:rPr>
+          <w:rFonts w:cstheme="minorHAnsi"/>
+          <w:b/>
+          <w:bCs/>
+          <w:sz w:val="36"/>
+          <w:szCs w:val="36"/>
+        </w:rPr>
+        <w:t>2. Requisitos Funcionais (RF)</w:t>
+      </w:r>
+    </w:p>
+    <w:p>
+      <w:pPr>
+        <w:rPr>
+          <w:rFonts w:cstheme="minorHAnsi"/>
+          <w:sz w:val="36"/>
+          <w:szCs w:val="36"/>
+        </w:rPr>
+      </w:pPr>
+      <w:r>
+        <w:rPr>
+          <w:rFonts w:cstheme="minorHAnsi"/>
+          <w:sz w:val="36"/>
+          <w:szCs w:val="36"/>
+        </w:rPr>
+        <w:t>Os requisitos funcionais descrevem as funcionalidades que o sistema deve oferecer.</w:t>
+      </w:r>
+    </w:p>
+    <w:p>
+      <w:pPr>
+        <w:numPr>
+          <w:ilvl w:val="0"/>
+          <w:numId w:val="10"/>
+        </w:numPr>
+        <w:suppressAutoHyphens/>
+        <w:rPr>
+          <w:rFonts w:cstheme="minorHAnsi"/>
+          <w:sz w:val="36"/>
+          <w:szCs w:val="36"/>
+        </w:rPr>
+      </w:pPr>
+      <w:r>
+        <w:rPr>
+          <w:rFonts w:cstheme="minorHAnsi"/>
+          <w:b/>
+          <w:bCs/>
+          <w:sz w:val="36"/>
+          <w:szCs w:val="36"/>
+        </w:rPr>
+        <w:t>RF01 - Gestão de Estoque Híbrido:</w:t>
+      </w:r>
+    </w:p>
+    <w:p>
+      <w:pPr>
+        <w:numPr>
+          <w:ilvl w:val="1"/>
+          <w:numId w:val="10"/>
+        </w:numPr>
+        <w:suppressAutoHyphens/>
+        <w:rPr>
+          <w:rFonts w:cstheme="minorHAnsi"/>
+          <w:sz w:val="36"/>
+          <w:szCs w:val="36"/>
+        </w:rPr>
+      </w:pPr>
+      <w:r>
+        <w:rPr>
+          <w:rFonts w:cstheme="minorHAnsi"/>
+          <w:sz w:val="36"/>
+          <w:szCs w:val="36"/>
+        </w:rPr>
+        <w:t xml:space="preserve">Controle de </w:t>
+      </w:r>
+      <w:r>
+        <w:rPr>
+          <w:rFonts w:cstheme="minorHAnsi"/>
+          <w:b/>
+          <w:bCs/>
+          <w:sz w:val="36"/>
+          <w:szCs w:val="36"/>
+        </w:rPr>
+        <w:t>Insumos</w:t>
+      </w:r>
+      <w:r>
+        <w:rPr>
+          <w:rFonts w:cstheme="minorHAnsi"/>
+          <w:sz w:val="36"/>
+          <w:szCs w:val="36"/>
+        </w:rPr>
+        <w:t xml:space="preserve"> (linhas, tecidos, bastidores).</w:t>
+      </w:r>
+    </w:p>
+    <w:p>
+      <w:pPr>
+        <w:numPr>
+          <w:ilvl w:val="1"/>
+          <w:numId w:val="10"/>
+        </w:numPr>
+        <w:suppressAutoHyphens/>
+        <w:rPr>
+          <w:rFonts w:cstheme="minorHAnsi"/>
+          <w:sz w:val="36"/>
+          <w:szCs w:val="36"/>
+        </w:rPr>
+      </w:pPr>
+      <w:r>
+        <w:rPr>
+          <w:rFonts w:cstheme="minorHAnsi"/>
+          <w:sz w:val="36"/>
+          <w:szCs w:val="36"/>
+        </w:rPr>
+        <w:t xml:space="preserve">Controle de </w:t>
+      </w:r>
+      <w:r>
+        <w:rPr>
+          <w:rFonts w:cstheme="minorHAnsi"/>
+          <w:b/>
+          <w:bCs/>
+          <w:sz w:val="36"/>
+          <w:szCs w:val="36"/>
+        </w:rPr>
+        <w:t>Produtos Acabados</w:t>
+      </w:r>
+      <w:r>
+        <w:rPr>
+          <w:rFonts w:cstheme="minorHAnsi"/>
+          <w:sz w:val="36"/>
+          <w:szCs w:val="36"/>
+        </w:rPr>
+        <w:t xml:space="preserve"> (pronta entrega).</w:t>
+      </w:r>
+    </w:p>
+    <w:p>
+      <w:pPr>
+        <w:numPr>
+          <w:ilvl w:val="1"/>
+          <w:numId w:val="10"/>
+        </w:numPr>
+        <w:suppressAutoHyphens/>
+        <w:rPr>
+          <w:rFonts w:cstheme="minorHAnsi"/>
+          <w:sz w:val="36"/>
+          <w:szCs w:val="36"/>
+        </w:rPr>
+      </w:pPr>
+      <w:r>
+        <w:rPr>
+          <w:rFonts w:cstheme="minorHAnsi"/>
+          <w:sz w:val="36"/>
+          <w:szCs w:val="36"/>
+        </w:rPr>
+        <w:t>Alerta de nível crítico de Materiais (estoque mínimo e máximo).</w:t>
+      </w:r>
+    </w:p>
+    <w:p>
+      <w:pPr>
+        <w:numPr>
+          <w:ilvl w:val="0"/>
+          <w:numId w:val="10"/>
+        </w:numPr>
+        <w:suppressAutoHyphens/>
+        <w:rPr>
+          <w:rFonts w:cstheme="minorHAnsi"/>
+          <w:sz w:val="36"/>
+          <w:szCs w:val="36"/>
+        </w:rPr>
+      </w:pPr>
+      <w:r>
+        <w:rPr>
+          <w:rFonts w:cstheme="minorHAnsi"/>
+          <w:b/>
+          <w:bCs/>
+          <w:sz w:val="36"/>
+          <w:szCs w:val="36"/>
+        </w:rPr>
+        <w:t>RF02 - Cadastro e Gestão de Clientes (CRM):</w:t>
+      </w:r>
+    </w:p>
+    <w:p>
+      <w:pPr>
+        <w:numPr>
+          <w:ilvl w:val="1"/>
+          <w:numId w:val="10"/>
+        </w:numPr>
+        <w:suppressAutoHyphens/>
+        <w:rPr>
+          <w:rFonts w:cstheme="minorHAnsi"/>
+          <w:sz w:val="36"/>
+          <w:szCs w:val="36"/>
+        </w:rPr>
+      </w:pPr>
+      <w:r>
+        <w:rPr>
+          <w:rFonts w:cstheme="minorHAnsi"/>
+          <w:sz w:val="36"/>
+          <w:szCs w:val="36"/>
+        </w:rPr>
+        <w:t>Registro de dados pessoais e histórico de compras.</w:t>
+      </w:r>
+    </w:p>
+    <w:p>
+      <w:pPr>
+        <w:numPr>
+          <w:ilvl w:val="1"/>
+          <w:numId w:val="10"/>
+        </w:numPr>
+        <w:suppressAutoHyphens/>
+        <w:rPr>
+          <w:rFonts w:cstheme="minorHAnsi"/>
+          <w:sz w:val="36"/>
+          <w:szCs w:val="36"/>
+        </w:rPr>
+      </w:pPr>
+      <w:r>
+        <w:rPr>
+          <w:rFonts w:cstheme="minorHAnsi"/>
+          <w:sz w:val="36"/>
+          <w:szCs w:val="36"/>
+        </w:rPr>
+        <w:t>Gestão de preferências (estilos de bordado favoritos).</w:t>
+      </w:r>
+    </w:p>
+    <w:p>
+      <w:pPr>
+        <w:numPr>
+          <w:ilvl w:val="0"/>
+          <w:numId w:val="10"/>
+        </w:numPr>
+        <w:suppressAutoHyphens/>
+        <w:rPr>
+          <w:rFonts w:cstheme="minorHAnsi"/>
+          <w:sz w:val="36"/>
+          <w:szCs w:val="36"/>
+        </w:rPr>
+      </w:pPr>
+      <w:r>
+        <w:rPr>
+          <w:rFonts w:cstheme="minorHAnsi"/>
+          <w:b/>
+          <w:bCs/>
+          <w:sz w:val="36"/>
+          <w:szCs w:val="36"/>
+        </w:rPr>
+        <w:t>RF03 - Catálogo de Produtos e Precificação:</w:t>
+      </w:r>
+    </w:p>
+    <w:p>
+      <w:pPr>
+        <w:numPr>
+          <w:ilvl w:val="1"/>
+          <w:numId w:val="10"/>
+        </w:numPr>
+        <w:suppressAutoHyphens/>
+        <w:rPr>
+          <w:rFonts w:cstheme="minorHAnsi"/>
+          <w:sz w:val="36"/>
+          <w:szCs w:val="36"/>
+        </w:rPr>
+      </w:pPr>
+      <w:r>
+        <w:rPr>
+          <w:rFonts w:cstheme="minorHAnsi"/>
+          <w:sz w:val="36"/>
+          <w:szCs w:val="36"/>
+        </w:rPr>
+        <w:t>Cadastro com fotos e categorias.</w:t>
+      </w:r>
+    </w:p>
+    <w:p>
+      <w:pPr>
+        <w:numPr>
+          <w:ilvl w:val="1"/>
+          <w:numId w:val="10"/>
+        </w:numPr>
+        <w:suppressAutoHyphens/>
+        <w:rPr>
+          <w:rFonts w:cstheme="minorHAnsi"/>
+          <w:sz w:val="36"/>
+          <w:szCs w:val="36"/>
+        </w:rPr>
+      </w:pPr>
+      <w:r>
+        <w:rPr>
+          <w:rFonts w:cstheme="minorHAnsi"/>
+          <w:sz w:val="36"/>
+          <w:szCs w:val="36"/>
+        </w:rPr>
+        <w:t>Módulo de cálculo de preço (Custo Material + Mão de Obra + Margem).</w:t>
+      </w:r>
+    </w:p>
+    <w:p>
+      <w:pPr>
+        <w:numPr>
+          <w:ilvl w:val="0"/>
+          <w:numId w:val="10"/>
+        </w:numPr>
+        <w:suppressAutoHyphens/>
+        <w:rPr>
+          <w:rFonts w:cstheme="minorHAnsi"/>
+          <w:sz w:val="36"/>
+          <w:szCs w:val="36"/>
+        </w:rPr>
+      </w:pPr>
+      <w:r>
+        <w:rPr>
+          <w:rFonts w:cstheme="minorHAnsi"/>
+          <w:b/>
+          <w:bCs/>
+          <w:sz w:val="36"/>
+          <w:szCs w:val="36"/>
+        </w:rPr>
+        <w:t>RF04 - Gestão de Pedidos e Encomendas:</w:t>
+      </w:r>
+    </w:p>
+    <w:p>
+      <w:pPr>
+        <w:numPr>
+          <w:ilvl w:val="1"/>
+          <w:numId w:val="10"/>
+        </w:numPr>
+        <w:suppressAutoHyphens/>
+        <w:rPr>
+          <w:rFonts w:cstheme="minorHAnsi"/>
+          <w:sz w:val="36"/>
+          <w:szCs w:val="36"/>
+        </w:rPr>
+      </w:pPr>
+      <w:r>
+        <w:rPr>
+          <w:rFonts w:cstheme="minorHAnsi"/>
+          <w:sz w:val="36"/>
+          <w:szCs w:val="36"/>
+        </w:rPr>
+        <w:lastRenderedPageBreak/>
+        <w:t>Status de produção (Pendente, Em Produção, Finalizado, Entregue).</w:t>
+      </w:r>
+    </w:p>
+    <w:p>
+      <w:pPr>
+        <w:numPr>
+          <w:ilvl w:val="1"/>
+          <w:numId w:val="10"/>
+        </w:numPr>
+        <w:suppressAutoHyphens/>
+        <w:rPr>
+          <w:rFonts w:cstheme="minorHAnsi"/>
+          <w:sz w:val="36"/>
+          <w:szCs w:val="36"/>
+        </w:rPr>
+      </w:pPr>
+      <w:r>
+        <w:rPr>
+          <w:rFonts w:cstheme="minorHAnsi"/>
+          <w:sz w:val="36"/>
+          <w:szCs w:val="36"/>
+        </w:rPr>
+        <w:t>Registro de sinal/entrada (pagamentos parciais).</w:t>
+      </w:r>
+    </w:p>
+    <w:p>
+      <w:pPr>
+        <w:numPr>
+          <w:ilvl w:val="0"/>
+          <w:numId w:val="10"/>
+        </w:numPr>
+        <w:suppressAutoHyphens/>
+        <w:rPr>
+          <w:rFonts w:cstheme="minorHAnsi"/>
+          <w:sz w:val="36"/>
+          <w:szCs w:val="36"/>
+        </w:rPr>
+      </w:pPr>
+      <w:r>
+        <w:rPr>
+          <w:rFonts w:cstheme="minorHAnsi"/>
+          <w:b/>
+          <w:bCs/>
+          <w:sz w:val="36"/>
+          <w:szCs w:val="36"/>
+        </w:rPr>
+        <w:t>RF05 - Controle Financeiro:</w:t>
+      </w:r>
+    </w:p>
+    <w:p>
+      <w:pPr>
+        <w:numPr>
+          <w:ilvl w:val="1"/>
+          <w:numId w:val="10"/>
+        </w:numPr>
+        <w:suppressAutoHyphens/>
+        <w:rPr>
+          <w:rFonts w:cstheme="minorHAnsi"/>
+          <w:sz w:val="36"/>
+          <w:szCs w:val="36"/>
+        </w:rPr>
+      </w:pPr>
+      <w:r>
+        <w:rPr>
+          <w:rFonts w:cstheme="minorHAnsi"/>
+          <w:sz w:val="36"/>
+          <w:szCs w:val="36"/>
+        </w:rPr>
+        <w:t>Fluxo de caixa (Entradas e Saídas).</w:t>
+      </w:r>
+    </w:p>
+    <w:p>
+      <w:pPr>
+        <w:numPr>
+          <w:ilvl w:val="1"/>
+          <w:numId w:val="10"/>
+        </w:numPr>
+        <w:suppressAutoHyphens/>
+        <w:rPr>
+          <w:rFonts w:cstheme="minorHAnsi"/>
+          <w:sz w:val="36"/>
+          <w:szCs w:val="36"/>
+        </w:rPr>
+      </w:pPr>
+      <w:r>
+        <w:rPr>
+          <w:rFonts w:cstheme="minorHAnsi"/>
+          <w:sz w:val="36"/>
+          <w:szCs w:val="36"/>
+        </w:rPr>
+        <w:t>Gestão de contas a pagar (fornecedores) e a receber.</w:t>
+      </w:r>
+    </w:p>
+    <w:p>
+      <w:pPr>
+        <w:numPr>
+          <w:ilvl w:val="0"/>
+          <w:numId w:val="10"/>
+        </w:numPr>
+        <w:suppressAutoHyphens/>
+        <w:rPr>
+          <w:rFonts w:cstheme="minorHAnsi"/>
+          <w:sz w:val="36"/>
+          <w:szCs w:val="36"/>
+        </w:rPr>
+      </w:pPr>
+      <w:r>
+        <w:rPr>
+          <w:rFonts w:cstheme="minorHAnsi"/>
+          <w:b/>
+          <w:bCs/>
+          <w:sz w:val="36"/>
+          <w:szCs w:val="36"/>
+        </w:rPr>
+        <w:t>RF06 - Relatórios Gerenciais:</w:t>
+      </w:r>
+    </w:p>
+    <w:p>
+      <w:pPr>
+        <w:numPr>
+          <w:ilvl w:val="1"/>
+          <w:numId w:val="10"/>
+        </w:numPr>
+        <w:suppressAutoHyphens/>
+        <w:rPr>
+          <w:rFonts w:cstheme="minorHAnsi"/>
+          <w:sz w:val="36"/>
+          <w:szCs w:val="36"/>
+        </w:rPr>
+      </w:pPr>
+      <w:r>
+        <w:rPr>
+          <w:rFonts w:cstheme="minorHAnsi"/>
+          <w:sz w:val="36"/>
+          <w:szCs w:val="36"/>
+        </w:rPr>
+        <w:t>Vendas por período, ticket médio e produtos mais vendidos (Curva ABC).</w:t>
+      </w:r>
+    </w:p>
+    <w:p>
+      <w:pPr>
+        <w:numPr>
+          <w:ilvl w:val="1"/>
+          <w:numId w:val="10"/>
+        </w:numPr>
+        <w:suppressAutoHyphens/>
+        <w:rPr>
+          <w:rFonts w:cstheme="minorHAnsi"/>
+          <w:sz w:val="36"/>
+          <w:szCs w:val="36"/>
+        </w:rPr>
+      </w:pPr>
+      <w:r>
+        <w:rPr>
+          <w:rFonts w:cstheme="minorHAnsi"/>
+          <w:sz w:val="36"/>
+          <w:szCs w:val="36"/>
+        </w:rPr>
+        <w:t>Relatório de lucro líquido e despesas fixas.</w:t>
+      </w:r>
+    </w:p>
+    <w:p>
+      <w:pPr>
+        <w:numPr>
+          <w:ilvl w:val="0"/>
+          <w:numId w:val="10"/>
+        </w:numPr>
+        <w:suppressAutoHyphens/>
+        <w:rPr>
+          <w:rFonts w:cstheme="minorHAnsi"/>
+          <w:sz w:val="36"/>
+          <w:szCs w:val="36"/>
+        </w:rPr>
+      </w:pPr>
+      <w:r>
+        <w:rPr>
+          <w:rFonts w:cstheme="minorHAnsi"/>
+          <w:b/>
+          <w:bCs/>
+          <w:sz w:val="36"/>
+          <w:szCs w:val="36"/>
+        </w:rPr>
+        <w:t>RF07 - Gestão de Acessos:</w:t>
+      </w:r>
+    </w:p>
+    <w:p>
+      <w:pPr>
+        <w:numPr>
+          <w:ilvl w:val="1"/>
+          <w:numId w:val="10"/>
+        </w:numPr>
+        <w:suppressAutoHyphens/>
+        <w:rPr>
+          <w:rFonts w:cstheme="minorHAnsi"/>
+          <w:sz w:val="36"/>
+          <w:szCs w:val="36"/>
+        </w:rPr>
+      </w:pPr>
+      <w:r>
+        <w:rPr>
+          <w:rFonts w:cstheme="minorHAnsi"/>
+          <w:sz w:val="36"/>
+          <w:szCs w:val="36"/>
+        </w:rPr>
+        <w:t>Níveis de permissão distintos para Administrador e Operador.</w:t>
+      </w:r>
+    </w:p>
+    <w:p>
+      <w:pPr>
+        <w:rPr>
+          <w:rFonts w:cstheme="minorHAnsi"/>
+          <w:b/>
+          <w:bCs/>
+          <w:sz w:val="36"/>
+          <w:szCs w:val="36"/>
+        </w:rPr>
+      </w:pPr>
+      <w:r>
+        <w:rPr>
+          <w:rFonts w:cstheme="minorHAnsi"/>
+          <w:b/>
+          <w:bCs/>
+          <w:sz w:val="36"/>
+          <w:szCs w:val="36"/>
+        </w:rPr>
+        <w:t>3. Requisitos Não Funcionais (RNF)</w:t>
+      </w:r>
+    </w:p>
+    <w:p>
+      <w:pPr>
+        <w:rPr>
+          <w:rFonts w:cstheme="minorHAnsi"/>
+          <w:sz w:val="36"/>
+          <w:szCs w:val="36"/>
+        </w:rPr>
+      </w:pPr>
+      <w:r>
+        <w:rPr>
+          <w:rFonts w:cstheme="minorHAnsi"/>
+          <w:sz w:val="36"/>
+          <w:szCs w:val="36"/>
+        </w:rPr>
+        <w:t>Os requisitos não funcionais descrevem as qualidades e restrições do sistema.</w:t>
+      </w:r>
+    </w:p>
+    <w:p>
+      <w:pPr>
+        <w:numPr>
+          <w:ilvl w:val="0"/>
+          <w:numId w:val="11"/>
+        </w:numPr>
+        <w:suppressAutoHyphens/>
+        <w:rPr>
+          <w:rFonts w:cstheme="minorHAnsi"/>
+          <w:sz w:val="36"/>
+          <w:szCs w:val="36"/>
+        </w:rPr>
+      </w:pPr>
+      <w:r>
+        <w:rPr>
+          <w:rFonts w:cstheme="minorHAnsi"/>
+          <w:b/>
+          <w:bCs/>
+          <w:sz w:val="36"/>
+          <w:szCs w:val="36"/>
+        </w:rPr>
+        <w:t>RNF01 - Segurança e Privacidade:</w:t>
+      </w:r>
+      <w:r>
+        <w:rPr>
+          <w:rFonts w:cstheme="minorHAnsi"/>
+          <w:sz w:val="36"/>
+          <w:szCs w:val="36"/>
+        </w:rPr>
+        <w:t xml:space="preserve"> Criptografia de dados sensíveis e conformidade com as diretrizes da LGPD.</w:t>
+      </w:r>
+    </w:p>
+    <w:p>
+      <w:pPr>
+        <w:numPr>
+          <w:ilvl w:val="0"/>
+          <w:numId w:val="11"/>
+        </w:numPr>
+        <w:suppressAutoHyphens/>
+        <w:rPr>
+          <w:rFonts w:cstheme="minorHAnsi"/>
+          <w:sz w:val="36"/>
+          <w:szCs w:val="36"/>
+        </w:rPr>
+      </w:pPr>
+      <w:r>
+        <w:rPr>
+          <w:rFonts w:cstheme="minorHAnsi"/>
+          <w:b/>
+          <w:bCs/>
+          <w:sz w:val="36"/>
+          <w:szCs w:val="36"/>
+        </w:rPr>
+        <w:t>RNF02 - Usabilidade:</w:t>
+      </w:r>
+      <w:r>
+        <w:rPr>
+          <w:rFonts w:cstheme="minorHAnsi"/>
+          <w:sz w:val="36"/>
+          <w:szCs w:val="36"/>
+        </w:rPr>
+        <w:t xml:space="preserve"> Interface intuitiva (</w:t>
+      </w:r>
+      <w:proofErr w:type="spellStart"/>
+      <w:r>
+        <w:rPr>
+          <w:rFonts w:cstheme="minorHAnsi"/>
+          <w:sz w:val="36"/>
+          <w:szCs w:val="36"/>
+        </w:rPr>
+        <w:t>Dashboard</w:t>
+      </w:r>
+      <w:proofErr w:type="spellEnd"/>
+      <w:r>
+        <w:rPr>
+          <w:rFonts w:cstheme="minorHAnsi"/>
+          <w:sz w:val="36"/>
+          <w:szCs w:val="36"/>
+        </w:rPr>
+        <w:t>) com visualização rápida dos pedidos do dia.</w:t>
+      </w:r>
+    </w:p>
+    <w:p>
+      <w:pPr>
+        <w:numPr>
+          <w:ilvl w:val="0"/>
+          <w:numId w:val="11"/>
+        </w:numPr>
+        <w:suppressAutoHyphens/>
+        <w:rPr>
+          <w:rFonts w:cstheme="minorHAnsi"/>
+          <w:sz w:val="36"/>
+          <w:szCs w:val="36"/>
+        </w:rPr>
+      </w:pPr>
+      <w:r>
+        <w:rPr>
+          <w:rFonts w:cstheme="minorHAnsi"/>
+          <w:b/>
+          <w:bCs/>
+          <w:sz w:val="36"/>
+          <w:szCs w:val="36"/>
+        </w:rPr>
+        <w:t>RNF03 - Disponibilidade:</w:t>
+      </w:r>
+      <w:r>
+        <w:rPr>
+          <w:rFonts w:cstheme="minorHAnsi"/>
+          <w:sz w:val="36"/>
+          <w:szCs w:val="36"/>
+        </w:rPr>
+        <w:t xml:space="preserve"> O sistema deve permitir consulta rápida ao catálogo (Portfólio) para exibição a clientes.</w:t>
+      </w:r>
+    </w:p>
+    <w:p>
+      <w:pPr>
+        <w:rPr>
+          <w:rFonts w:cstheme="minorHAnsi"/>
+          <w:sz w:val="36"/>
+          <w:szCs w:val="36"/>
+        </w:rPr>
+      </w:pPr>
+      <w:r>
+        <w:rPr>
+          <w:rFonts w:cstheme="minorHAnsi"/>
+          <w:noProof/>
+          <w:sz w:val="36"/>
+          <w:szCs w:val="36"/>
+          <w:lang w:eastAsia="pt-BR"/>
+        </w:rPr>
+        <mc:AlternateContent>
+          <mc:Choice Requires="wps">
+            <w:drawing>
+              <wp:inline distT="0" distB="0" distL="0" distR="0" wp14:anchorId="4E23A1FE" wp14:editId="480A781F">
+                <wp:extent cx="5400040" cy="19050"/>
+                <wp:effectExtent l="0" t="0" r="0" b="0"/>
+                <wp:docPr id="2" name="Retângulo 2"/>
+                <wp:cNvGraphicFramePr/>
+                <a:graphic xmlns:a="http://schemas.openxmlformats.org/drawingml/2006/main">
+                  <a:graphicData uri="http://schemas.microsoft.com/office/word/2010/wordprocessingShape">
+                    <wps:wsp>
+                      <wps:cNvSpPr/>
+                      <wps:spPr>
+                        <a:xfrm>
+                          <a:off x="0" y="0"/>
+                          <a:ext cx="5400000" cy="19080"/>
+                        </a:xfrm>
+                        <a:prstGeom prst="rect">
+                          <a:avLst/>
+                        </a:prstGeom>
+                        <a:solidFill>
+                          <a:srgbClr val="808080"/>
+                        </a:solidFill>
+                        <a:ln w="0">
+                          <a:noFill/>
+                        </a:ln>
+                      </wps:spPr>
+                      <wps:bodyPr/>
+                    </wps:wsp>
+                  </a:graphicData>
+                </a:graphic>
+              </wp:inline>
+            </w:drawing>
+          </mc:Choice>
+          <mc:Fallback>
+            <w:pict>
+              <v:rect id="Retângulo 2" o:spid="_x0000_s1026" style="width:425.2pt;height:1.5pt;visibility:visible;mso-wrap-style:square;mso-left-percent:-10001;mso-top-percent:-10001;mso-position-horizontal:absolute;mso-position-horizontal-relative:char;mso-position-vertical:absolute;mso-position-vertical-relative:line;mso-left-percent:-10001;mso-top-percent:-10001;v-text-anchor:top" o:gfxdata="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" fillcolor="gray" stroked="f" strokeweight="0">
+                <w10:anchorlock/>
+              </v:rect>
+            </w:pict>
+          </mc:Fallback>
+        </mc:AlternateContent>
+      </w:r>
+    </w:p>
+    <w:p>
+      <w:pPr>
+        <w:rPr>
+          <w:rFonts w:cstheme="minorHAnsi"/>
+          <w:b/>
+          <w:bCs/>
+          <w:sz w:val="36"/>
+          <w:szCs w:val="36"/>
+        </w:rPr>
+      </w:pPr>
+      <w:r>
+        <w:rPr>
+          <w:rFonts w:cstheme="minorHAnsi"/>
+          <w:b/>
+          <w:bCs/>
+          <w:sz w:val="36"/>
+          <w:szCs w:val="36"/>
+        </w:rPr>
+        <w:t xml:space="preserve">Mapa Mental </w:t>
+      </w:r>
+      <w:r>
+        <w:rPr>
+          <w:rFonts w:cstheme="minorHAnsi"/>
+          <w:b/>
+          <w:bCs/>
+          <w:sz w:val="36"/>
+          <w:szCs w:val="36"/>
+        </w:rPr>
+        <w:t>– Em ramos</w:t>
+      </w:r>
+    </w:p>
+    <w:p>
+      <w:pPr>
+        <w:rPr>
+          <w:rFonts w:cstheme="minorHAnsi"/>
+          <w:b/>
+          <w:bCs/>
+          <w:sz w:val="36"/>
+          <w:szCs w:val="36"/>
+        </w:rPr>
+      </w:pPr>
+      <w:r>
+        <w:rPr>
+          <w:rFonts w:cstheme="minorHAnsi"/>
+          <w:b/>
+          <w:bCs/>
+          <w:sz w:val="36"/>
+          <w:szCs w:val="36"/>
+        </w:rPr>
+        <w:br w:type="page"/>
+      </w:r>
+    </w:p>
+    <w:p>
+      <w:pPr>
+        <w:rPr>
+          <w:rFonts w:cstheme="minorHAnsi"/>
+          <w:b/>
+          <w:bCs/>
+          <w:sz w:val="36"/>
+          <w:szCs w:val="36"/>
+        </w:rPr>
+      </w:pPr>
+      <w:r>
+        <w:rPr>
+          <w:rFonts w:cstheme="minorHAnsi"/>
+          <w:b/>
+          <w:bCs/>
+          <w:sz w:val="36"/>
+          <w:szCs w:val="36"/>
+        </w:rPr>
+        <w:lastRenderedPageBreak/>
+        <w:t>1</w:t>
+      </w:r>
+      <w:r>
+        <w:rPr>
+          <w:rFonts w:cstheme="minorHAnsi"/>
+          <w:b/>
+          <w:bCs/>
+          <w:sz w:val="36"/>
+          <w:szCs w:val="36"/>
+        </w:rPr>
+        <w:tab/>
+        <w:t>Produção e Estoque</w:t>
+      </w:r>
+    </w:p>
+    <w:p>
+      <w:pPr>
+        <w:rPr>
+          <w:rFonts w:cstheme="minorHAnsi"/>
+          <w:bCs/>
+          <w:sz w:val="36"/>
+          <w:szCs w:val="36"/>
+        </w:rPr>
+      </w:pPr>
+      <w:r>
+        <w:rPr>
+          <w:rFonts w:cstheme="minorHAnsi"/>
+          <w:bCs/>
+          <w:sz w:val="36"/>
+          <w:szCs w:val="36"/>
+        </w:rPr>
+        <w:t>1.1</w:t>
+      </w:r>
+      <w:r>
+        <w:rPr>
+          <w:rFonts w:cstheme="minorHAnsi"/>
+          <w:bCs/>
+          <w:sz w:val="36"/>
+          <w:szCs w:val="36"/>
+        </w:rPr>
+        <w:tab/>
+        <w:t>Matéria-prima (Insumos)</w:t>
+      </w:r>
+    </w:p>
+    <w:p>
+      <w:pPr>
+        <w:rPr>
+          <w:rFonts w:cstheme="minorHAnsi"/>
+          <w:bCs/>
+          <w:sz w:val="36"/>
+          <w:szCs w:val="36"/>
+        </w:rPr>
+      </w:pPr>
+      <w:r>
+        <w:rPr>
+          <w:rFonts w:cstheme="minorHAnsi"/>
+          <w:bCs/>
+          <w:sz w:val="36"/>
+          <w:szCs w:val="36"/>
+        </w:rPr>
+        <w:t>1.2</w:t>
+      </w:r>
+      <w:r>
+        <w:rPr>
+          <w:rFonts w:cstheme="minorHAnsi"/>
+          <w:bCs/>
+          <w:sz w:val="36"/>
+          <w:szCs w:val="36"/>
+        </w:rPr>
+        <w:tab/>
+        <w:t>Produtos Acabados</w:t>
+      </w:r>
+    </w:p>
+    <w:p>
+      <w:pPr>
+        <w:rPr>
+          <w:rFonts w:cstheme="minorHAnsi"/>
+          <w:bCs/>
+          <w:sz w:val="36"/>
+          <w:szCs w:val="36"/>
+        </w:rPr>
+      </w:pPr>
+      <w:r>
+        <w:rPr>
+          <w:rFonts w:cstheme="minorHAnsi"/>
+          <w:bCs/>
+          <w:sz w:val="36"/>
+          <w:szCs w:val="36"/>
+        </w:rPr>
+        <w:t>1.3</w:t>
+      </w:r>
+      <w:r>
+        <w:rPr>
+          <w:rFonts w:cstheme="minorHAnsi"/>
+          <w:bCs/>
+          <w:sz w:val="36"/>
+          <w:szCs w:val="36"/>
+        </w:rPr>
+        <w:tab/>
+        <w:t>Alertas de Estoque Baixo</w:t>
+      </w:r>
+    </w:p>
+    <w:p>
+      <w:pPr>
+        <w:rPr>
+          <w:rFonts w:cstheme="minorHAnsi"/>
+          <w:bCs/>
+          <w:sz w:val="36"/>
+          <w:szCs w:val="36"/>
+        </w:rPr>
+      </w:pPr>
+      <w:r>
+        <w:rPr>
+          <w:rFonts w:cstheme="minorHAnsi"/>
+          <w:bCs/>
+          <w:sz w:val="36"/>
+          <w:szCs w:val="36"/>
+        </w:rPr>
+        <w:t>1.4</w:t>
+      </w:r>
+      <w:r>
+        <w:rPr>
+          <w:rFonts w:cstheme="minorHAnsi"/>
+          <w:bCs/>
+          <w:sz w:val="36"/>
+          <w:szCs w:val="36"/>
+        </w:rPr>
+        <w:tab/>
+        <w:t>Produtos em Estoque</w:t>
+      </w:r>
+    </w:p>
+    <w:p>
+      <w:pPr>
+        <w:rPr>
+          <w:rFonts w:cstheme="minorHAnsi"/>
+          <w:b/>
+          <w:bCs/>
+          <w:sz w:val="36"/>
+          <w:szCs w:val="36"/>
+        </w:rPr>
+      </w:pPr>
+      <w:r>
+        <w:rPr>
+          <w:rFonts w:cstheme="minorHAnsi"/>
+          <w:b/>
+          <w:bCs/>
+          <w:sz w:val="36"/>
+          <w:szCs w:val="36"/>
+        </w:rPr>
+        <w:t>2</w:t>
+      </w:r>
+      <w:r>
+        <w:rPr>
+          <w:rFonts w:cstheme="minorHAnsi"/>
+          <w:b/>
+          <w:bCs/>
+          <w:sz w:val="36"/>
+          <w:szCs w:val="36"/>
+        </w:rPr>
+        <w:tab/>
+        <w:t>Financeiro</w:t>
+      </w:r>
+    </w:p>
+    <w:p>
+      <w:pPr>
+        <w:rPr>
+          <w:rFonts w:cstheme="minorHAnsi"/>
+          <w:b/>
+          <w:bCs/>
+          <w:sz w:val="36"/>
+          <w:szCs w:val="36"/>
+        </w:rPr>
+      </w:pPr>
+      <w:r>
+        <w:rPr>
+          <w:rFonts w:cstheme="minorHAnsi"/>
+          <w:b/>
+          <w:bCs/>
+          <w:sz w:val="36"/>
+          <w:szCs w:val="36"/>
+        </w:rPr>
+        <w:t>2.1</w:t>
+      </w:r>
+      <w:r>
+        <w:rPr>
+          <w:rFonts w:cstheme="minorHAnsi"/>
+          <w:b/>
+          <w:bCs/>
+          <w:sz w:val="36"/>
+          <w:szCs w:val="36"/>
+        </w:rPr>
+        <w:tab/>
+        <w:t>Fluxo de Caixa</w:t>
+      </w:r>
+    </w:p>
+    <w:p>
+      <w:pPr>
+        <w:rPr>
+          <w:rFonts w:cstheme="minorHAnsi"/>
+          <w:bCs/>
+          <w:sz w:val="36"/>
+          <w:szCs w:val="36"/>
+        </w:rPr>
+      </w:pPr>
+      <w:r>
+        <w:rPr>
+          <w:rFonts w:cstheme="minorHAnsi"/>
+          <w:bCs/>
+          <w:sz w:val="36"/>
+          <w:szCs w:val="36"/>
+        </w:rPr>
+        <w:t>2.2</w:t>
+      </w:r>
+      <w:r>
+        <w:rPr>
+          <w:rFonts w:cstheme="minorHAnsi"/>
+          <w:bCs/>
+          <w:sz w:val="36"/>
+          <w:szCs w:val="36"/>
+        </w:rPr>
+        <w:tab/>
+        <w:t>Cálculo de Preço (Mão de Obra)</w:t>
+      </w:r>
+    </w:p>
+    <w:p>
+      <w:pPr>
+        <w:rPr>
+          <w:rFonts w:cstheme="minorHAnsi"/>
+          <w:bCs/>
+          <w:sz w:val="36"/>
+          <w:szCs w:val="36"/>
+        </w:rPr>
+      </w:pPr>
+      <w:r>
+        <w:rPr>
+          <w:rFonts w:cstheme="minorHAnsi"/>
+          <w:bCs/>
+          <w:sz w:val="36"/>
+          <w:szCs w:val="36"/>
+        </w:rPr>
+        <w:t>2.3</w:t>
+      </w:r>
+      <w:r>
+        <w:rPr>
+          <w:rFonts w:cstheme="minorHAnsi"/>
+          <w:bCs/>
+          <w:sz w:val="36"/>
+          <w:szCs w:val="36"/>
+        </w:rPr>
+        <w:tab/>
+        <w:t>Recebimentos de Clientes</w:t>
+      </w:r>
+    </w:p>
+    <w:p>
+      <w:pPr>
+        <w:rPr>
+          <w:rFonts w:cstheme="minorHAnsi"/>
+          <w:bCs/>
+          <w:sz w:val="36"/>
+          <w:szCs w:val="36"/>
+        </w:rPr>
+      </w:pPr>
+      <w:r>
+        <w:rPr>
+          <w:rFonts w:cstheme="minorHAnsi"/>
+          <w:bCs/>
+          <w:sz w:val="36"/>
+          <w:szCs w:val="36"/>
+        </w:rPr>
+        <w:t>2.4</w:t>
+      </w:r>
+      <w:r>
+        <w:rPr>
+          <w:rFonts w:cstheme="minorHAnsi"/>
+          <w:bCs/>
+          <w:sz w:val="36"/>
+          <w:szCs w:val="36"/>
+        </w:rPr>
+        <w:tab/>
+        <w:t>Pagamentos aos Fornecedores</w:t>
+      </w:r>
+    </w:p>
+    <w:p>
+      <w:pPr>
+        <w:rPr>
+          <w:rFonts w:cstheme="minorHAnsi"/>
+          <w:bCs/>
+          <w:sz w:val="36"/>
+          <w:szCs w:val="36"/>
+        </w:rPr>
+      </w:pPr>
+      <w:r>
+        <w:rPr>
+          <w:rFonts w:cstheme="minorHAnsi"/>
+          <w:bCs/>
+          <w:sz w:val="36"/>
+          <w:szCs w:val="36"/>
+        </w:rPr>
+        <w:t>2.5</w:t>
+      </w:r>
+      <w:r>
+        <w:rPr>
+          <w:rFonts w:cstheme="minorHAnsi"/>
+          <w:bCs/>
+          <w:sz w:val="36"/>
+          <w:szCs w:val="36"/>
+        </w:rPr>
+        <w:tab/>
+        <w:t>Margem de Lucro</w:t>
+      </w:r>
+    </w:p>
+    <w:p>
+      <w:pPr>
+        <w:rPr>
+          <w:rFonts w:cstheme="minorHAnsi"/>
+          <w:b/>
+          <w:bCs/>
+          <w:sz w:val="36"/>
+          <w:szCs w:val="36"/>
+        </w:rPr>
+      </w:pPr>
+      <w:r>
+        <w:rPr>
+          <w:rFonts w:cstheme="minorHAnsi"/>
+          <w:b/>
+          <w:bCs/>
+          <w:sz w:val="36"/>
+          <w:szCs w:val="36"/>
+        </w:rPr>
+        <w:t>3</w:t>
+      </w:r>
+      <w:r>
+        <w:rPr>
+          <w:rFonts w:cstheme="minorHAnsi"/>
+          <w:b/>
+          <w:bCs/>
+          <w:sz w:val="36"/>
+          <w:szCs w:val="36"/>
+        </w:rPr>
+        <w:tab/>
+        <w:t>Relatórios</w:t>
+      </w:r>
+    </w:p>
+    <w:p>
+      <w:pPr>
+        <w:rPr>
+          <w:rFonts w:cstheme="minorHAnsi"/>
+          <w:bCs/>
+          <w:sz w:val="36"/>
+          <w:szCs w:val="36"/>
+        </w:rPr>
+      </w:pPr>
+      <w:r>
+        <w:rPr>
+          <w:rFonts w:cstheme="minorHAnsi"/>
+          <w:bCs/>
+          <w:sz w:val="36"/>
+          <w:szCs w:val="36"/>
+        </w:rPr>
+        <w:t>3.1</w:t>
+      </w:r>
+      <w:r>
+        <w:rPr>
+          <w:rFonts w:cstheme="minorHAnsi"/>
+          <w:bCs/>
+          <w:sz w:val="36"/>
+          <w:szCs w:val="36"/>
+        </w:rPr>
+        <w:tab/>
+        <w:t>Vendas por Período</w:t>
+      </w:r>
+    </w:p>
+    <w:p>
+      <w:pPr>
+        <w:rPr>
+          <w:rFonts w:cstheme="minorHAnsi"/>
+          <w:bCs/>
+          <w:sz w:val="36"/>
+          <w:szCs w:val="36"/>
+        </w:rPr>
+      </w:pPr>
+      <w:r>
+        <w:rPr>
+          <w:rFonts w:cstheme="minorHAnsi"/>
+          <w:bCs/>
+          <w:sz w:val="36"/>
+          <w:szCs w:val="36"/>
+        </w:rPr>
+        <w:t>3.2</w:t>
+      </w:r>
+      <w:r>
+        <w:rPr>
+          <w:rFonts w:cstheme="minorHAnsi"/>
+          <w:bCs/>
+          <w:sz w:val="36"/>
+          <w:szCs w:val="36"/>
+        </w:rPr>
+        <w:tab/>
+        <w:t>Lucro por Produto</w:t>
+      </w:r>
+    </w:p>
+    <w:p>
+      <w:pPr>
+        <w:rPr>
+          <w:rFonts w:cstheme="minorHAnsi"/>
+          <w:bCs/>
+          <w:sz w:val="36"/>
+          <w:szCs w:val="36"/>
+        </w:rPr>
+      </w:pPr>
+      <w:r>
+        <w:rPr>
+          <w:rFonts w:cstheme="minorHAnsi"/>
+          <w:bCs/>
+          <w:sz w:val="36"/>
+          <w:szCs w:val="36"/>
+        </w:rPr>
+        <w:t>3.3</w:t>
+      </w:r>
+      <w:r>
+        <w:rPr>
+          <w:rFonts w:cstheme="minorHAnsi"/>
+          <w:bCs/>
+          <w:sz w:val="36"/>
+          <w:szCs w:val="36"/>
+        </w:rPr>
+        <w:tab/>
+        <w:t>Produtos mais Vendidos</w:t>
+      </w:r>
+    </w:p>
+    <w:p>
+      <w:pPr>
+        <w:rPr>
+          <w:rFonts w:cstheme="minorHAnsi"/>
+          <w:bCs/>
+          <w:sz w:val="36"/>
+          <w:szCs w:val="36"/>
+        </w:rPr>
+      </w:pPr>
+      <w:r>
+        <w:rPr>
+          <w:rFonts w:cstheme="minorHAnsi"/>
+          <w:bCs/>
+          <w:sz w:val="36"/>
+          <w:szCs w:val="36"/>
+        </w:rPr>
+        <w:t>3.4</w:t>
+      </w:r>
+      <w:r>
+        <w:rPr>
+          <w:rFonts w:cstheme="minorHAnsi"/>
+          <w:bCs/>
+          <w:sz w:val="36"/>
+          <w:szCs w:val="36"/>
+        </w:rPr>
+        <w:tab/>
+        <w:t>Vendas por Cliente</w:t>
+      </w:r>
+    </w:p>
+    <w:p>
+      <w:pPr>
+        <w:rPr>
+          <w:rFonts w:cstheme="minorHAnsi"/>
+          <w:bCs/>
+          <w:sz w:val="36"/>
+          <w:szCs w:val="36"/>
+        </w:rPr>
+      </w:pPr>
+      <w:r>
+        <w:rPr>
+          <w:rFonts w:cstheme="minorHAnsi"/>
+          <w:bCs/>
+          <w:sz w:val="36"/>
+          <w:szCs w:val="36"/>
+        </w:rPr>
+        <w:t>3.5</w:t>
+      </w:r>
+      <w:r>
+        <w:rPr>
+          <w:rFonts w:cstheme="minorHAnsi"/>
+          <w:bCs/>
+          <w:sz w:val="36"/>
+          <w:szCs w:val="36"/>
+        </w:rPr>
+        <w:tab/>
+        <w:t>Clientes Aniversariantes</w:t>
+      </w:r>
+    </w:p>
+    <w:p>
+      <w:pPr>
+        <w:rPr>
+          <w:rFonts w:cstheme="minorHAnsi"/>
+          <w:b/>
+          <w:bCs/>
+          <w:sz w:val="36"/>
+          <w:szCs w:val="36"/>
+        </w:rPr>
+      </w:pPr>
+      <w:r>
+        <w:rPr>
+          <w:rFonts w:cstheme="minorHAnsi"/>
+          <w:b/>
+          <w:bCs/>
+          <w:sz w:val="36"/>
+          <w:szCs w:val="36"/>
+        </w:rPr>
+        <w:t>4</w:t>
+      </w:r>
+      <w:r>
+        <w:rPr>
+          <w:rFonts w:cstheme="minorHAnsi"/>
+          <w:b/>
+          <w:bCs/>
+          <w:sz w:val="36"/>
+          <w:szCs w:val="36"/>
+        </w:rPr>
+        <w:tab/>
+        <w:t>Módulo de Cadastros</w:t>
+      </w:r>
+    </w:p>
+    <w:p>
+      <w:pPr>
+        <w:rPr>
+          <w:rFonts w:cstheme="minorHAnsi"/>
+          <w:bCs/>
+          <w:sz w:val="36"/>
+          <w:szCs w:val="36"/>
+        </w:rPr>
+      </w:pPr>
+      <w:r>
+        <w:rPr>
+          <w:rFonts w:cstheme="minorHAnsi"/>
+          <w:bCs/>
+          <w:sz w:val="36"/>
+          <w:szCs w:val="36"/>
+        </w:rPr>
+        <w:t>4.1</w:t>
+      </w:r>
+      <w:r>
+        <w:rPr>
+          <w:rFonts w:cstheme="minorHAnsi"/>
+          <w:bCs/>
+          <w:sz w:val="36"/>
+          <w:szCs w:val="36"/>
+        </w:rPr>
+        <w:tab/>
+        <w:t>Clientes (Foco LGPD)</w:t>
+      </w:r>
+    </w:p>
+    <w:p>
+      <w:pPr>
+        <w:rPr>
+          <w:rFonts w:cstheme="minorHAnsi"/>
+          <w:bCs/>
+          <w:sz w:val="36"/>
+          <w:szCs w:val="36"/>
+        </w:rPr>
+      </w:pPr>
+      <w:r>
+        <w:rPr>
+          <w:rFonts w:cstheme="minorHAnsi"/>
+          <w:bCs/>
+          <w:sz w:val="36"/>
+          <w:szCs w:val="36"/>
+        </w:rPr>
+        <w:t>4.2</w:t>
+      </w:r>
+      <w:r>
+        <w:rPr>
+          <w:rFonts w:cstheme="minorHAnsi"/>
+          <w:bCs/>
+          <w:sz w:val="36"/>
+          <w:szCs w:val="36"/>
+        </w:rPr>
+        <w:tab/>
+        <w:t>Fornecedores</w:t>
+      </w:r>
+    </w:p>
+    <w:p>
+      <w:pPr>
+        <w:rPr>
+          <w:rFonts w:cstheme="minorHAnsi"/>
+          <w:bCs/>
+          <w:sz w:val="36"/>
+          <w:szCs w:val="36"/>
+        </w:rPr>
+      </w:pPr>
+      <w:r>
+        <w:rPr>
+          <w:rFonts w:cstheme="minorHAnsi"/>
+          <w:bCs/>
+          <w:sz w:val="36"/>
+          <w:szCs w:val="36"/>
+        </w:rPr>
+        <w:t>4.3</w:t>
+      </w:r>
+      <w:r>
+        <w:rPr>
+          <w:rFonts w:cstheme="minorHAnsi"/>
+          <w:bCs/>
+          <w:sz w:val="36"/>
+          <w:szCs w:val="36"/>
+        </w:rPr>
+        <w:tab/>
+        <w:t>Produtos (Ficha Técnica)</w:t>
+      </w:r>
+    </w:p>
+    <w:p>
+      <w:pPr>
+        <w:rPr>
+          <w:rFonts w:cstheme="minorHAnsi"/>
+          <w:bCs/>
+          <w:sz w:val="36"/>
+          <w:szCs w:val="36"/>
+        </w:rPr>
+      </w:pPr>
+      <w:r>
+        <w:rPr>
+          <w:rFonts w:cstheme="minorHAnsi"/>
+          <w:bCs/>
+          <w:sz w:val="36"/>
+          <w:szCs w:val="36"/>
+        </w:rPr>
+        <w:t>4.4</w:t>
+      </w:r>
+      <w:r>
+        <w:rPr>
+          <w:rFonts w:cstheme="minorHAnsi"/>
+          <w:bCs/>
+          <w:sz w:val="36"/>
+          <w:szCs w:val="36"/>
+        </w:rPr>
+        <w:tab/>
+        <w:t>Funcionários</w:t>
+      </w:r>
+    </w:p>
+    <w:p>
+      <w:pPr>
+        <w:rPr>
+          <w:rFonts w:cstheme="minorHAnsi"/>
+          <w:bCs/>
+          <w:sz w:val="36"/>
+          <w:szCs w:val="36"/>
+        </w:rPr>
+      </w:pPr>
+      <w:r>
+        <w:rPr>
+          <w:rFonts w:cstheme="minorHAnsi"/>
+          <w:bCs/>
+          <w:sz w:val="36"/>
+          <w:szCs w:val="36"/>
+        </w:rPr>
+        <w:t>4.5</w:t>
+      </w:r>
+      <w:r>
+        <w:rPr>
+          <w:rFonts w:cstheme="minorHAnsi"/>
+          <w:bCs/>
+          <w:sz w:val="36"/>
+          <w:szCs w:val="36"/>
+        </w:rPr>
+        <w:tab/>
+        <w:t>Tipos de Produtos</w:t>
+      </w:r>
+    </w:p>
+    <w:p>
+      <w:pPr>
+        <w:rPr>
+          <w:rFonts w:cstheme="minorHAnsi"/>
+          <w:b/>
+          <w:bCs/>
+          <w:sz w:val="36"/>
+          <w:szCs w:val="36"/>
+        </w:rPr>
+      </w:pPr>
+      <w:r>
+        <w:rPr>
+          <w:rFonts w:cstheme="minorHAnsi"/>
+          <w:b/>
+          <w:bCs/>
+          <w:sz w:val="36"/>
+          <w:szCs w:val="36"/>
+        </w:rPr>
+        <w:lastRenderedPageBreak/>
+        <w:t>5</w:t>
+      </w:r>
+      <w:r>
+        <w:rPr>
+          <w:rFonts w:cstheme="minorHAnsi"/>
+          <w:b/>
+          <w:bCs/>
+          <w:sz w:val="36"/>
+          <w:szCs w:val="36"/>
+        </w:rPr>
+        <w:tab/>
+        <w:t>Vendas e Encomendas</w:t>
+      </w:r>
+    </w:p>
+    <w:p>
+      <w:pPr>
+        <w:rPr>
+          <w:rFonts w:cstheme="minorHAnsi"/>
+          <w:bCs/>
+          <w:sz w:val="36"/>
+          <w:szCs w:val="36"/>
+        </w:rPr>
+      </w:pPr>
+      <w:r>
+        <w:rPr>
+          <w:rFonts w:cstheme="minorHAnsi"/>
+          <w:bCs/>
+          <w:sz w:val="36"/>
+          <w:szCs w:val="36"/>
+        </w:rPr>
+        <w:t>5.1</w:t>
+      </w:r>
+      <w:r>
+        <w:rPr>
+          <w:rFonts w:cstheme="minorHAnsi"/>
+          <w:bCs/>
+          <w:sz w:val="36"/>
+          <w:szCs w:val="36"/>
+        </w:rPr>
+        <w:tab/>
+        <w:t>Status do Pedido (Produção)</w:t>
+      </w:r>
+    </w:p>
+    <w:p>
+      <w:pPr>
+        <w:rPr>
+          <w:rFonts w:cstheme="minorHAnsi"/>
+          <w:bCs/>
+          <w:sz w:val="36"/>
+          <w:szCs w:val="36"/>
+        </w:rPr>
+      </w:pPr>
+      <w:r>
+        <w:rPr>
+          <w:rFonts w:cstheme="minorHAnsi"/>
+          <w:bCs/>
+          <w:sz w:val="36"/>
+          <w:szCs w:val="36"/>
+        </w:rPr>
+        <w:t>5.2</w:t>
+      </w:r>
+      <w:r>
+        <w:rPr>
+          <w:rFonts w:cstheme="minorHAnsi"/>
+          <w:bCs/>
+          <w:sz w:val="36"/>
+          <w:szCs w:val="36"/>
+        </w:rPr>
+        <w:tab/>
+        <w:t>Portfólio de Serviços</w:t>
+      </w:r>
+    </w:p>
+    <w:p>
+      <w:pPr>
+        <w:rPr>
+          <w:rFonts w:cstheme="minorHAnsi"/>
+          <w:bCs/>
+          <w:sz w:val="36"/>
+          <w:szCs w:val="36"/>
+        </w:rPr>
+      </w:pPr>
+      <w:r>
+        <w:rPr>
+          <w:rFonts w:cstheme="minorHAnsi"/>
+          <w:bCs/>
+          <w:sz w:val="36"/>
+          <w:szCs w:val="36"/>
+        </w:rPr>
+        <w:t>5.3</w:t>
+      </w:r>
+      <w:r>
+        <w:rPr>
+          <w:rFonts w:cstheme="minorHAnsi"/>
+          <w:bCs/>
+          <w:sz w:val="36"/>
+          <w:szCs w:val="36"/>
+        </w:rPr>
+        <w:tab/>
+        <w:t>Pagamentos Parciais (Sinal)</w:t>
+      </w:r>
+    </w:p>
+    <w:p>
+      <w:pPr>
+        <w:rPr>
+          <w:rFonts w:cstheme="minorHAnsi"/>
+          <w:b/>
+          <w:bCs/>
+          <w:sz w:val="36"/>
+          <w:szCs w:val="36"/>
+        </w:rPr>
+      </w:pPr>
+      <w:r>
+        <w:rPr>
+          <w:rFonts w:cstheme="minorHAnsi"/>
+          <w:b/>
+          <w:bCs/>
+          <w:sz w:val="36"/>
+          <w:szCs w:val="36"/>
+        </w:rPr>
+        <w:t>6</w:t>
+      </w:r>
+      <w:r>
+        <w:rPr>
+          <w:rFonts w:cstheme="minorHAnsi"/>
+          <w:b/>
+          <w:bCs/>
+          <w:sz w:val="36"/>
+          <w:szCs w:val="36"/>
+        </w:rPr>
+        <w:tab/>
+        <w:t>Movimentações</w:t>
+      </w:r>
+    </w:p>
+    <w:p>
+      <w:pPr>
+        <w:rPr>
+          <w:rFonts w:cstheme="minorHAnsi"/>
+          <w:bCs/>
+          <w:sz w:val="36"/>
+          <w:szCs w:val="36"/>
+        </w:rPr>
+      </w:pPr>
+      <w:r>
+        <w:rPr>
+          <w:rFonts w:cstheme="minorHAnsi"/>
+          <w:bCs/>
+          <w:sz w:val="36"/>
+          <w:szCs w:val="36"/>
+        </w:rPr>
+        <w:t>6.1</w:t>
+      </w:r>
+      <w:r>
+        <w:rPr>
+          <w:rFonts w:cstheme="minorHAnsi"/>
+          <w:bCs/>
+          <w:sz w:val="36"/>
+          <w:szCs w:val="36"/>
+        </w:rPr>
+        <w:tab/>
+        <w:t>Compras de Produtos</w:t>
+      </w:r>
+    </w:p>
+    <w:p>
+      <w:pPr>
+        <w:rPr>
+          <w:rFonts w:cstheme="minorHAnsi"/>
+          <w:bCs/>
+          <w:sz w:val="36"/>
+          <w:szCs w:val="36"/>
+        </w:rPr>
+      </w:pPr>
+      <w:r>
+        <w:rPr>
+          <w:rFonts w:cstheme="minorHAnsi"/>
+          <w:bCs/>
+          <w:sz w:val="36"/>
+          <w:szCs w:val="36"/>
+        </w:rPr>
+        <w:t>6.2</w:t>
+      </w:r>
+      <w:r>
+        <w:rPr>
+          <w:rFonts w:cstheme="minorHAnsi"/>
+          <w:bCs/>
+          <w:sz w:val="36"/>
+          <w:szCs w:val="36"/>
+        </w:rPr>
+        <w:tab/>
+        <w:t>Vendas de Produtos</w:t>
+      </w:r>
+    </w:p>
+    <w:p>
+      <w:pPr>
+        <w:rPr>
+          <w:rFonts w:cstheme="minorHAnsi"/>
+          <w:bCs/>
+          <w:sz w:val="36"/>
+          <w:szCs w:val="36"/>
+        </w:rPr>
+      </w:pPr>
+      <w:r>
+        <w:rPr>
+          <w:rFonts w:cstheme="minorHAnsi"/>
+          <w:bCs/>
+          <w:sz w:val="36"/>
+          <w:szCs w:val="36"/>
+        </w:rPr>
+        <w:t>6.3</w:t>
+      </w:r>
+      <w:r>
+        <w:rPr>
+          <w:rFonts w:cstheme="minorHAnsi"/>
+          <w:bCs/>
+          <w:sz w:val="36"/>
+          <w:szCs w:val="36"/>
+        </w:rPr>
+        <w:tab/>
+        <w:t>Devolução de Produtos</w:t>
+      </w:r>
+    </w:p>
+    <w:p>
+      <w:pPr>
+        <w:rPr>
+          <w:rFonts w:cstheme="minorHAnsi"/>
+          <w:b/>
+          <w:bCs/>
+          <w:sz w:val="36"/>
+          <w:szCs w:val="36"/>
+        </w:rPr>
+      </w:pPr>
+      <w:r>
+        <w:rPr>
+          <w:rFonts w:cstheme="minorHAnsi"/>
+          <w:b/>
+          <w:bCs/>
+          <w:sz w:val="36"/>
+          <w:szCs w:val="36"/>
+        </w:rPr>
+        <w:t>7</w:t>
+      </w:r>
+      <w:r>
+        <w:rPr>
+          <w:rFonts w:cstheme="minorHAnsi"/>
+          <w:b/>
+          <w:bCs/>
+          <w:sz w:val="36"/>
+          <w:szCs w:val="36"/>
+        </w:rPr>
+        <w:tab/>
+        <w:t>Configurações e Segurança</w:t>
+      </w:r>
+    </w:p>
+    <w:p>
+      <w:pPr>
+        <w:rPr>
+          <w:rFonts w:cstheme="minorHAnsi"/>
+          <w:bCs/>
+          <w:sz w:val="36"/>
+          <w:szCs w:val="36"/>
+        </w:rPr>
+      </w:pPr>
+      <w:r>
+        <w:rPr>
+          <w:rFonts w:cstheme="minorHAnsi"/>
+          <w:bCs/>
+          <w:sz w:val="36"/>
+          <w:szCs w:val="36"/>
+        </w:rPr>
+        <w:t>7.1</w:t>
+      </w:r>
+      <w:r>
+        <w:rPr>
+          <w:rFonts w:cstheme="minorHAnsi"/>
+          <w:bCs/>
+          <w:sz w:val="36"/>
+          <w:szCs w:val="36"/>
+        </w:rPr>
+        <w:tab/>
+        <w:t>Níveis de Usuário (RBAC)</w:t>
+      </w:r>
+    </w:p>
+    <w:p>
+      <w:pPr>
+        <w:rPr>
+          <w:rFonts w:cstheme="minorHAnsi"/>
+          <w:bCs/>
+          <w:sz w:val="36"/>
+          <w:szCs w:val="36"/>
+        </w:rPr>
+      </w:pPr>
+      <w:r>
+        <w:rPr>
+          <w:rFonts w:cstheme="minorHAnsi"/>
+          <w:bCs/>
+          <w:sz w:val="36"/>
+          <w:szCs w:val="36"/>
+        </w:rPr>
+        <w:t>7.1.1</w:t>
+      </w:r>
+      <w:r>
+        <w:rPr>
+          <w:rFonts w:cstheme="minorHAnsi"/>
+          <w:bCs/>
+          <w:sz w:val="36"/>
+          <w:szCs w:val="36"/>
+        </w:rPr>
+        <w:tab/>
+      </w:r>
+      <w:proofErr w:type="spellStart"/>
+      <w:r>
+        <w:rPr>
+          <w:rFonts w:cstheme="minorHAnsi"/>
+          <w:bCs/>
+          <w:sz w:val="36"/>
+          <w:szCs w:val="36"/>
+        </w:rPr>
+        <w:t>Admin</w:t>
+      </w:r>
+      <w:proofErr w:type="spellEnd"/>
+    </w:p>
+    <w:p>
+      <w:pPr>
+        <w:rPr>
+          <w:rFonts w:cstheme="minorHAnsi"/>
+          <w:bCs/>
+          <w:sz w:val="36"/>
+          <w:szCs w:val="36"/>
+        </w:rPr>
+      </w:pPr>
+      <w:r>
+        <w:rPr>
+          <w:rFonts w:cstheme="minorHAnsi"/>
+          <w:bCs/>
+          <w:sz w:val="36"/>
+          <w:szCs w:val="36"/>
+        </w:rPr>
+        <w:t>7.1.2</w:t>
+      </w:r>
+      <w:r>
+        <w:rPr>
+          <w:rFonts w:cstheme="minorHAnsi"/>
+          <w:bCs/>
+          <w:sz w:val="36"/>
+          <w:szCs w:val="36"/>
+        </w:rPr>
+        <w:tab/>
+        <w:t>Normal</w:t>
+      </w:r>
+    </w:p>
+    <w:p>
+      <w:pPr>
+        <w:rPr>
+          <w:rFonts w:cstheme="minorHAnsi"/>
+          <w:bCs/>
+          <w:sz w:val="36"/>
+          <w:szCs w:val="36"/>
+        </w:rPr>
+      </w:pPr>
+      <w:r>
+        <w:rPr>
+          <w:rFonts w:cstheme="minorHAnsi"/>
+          <w:bCs/>
+          <w:sz w:val="36"/>
+          <w:szCs w:val="36"/>
+        </w:rPr>
+        <w:t>7.2</w:t>
+      </w:r>
+      <w:r>
+        <w:rPr>
+          <w:rFonts w:cstheme="minorHAnsi"/>
+          <w:bCs/>
+          <w:sz w:val="36"/>
+          <w:szCs w:val="36"/>
+        </w:rPr>
+        <w:tab/>
+        <w:t>Logs de Sistema (Segurança)</w:t>
+      </w:r>
+    </w:p>
+    <w:p>
+      <w:pPr>
+        <w:rPr>
+          <w:rFonts w:cstheme="minorHAnsi"/>
+          <w:bCs/>
+          <w:sz w:val="36"/>
+          <w:szCs w:val="36"/>
+        </w:rPr>
+      </w:pPr>
+      <w:r>
+        <w:rPr>
+          <w:rFonts w:cstheme="minorHAnsi"/>
+          <w:bCs/>
+          <w:sz w:val="36"/>
+          <w:szCs w:val="36"/>
+        </w:rPr>
+        <w:t>7.3</w:t>
+      </w:r>
+      <w:r>
+        <w:rPr>
+          <w:rFonts w:cstheme="minorHAnsi"/>
+          <w:bCs/>
+          <w:sz w:val="36"/>
+          <w:szCs w:val="36"/>
+        </w:rPr>
+        <w:tab/>
+        <w:t>Tela de Contato / Suporte</w:t>
+      </w:r>
+    </w:p>
+    <w:p>
+      <w:pPr>
+        <w:rPr>
+          <w:rFonts w:cstheme="minorHAnsi"/>
+          <w:sz w:val="36"/>
+          <w:szCs w:val="36"/>
+        </w:rPr>
+      </w:pPr>
+      <w:r>
+        <w:rPr>
+          <w:rFonts w:cstheme="minorHAnsi"/>
+          <w:noProof/>
+          <w:sz w:val="36"/>
+          <w:szCs w:val="36"/>
+          <w:lang w:eastAsia="pt-BR"/>
+        </w:rPr>
+        <mc:AlternateContent>
+          <mc:Choice Requires="wps">
+            <w:drawing>
+              <wp:inline distT="0" distB="0" distL="0" distR="0" wp14:anchorId="13C1CED8" wp14:editId="0D28EC25">
+                <wp:extent cx="5400040" cy="19050"/>
+                <wp:effectExtent l="0" t="0" r="0" b="0"/>
+                <wp:docPr id="3" name="Retângulo 3"/>
+                <wp:cNvGraphicFramePr/>
+                <a:graphic xmlns:a="http://schemas.openxmlformats.org/drawingml/2006/main">
+                  <a:graphicData uri="http://schemas.microsoft.com/office/word/2010/wordprocessingShape">
+                    <wps:wsp>
+                      <wps:cNvSpPr/>
+                      <wps:spPr>
+                        <a:xfrm>
+                          <a:off x="0" y="0"/>
+                          <a:ext cx="5400000" cy="19080"/>
+                        </a:xfrm>
+                        <a:prstGeom prst="rect">
+                          <a:avLst/>
+                        </a:prstGeom>
+                        <a:solidFill>
+                          <a:srgbClr val="808080"/>
+                        </a:solidFill>
+                        <a:ln w="0">
+                          <a:noFill/>
+                        </a:ln>
+                      </wps:spPr>
+                      <wps:bodyPr/>
+                    </wps:wsp>
+                  </a:graphicData>
+                </a:graphic>
+              </wp:inline>
+            </w:drawing>
+          </mc:Choice>
+          <mc:Fallback>
+            <w:pict>
+              <v:rect id="Retângulo 3" o:spid="_x0000_s1026" style="width:425.2pt;height:1.5pt;visibility:visible;mso-wrap-style:square;mso-left-percent:-10001;mso-top-percent:-10001;mso-position-horizontal:absolute;mso-position-horizontal-relative:char;mso-position-vertical:absolute;mso-position-vertical-relative:line;mso-left-percent:-10001;mso-top-percent:-10001;v-text-anchor:top" o:gfxdata="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" fillcolor="gray" stroked="f" strokeweight="0">
+                <w10:anchorlock/>
+              </v:rect>
+            </w:pict>
+          </mc:Fallback>
+        </mc:AlternateContent>
+      </w:r>
+    </w:p>
+    <w:p>
+      <w:pPr>
+        <w:rPr>
+          <w:rFonts w:cstheme="minorHAnsi"/>
+          <w:b/>
+          <w:bCs/>
+          <w:sz w:val="36"/>
+          <w:szCs w:val="36"/>
+        </w:rPr>
+      </w:pPr>
+      <w:r>
+        <w:rPr>
+          <w:rFonts w:cstheme="minorHAnsi"/>
+          <w:b/>
+          <w:bCs/>
+          <w:sz w:val="36"/>
+          <w:szCs w:val="36"/>
+        </w:rPr>
+        <w:t xml:space="preserve">Mapa Mental </w:t>
+      </w:r>
+      <w:r>
+        <w:rPr>
+          <w:rFonts w:cstheme="minorHAnsi"/>
+          <w:b/>
+          <w:bCs/>
+          <w:sz w:val="36"/>
+          <w:szCs w:val="36"/>
+        </w:rPr>
+        <w:t xml:space="preserve">– </w:t>
+      </w:r>
+      <w:r>
+        <w:rPr>
+          <w:rFonts w:cstheme="minorHAnsi"/>
+          <w:b/>
+          <w:bCs/>
+          <w:sz w:val="36"/>
+          <w:szCs w:val="36"/>
+        </w:rPr>
+        <w:t>Visual</w:t>
+      </w:r>
+    </w:p>
+    <w:p>
+      <w:pPr>
+        <w:rPr>
+          <w:rFonts w:cstheme="minorHAnsi"/>
+          <w:b/>
+          <w:bCs/>
+          <w:sz w:val="36"/>
+          <w:szCs w:val="36"/>
+        </w:rPr>
+      </w:pPr>
+      <w:r>
+        <w:rPr>
+          <w:rFonts w:cstheme="minorHAnsi"/>
+          <w:b/>
+          <w:bCs/>
+          <w:noProof/>
+          <w:sz w:val="36"/>
+          <w:szCs w:val="36"/>
+          <w:lang w:eastAsia="pt-BR"/>
+        </w:rPr>
+        <w:drawing>
+          <wp:inline distT="0" distB="0" distL="0" distR="0" wp14:anchorId="4E884972" wp14:editId="53EE11AD">
+            <wp:extent cx="6645910" cy="2396490"/>
+            <wp:effectExtent l="19050" t="19050" r="21590" b="22860"/>
+            <wp:docPr id="4" name="Imagem 4"/>
+            <wp:cNvGraphicFramePr>
+              <a:graphicFrameLocks xmlns:a="http://schemas.openxmlformats.org/drawingml/2006/main" noChangeAspect="1"/>
+            </wp:cNvGraphicFramePr>
+            <a:graphic xmlns:a="http://schemas.openxmlformats.org/drawingml/2006/main">
+              <a:graphicData uri="http://schemas.openxmlformats.org/drawingml/2006/picture">
+                <pic:pic xmlns:pic="http://schemas.openxmlformats.org/drawingml/2006/picture">
+                  <pic:nvPicPr>
+                    <pic:cNvPr id="0" name="Sistema de Gestão-vendas - Bordados.png"/>
+                    <pic:cNvPicPr/>
+                  </pic:nvPicPr>
+                  <pic:blipFill>
+                    <a:blip r:embed="rId9">
+                      <a:extLst>
+                        <a:ext uri="{BEBA8EAE-BF5A-486C-A8C5-ECC9F3942E4B}">
+                          <a14:imgProps xmlns:a14="http://schemas.microsoft.com/office/drawing/2010/main">
+                            <a14:imgLayer r:embed="rId10">
+                              <a14:imgEffect>
+                                <a14:sharpenSoften amount="50000"/>
+                              </a14:imgEffect>
+                            </a14:imgLayer>
+                          </a14:imgProps>
+                        </a:ext>
+                        <a:ext uri="{28A0092B-C50C-407E-A947-70E740481C1C}">
+                          <a14:useLocalDpi xmlns:a14="http://schemas.microsoft.com/office/drawing/2010/main" val="0"/>
+                        </a:ext>
+                      </a:extLst>
+                    </a:blip>
+                    <a:stretch>
+                      <a:fillRect/>
+                    </a:stretch>
+                  </pic:blipFill>
+                  <pic:spPr>
+                    <a:xfrm>
+                      <a:off x="0" y="0"/>
+                      <a:ext cx="6645910" cy="2396490"/>
+                    </a:xfrm>
+                    <a:prstGeom prst="rect">
+                      <a:avLst/>
+                    </a:prstGeom>
+                    <a:ln>
+                      <a:solidFill>
+                        <a:schemeClr val="accent1"/>
+                      </a:solidFill>
+                    </a:ln>
+                  </pic:spPr>
+                </pic:pic>
+              </a:graphicData>
+            </a:graphic>
+          </wp:inline>
+        </w:drawing>
+      </w:r>
+    </w:p>
+    <w:p>
+      <w:pPr>
+        <w:spacing w:after="120" w:line="240" w:lineRule="auto"/>
+        <w:jc w:val="both"/>
+        <w:rPr>
+          <w:rFonts w:eastAsia="Times New Roman" w:cstheme="minorHAnsi"/>
+          <w:color w:val="1F1F1F"/>
+          <w:sz w:val="36"/>
+          <w:szCs w:val="36"/>
+          <w:lang w:eastAsia="pt-BR"/>
+        </w:rPr>
+      </w:pPr>
+      <w:r>
+        <w:rPr>
+          <w:rFonts w:eastAsia="Times New Roman" w:cstheme="minorHAnsi"/>
+          <w:color w:val="1F1F1F"/>
+          <w:sz w:val="36"/>
+          <w:szCs w:val="36"/>
+          <w:lang w:eastAsia="pt-BR"/>
+        </w:rPr>
+        <w:lastRenderedPageBreak/>
+        <w:pict w14:anchorId="5D8ED514">
+          <v:rect id="_x0000_i1029" style="width:0;height:1.5pt" o:hralign="center" o:hrstd="t" o:hrnoshade="t" o:hr="t" fillcolor="gray" stroked="f"/>
+        </w:pict>
+      </w:r>
+    </w:p>
+    <w:p>
+      <w:pPr>
+        <w:spacing w:before="100" w:beforeAutospacing="1" w:after="120" w:line="240" w:lineRule="auto"/>
+        <w:jc w:val="both"/>
+        <w:outlineLvl w:val="2"/>
+        <w:rPr>
+          <w:rFonts w:eastAsia="Times New Roman" w:cstheme="minorHAnsi"/>
+          <w:b/>
+          <w:bCs/>
+          <w:color w:val="1F1F1F"/>
+          <w:sz w:val="36"/>
+          <w:szCs w:val="36"/>
+          <w:lang w:eastAsia="pt-BR"/>
+        </w:rPr>
+      </w:pPr>
+      <w:proofErr w:type="gramStart"/>
+      <w:r>
+        <w:rPr>
+          <w:rFonts w:eastAsia="Times New Roman" w:cstheme="minorHAnsi"/>
+          <w:b/>
+          <w:bCs/>
+          <w:color w:val="1F1F1F"/>
+          <w:sz w:val="36"/>
+          <w:szCs w:val="36"/>
+          <w:lang w:eastAsia="pt-BR"/>
+        </w:rPr>
+        <w:t>Próximos Passos</w:t>
+      </w:r>
+      <w:proofErr w:type="gramEnd"/>
+      <w:r>
+        <w:rPr>
+          <w:rFonts w:eastAsia="Times New Roman" w:cstheme="minorHAnsi"/>
+          <w:b/>
+          <w:bCs/>
+          <w:color w:val="1F1F1F"/>
+          <w:sz w:val="36"/>
+          <w:szCs w:val="36"/>
+          <w:lang w:eastAsia="pt-BR"/>
+        </w:rPr>
+        <w:t xml:space="preserve"> (Semana 3 – 23/03 á 06/04</w:t>
+      </w:r>
+      <w:r>
+        <w:rPr>
+          <w:rFonts w:eastAsia="Times New Roman" w:cstheme="minorHAnsi"/>
+          <w:b/>
+          <w:bCs/>
+          <w:color w:val="1F1F1F"/>
+          <w:sz w:val="36"/>
+          <w:szCs w:val="36"/>
+          <w:lang w:eastAsia="pt-BR"/>
+        </w:rPr>
+        <w:t>)</w:t>
+      </w:r>
+    </w:p>
+    <w:p>
+      <w:pPr>
+        <w:spacing w:before="100" w:beforeAutospacing="1" w:after="120" w:line="240" w:lineRule="auto"/>
+        <w:jc w:val="both"/>
+        <w:rPr>
+          <w:rFonts w:eastAsia="Times New Roman" w:cstheme="minorHAnsi"/>
+          <w:color w:val="1F1F1F"/>
+          <w:sz w:val="36"/>
+          <w:szCs w:val="36"/>
+          <w:lang w:eastAsia="pt-BR"/>
+        </w:rPr>
+      </w:pPr>
+      <w:r>
+        <w:rPr>
+          <w:rFonts w:eastAsia="Times New Roman" w:cstheme="minorHAnsi"/>
+          <w:color w:val="1F1F1F"/>
+          <w:sz w:val="36"/>
+          <w:szCs w:val="36"/>
+          <w:lang w:eastAsia="pt-BR"/>
+        </w:rPr>
+        <w:t>Com este documento pronto, estamos aptos a avançar para:</w:t>
+      </w:r>
+    </w:p>
+    <w:p>
+      <w:pPr>
+        <w:numPr>
+          <w:ilvl w:val="0"/>
+          <w:numId w:val="13"/>
+        </w:numPr>
+        <w:spacing w:before="100" w:beforeAutospacing="1" w:after="0" w:line="240" w:lineRule="auto"/>
+        <w:jc w:val="both"/>
+        <w:rPr>
+          <w:rFonts w:eastAsia="Times New Roman" w:cstheme="minorHAnsi"/>
+          <w:color w:val="1F1F1F"/>
+          <w:sz w:val="36"/>
+          <w:szCs w:val="36"/>
+          <w:lang w:eastAsia="pt-BR"/>
+        </w:rPr>
+      </w:pPr>
+      <w:r>
+        <w:rPr>
+          <w:rFonts w:eastAsia="Times New Roman" w:cstheme="minorHAnsi"/>
+          <w:b/>
+          <w:bCs/>
+          <w:color w:val="1F1F1F"/>
+          <w:sz w:val="36"/>
+          <w:szCs w:val="36"/>
+          <w:bdr w:val="none" w:sz="0" w:space="0" w:color="auto" w:frame="1"/>
+          <w:lang w:eastAsia="pt-BR"/>
+        </w:rPr>
+        <w:t>Protótipos das Interfaces</w:t>
+      </w:r>
+      <w:r>
+        <w:rPr>
+          <w:rFonts w:eastAsia="Times New Roman" w:cstheme="minorHAnsi"/>
+          <w:color w:val="1F1F1F"/>
+          <w:sz w:val="36"/>
+          <w:szCs w:val="36"/>
+          <w:lang w:eastAsia="pt-BR"/>
+        </w:rPr>
+        <w:t>:</w:t>
+      </w:r>
+      <w:r>
+        <w:rPr>
+          <w:rFonts w:eastAsia="Times New Roman" w:cstheme="minorHAnsi"/>
+          <w:color w:val="1F1F1F"/>
+          <w:sz w:val="36"/>
+          <w:szCs w:val="36"/>
+          <w:lang w:eastAsia="pt-BR"/>
+        </w:rPr>
+        <w:t xml:space="preserve"> </w:t>
+      </w:r>
+    </w:p>
+    <w:p>
+      <w:pPr>
+        <w:jc w:val="both"/>
         <w:rPr>
           <w:sz w:val="32"/>
           <w:szCs w:val="32"/>
         </w:rPr>
       </w:pPr>
     </w:p>
+    <w:p>
+      <w:pPr>
+        <w:rPr>
+          <w:sz w:val="36"/>
+          <w:szCs w:val="36"/>
+        </w:rPr>
+      </w:pPr>
+      <w:r>
+        <w:rPr>
+          <w:sz w:val="36"/>
+          <w:szCs w:val="36"/>
+        </w:rPr>
+        <w:t xml:space="preserve">*Calendário de trabalho* </w:t>
+      </w:r>
+      <w:r>
+        <w:rPr>
+          <w:sz w:val="36"/>
+          <w:szCs w:val="36"/>
+        </w:rPr>
+        <w:br/>
+      </w:r>
+    </w:p>
+    <w:p>
+      <w:pPr>
+        <w:rPr>
+          <w:sz w:val="36"/>
+          <w:szCs w:val="36"/>
+        </w:rPr>
+      </w:pPr>
+      <w:r>
+        <w:rPr>
+          <w:sz w:val="36"/>
+          <w:szCs w:val="36"/>
+        </w:rPr>
+        <w:t>*Semana 3 - 23/03 á 06/04</w:t>
+      </w:r>
+      <w:r>
+        <w:rPr>
+          <w:sz w:val="36"/>
+          <w:szCs w:val="36"/>
+        </w:rPr>
+        <w:t xml:space="preserve">* </w:t>
+      </w:r>
+    </w:p>
+    <w:p>
+      <w:pPr>
+        <w:rPr>
+          <w:sz w:val="36"/>
+          <w:szCs w:val="36"/>
+        </w:rPr>
+      </w:pPr>
+      <w:r>
+        <w:rPr>
+          <w:sz w:val="36"/>
+          <w:szCs w:val="36"/>
+        </w:rPr>
+        <w:t xml:space="preserve">- Mapa mental do software </w:t>
+      </w:r>
+    </w:p>
+    <w:p>
+      <w:pPr>
+        <w:rPr>
+          <w:sz w:val="36"/>
+          <w:szCs w:val="36"/>
+        </w:rPr>
+      </w:pPr>
+    </w:p>
+    <w:p>
+      <w:pPr>
+        <w:rPr>
+          <w:sz w:val="36"/>
+          <w:szCs w:val="36"/>
+        </w:rPr>
+      </w:pPr>
+      <w:r>
+        <w:rPr>
+          <w:sz w:val="36"/>
+          <w:szCs w:val="36"/>
+        </w:rPr>
+        <w:t xml:space="preserve">*Semana 4 - 30/03 á 06/04* </w:t>
+      </w:r>
+    </w:p>
+    <w:p>
+      <w:pPr>
+        <w:rPr>
+          <w:sz w:val="36"/>
+          <w:szCs w:val="36"/>
+        </w:rPr>
+      </w:pPr>
+      <w:r>
+        <w:rPr>
+          <w:sz w:val="36"/>
+          <w:szCs w:val="36"/>
+        </w:rPr>
+        <w:t xml:space="preserve">- Criação de paradigma </w:t>
+      </w:r>
+    </w:p>
+    <w:p>
+      <w:pPr>
+        <w:rPr>
+          <w:sz w:val="36"/>
+          <w:szCs w:val="36"/>
+        </w:rPr>
+      </w:pPr>
+      <w:r>
+        <w:rPr>
+          <w:sz w:val="36"/>
+          <w:szCs w:val="36"/>
+        </w:rPr>
+        <w:t xml:space="preserve">- Diagrama de casos de uso </w:t>
+      </w:r>
+    </w:p>
+    <w:p>
+      <w:pPr>
+        <w:rPr>
+          <w:sz w:val="36"/>
+          <w:szCs w:val="36"/>
+        </w:rPr>
+      </w:pPr>
+    </w:p>
+    <w:p>
+      <w:pPr>
+        <w:rPr>
+          <w:sz w:val="36"/>
+          <w:szCs w:val="36"/>
+        </w:rPr>
+      </w:pPr>
+      <w:r>
+        <w:rPr>
+          <w:sz w:val="36"/>
+          <w:szCs w:val="36"/>
+        </w:rPr>
+        <w:t xml:space="preserve">*Semana 5 - 06/04 á 13/04* </w:t>
+      </w:r>
+    </w:p>
+    <w:p>
+      <w:pPr>
+        <w:rPr>
+          <w:sz w:val="36"/>
+          <w:szCs w:val="36"/>
+        </w:rPr>
+      </w:pPr>
+      <w:r>
+        <w:rPr>
+          <w:sz w:val="36"/>
+          <w:szCs w:val="36"/>
+        </w:rPr>
+        <w:t xml:space="preserve">- Diagrama de casos de uso </w:t>
+      </w:r>
+    </w:p>
+    <w:p>
+      <w:pPr>
+        <w:rPr>
+          <w:sz w:val="36"/>
+          <w:szCs w:val="36"/>
+        </w:rPr>
+      </w:pPr>
+      <w:r>
+        <w:rPr>
+          <w:sz w:val="36"/>
+          <w:szCs w:val="36"/>
+        </w:rPr>
+        <w:t>- Especificação dos casos de uso</w:t>
+      </w:r>
+    </w:p>
+    <w:p>
+      <w:pPr>
+        <w:rPr>
+          <w:sz w:val="36"/>
+          <w:szCs w:val="36"/>
+        </w:rPr>
+      </w:pPr>
+      <w:r>
+        <w:rPr>
+          <w:sz w:val="36"/>
+          <w:szCs w:val="36"/>
+        </w:rPr>
+        <w:t xml:space="preserve"> </w:t>
+      </w:r>
+    </w:p>
+    <w:p>
+      <w:pPr>
+        <w:rPr>
+          <w:sz w:val="36"/>
+          <w:szCs w:val="36"/>
+        </w:rPr>
+      </w:pPr>
+      <w:r>
+        <w:rPr>
+          <w:sz w:val="36"/>
+          <w:szCs w:val="36"/>
+        </w:rPr>
+        <w:t xml:space="preserve">*Semana 6 - 13/04 á 20/04* </w:t>
+      </w:r>
+    </w:p>
+    <w:p>
+      <w:pPr>
+        <w:rPr>
+          <w:sz w:val="36"/>
+          <w:szCs w:val="36"/>
+        </w:rPr>
+      </w:pPr>
+      <w:r>
+        <w:rPr>
+          <w:sz w:val="36"/>
+          <w:szCs w:val="36"/>
+        </w:rPr>
+        <w:t xml:space="preserve">- Especificação dos casos de uso - Modelagem do banco de dados </w:t>
+      </w:r>
+    </w:p>
+    <w:p>
+      <w:pPr>
+        <w:rPr>
+          <w:sz w:val="36"/>
+          <w:szCs w:val="36"/>
+        </w:rPr>
+      </w:pPr>
+    </w:p>
+    <w:p>
+      <w:pPr>
+        <w:rPr>
+          <w:sz w:val="36"/>
+          <w:szCs w:val="36"/>
+        </w:rPr>
+      </w:pPr>
+      <w:r>
+        <w:rPr>
+          <w:sz w:val="36"/>
+          <w:szCs w:val="36"/>
+        </w:rPr>
+        <w:t xml:space="preserve">*Semana </w:t>
+      </w:r>
+      <w:proofErr w:type="gramStart"/>
+      <w:r>
+        <w:rPr>
+          <w:sz w:val="36"/>
+          <w:szCs w:val="36"/>
+        </w:rPr>
+        <w:t>7</w:t>
+      </w:r>
+      <w:proofErr w:type="gramEnd"/>
+      <w:r>
+        <w:rPr>
+          <w:sz w:val="36"/>
+          <w:szCs w:val="36"/>
+        </w:rPr>
+        <w:t xml:space="preserve">... - 20/04 </w:t>
+      </w:r>
+      <w:proofErr w:type="gramStart"/>
+      <w:r>
+        <w:rPr>
+          <w:sz w:val="36"/>
+          <w:szCs w:val="36"/>
+        </w:rPr>
+        <w:t>á ...</w:t>
+      </w:r>
+      <w:proofErr w:type="gramEnd"/>
+      <w:r>
+        <w:rPr>
+          <w:sz w:val="36"/>
+          <w:szCs w:val="36"/>
+        </w:rPr>
+        <w:t xml:space="preserve">* </w:t>
+      </w:r>
+    </w:p>
+    <w:p>
+      <w:pPr>
+        <w:rPr>
+          <w:rFonts w:cstheme="minorHAnsi"/>
+          <w:b/>
+          <w:bCs/>
+          <w:sz w:val="36"/>
+          <w:szCs w:val="36"/>
+        </w:rPr>
+      </w:pPr>
+      <w:r>
+        <w:rPr>
+          <w:sz w:val="36"/>
+          <w:szCs w:val="36"/>
+        </w:rPr>
+        <w:lastRenderedPageBreak/>
+        <w:t>- Implementação do sistema (Programação, testes de segurança e uso com o usuário</w:t>
+      </w:r>
+      <w:proofErr w:type="gramStart"/>
+      <w:r>
+        <w:rPr>
+          <w:sz w:val="36"/>
+          <w:szCs w:val="36"/>
+        </w:rPr>
+        <w:t>)</w:t>
+      </w:r>
+      <w:proofErr w:type="gramEnd"/>
+    </w:p>
     <w:sectPr>
-      <w:headerReference w:type="default" r:id="rId9"/>
-      <w:footerReference w:type="default" r:id="rId10"/>
+      <w:headerReference w:type="default" r:id="rId11"/>
+      <w:footerReference w:type="default" r:id="rId12"/>
       <w:pgSz w:w="11906" w:h="16838"/>
       <w:pgMar w:top="1560" w:right="720" w:bottom="720" w:left="720" w:header="283" w:footer="0" w:gutter="0"/>
       <w:cols w:space="708"/>
@@ -2499,7 +5248,7 @@
         <w:noProof/>
         <w:color w:val="4472C4" w:themeColor="accent1"/>
       </w:rPr>
-      <w:t>2</w:t>
+      <w:t>3</w:t>
     </w:r>
     <w:r>
       <w:rPr>
@@ -2536,7 +5285,7 @@
         <w:noProof/>
         <w:color w:val="4472C4" w:themeColor="accent1"/>
       </w:rPr>
-      <w:t>4</w:t>
+      <w:t>10</w:t>
     </w:r>
     <w:r>
       <w:rPr>
@@ -2640,6 +5389,304 @@
 <file path=word/numbering.xml><?xml version="1.0" encoding="utf-8"?>
 <w:numbering xmlns:wpc="http://schemas.microsoft.com/office/word/2010/wordprocessingCanvas" xmlns:mc="http://schemas.openxmlformats.org/markup-compatibility/2006" xmlns:o="urn:schemas-microsoft-com:office:office" xmlns:r="http://schemas.openxmlformats.org/officeDocument/2006/relationships" xmlns:m="http://schemas.openxmlformats.org/officeDocument/2006/math" xmlns:v="urn:schemas-microsoft-com:vml" xmlns:wp14="http://schemas.microsoft.com/office/word/2010/wordprocessingDrawing" xmlns:wp="http://schemas.openxmlformats.org/drawingml/2006/wordprocessingDrawing" xmlns:w10="urn:schemas-microsoft-com:office:word" xmlns:w="http://schemas.openxmlformats.org/wordprocessingml/2006/main" xmlns:w14="http://schemas.microsoft.com/office/word/2010/wordml" xmlns:wpg="http://schemas.microsoft.com/office/word/2010/wordprocessingGroup" xmlns:wpi="http://schemas.microsoft.com/office/word/2010/wordprocessingInk" xmlns:wne="http://schemas.microsoft.com/office/word/2006/wordml" xmlns:wps="http://schemas.microsoft.com/office/word/2010/wordprocessingShape" mc:Ignorable="w14 wp14">
   <w:abstractNum w:abstractNumId="0">
+    <w:nsid w:val="03E75A20"/>
+    <w:multiLevelType w:val="multilevel"/>
+    <w:tmpl w:val="97843E0E"/>
+    <w:lvl w:ilvl="0">
+      <w:start w:val="1"/>
+      <w:numFmt w:val="bullet"/>
+      <w:lvlText w:val=""/>
+      <w:lvlJc w:val="left"/>
+      <w:pPr>
+        <w:tabs>
+          <w:tab w:val="num" w:pos="720"/>
+        </w:tabs>
+        <w:ind w:left="720" w:hanging="360"/>
+      </w:pPr>
+      <w:rPr>
+        <w:rFonts w:ascii="Symbol" w:hAnsi="Symbol" w:cs="Symbol" w:hint="default"/>
+        <w:sz w:val="20"/>
+      </w:rPr>
+    </w:lvl>
+    <w:lvl w:ilvl="1">
+      <w:start w:val="1"/>
+      <w:numFmt w:val="bullet"/>
+      <w:lvlText w:val="o"/>
+      <w:lvlJc w:val="left"/>
+      <w:pPr>
+        <w:tabs>
+          <w:tab w:val="num" w:pos="1440"/>
+        </w:tabs>
+        <w:ind w:left="1440" w:hanging="360"/>
+      </w:pPr>
+      <w:rPr>
+        <w:rFonts w:ascii="Courier New" w:hAnsi="Courier New" w:cs="Courier New" w:hint="default"/>
+        <w:sz w:val="20"/>
+      </w:rPr>
+    </w:lvl>
+    <w:lvl w:ilvl="2">
+      <w:start w:val="1"/>
+      <w:numFmt w:val="bullet"/>
+      <w:lvlText w:val=""/>
+      <w:lvlJc w:val="left"/>
+      <w:pPr>
+        <w:tabs>
+          <w:tab w:val="num" w:pos="2160"/>
+        </w:tabs>
+        <w:ind w:left="2160" w:hanging="360"/>
+      </w:pPr>
+      <w:rPr>
+        <w:rFonts w:ascii="Wingdings" w:hAnsi="Wingdings" w:cs="Wingdings" w:hint="default"/>
+        <w:sz w:val="20"/>
+      </w:rPr>
+    </w:lvl>
+    <w:lvl w:ilvl="3">
+      <w:start w:val="1"/>
+      <w:numFmt w:val="bullet"/>
+      <w:lvlText w:val=""/>
+      <w:lvlJc w:val="left"/>
+      <w:pPr>
+        <w:tabs>
+          <w:tab w:val="num" w:pos="2880"/>
+        </w:tabs>
+        <w:ind w:left="2880" w:hanging="360"/>
+      </w:pPr>
+      <w:rPr>
+        <w:rFonts w:ascii="Wingdings" w:hAnsi="Wingdings" w:cs="Wingdings" w:hint="default"/>
+        <w:sz w:val="20"/>
+      </w:rPr>
+    </w:lvl>
+    <w:lvl w:ilvl="4">
+      <w:start w:val="1"/>
+      <w:numFmt w:val="bullet"/>
+      <w:lvlText w:val=""/>
+      <w:lvlJc w:val="left"/>
+      <w:pPr>
+        <w:tabs>
+          <w:tab w:val="num" w:pos="3600"/>
+        </w:tabs>
+        <w:ind w:left="3600" w:hanging="360"/>
+      </w:pPr>
+      <w:rPr>
+        <w:rFonts w:ascii="Wingdings" w:hAnsi="Wingdings" w:cs="Wingdings" w:hint="default"/>
+        <w:sz w:val="20"/>
+      </w:rPr>
+    </w:lvl>
+    <w:lvl w:ilvl="5">
+      <w:start w:val="1"/>
+      <w:numFmt w:val="bullet"/>
+      <w:lvlText w:val=""/>
+      <w:lvlJc w:val="left"/>
+      <w:pPr>
+        <w:tabs>
+          <w:tab w:val="num" w:pos="4320"/>
+        </w:tabs>
+        <w:ind w:left="4320" w:hanging="360"/>
+      </w:pPr>
+      <w:rPr>
+        <w:rFonts w:ascii="Wingdings" w:hAnsi="Wingdings" w:cs="Wingdings" w:hint="default"/>
+        <w:sz w:val="20"/>
+      </w:rPr>
+    </w:lvl>
+    <w:lvl w:ilvl="6">
+      <w:start w:val="1"/>
+      <w:numFmt w:val="bullet"/>
+      <w:lvlText w:val=""/>
+      <w:lvlJc w:val="left"/>
+      <w:pPr>
+        <w:tabs>
+          <w:tab w:val="num" w:pos="5040"/>
+        </w:tabs>
+        <w:ind w:left="5040" w:hanging="360"/>
+      </w:pPr>
+      <w:rPr>
+        <w:rFonts w:ascii="Wingdings" w:hAnsi="Wingdings" w:cs="Wingdings" w:hint="default"/>
+        <w:sz w:val="20"/>
+      </w:rPr>
+    </w:lvl>
+    <w:lvl w:ilvl="7">
+      <w:start w:val="1"/>
+      <w:numFmt w:val="bullet"/>
+      <w:lvlText w:val=""/>
+      <w:lvlJc w:val="left"/>
+      <w:pPr>
+        <w:tabs>
+          <w:tab w:val="num" w:pos="5760"/>
+        </w:tabs>
+        <w:ind w:left="5760" w:hanging="360"/>
+      </w:pPr>
+      <w:rPr>
+        <w:rFonts w:ascii="Wingdings" w:hAnsi="Wingdings" w:cs="Wingdings" w:hint="default"/>
+        <w:sz w:val="20"/>
+      </w:rPr>
+    </w:lvl>
+    <w:lvl w:ilvl="8">
+      <w:start w:val="1"/>
+      <w:numFmt w:val="bullet"/>
+      <w:lvlText w:val=""/>
+      <w:lvlJc w:val="left"/>
+      <w:pPr>
+        <w:tabs>
+          <w:tab w:val="num" w:pos="6480"/>
+        </w:tabs>
+        <w:ind w:left="6480" w:hanging="360"/>
+      </w:pPr>
+      <w:rPr>
+        <w:rFonts w:ascii="Wingdings" w:hAnsi="Wingdings" w:cs="Wingdings" w:hint="default"/>
+        <w:sz w:val="20"/>
+      </w:rPr>
+    </w:lvl>
+  </w:abstractNum>
+  <w:abstractNum w:abstractNumId="1">
+    <w:nsid w:val="0CC16E09"/>
+    <w:multiLevelType w:val="multilevel"/>
+    <w:tmpl w:val="37F63952"/>
+    <w:lvl w:ilvl="0">
+      <w:start w:val="1"/>
+      <w:numFmt w:val="bullet"/>
+      <w:lvlText w:val=""/>
+      <w:lvlJc w:val="left"/>
+      <w:pPr>
+        <w:tabs>
+          <w:tab w:val="num" w:pos="720"/>
+        </w:tabs>
+        <w:ind w:left="720" w:hanging="360"/>
+      </w:pPr>
+      <w:rPr>
+        <w:rFonts w:ascii="Symbol" w:hAnsi="Symbol" w:cs="Symbol" w:hint="default"/>
+        <w:sz w:val="20"/>
+      </w:rPr>
+    </w:lvl>
+    <w:lvl w:ilvl="1">
+      <w:start w:val="1"/>
+      <w:numFmt w:val="bullet"/>
+      <w:lvlText w:val="o"/>
+      <w:lvlJc w:val="left"/>
+      <w:pPr>
+        <w:tabs>
+          <w:tab w:val="num" w:pos="1440"/>
+        </w:tabs>
+        <w:ind w:left="1440" w:hanging="360"/>
+      </w:pPr>
+      <w:rPr>
+        <w:rFonts w:ascii="Courier New" w:hAnsi="Courier New" w:cs="Courier New" w:hint="default"/>
+        <w:sz w:val="20"/>
+      </w:rPr>
+    </w:lvl>
+    <w:lvl w:ilvl="2">
+      <w:start w:val="1"/>
+      <w:numFmt w:val="bullet"/>
+      <w:lvlText w:val=""/>
+      <w:lvlJc w:val="left"/>
+      <w:pPr>
+        <w:tabs>
+          <w:tab w:val="num" w:pos="2160"/>
+        </w:tabs>
+        <w:ind w:left="2160" w:hanging="360"/>
+      </w:pPr>
+      <w:rPr>
+        <w:rFonts w:ascii="Wingdings" w:hAnsi="Wingdings" w:cs="Wingdings" w:hint="default"/>
+        <w:sz w:val="20"/>
+      </w:rPr>
+    </w:lvl>
+    <w:lvl w:ilvl="3">
+      <w:start w:val="1"/>
+      <w:numFmt w:val="bullet"/>
+      <w:lvlText w:val=""/>
+      <w:lvlJc w:val="left"/>
+      <w:pPr>
+        <w:tabs>
+          <w:tab w:val="num" w:pos="2880"/>
+        </w:tabs>
+        <w:ind w:left="2880" w:hanging="360"/>
+      </w:pPr>
+      <w:rPr>
+        <w:rFonts w:ascii="Wingdings" w:hAnsi="Wingdings" w:cs="Wingdings" w:hint="default"/>
+        <w:sz w:val="20"/>
+      </w:rPr>
+    </w:lvl>
+    <w:lvl w:ilvl="4">
+      <w:start w:val="1"/>
+      <w:numFmt w:val="bullet"/>
+      <w:lvlText w:val=""/>
+      <w:lvlJc w:val="left"/>
+      <w:pPr>
+        <w:tabs>
+          <w:tab w:val="num" w:pos="3600"/>
+        </w:tabs>
+        <w:ind w:left="3600" w:hanging="360"/>
+      </w:pPr>
+      <w:rPr>
+        <w:rFonts w:ascii="Wingdings" w:hAnsi="Wingdings" w:cs="Wingdings" w:hint="default"/>
+        <w:sz w:val="20"/>
+      </w:rPr>
+    </w:lvl>
+    <w:lvl w:ilvl="5">
+      <w:start w:val="1"/>
+      <w:numFmt w:val="bullet"/>
+      <w:lvlText w:val=""/>
+      <w:lvlJc w:val="left"/>
+      <w:pPr>
+        <w:tabs>
+          <w:tab w:val="num" w:pos="4320"/>
+        </w:tabs>
+        <w:ind w:left="4320" w:hanging="360"/>
+      </w:pPr>
+      <w:rPr>
+        <w:rFonts w:ascii="Wingdings" w:hAnsi="Wingdings" w:cs="Wingdings" w:hint="default"/>
+        <w:sz w:val="20"/>
+      </w:rPr>
+    </w:lvl>
+    <w:lvl w:ilvl="6">
+      <w:start w:val="1"/>
+      <w:numFmt w:val="bullet"/>
+      <w:lvlText w:val=""/>
+      <w:lvlJc w:val="left"/>
+      <w:pPr>
+        <w:tabs>
+          <w:tab w:val="num" w:pos="5040"/>
+        </w:tabs>
+        <w:ind w:left="5040" w:hanging="360"/>
+      </w:pPr>
+      <w:rPr>
+        <w:rFonts w:ascii="Wingdings" w:hAnsi="Wingdings" w:cs="Wingdings" w:hint="default"/>
+        <w:sz w:val="20"/>
+      </w:rPr>
+    </w:lvl>
+    <w:lvl w:ilvl="7">
+      <w:start w:val="1"/>
+      <w:numFmt w:val="bullet"/>
+      <w:lvlText w:val=""/>
+      <w:lvlJc w:val="left"/>
+      <w:pPr>
+        <w:tabs>
+          <w:tab w:val="num" w:pos="5760"/>
+        </w:tabs>
+        <w:ind w:left="5760" w:hanging="360"/>
+      </w:pPr>
+      <w:rPr>
+        <w:rFonts w:ascii="Wingdings" w:hAnsi="Wingdings" w:cs="Wingdings" w:hint="default"/>
+        <w:sz w:val="20"/>
+      </w:rPr>
+    </w:lvl>
+    <w:lvl w:ilvl="8">
+      <w:start w:val="1"/>
+      <w:numFmt w:val="bullet"/>
+      <w:lvlText w:val=""/>
+      <w:lvlJc w:val="left"/>
+      <w:pPr>
+        <w:tabs>
+          <w:tab w:val="num" w:pos="6480"/>
+        </w:tabs>
+        <w:ind w:left="6480" w:hanging="360"/>
+      </w:pPr>
+      <w:rPr>
+        <w:rFonts w:ascii="Wingdings" w:hAnsi="Wingdings" w:cs="Wingdings" w:hint="default"/>
+        <w:sz w:val="20"/>
+      </w:rPr>
+    </w:lvl>
+  </w:abstractNum>
+  <w:abstractNum w:abstractNumId="2">
     <w:nsid w:val="1608709F"/>
     <w:multiLevelType w:val="multilevel"/>
     <w:tmpl w:val="8D6C07E0"/>
@@ -2756,7 +5803,147 @@
       </w:pPr>
     </w:lvl>
   </w:abstractNum>
-  <w:abstractNum w:abstractNumId="1">
+  <w:abstractNum w:abstractNumId="3">
+    <w:nsid w:val="1A1D0AC6"/>
+    <w:multiLevelType w:val="multilevel"/>
+    <w:tmpl w:val="72685B90"/>
+    <w:lvl w:ilvl="0">
+      <w:start w:val="5"/>
+      <w:numFmt w:val="decimal"/>
+      <w:lvlText w:val="%1."/>
+      <w:lvlJc w:val="left"/>
+      <w:pPr>
+        <w:tabs>
+          <w:tab w:val="num" w:pos="720"/>
+        </w:tabs>
+        <w:ind w:left="720" w:hanging="360"/>
+      </w:pPr>
+      <w:rPr>
+        <w:rFonts w:hint="default"/>
+      </w:rPr>
+    </w:lvl>
+    <w:lvl w:ilvl="1">
+      <w:start w:val="1"/>
+      <w:numFmt w:val="decimal"/>
+      <w:lvlText w:val="%2."/>
+      <w:lvlJc w:val="left"/>
+      <w:pPr>
+        <w:tabs>
+          <w:tab w:val="num" w:pos="1440"/>
+        </w:tabs>
+        <w:ind w:left="1440" w:hanging="360"/>
+      </w:pPr>
+      <w:rPr>
+        <w:rFonts w:hint="default"/>
+      </w:rPr>
+    </w:lvl>
+    <w:lvl w:ilvl="2">
+      <w:start w:val="1"/>
+      <w:numFmt w:val="decimal"/>
+      <w:lvlText w:val="%3."/>
+      <w:lvlJc w:val="left"/>
+      <w:pPr>
+        <w:tabs>
+          <w:tab w:val="num" w:pos="2160"/>
+        </w:tabs>
+        <w:ind w:left="2160" w:hanging="360"/>
+      </w:pPr>
+      <w:rPr>
+        <w:rFonts w:hint="default"/>
+      </w:rPr>
+    </w:lvl>
+    <w:lvl w:ilvl="3">
+      <w:start w:val="1"/>
+      <w:numFmt w:val="decimal"/>
+      <w:lvlText w:val="%4."/>
+      <w:lvlJc w:val="left"/>
+      <w:pPr>
+        <w:tabs>
+          <w:tab w:val="num" w:pos="2880"/>
+        </w:tabs>
+        <w:ind w:left="2880" w:hanging="360"/>
+      </w:pPr>
+      <w:rPr>
+        <w:rFonts w:hint="default"/>
+      </w:rPr>
+    </w:lvl>
+    <w:lvl w:ilvl="4">
+      <w:start w:val="1"/>
+      <w:numFmt w:val="decimal"/>
+      <w:lvlText w:val="%5."/>
+      <w:lvlJc w:val="left"/>
+      <w:pPr>
+        <w:tabs>
+          <w:tab w:val="num" w:pos="3600"/>
+        </w:tabs>
+        <w:ind w:left="3600" w:hanging="360"/>
+      </w:pPr>
+      <w:rPr>
+        <w:rFonts w:hint="default"/>
+      </w:rPr>
+    </w:lvl>
+    <w:lvl w:ilvl="5">
+      <w:start w:val="1"/>
+      <w:numFmt w:val="decimal"/>
+      <w:lvlText w:val="%6."/>
+      <w:lvlJc w:val="left"/>
+      <w:pPr>
+        <w:tabs>
+          <w:tab w:val="num" w:pos="4320"/>
+        </w:tabs>
+        <w:ind w:left="4320" w:hanging="360"/>
+      </w:pPr>
+      <w:rPr>
+        <w:rFonts w:hint="default"/>
+      </w:rPr>
+    </w:lvl>
+    <w:lvl w:ilvl="6">
+      <w:start w:val="1"/>
+      <w:numFmt w:val="decimal"/>
+      <w:lvlText w:val="%7."/>
+      <w:lvlJc w:val="left"/>
+      <w:pPr>
+        <w:tabs>
+          <w:tab w:val="num" w:pos="5040"/>
+        </w:tabs>
+        <w:ind w:left="5040" w:hanging="360"/>
+      </w:pPr>
+      <w:rPr>
+        <w:rFonts w:hint="default"/>
+      </w:rPr>
+    </w:lvl>
+    <w:lvl w:ilvl="7">
+      <w:start w:val="1"/>
+      <w:numFmt w:val="decimal"/>
+      <w:lvlText w:val="%8."/>
+      <w:lvlJc w:val="left"/>
+      <w:pPr>
+        <w:tabs>
+          <w:tab w:val="num" w:pos="5760"/>
+        </w:tabs>
+        <w:ind w:left="5760" w:hanging="360"/>
+      </w:pPr>
+      <w:rPr>
+        <w:rFonts w:hint="default"/>
+      </w:rPr>
+    </w:lvl>
+    <w:lvl w:ilvl="8">
+      <w:start w:val="1"/>
+      <w:numFmt w:val="decimal"/>
+      <w:lvlText w:val="%9."/>
+      <w:lvlJc w:val="left"/>
+      <w:pPr>
+        <w:tabs>
+          <w:tab w:val="num" w:pos="6480"/>
+        </w:tabs>
+        <w:ind w:left="6480" w:hanging="360"/>
+      </w:pPr>
+      <w:rPr>
+        <w:rFonts w:hint="default"/>
+      </w:rPr>
+    </w:lvl>
+  </w:abstractNum>
+  <w:abstractNum w:abstractNumId="4">
     <w:nsid w:val="34A60AA7"/>
     <w:multiLevelType w:val="multilevel"/>
     <w:tmpl w:val="9386E452"/>
@@ -2905,7 +6092,124 @@
       </w:rPr>
     </w:lvl>
   </w:abstractNum>
-  <w:abstractNum w:abstractNumId="2">
+  <w:abstractNum w:abstractNumId="5">
+    <w:nsid w:val="39EC620A"/>
+    <w:multiLevelType w:val="multilevel"/>
+    <w:tmpl w:val="BB30AD72"/>
+    <w:lvl w:ilvl="0">
+      <w:start w:val="1"/>
+      <w:numFmt w:val="decimal"/>
+      <w:lvlText w:val="%1."/>
+      <w:lvlJc w:val="left"/>
+      <w:pPr>
+        <w:tabs>
+          <w:tab w:val="num" w:pos="720"/>
+        </w:tabs>
+        <w:ind w:left="720" w:hanging="360"/>
+      </w:pPr>
+    </w:lvl>
+    <w:lvl w:ilvl="1">
+      <w:start w:val="1"/>
+      <w:numFmt w:val="bullet"/>
+      <w:lvlText w:val="o"/>
+      <w:lvlJc w:val="left"/>
+      <w:pPr>
+        <w:tabs>
+          <w:tab w:val="num" w:pos="1440"/>
+        </w:tabs>
+        <w:ind w:left="1440" w:hanging="360"/>
+      </w:pPr>
+      <w:rPr>
+        <w:rFonts w:ascii="Courier New" w:hAnsi="Courier New" w:cs="Courier New" w:hint="default"/>
+        <w:sz w:val="20"/>
+      </w:rPr>
+    </w:lvl>
+    <w:lvl w:ilvl="2">
+      <w:start w:val="1"/>
+      <w:numFmt w:val="decimal"/>
+      <w:lvlText w:val="%3."/>
+      <w:lvlJc w:val="left"/>
+      <w:pPr>
+        <w:tabs>
+          <w:tab w:val="num" w:pos="2160"/>
+        </w:tabs>
+        <w:ind w:left="2160" w:hanging="360"/>
+      </w:pPr>
+    </w:lvl>
+    <w:lvl w:ilvl="3">
+      <w:start w:val="1"/>
+      <w:numFmt w:val="decimal"/>
+      <w:lvlText w:val="%4."/>
+      <w:lvlJc w:val="left"/>
+      <w:pPr>
+        <w:tabs>
+          <w:tab w:val="num" w:pos="2880"/>
+        </w:tabs>
+        <w:ind w:left="2880" w:hanging="360"/>
+      </w:pPr>
+    </w:lvl>
+    <w:lvl w:ilvl="4">
+      <w:start w:val="1"/>
+      <w:numFmt w:val="decimal"/>
+      <w:lvlText w:val="%5."/>
+      <w:lvlJc w:val="left"/>
+      <w:pPr>
+        <w:tabs>
+          <w:tab w:val="num" w:pos="3600"/>
+        </w:tabs>
+        <w:ind w:left="3600" w:hanging="360"/>
+      </w:pPr>
+    </w:lvl>
+    <w:lvl w:ilvl="5">
+      <w:start w:val="1"/>
+      <w:numFmt w:val="decimal"/>
+      <w:lvlText w:val="%6."/>
+      <w:lvlJc w:val="left"/>
+      <w:pPr>
+        <w:tabs>
+          <w:tab w:val="num" w:pos="4320"/>
+        </w:tabs>
+        <w:ind w:left="4320" w:hanging="360"/>
+      </w:pPr>
+    </w:lvl>
+    <w:lvl w:ilvl="6">
+      <w:start w:val="1"/>
+      <w:numFmt w:val="decimal"/>
+      <w:lvlText w:val="%7."/>
+      <w:lvlJc w:val="left"/>
+      <w:pPr>
+        <w:tabs>
+          <w:tab w:val="num" w:pos="5040"/>
+        </w:tabs>
+        <w:ind w:left="5040" w:hanging="360"/>
+      </w:pPr>
+    </w:lvl>
+    <w:lvl w:ilvl="7">
+      <w:start w:val="1"/>
+      <w:numFmt w:val="decimal"/>
+      <w:lvlText w:val="%8."/>
+      <w:lvlJc w:val="left"/>
+      <w:pPr>
+        <w:tabs>
+          <w:tab w:val="num" w:pos="5760"/>
+        </w:tabs>
+        <w:ind w:left="5760" w:hanging="360"/>
+      </w:pPr>
+    </w:lvl>
+    <w:lvl w:ilvl="8">
+      <w:start w:val="1"/>
+      <w:numFmt w:val="decimal"/>
+      <w:lvlText w:val="%9."/>
+      <w:lvlJc w:val="left"/>
+      <w:pPr>
+        <w:tabs>
+          <w:tab w:val="num" w:pos="6480"/>
+        </w:tabs>
+        <w:ind w:left="6480" w:hanging="360"/>
+      </w:pPr>
+    </w:lvl>
+  </w:abstractNum>
+  <w:abstractNum w:abstractNumId="6">
     <w:nsid w:val="42DF15C9"/>
     <w:multiLevelType w:val="multilevel"/>
     <w:tmpl w:val="C572636C"/>
@@ -3054,7 +6358,7 @@
       </w:rPr>
     </w:lvl>
   </w:abstractNum>
-  <w:abstractNum w:abstractNumId="3">
+  <w:abstractNum w:abstractNumId="7">
     <w:nsid w:val="4A1970A5"/>
     <w:multiLevelType w:val="multilevel"/>
     <w:tmpl w:val="7DBAB4AE"/>
@@ -3171,7 +6475,7 @@
       </w:pPr>
     </w:lvl>
   </w:abstractNum>
-  <w:abstractNum w:abstractNumId="4">
+  <w:abstractNum w:abstractNumId="8">
     <w:nsid w:val="4A530E11"/>
     <w:multiLevelType w:val="multilevel"/>
     <w:tmpl w:val="8A08C1C2"/>
@@ -3320,7 +6624,7 @@
       </w:rPr>
     </w:lvl>
   </w:abstractNum>
-  <w:abstractNum w:abstractNumId="5">
+  <w:abstractNum w:abstractNumId="9">
     <w:nsid w:val="4ACA67C9"/>
     <w:multiLevelType w:val="multilevel"/>
     <w:tmpl w:val="8A461EA2"/>
@@ -3469,7 +6773,7 @@
       </w:rPr>
     </w:lvl>
   </w:abstractNum>
-  <w:abstractNum w:abstractNumId="6">
+  <w:abstractNum w:abstractNumId="10">
     <w:nsid w:val="5B1C02C2"/>
     <w:multiLevelType w:val="multilevel"/>
     <w:tmpl w:val="EA16FBD6"/>
@@ -3582,7 +6886,7 @@
       </w:pPr>
     </w:lvl>
   </w:abstractNum>
-  <w:abstractNum w:abstractNumId="7">
+  <w:abstractNum w:abstractNumId="11">
     <w:nsid w:val="650A6B51"/>
     <w:multiLevelType w:val="multilevel"/>
     <w:tmpl w:val="9CBAF5B4"/>
@@ -3695,7 +6999,7 @@
       </w:pPr>
     </w:lvl>
   </w:abstractNum>
-  <w:abstractNum w:abstractNumId="8">
+  <w:abstractNum w:abstractNumId="12">
     <w:nsid w:val="70FC3677"/>
     <w:multiLevelType w:val="multilevel"/>
     <w:tmpl w:val="7488FEB4"/>
@@ -3845,31 +7149,43 @@
     </w:lvl>
   </w:abstractNum>
   <w:num w:numId="1">
+    <w:abstractNumId w:val="11"/>
+  </w:num>
+  <w:num w:numId="2">
+    <w:abstractNumId w:val="6"/>
+  </w:num>
+  <w:num w:numId="3">
     <w:abstractNumId w:val="7"/>
   </w:num>
-  <w:num w:numId="2">
+  <w:num w:numId="4">
     <w:abstractNumId w:val="2"/>
   </w:num>
-  <w:num w:numId="3">
-    <w:abstractNumId w:val="3"/>
+  <w:num w:numId="5">
+    <w:abstractNumId w:val="4"/>
   </w:num>
-  <w:num w:numId="4">
+  <w:num w:numId="6">
+    <w:abstractNumId w:val="9"/>
+  </w:num>
+  <w:num w:numId="7">
+    <w:abstractNumId w:val="8"/>
+  </w:num>
+  <w:num w:numId="8">
+    <w:abstractNumId w:val="12"/>
+  </w:num>
+  <w:num w:numId="9">
+    <w:abstractNumId w:val="10"/>
+  </w:num>
+  <w:num w:numId="10">
     <w:abstractNumId w:val="0"/>
   </w:num>
-  <w:num w:numId="5">
+  <w:num w:numId="11">
     <w:abstractNumId w:val="1"/>
   </w:num>
-  <w:num w:numId="6">
+  <w:num w:numId="12">
     <w:abstractNumId w:val="5"/>
   </w:num>
-  <w:num w:numId="7">
-    <w:abstractNumId w:val="4"/>
-  </w:num>
-  <w:num w:numId="8">
-    <w:abstractNumId w:val="8"/>
-  </w:num>
-  <w:num w:numId="9">
-    <w:abstractNumId w:val="6"/>
+  <w:num w:numId="13">
+    <w:abstractNumId w:val="3"/>
   </w:num>
   <w:numIdMacAtCleanup w:val="5"/>
 </w:numbering>
@@ -3912,7 +7228,7 @@
     <w:lsdException w:name="toc 7" w:uiPriority="39"/>
     <w:lsdException w:name="toc 8" w:uiPriority="39"/>
     <w:lsdException w:name="toc 9" w:uiPriority="39"/>
-    <w:lsdException w:name="caption" w:uiPriority="35" w:qFormat="1"/>
+    <w:lsdException w:name="caption" w:uiPriority="0" w:qFormat="1"/>
     <w:lsdException w:name="Title" w:semiHidden="0" w:uiPriority="10" w:unhideWhenUsed="0" w:qFormat="1"/>
     <w:lsdException w:name="Default Paragraph Font" w:uiPriority="1"/>
     <w:lsdException w:name="Subtitle" w:semiHidden="0" w:uiPriority="11" w:unhideWhenUsed="0" w:qFormat="1"/>
@@ -4346,6 +7662,26 @@
     <w:basedOn w:val="Fontepargpadro"/>
     <w:rsid w:val="0028702F"/>
   </w:style>
+  <w:style w:type="paragraph" w:styleId="Legenda">
+    <w:name w:val="caption"/>
+    <w:basedOn w:val="Normal"/>
+    <w:qFormat/>
+    <w:rsid w:val="000404B1"/>
+    <w:pPr>
+      <w:suppressLineNumbers/>
+      <w:suppressAutoHyphens/>
+      <w:spacing w:before="120" w:after="120"/>
+    </w:pPr>
+    <w:rPr>
+      <w:rFonts w:cs="Arial"/>
+      <w:i/>
+      <w:iCs/>
+      <w:kern w:val="2"/>
+      <w:sz w:val="24"/>
+      <w:szCs w:val="24"/>
+      <w14:ligatures w14:val="standardContextual"/>
+    </w:rPr>
+  </w:style>
 </w:styles>
 </file>
 
@@ -4386,7 +7722,7 @@
     <w:lsdException w:name="toc 7" w:uiPriority="39"/>
     <w:lsdException w:name="toc 8" w:uiPriority="39"/>
     <w:lsdException w:name="toc 9" w:uiPriority="39"/>
-    <w:lsdException w:name="caption" w:uiPriority="35" w:qFormat="1"/>
+    <w:lsdException w:name="caption" w:uiPriority="0" w:qFormat="1"/>
     <w:lsdException w:name="Title" w:semiHidden="0" w:uiPriority="10" w:unhideWhenUsed="0" w:qFormat="1"/>
     <w:lsdException w:name="Default Paragraph Font" w:uiPriority="1"/>
     <w:lsdException w:name="Subtitle" w:semiHidden="0" w:uiPriority="11" w:unhideWhenUsed="0" w:qFormat="1"/>
@@ -4820,6 +8156,26 @@
     <w:basedOn w:val="Fontepargpadro"/>
     <w:rsid w:val="0028702F"/>
   </w:style>
+  <w:style w:type="paragraph" w:styleId="Legenda">
+    <w:name w:val="caption"/>
+    <w:basedOn w:val="Normal"/>
+    <w:qFormat/>
+    <w:rsid w:val="000404B1"/>
+    <w:pPr>
+      <w:suppressLineNumbers/>
+      <w:suppressAutoHyphens/>
+      <w:spacing w:before="120" w:after="120"/>
+    </w:pPr>
+    <w:rPr>
+      <w:rFonts w:cs="Arial"/>
+      <w:i/>
+      <w:iCs/>
+      <w:kern w:val="2"/>
+      <w:sz w:val="24"/>
+      <w:szCs w:val="24"/>
+      <w14:ligatures w14:val="standardContextual"/>
+    </w:rPr>
+  </w:style>
 </w:styles>
 </file>
 
@@ -5112,7 +8468,7 @@
   <a:extraClrSchemeLst/>
   <a:extLst>
     <a:ext uri="{05A4C25C-085E-4340-85A3-A5531E510DB2}">
-      <thm15:themeFamily xmlns:thm15="http://schemas.microsoft.com/office/thememl/2012/main" xmlns="" name="Office Theme" id="{62F939B6-93AF-4DB8-9C6B-D6C7DFDC589F}" vid="{4A3C46E8-61CC-4603-A589-7422A47A8E4A}"/>
+      <thm15:themeFamily xmlns="" xmlns:thm15="http://schemas.microsoft.com/office/thememl/2012/main" name="Office Theme" id="{62F939B6-93AF-4DB8-9C6B-D6C7DFDC589F}" vid="{4A3C46E8-61CC-4603-A589-7422A47A8E4A}"/>
     </a:ext>
   </a:extLst>
 </a:theme>
@@ -5123,7 +8479,7 @@
 </file>
 
 <file path=customXml/itemProps1.xml><?xml version="1.0" encoding="utf-8"?>
-<ds:datastoreItem xmlns:ds="http://schemas.openxmlformats.org/officeDocument/2006/customXml" ds:itemID="{27DF79F4-8D82-4C58-AB8E-3022EE37137D}">
+<ds:datastoreItem xmlns:ds="http://schemas.openxmlformats.org/officeDocument/2006/customXml" ds:itemID="{7B1D7620-27FE-455A-BF0E-009DADECEFD5}">
   <ds:schemaRefs>
     <ds:schemaRef ds:uri="http://schemas.openxmlformats.org/officeDocument/2006/bibliography"/>
   </ds:schemaRefs>

--- a/Projeto de Engenharia de Software (Documentação).docx
+++ b/Projeto de Engenharia de Software (Documentação).docx
@@ -1901,8 +1901,6 @@
         </w:rPr>
         <w:t xml:space="preserve"> (Cliente)</w:t>
       </w:r>
-      <w:bookmarkStart w:id="0" w:name="_GoBack"/>
-      <w:bookmarkEnd w:id="0"/>
       <w:r>
         <w:rPr>
           <w:rFonts w:eastAsia="Times New Roman" w:cstheme="minorHAnsi"/>
@@ -1978,430 +1976,6 @@
           <w:sz w:val="36"/>
           <w:szCs w:val="36"/>
         </w:rPr>
-        <w:t xml:space="preserve">*Calendário de trabalho* </w:t>
-      </w:r>
-      <w:r>
-        <w:rPr>
-          <w:sz w:val="36"/>
-          <w:szCs w:val="36"/>
-        </w:rPr>
-        <w:br/>
-      </w:r>
-      <w:r>
-        <w:rPr>
-          <w:sz w:val="36"/>
-          <w:szCs w:val="36"/>
-        </w:rPr>
-        <w:t xml:space="preserve">*Semana 1 - 09/03 á 16/03* </w:t>
-      </w:r>
-    </w:p>
-    <w:p>
-      <w:pPr>
-        <w:rPr>
-          <w:sz w:val="36"/>
-          <w:szCs w:val="36"/>
-        </w:rPr>
-      </w:pPr>
-      <w:r>
-        <w:rPr>
-          <w:sz w:val="36"/>
-          <w:szCs w:val="36"/>
-        </w:rPr>
-        <w:t xml:space="preserve">- Captação de cliente </w:t>
-      </w:r>
-    </w:p>
-    <w:p>
-      <w:pPr>
-        <w:rPr>
-          <w:sz w:val="36"/>
-          <w:szCs w:val="36"/>
-        </w:rPr>
-      </w:pPr>
-      <w:r>
-        <w:rPr>
-          <w:sz w:val="36"/>
-          <w:szCs w:val="36"/>
-        </w:rPr>
-        <w:t xml:space="preserve">- Identificação de tecnologia necessária para o sistema </w:t>
-      </w:r>
-    </w:p>
-    <w:p>
-      <w:pPr>
-        <w:rPr>
-          <w:sz w:val="36"/>
-          <w:szCs w:val="36"/>
-        </w:rPr>
-      </w:pPr>
-      <w:r>
-        <w:rPr>
-          <w:sz w:val="36"/>
-          <w:szCs w:val="36"/>
-        </w:rPr>
-        <w:t xml:space="preserve">- </w:t>
-      </w:r>
-      <w:r>
-        <w:rPr>
-          <w:sz w:val="36"/>
-          <w:szCs w:val="36"/>
-        </w:rPr>
-        <w:t xml:space="preserve">Definição de </w:t>
-      </w:r>
-      <w:r>
-        <w:rPr>
-          <w:sz w:val="36"/>
-          <w:szCs w:val="36"/>
-        </w:rPr>
-        <w:t xml:space="preserve">Tipo de sistema </w:t>
-      </w:r>
-    </w:p>
-    <w:p>
-      <w:pPr>
-        <w:rPr>
-          <w:sz w:val="36"/>
-          <w:szCs w:val="36"/>
-        </w:rPr>
-      </w:pPr>
-      <w:r>
-        <w:rPr>
-          <w:sz w:val="36"/>
-          <w:szCs w:val="36"/>
-        </w:rPr>
-        <w:t>- Definição de equipe/integrantes</w:t>
-      </w:r>
-    </w:p>
-    <w:p>
-      <w:pPr>
-        <w:rPr>
-          <w:sz w:val="36"/>
-          <w:szCs w:val="36"/>
-        </w:rPr>
-      </w:pPr>
-    </w:p>
-    <w:p>
-      <w:pPr>
-        <w:rPr>
-          <w:sz w:val="36"/>
-          <w:szCs w:val="36"/>
-        </w:rPr>
-      </w:pPr>
-      <w:r>
-        <w:rPr>
-          <w:sz w:val="36"/>
-          <w:szCs w:val="36"/>
-        </w:rPr>
-        <w:t xml:space="preserve">*Semana 2 - 16/03 á 23/03* </w:t>
-      </w:r>
-    </w:p>
-    <w:p>
-      <w:pPr>
-        <w:rPr>
-          <w:sz w:val="36"/>
-          <w:szCs w:val="36"/>
-        </w:rPr>
-      </w:pPr>
-      <w:r>
-        <w:rPr>
-          <w:sz w:val="36"/>
-          <w:szCs w:val="36"/>
-        </w:rPr>
-        <w:t xml:space="preserve">- Levantamento de Requisitos do sistema </w:t>
-      </w:r>
-    </w:p>
-    <w:p>
-      <w:pPr>
-        <w:rPr>
-          <w:sz w:val="36"/>
-          <w:szCs w:val="36"/>
-        </w:rPr>
-      </w:pPr>
-      <w:r>
-        <w:rPr>
-          <w:sz w:val="36"/>
-          <w:szCs w:val="36"/>
-        </w:rPr>
-        <w:t xml:space="preserve">- Entrevista com o cliente para avaliar necessidade </w:t>
-      </w:r>
-    </w:p>
-    <w:p>
-      <w:pPr>
-        <w:rPr>
-          <w:sz w:val="36"/>
-          <w:szCs w:val="36"/>
-        </w:rPr>
-      </w:pPr>
-    </w:p>
-    <w:p>
-      <w:pPr>
-        <w:rPr>
-          <w:sz w:val="36"/>
-          <w:szCs w:val="36"/>
-        </w:rPr>
-      </w:pPr>
-      <w:r>
-        <w:rPr>
-          <w:sz w:val="36"/>
-          <w:szCs w:val="36"/>
-        </w:rPr>
-        <w:t xml:space="preserve">*Semana 3 - 23/03 á 30/03* </w:t>
-      </w:r>
-    </w:p>
-    <w:p>
-      <w:pPr>
-        <w:rPr>
-          <w:sz w:val="36"/>
-          <w:szCs w:val="36"/>
-        </w:rPr>
-      </w:pPr>
-      <w:r>
-        <w:rPr>
-          <w:sz w:val="36"/>
-          <w:szCs w:val="36"/>
-        </w:rPr>
-        <w:t xml:space="preserve">- Mapa mental do software </w:t>
-      </w:r>
-    </w:p>
-    <w:p>
-      <w:pPr>
-        <w:rPr>
-          <w:sz w:val="36"/>
-          <w:szCs w:val="36"/>
-        </w:rPr>
-      </w:pPr>
-    </w:p>
-    <w:p>
-      <w:pPr>
-        <w:rPr>
-          <w:sz w:val="36"/>
-          <w:szCs w:val="36"/>
-        </w:rPr>
-      </w:pPr>
-      <w:r>
-        <w:rPr>
-          <w:sz w:val="36"/>
-          <w:szCs w:val="36"/>
-        </w:rPr>
-        <w:t xml:space="preserve">*Semana 4 - 30/03 á 06/04* </w:t>
-      </w:r>
-    </w:p>
-    <w:p>
-      <w:pPr>
-        <w:rPr>
-          <w:sz w:val="36"/>
-          <w:szCs w:val="36"/>
-        </w:rPr>
-      </w:pPr>
-      <w:r>
-        <w:rPr>
-          <w:sz w:val="36"/>
-          <w:szCs w:val="36"/>
-        </w:rPr>
-        <w:t xml:space="preserve">- Criação de paradigma </w:t>
-      </w:r>
-    </w:p>
-    <w:p>
-      <w:pPr>
-        <w:rPr>
-          <w:sz w:val="36"/>
-          <w:szCs w:val="36"/>
-        </w:rPr>
-      </w:pPr>
-      <w:r>
-        <w:rPr>
-          <w:sz w:val="36"/>
-          <w:szCs w:val="36"/>
-        </w:rPr>
-        <w:t xml:space="preserve">- Diagrama de casos de uso </w:t>
-      </w:r>
-    </w:p>
-    <w:p>
-      <w:pPr>
-        <w:rPr>
-          <w:sz w:val="36"/>
-          <w:szCs w:val="36"/>
-        </w:rPr>
-      </w:pPr>
-    </w:p>
-    <w:p>
-      <w:pPr>
-        <w:rPr>
-          <w:sz w:val="36"/>
-          <w:szCs w:val="36"/>
-        </w:rPr>
-      </w:pPr>
-      <w:r>
-        <w:rPr>
-          <w:sz w:val="36"/>
-          <w:szCs w:val="36"/>
-        </w:rPr>
-        <w:t xml:space="preserve">*Semana 5 - 06/04 á 13/04* </w:t>
-      </w:r>
-    </w:p>
-    <w:p>
-      <w:pPr>
-        <w:rPr>
-          <w:sz w:val="36"/>
-          <w:szCs w:val="36"/>
-        </w:rPr>
-      </w:pPr>
-      <w:r>
-        <w:rPr>
-          <w:sz w:val="36"/>
-          <w:szCs w:val="36"/>
-        </w:rPr>
-        <w:t xml:space="preserve">- Diagrama de casos de uso </w:t>
-      </w:r>
-    </w:p>
-    <w:p>
-      <w:pPr>
-        <w:rPr>
-          <w:sz w:val="36"/>
-          <w:szCs w:val="36"/>
-        </w:rPr>
-      </w:pPr>
-      <w:r>
-        <w:rPr>
-          <w:sz w:val="36"/>
-          <w:szCs w:val="36"/>
-        </w:rPr>
-        <w:t>- Especificação dos casos de uso</w:t>
-      </w:r>
-    </w:p>
-    <w:p>
-      <w:pPr>
-        <w:rPr>
-          <w:sz w:val="36"/>
-          <w:szCs w:val="36"/>
-        </w:rPr>
-      </w:pPr>
-      <w:r>
-        <w:rPr>
-          <w:sz w:val="36"/>
-          <w:szCs w:val="36"/>
-        </w:rPr>
-        <w:t xml:space="preserve"> </w:t>
-      </w:r>
-    </w:p>
-    <w:p>
-      <w:pPr>
-        <w:rPr>
-          <w:sz w:val="36"/>
-          <w:szCs w:val="36"/>
-        </w:rPr>
-      </w:pPr>
-      <w:r>
-        <w:rPr>
-          <w:sz w:val="36"/>
-          <w:szCs w:val="36"/>
-        </w:rPr>
-        <w:t xml:space="preserve">*Semana 6 - 13/04 á 20/04* </w:t>
-      </w:r>
-    </w:p>
-    <w:p>
-      <w:pPr>
-        <w:rPr>
-          <w:sz w:val="36"/>
-          <w:szCs w:val="36"/>
-        </w:rPr>
-      </w:pPr>
-      <w:r>
-        <w:rPr>
-          <w:sz w:val="36"/>
-          <w:szCs w:val="36"/>
-        </w:rPr>
-        <w:t xml:space="preserve">- Especificação dos casos de uso - Modelagem do banco de dados </w:t>
-      </w:r>
-    </w:p>
-    <w:p>
-      <w:pPr>
-        <w:rPr>
-          <w:sz w:val="36"/>
-          <w:szCs w:val="36"/>
-        </w:rPr>
-      </w:pPr>
-    </w:p>
-    <w:p>
-      <w:pPr>
-        <w:rPr>
-          <w:sz w:val="36"/>
-          <w:szCs w:val="36"/>
-        </w:rPr>
-      </w:pPr>
-      <w:r>
-        <w:rPr>
-          <w:sz w:val="36"/>
-          <w:szCs w:val="36"/>
-        </w:rPr>
-        <w:t xml:space="preserve">*Semana </w:t>
-      </w:r>
-      <w:proofErr w:type="gramStart"/>
-      <w:r>
-        <w:rPr>
-          <w:sz w:val="36"/>
-          <w:szCs w:val="36"/>
-        </w:rPr>
-        <w:t>7</w:t>
-      </w:r>
-      <w:proofErr w:type="gramEnd"/>
-      <w:r>
-        <w:rPr>
-          <w:sz w:val="36"/>
-          <w:szCs w:val="36"/>
-        </w:rPr>
-        <w:t xml:space="preserve">... - 20/04 </w:t>
-      </w:r>
-      <w:proofErr w:type="gramStart"/>
-      <w:r>
-        <w:rPr>
-          <w:sz w:val="36"/>
-          <w:szCs w:val="36"/>
-        </w:rPr>
-        <w:t>á ...</w:t>
-      </w:r>
-      <w:proofErr w:type="gramEnd"/>
-      <w:r>
-        <w:rPr>
-          <w:sz w:val="36"/>
-          <w:szCs w:val="36"/>
-        </w:rPr>
-        <w:t xml:space="preserve">* </w:t>
-      </w:r>
-    </w:p>
-    <w:p>
-      <w:pPr>
-        <w:rPr>
-          <w:sz w:val="36"/>
-          <w:szCs w:val="36"/>
-        </w:rPr>
-      </w:pPr>
-      <w:r>
-        <w:rPr>
-          <w:sz w:val="36"/>
-          <w:szCs w:val="36"/>
-        </w:rPr>
-        <w:t>- Implementação do sistema (Programação, testes de segurança e uso com o usuário</w:t>
-      </w:r>
-      <w:proofErr w:type="gramStart"/>
-      <w:r>
-        <w:rPr>
-          <w:sz w:val="36"/>
-          <w:szCs w:val="36"/>
-        </w:rPr>
-        <w:t>)</w:t>
-      </w:r>
-      <w:proofErr w:type="gramEnd"/>
-    </w:p>
-    <w:p>
-      <w:pPr>
-        <w:rPr>
-          <w:sz w:val="36"/>
-          <w:szCs w:val="36"/>
-        </w:rPr>
-      </w:pPr>
-      <w:r>
-        <w:rPr>
-          <w:sz w:val="36"/>
-          <w:szCs w:val="36"/>
-        </w:rPr>
         <w:br w:type="page"/>
       </w:r>
     </w:p>
@@ -2443,7 +2017,19 @@
           <w:szCs w:val="36"/>
           <w:lang w:eastAsia="pt-BR"/>
         </w:rPr>
-        <w:t xml:space="preserve"> Documento de Concepção de Software (</w:t>
+        <w:t xml:space="preserve"> Documento de Concepção de Software </w:t>
+      </w:r>
+      <w:r>
+        <w:rPr>
+          <w:rFonts w:eastAsia="Times New Roman" w:cstheme="minorHAnsi"/>
+          <w:b/>
+          <w:bCs/>
+          <w:color w:val="1F1F1F"/>
+          <w:sz w:val="36"/>
+          <w:szCs w:val="36"/>
+          <w:lang w:eastAsia="pt-BR"/>
+        </w:rPr>
+        <w:t>(</w:t>
       </w:r>
       <w:r>
         <w:rPr>
@@ -2497,15 +2083,18 @@
     <w:p>
       <w:pPr>
         <w:pStyle w:val="Legenda"/>
-        <w:rPr>
-          <w:rFonts w:cstheme="minorHAnsi"/>
-          <w:sz w:val="36"/>
-          <w:szCs w:val="36"/>
-        </w:rPr>
-      </w:pPr>
-      <w:r>
-        <w:rPr>
-          <w:rFonts w:cstheme="minorHAnsi"/>
+        <w:jc w:val="both"/>
+        <w:rPr>
+          <w:rFonts w:cstheme="minorHAnsi"/>
+          <w:i w:val="0"/>
+          <w:sz w:val="36"/>
+          <w:szCs w:val="36"/>
+        </w:rPr>
+      </w:pPr>
+      <w:r>
+        <w:rPr>
+          <w:rFonts w:cstheme="minorHAnsi"/>
+          <w:i w:val="0"/>
           <w:sz w:val="36"/>
           <w:szCs w:val="36"/>
         </w:rPr>
@@ -2638,6 +2227,7 @@
           <w:numId w:val="10"/>
         </w:numPr>
         <w:suppressAutoHyphens/>
+        <w:jc w:val="both"/>
         <w:rPr>
           <w:rFonts w:cstheme="minorHAnsi"/>
           <w:sz w:val="36"/>
@@ -2678,6 +2268,7 @@
           <w:numId w:val="10"/>
         </w:numPr>
         <w:suppressAutoHyphens/>
+        <w:jc w:val="both"/>
         <w:rPr>
           <w:rFonts w:cstheme="minorHAnsi"/>
           <w:sz w:val="36"/>
@@ -2718,6 +2309,7 @@
           <w:numId w:val="10"/>
         </w:numPr>
         <w:suppressAutoHyphens/>
+        <w:jc w:val="both"/>
         <w:rPr>
           <w:rFonts w:cstheme="minorHAnsi"/>
           <w:sz w:val="36"/>
@@ -2854,6 +2446,7 @@
           <w:numId w:val="10"/>
         </w:numPr>
         <w:suppressAutoHyphens/>
+        <w:jc w:val="both"/>
         <w:rPr>
           <w:rFonts w:cstheme="minorHAnsi"/>
           <w:sz w:val="36"/>
@@ -2900,6 +2493,7 @@
           <w:numId w:val="10"/>
         </w:numPr>
         <w:suppressAutoHyphens/>
+        <w:jc w:val="both"/>
         <w:rPr>
           <w:rFonts w:cstheme="minorHAnsi"/>
           <w:sz w:val="36"/>
@@ -2923,6 +2517,7 @@
           <w:numId w:val="10"/>
         </w:numPr>
         <w:suppressAutoHyphens/>
+        <w:jc w:val="both"/>
         <w:rPr>
           <w:rFonts w:cstheme="minorHAnsi"/>
           <w:sz w:val="36"/>
@@ -2945,6 +2540,7 @@
           <w:numId w:val="10"/>
         </w:numPr>
         <w:suppressAutoHyphens/>
+        <w:jc w:val="both"/>
         <w:rPr>
           <w:rFonts w:cstheme="minorHAnsi"/>
           <w:sz w:val="36"/>
@@ -2969,6 +2565,7 @@
           <w:numId w:val="10"/>
         </w:numPr>
         <w:suppressAutoHyphens/>
+        <w:jc w:val="both"/>
         <w:rPr>
           <w:rFonts w:cstheme="minorHAnsi"/>
           <w:sz w:val="36"/>
@@ -2991,6 +2588,7 @@
           <w:numId w:val="10"/>
         </w:numPr>
         <w:suppressAutoHyphens/>
+        <w:jc w:val="both"/>
         <w:rPr>
           <w:rFonts w:cstheme="minorHAnsi"/>
           <w:sz w:val="36"/>
@@ -3013,6 +2611,7 @@
           <w:numId w:val="10"/>
         </w:numPr>
         <w:suppressAutoHyphens/>
+        <w:jc w:val="both"/>
         <w:rPr>
           <w:rFonts w:cstheme="minorHAnsi"/>
           <w:sz w:val="36"/>
@@ -3037,6 +2636,7 @@
           <w:numId w:val="10"/>
         </w:numPr>
         <w:suppressAutoHyphens/>
+        <w:jc w:val="both"/>
         <w:rPr>
           <w:rFonts w:cstheme="minorHAnsi"/>
           <w:sz w:val="36"/>
@@ -3059,6 +2659,7 @@
           <w:numId w:val="10"/>
         </w:numPr>
         <w:suppressAutoHyphens/>
+        <w:jc w:val="both"/>
         <w:rPr>
           <w:rFonts w:cstheme="minorHAnsi"/>
           <w:sz w:val="36"/>
@@ -3081,6 +2682,7 @@
           <w:numId w:val="10"/>
         </w:numPr>
         <w:suppressAutoHyphens/>
+        <w:jc w:val="both"/>
         <w:rPr>
           <w:rFonts w:cstheme="minorHAnsi"/>
           <w:sz w:val="36"/>
@@ -3105,6 +2707,7 @@
           <w:numId w:val="10"/>
         </w:numPr>
         <w:suppressAutoHyphens/>
+        <w:jc w:val="both"/>
         <w:rPr>
           <w:rFonts w:cstheme="minorHAnsi"/>
           <w:sz w:val="36"/>
@@ -3122,6 +2725,7 @@
     </w:p>
     <w:p>
       <w:pPr>
+        <w:jc w:val="both"/>
         <w:rPr>
           <w:rFonts w:cstheme="minorHAnsi"/>
           <w:b/>
@@ -3143,6 +2747,7 @@
     </w:p>
     <w:p>
       <w:pPr>
+        <w:jc w:val="both"/>
         <w:rPr>
           <w:rFonts w:cstheme="minorHAnsi"/>
           <w:sz w:val="36"/>
@@ -3165,6 +2770,7 @@
           <w:numId w:val="11"/>
         </w:numPr>
         <w:suppressAutoHyphens/>
+        <w:jc w:val="both"/>
         <w:rPr>
           <w:rFonts w:cstheme="minorHAnsi"/>
           <w:sz w:val="36"/>
@@ -3197,6 +2803,7 @@
           <w:numId w:val="11"/>
         </w:numPr>
         <w:suppressAutoHyphens/>
+        <w:jc w:val="both"/>
         <w:rPr>
           <w:rFonts w:cstheme="minorHAnsi"/>
           <w:sz w:val="36"/>
@@ -3247,6 +2854,7 @@
           <w:numId w:val="11"/>
         </w:numPr>
         <w:suppressAutoHyphens/>
+        <w:jc w:val="both"/>
         <w:rPr>
           <w:rFonts w:cstheme="minorHAnsi"/>
           <w:sz w:val="36"/>
@@ -3291,8 +2899,8 @@
         <mc:AlternateContent>
           <mc:Choice Requires="wps">
             <w:drawing>
-              <wp:inline distT="0" distB="0" distL="0" distR="0" wp14:anchorId="4E23A1FE" wp14:editId="480A781F">
-                <wp:extent cx="5400040" cy="19050"/>
+              <wp:inline distT="0" distB="0" distL="0" distR="0" wp14:anchorId="4E23A1FE" wp14:editId="37F06DAA">
+                <wp:extent cx="6804000" cy="19050"/>
                 <wp:effectExtent l="0" t="0" r="0" b="0"/>
                 <wp:docPr id="2" name="Retângulo 2"/>
                 <wp:cNvGraphicFramePr/>
@@ -3303,7 +2911,7 @@
                       <wps:spPr>
                         <a:xfrm>
                           <a:off x="0" y="0"/>
-                          <a:ext cx="5400000" cy="19080"/>
+                          <a:ext cx="6804000" cy="19050"/>
                         </a:xfrm>
                         <a:prstGeom prst="rect">
                           <a:avLst/>
@@ -3324,7 +2932,7 @@
           </mc:Choice>
           <mc:Fallback>
             <w:pict>
-              <v:rect id="Retângulo 2" o:spid="_x0000_s1026" style="width:425.2pt;height:1.5pt;visibility:visible;mso-wrap-style:square;mso-left-percent:-10001;mso-top-percent:-10001;mso-position-horizontal:absolute;mso-position-horizontal-relative:char;mso-position-vertical:absolute;mso-position-vertical-relative:line;mso-left-percent:-10001;mso-top-percent:-10001;v-text-anchor:top" o:gfxdata="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" fillcolor="gray" stroked="f" strokeweight="0">
+              <v:rect id="Retângulo 2" o:spid="_x0000_s1026" style="width:535.75pt;height:1.5pt;visibility:visible;mso-wrap-style:square;mso-left-percent:-10001;mso-top-percent:-10001;mso-position-horizontal:absolute;mso-position-horizontal-relative:char;mso-position-vertical:absolute;mso-position-vertical-relative:line;mso-left-percent:-10001;mso-top-percent:-10001;v-text-anchor:top" o:gfxdata="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" fillcolor="gray" stroked="f" strokeweight="0">
                 <w10:anchorlock/>
               </v:rect>
             </w:pict>
@@ -4512,9 +4120,9 @@
         <mc:AlternateContent>
           <mc:Choice Requires="wps">
             <w:drawing>
-              <wp:inline distT="0" distB="0" distL="0" distR="0" wp14:anchorId="13C1CED8" wp14:editId="0D28EC25">
-                <wp:extent cx="5400040" cy="19050"/>
-                <wp:effectExtent l="0" t="0" r="0" b="0"/>
+              <wp:inline distT="0" distB="0" distL="0" distR="0" wp14:anchorId="13C1CED8" wp14:editId="00EDC653">
+                <wp:extent cx="6660000" cy="19050"/>
+                <wp:effectExtent l="0" t="0" r="7620" b="0"/>
                 <wp:docPr id="3" name="Retângulo 3"/>
                 <wp:cNvGraphicFramePr/>
                 <a:graphic xmlns:a="http://schemas.openxmlformats.org/drawingml/2006/main">
@@ -4524,7 +4132,7 @@
                       <wps:spPr>
                         <a:xfrm>
                           <a:off x="0" y="0"/>
-                          <a:ext cx="5400000" cy="19080"/>
+                          <a:ext cx="6660000" cy="19050"/>
                         </a:xfrm>
                         <a:prstGeom prst="rect">
                           <a:avLst/>
@@ -4545,7 +4153,7 @@
           </mc:Choice>
           <mc:Fallback>
             <w:pict>
-              <v:rect id="Retângulo 3" o:spid="_x0000_s1026" style="width:425.2pt;height:1.5pt;visibility:visible;mso-wrap-style:square;mso-left-percent:-10001;mso-top-percent:-10001;mso-position-horizontal:absolute;mso-position-horizontal-relative:char;mso-position-vertical:absolute;mso-position-vertical-relative:line;mso-left-percent:-10001;mso-top-percent:-10001;v-text-anchor:top" o:gfxdata="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" fillcolor="gray" stroked="f" strokeweight="0">
+              <v:rect id="Retângulo 3" o:spid="_x0000_s1026" style="width:524.4pt;height:1.5pt;visibility:visible;mso-wrap-style:square;mso-left-percent:-10001;mso-top-percent:-10001;mso-position-horizontal:absolute;mso-position-horizontal-relative:char;mso-position-vertical:absolute;mso-position-vertical-relative:line;mso-left-percent:-10001;mso-top-percent:-10001;v-text-anchor:top" o:gfxdata="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" fillcolor="gray" stroked="f" strokeweight="0">
                 <w10:anchorlock/>
               </v:rect>
             </w:pict>
@@ -4823,6 +4431,14 @@
         </w:rPr>
         <w:t xml:space="preserve"> </w:t>
       </w:r>
+      <w:r>
+        <w:rPr>
+          <w:rFonts w:cstheme="minorHAnsi"/>
+          <w:sz w:val="36"/>
+          <w:szCs w:val="36"/>
+        </w:rPr>
+        <w:t>versão inicial de um sistema de software, usado para demonstrar conceitos, experimentar opções de projeto e descobrir mais sobre o problema e suas possíveis soluções.</w:t>
+      </w:r>
     </w:p>
     <w:p>
       <w:pPr>
@@ -4842,10 +4458,18 @@
       </w:pPr>
       <w:r>
         <w:rPr>
-          <w:sz w:val="36"/>
-          <w:szCs w:val="36"/>
-        </w:rPr>
-        <w:t xml:space="preserve">*Calendário de trabalho* </w:t>
+          <w:b/>
+          <w:sz w:val="36"/>
+          <w:szCs w:val="36"/>
+        </w:rPr>
+        <w:t>*Calendário de trabalho*</w:t>
+      </w:r>
+      <w:r>
+        <w:rPr>
+          <w:sz w:val="36"/>
+          <w:szCs w:val="36"/>
+        </w:rPr>
+        <w:t xml:space="preserve"> </w:t>
       </w:r>
       <w:r>
         <w:rPr>
@@ -4854,14 +4478,6 @@
         </w:rPr>
         <w:br/>
       </w:r>
-    </w:p>
-    <w:p>
-      <w:pPr>
-        <w:rPr>
-          <w:sz w:val="36"/>
-          <w:szCs w:val="36"/>
-        </w:rPr>
-      </w:pPr>
       <w:r>
         <w:rPr>
           <w:sz w:val="36"/>
@@ -4889,45 +4505,96 @@
           <w:sz w:val="36"/>
           <w:szCs w:val="36"/>
         </w:rPr>
-        <w:t xml:space="preserve">- Mapa mental do software </w:t>
-      </w:r>
-    </w:p>
-    <w:p>
-      <w:pPr>
-        <w:rPr>
-          <w:sz w:val="36"/>
-          <w:szCs w:val="36"/>
-        </w:rPr>
-      </w:pPr>
-    </w:p>
-    <w:p>
-      <w:pPr>
-        <w:rPr>
-          <w:sz w:val="36"/>
-          <w:szCs w:val="36"/>
-        </w:rPr>
-      </w:pPr>
-      <w:r>
-        <w:rPr>
-          <w:sz w:val="36"/>
-          <w:szCs w:val="36"/>
-        </w:rPr>
-        <w:t xml:space="preserve">*Semana 4 - 30/03 á 06/04* </w:t>
-      </w:r>
-    </w:p>
-    <w:p>
-      <w:pPr>
-        <w:rPr>
-          <w:sz w:val="36"/>
-          <w:szCs w:val="36"/>
-        </w:rPr>
-      </w:pPr>
-      <w:r>
-        <w:rPr>
-          <w:sz w:val="36"/>
-          <w:szCs w:val="36"/>
-        </w:rPr>
-        <w:t xml:space="preserve">- Criação de paradigma </w:t>
+        <w:t xml:space="preserve">- </w:t>
+      </w:r>
+      <w:r>
+        <w:rPr>
+          <w:sz w:val="36"/>
+          <w:szCs w:val="36"/>
+        </w:rPr>
+        <w:t>Prototipação das interfaces</w:t>
+      </w:r>
+      <w:r>
+        <w:rPr>
+          <w:sz w:val="36"/>
+          <w:szCs w:val="36"/>
+        </w:rPr>
+        <w:t xml:space="preserve"> </w:t>
+      </w:r>
+    </w:p>
+    <w:p>
+      <w:pPr>
+        <w:rPr>
+          <w:sz w:val="36"/>
+          <w:szCs w:val="36"/>
+        </w:rPr>
+      </w:pPr>
+    </w:p>
+    <w:p>
+      <w:pPr>
+        <w:rPr>
+          <w:sz w:val="36"/>
+          <w:szCs w:val="36"/>
+        </w:rPr>
+      </w:pPr>
+      <w:r>
+        <w:rPr>
+          <w:sz w:val="36"/>
+          <w:szCs w:val="36"/>
+        </w:rPr>
+        <w:t>*Semana 4 - 06/04 á 13</w:t>
+      </w:r>
+      <w:r>
+        <w:rPr>
+          <w:sz w:val="36"/>
+          <w:szCs w:val="36"/>
+        </w:rPr>
+        <w:t xml:space="preserve">/04* </w:t>
+      </w:r>
+    </w:p>
+    <w:p>
+      <w:pPr>
+        <w:rPr>
+          <w:sz w:val="36"/>
+          <w:szCs w:val="36"/>
+        </w:rPr>
+      </w:pPr>
+      <w:r>
+        <w:rPr>
+          <w:sz w:val="36"/>
+          <w:szCs w:val="36"/>
+        </w:rPr>
+        <w:t>- Modelagem do banco de dados</w:t>
+      </w:r>
+    </w:p>
+    <w:p>
+      <w:pPr>
+        <w:rPr>
+          <w:sz w:val="36"/>
+          <w:szCs w:val="36"/>
+        </w:rPr>
+      </w:pPr>
+    </w:p>
+    <w:p>
+      <w:pPr>
+        <w:rPr>
+          <w:sz w:val="36"/>
+          <w:szCs w:val="36"/>
+        </w:rPr>
+      </w:pPr>
+      <w:r>
+        <w:rPr>
+          <w:sz w:val="36"/>
+          <w:szCs w:val="36"/>
+        </w:rPr>
+        <w:t>*Semana 5 - 13/04 á 20</w:t>
+      </w:r>
+      <w:r>
+        <w:rPr>
+          <w:sz w:val="36"/>
+          <w:szCs w:val="36"/>
+        </w:rPr>
+        <w:t xml:space="preserve">/04* </w:t>
       </w:r>
     </w:p>
     <w:p>
@@ -4965,105 +4632,77 @@
           <w:sz w:val="36"/>
           <w:szCs w:val="36"/>
         </w:rPr>
-        <w:t xml:space="preserve">*Semana 5 - 06/04 á 13/04* </w:t>
-      </w:r>
-    </w:p>
-    <w:p>
-      <w:pPr>
-        <w:rPr>
-          <w:sz w:val="36"/>
-          <w:szCs w:val="36"/>
-        </w:rPr>
-      </w:pPr>
-      <w:r>
-        <w:rPr>
-          <w:sz w:val="36"/>
-          <w:szCs w:val="36"/>
-        </w:rPr>
-        <w:t xml:space="preserve">- Diagrama de casos de uso </w:t>
-      </w:r>
-    </w:p>
-    <w:p>
-      <w:pPr>
-        <w:rPr>
-          <w:sz w:val="36"/>
-          <w:szCs w:val="36"/>
-        </w:rPr>
-      </w:pPr>
-      <w:r>
-        <w:rPr>
-          <w:sz w:val="36"/>
-          <w:szCs w:val="36"/>
-        </w:rPr>
-        <w:t>- Especificação dos casos de uso</w:t>
-      </w:r>
-    </w:p>
-    <w:p>
-      <w:pPr>
-        <w:rPr>
-          <w:sz w:val="36"/>
-          <w:szCs w:val="36"/>
-        </w:rPr>
-      </w:pPr>
-      <w:r>
-        <w:rPr>
-          <w:sz w:val="36"/>
-          <w:szCs w:val="36"/>
-        </w:rPr>
-        <w:t xml:space="preserve"> </w:t>
-      </w:r>
-    </w:p>
-    <w:p>
-      <w:pPr>
-        <w:rPr>
-          <w:sz w:val="36"/>
-          <w:szCs w:val="36"/>
-        </w:rPr>
-      </w:pPr>
-      <w:r>
-        <w:rPr>
-          <w:sz w:val="36"/>
-          <w:szCs w:val="36"/>
-        </w:rPr>
-        <w:t xml:space="preserve">*Semana 6 - 13/04 á 20/04* </w:t>
-      </w:r>
-    </w:p>
-    <w:p>
-      <w:pPr>
-        <w:rPr>
-          <w:sz w:val="36"/>
-          <w:szCs w:val="36"/>
-        </w:rPr>
-      </w:pPr>
-      <w:r>
-        <w:rPr>
-          <w:sz w:val="36"/>
-          <w:szCs w:val="36"/>
-        </w:rPr>
-        <w:t xml:space="preserve">- Especificação dos casos de uso - Modelagem do banco de dados </w:t>
-      </w:r>
-    </w:p>
-    <w:p>
-      <w:pPr>
-        <w:rPr>
-          <w:sz w:val="36"/>
-          <w:szCs w:val="36"/>
-        </w:rPr>
-      </w:pPr>
-    </w:p>
-    <w:p>
-      <w:pPr>
-        <w:rPr>
-          <w:sz w:val="36"/>
-          <w:szCs w:val="36"/>
-        </w:rPr>
-      </w:pPr>
-      <w:r>
-        <w:rPr>
-          <w:sz w:val="36"/>
-          <w:szCs w:val="36"/>
-        </w:rPr>
-        <w:t xml:space="preserve">*Semana </w:t>
+        <w:t>*Semana 6 - 20/04 á 27</w:t>
+      </w:r>
+      <w:r>
+        <w:rPr>
+          <w:sz w:val="36"/>
+          <w:szCs w:val="36"/>
+        </w:rPr>
+        <w:t xml:space="preserve">/04* </w:t>
+      </w:r>
+    </w:p>
+    <w:p>
+      <w:pPr>
+        <w:rPr>
+          <w:sz w:val="36"/>
+          <w:szCs w:val="36"/>
+        </w:rPr>
+      </w:pPr>
+      <w:r>
+        <w:rPr>
+          <w:sz w:val="36"/>
+          <w:szCs w:val="36"/>
+        </w:rPr>
+        <w:t xml:space="preserve">- Especificação dos casos de uso </w:t>
+      </w:r>
+    </w:p>
+    <w:p>
+      <w:pPr>
+        <w:rPr>
+          <w:sz w:val="36"/>
+          <w:szCs w:val="36"/>
+        </w:rPr>
+      </w:pPr>
+    </w:p>
+    <w:p>
+      <w:pPr>
+        <w:rPr>
+          <w:sz w:val="36"/>
+          <w:szCs w:val="36"/>
+        </w:rPr>
+      </w:pPr>
+      <w:r>
+        <w:rPr>
+          <w:sz w:val="36"/>
+          <w:szCs w:val="36"/>
+        </w:rPr>
+        <w:t>*Semana 7 - 27/04 á 08/06</w:t>
+      </w:r>
+      <w:r>
+        <w:rPr>
+          <w:sz w:val="36"/>
+          <w:szCs w:val="36"/>
+        </w:rPr>
+        <w:t xml:space="preserve">* </w:t>
+      </w:r>
+    </w:p>
+    <w:p>
+      <w:pPr>
+        <w:rPr>
+          <w:rFonts w:cstheme="minorHAnsi"/>
+          <w:b/>
+          <w:bCs/>
+          <w:sz w:val="36"/>
+          <w:szCs w:val="36"/>
+        </w:rPr>
+      </w:pPr>
+      <w:r>
+        <w:rPr>
+          <w:sz w:val="36"/>
+          <w:szCs w:val="36"/>
+        </w:rPr>
+        <w:t xml:space="preserve">- </w:t>
       </w:r>
       <w:proofErr w:type="gramStart"/>
       <w:r>
@@ -5071,7 +4710,16 @@
           <w:sz w:val="36"/>
           <w:szCs w:val="36"/>
         </w:rPr>
-        <w:t>7</w:t>
+        <w:t>Implementaçã</w:t>
+      </w:r>
+      <w:bookmarkStart w:id="0" w:name="_GoBack"/>
+      <w:bookmarkEnd w:id="0"/>
+      <w:r>
+        <w:rPr>
+          <w:sz w:val="36"/>
+          <w:szCs w:val="36"/>
+        </w:rPr>
+        <w:t>o</w:t>
       </w:r>
       <w:proofErr w:type="gramEnd"/>
       <w:r>
@@ -5079,52 +4727,15 @@
           <w:sz w:val="36"/>
           <w:szCs w:val="36"/>
         </w:rPr>
-        <w:t xml:space="preserve">... - 20/04 </w:t>
-      </w:r>
-      <w:proofErr w:type="gramStart"/>
-      <w:r>
-        <w:rPr>
-          <w:sz w:val="36"/>
-          <w:szCs w:val="36"/>
-        </w:rPr>
-        <w:t>á ...</w:t>
-      </w:r>
-      <w:proofErr w:type="gramEnd"/>
-      <w:r>
-        <w:rPr>
-          <w:sz w:val="36"/>
-          <w:szCs w:val="36"/>
-        </w:rPr>
-        <w:t xml:space="preserve">* </w:t>
-      </w:r>
-    </w:p>
-    <w:p>
-      <w:pPr>
-        <w:rPr>
-          <w:rFonts w:cstheme="minorHAnsi"/>
-          <w:b/>
-          <w:bCs/>
-          <w:sz w:val="36"/>
-          <w:szCs w:val="36"/>
-        </w:rPr>
-      </w:pPr>
-      <w:r>
-        <w:rPr>
-          <w:sz w:val="36"/>
-          <w:szCs w:val="36"/>
-        </w:rPr>
-        <w:lastRenderedPageBreak/>
-        <w:t>- Implementação do sistema (Programação, testes de segurança e uso com o usuário</w:t>
-      </w:r>
-      <w:proofErr w:type="gramStart"/>
-      <w:r>
-        <w:rPr>
-          <w:sz w:val="36"/>
-          <w:szCs w:val="36"/>
-        </w:rPr>
-        <w:t>)</w:t>
-      </w:r>
-      <w:proofErr w:type="gramEnd"/>
+        <w:t xml:space="preserve"> do sistema (Programação, testes de segurança e com o usuário)</w:t>
+      </w:r>
+      <w:r>
+        <w:rPr>
+          <w:sz w:val="36"/>
+          <w:szCs w:val="36"/>
+        </w:rPr>
+        <w:t>.</w:t>
+      </w:r>
     </w:p>
     <w:sectPr>
       <w:headerReference w:type="default" r:id="rId11"/>
@@ -5248,7 +4859,7 @@
         <w:noProof/>
         <w:color w:val="4472C4" w:themeColor="accent1"/>
       </w:rPr>
-      <w:t>3</w:t>
+      <w:t>8</w:t>
     </w:r>
     <w:r>
       <w:rPr>
@@ -5285,7 +4896,7 @@
         <w:noProof/>
         <w:color w:val="4472C4" w:themeColor="accent1"/>
       </w:rPr>
-      <w:t>10</w:t>
+      <w:t>8</w:t>
     </w:r>
     <w:r>
       <w:rPr>
@@ -5806,9 +5417,9 @@
   <w:abstractNum w:abstractNumId="3">
     <w:nsid w:val="1A1D0AC6"/>
     <w:multiLevelType w:val="multilevel"/>
-    <w:tmpl w:val="72685B90"/>
+    <w:tmpl w:val="6772E1D2"/>
     <w:lvl w:ilvl="0">
-      <w:start w:val="5"/>
+      <w:start w:val="1"/>
       <w:numFmt w:val="decimal"/>
       <w:lvlText w:val="%1."/>
       <w:lvlJc w:val="left"/>
@@ -8479,7 +8090,7 @@
 </file>
 
 <file path=customXml/itemProps1.xml><?xml version="1.0" encoding="utf-8"?>
-<ds:datastoreItem xmlns:ds="http://schemas.openxmlformats.org/officeDocument/2006/customXml" ds:itemID="{7B1D7620-27FE-455A-BF0E-009DADECEFD5}">
+<ds:datastoreItem xmlns:ds="http://schemas.openxmlformats.org/officeDocument/2006/customXml" ds:itemID="{FA169AD2-0ECF-4889-B609-328C53875611}">
   <ds:schemaRefs>
     <ds:schemaRef ds:uri="http://schemas.openxmlformats.org/officeDocument/2006/bibliography"/>
   </ds:schemaRefs>

--- a/Projeto de Engenharia de Software (Documentação).docx
+++ b/Projeto de Engenharia de Software (Documentação).docx
@@ -18,12 +18,14 @@
       <w:pPr>
         <w:jc w:val="center"/>
         <w:rPr>
+          <w:b/>
           <w:sz w:val="48"/>
           <w:szCs w:val="48"/>
         </w:rPr>
       </w:pPr>
       <w:r>
         <w:rPr>
+          <w:b/>
           <w:sz w:val="48"/>
           <w:szCs w:val="48"/>
         </w:rPr>
@@ -151,6 +153,13 @@
           <w:szCs w:val="32"/>
         </w:rPr>
         <w:t xml:space="preserve">RA: </w:t>
+      </w:r>
+      <w:r>
+        <w:rPr>
+          <w:sz w:val="32"/>
+          <w:szCs w:val="32"/>
+        </w:rPr>
+        <w:t>2411600386</w:t>
       </w:r>
     </w:p>
     <w:p>
@@ -474,37 +483,15 @@
         <w:t>Vinhato</w:t>
       </w:r>
       <w:proofErr w:type="spellEnd"/>
-      <w:proofErr w:type="gramStart"/>
-      <w:r>
-        <w:rPr>
-          <w:rFonts w:eastAsia="Times New Roman" w:cstheme="minorHAnsi"/>
-          <w:color w:val="1F1F1F"/>
-          <w:sz w:val="36"/>
-          <w:szCs w:val="36"/>
-          <w:lang w:eastAsia="pt-BR"/>
-        </w:rPr>
-        <w:t xml:space="preserve"> </w:t>
-      </w:r>
-      <w:r>
-        <w:rPr>
-          <w:rFonts w:eastAsia="Times New Roman" w:cstheme="minorHAnsi"/>
-          <w:color w:val="1F1F1F"/>
-          <w:sz w:val="36"/>
-          <w:szCs w:val="36"/>
-          <w:lang w:eastAsia="pt-BR"/>
-        </w:rPr>
-        <w:t xml:space="preserve"> </w:t>
-      </w:r>
-      <w:proofErr w:type="gramEnd"/>
-      <w:r>
-        <w:rPr>
-          <w:rFonts w:eastAsia="Times New Roman" w:cstheme="minorHAnsi"/>
-          <w:color w:val="1F1F1F"/>
-          <w:sz w:val="36"/>
-          <w:szCs w:val="36"/>
-          <w:lang w:eastAsia="pt-BR"/>
-        </w:rPr>
-        <w:t>Batista da Silva</w:t>
+      <w:r>
+        <w:rPr>
+          <w:rFonts w:eastAsia="Times New Roman" w:cstheme="minorHAnsi"/>
+          <w:color w:val="1F1F1F"/>
+          <w:sz w:val="36"/>
+          <w:szCs w:val="36"/>
+          <w:lang w:eastAsia="pt-BR"/>
+        </w:rPr>
+        <w:t xml:space="preserve"> Batista da Silva</w:t>
       </w:r>
       <w:r>
         <w:rPr>
@@ -1911,7 +1898,6 @@
         </w:rPr>
         <w:t>.</w:t>
       </w:r>
-      <w:proofErr w:type="gramStart"/>
     </w:p>
     <w:p>
       <w:pPr>
@@ -1930,7 +1916,6 @@
           <w:lang w:eastAsia="pt-BR"/>
         </w:rPr>
       </w:pPr>
-      <w:proofErr w:type="gramEnd"/>
       <w:r>
         <w:rPr>
           <w:rFonts w:eastAsia="Times New Roman" w:cstheme="minorHAnsi"/>
@@ -2041,31 +2026,7 @@
           <w:szCs w:val="36"/>
           <w:lang w:eastAsia="pt-BR"/>
         </w:rPr>
-        <w:t>Semana</w:t>
-      </w:r>
-      <w:r>
-        <w:rPr>
-          <w:rFonts w:eastAsia="Times New Roman" w:cstheme="minorHAnsi"/>
-          <w:b/>
-          <w:bCs/>
-          <w:color w:val="1F1F1F"/>
-          <w:sz w:val="36"/>
-          <w:szCs w:val="36"/>
-          <w:lang w:eastAsia="pt-BR"/>
-        </w:rPr>
-        <w:t xml:space="preserve"> 2 – 16/03 á 23</w:t>
-      </w:r>
-      <w:r>
-        <w:rPr>
-          <w:rFonts w:eastAsia="Times New Roman" w:cstheme="minorHAnsi"/>
-          <w:b/>
-          <w:bCs/>
-          <w:color w:val="1F1F1F"/>
-          <w:sz w:val="36"/>
-          <w:szCs w:val="36"/>
-          <w:lang w:eastAsia="pt-BR"/>
-        </w:rPr>
-        <w:t>/03</w:t>
+        <w:t>Semana 2 – 16/03 á 23/03</w:t>
       </w:r>
       <w:r>
         <w:rPr>
@@ -4100,6 +4061,8 @@
         <w:tab/>
         <w:t>Tela de Contato / Suporte</w:t>
       </w:r>
+      <w:bookmarkStart w:id="0" w:name="_GoBack"/>
+      <w:bookmarkEnd w:id="0"/>
     </w:p>
     <w:p>
       <w:pPr>
@@ -4189,17 +4152,7 @@
           <w:sz w:val="36"/>
           <w:szCs w:val="36"/>
         </w:rPr>
-        <w:t xml:space="preserve">– </w:t>
-      </w:r>
-      <w:r>
-        <w:rPr>
-          <w:rFonts w:cstheme="minorHAnsi"/>
-          <w:b/>
-          <w:bCs/>
-          <w:sz w:val="36"/>
-          <w:szCs w:val="36"/>
-        </w:rPr>
-        <w:t>Visual</w:t>
+        <w:t>– Visual</w:t>
       </w:r>
     </w:p>
     <w:p>
@@ -4344,19 +4297,7 @@
           <w:szCs w:val="36"/>
           <w:lang w:eastAsia="pt-BR"/>
         </w:rPr>
-        <w:t xml:space="preserve"> (Semana 3 – 23/03 á 06/04</w:t>
-      </w:r>
-      <w:r>
-        <w:rPr>
-          <w:rFonts w:eastAsia="Times New Roman" w:cstheme="minorHAnsi"/>
-          <w:b/>
-          <w:bCs/>
-          <w:color w:val="1F1F1F"/>
-          <w:sz w:val="36"/>
-          <w:szCs w:val="36"/>
-          <w:lang w:eastAsia="pt-BR"/>
-        </w:rPr>
-        <w:t>)</w:t>
+        <w:t xml:space="preserve"> (Semana 3 – 23/03 á 06/04)</w:t>
       </w:r>
     </w:p>
     <w:p>
@@ -4477,12 +4418,6 @@
           <w:szCs w:val="36"/>
         </w:rPr>
         <w:br/>
-      </w:r>
-      <w:r>
-        <w:rPr>
-          <w:sz w:val="36"/>
-          <w:szCs w:val="36"/>
-        </w:rPr>
         <w:t>*Semana 3 - 23/03 á 06/04</w:t>
       </w:r>
       <w:r>
@@ -4710,16 +4645,7 @@
           <w:sz w:val="36"/>
           <w:szCs w:val="36"/>
         </w:rPr>
-        <w:t>Implementaçã</w:t>
-      </w:r>
-      <w:bookmarkStart w:id="0" w:name="_GoBack"/>
-      <w:bookmarkEnd w:id="0"/>
-      <w:r>
-        <w:rPr>
-          <w:sz w:val="36"/>
-          <w:szCs w:val="36"/>
-        </w:rPr>
-        <w:t>o</w:t>
+        <w:t>Implementação</w:t>
       </w:r>
       <w:proofErr w:type="gramEnd"/>
       <w:r>
@@ -4859,7 +4785,7 @@
         <w:noProof/>
         <w:color w:val="4472C4" w:themeColor="accent1"/>
       </w:rPr>
-      <w:t>8</w:t>
+      <w:t>7</w:t>
     </w:r>
     <w:r>
       <w:rPr>
@@ -8079,7 +8005,7 @@
   <a:extraClrSchemeLst/>
   <a:extLst>
     <a:ext uri="{05A4C25C-085E-4340-85A3-A5531E510DB2}">
-      <thm15:themeFamily xmlns="" xmlns:thm15="http://schemas.microsoft.com/office/thememl/2012/main" name="Office Theme" id="{62F939B6-93AF-4DB8-9C6B-D6C7DFDC589F}" vid="{4A3C46E8-61CC-4603-A589-7422A47A8E4A}"/>
+      <thm15:themeFamily xmlns:thm15="http://schemas.microsoft.com/office/thememl/2012/main" xmlns="" name="Office Theme" id="{62F939B6-93AF-4DB8-9C6B-D6C7DFDC589F}" vid="{4A3C46E8-61CC-4603-A589-7422A47A8E4A}"/>
     </a:ext>
   </a:extLst>
 </a:theme>
@@ -8090,7 +8016,7 @@
 </file>
 
 <file path=customXml/itemProps1.xml><?xml version="1.0" encoding="utf-8"?>
-<ds:datastoreItem xmlns:ds="http://schemas.openxmlformats.org/officeDocument/2006/customXml" ds:itemID="{FA169AD2-0ECF-4889-B609-328C53875611}">
+<ds:datastoreItem xmlns:ds="http://schemas.openxmlformats.org/officeDocument/2006/customXml" ds:itemID="{94C6677F-EA37-4B7F-B768-FB7CE8C3E479}">
   <ds:schemaRefs>
     <ds:schemaRef ds:uri="http://schemas.openxmlformats.org/officeDocument/2006/bibliography"/>
   </ds:schemaRefs>

--- a/Projeto de Engenharia de Software (Documentação).docx
+++ b/Projeto de Engenharia de Software (Documentação).docx
@@ -1,6 +1,6 @@
 
 <file path=word/document.xml><?xml version="1.0" encoding="utf-8"?>
-<w:document xmlns:wpc="http://schemas.microsoft.com/office/word/2010/wordprocessingCanvas" xmlns:mc="http://schemas.openxmlformats.org/markup-compatibility/2006" xmlns:o="urn:schemas-microsoft-com:office:office" xmlns:r="http://schemas.openxmlformats.org/officeDocument/2006/relationships" xmlns:m="http://schemas.openxmlformats.org/officeDocument/2006/math" xmlns:v="urn:schemas-microsoft-com:vml" xmlns:wp14="http://schemas.microsoft.com/office/word/2010/wordprocessingDrawing" xmlns:wp="http://schemas.openxmlformats.org/drawingml/2006/wordprocessingDrawing" xmlns:w10="urn:schemas-microsoft-com:office:word" xmlns:w="http://schemas.openxmlformats.org/wordprocessingml/2006/main" xmlns:w14="http://schemas.microsoft.com/office/word/2010/wordml" xmlns:wpg="http://schemas.microsoft.com/office/word/2010/wordprocessingGroup" xmlns:wpi="http://schemas.microsoft.com/office/word/2010/wordprocessingInk" xmlns:wne="http://schemas.microsoft.com/office/word/2006/wordml" xmlns:wps="http://schemas.microsoft.com/office/word/2010/wordprocessingShape" mc:Ignorable="w14 wp14">
+<w:document xmlns:wpc="http://schemas.microsoft.com/office/word/2010/wordprocessingCanvas" xmlns:cx="http://schemas.microsoft.com/office/drawing/2014/chartex" xmlns:cx1="http://schemas.microsoft.com/office/drawing/2015/9/8/chartex" xmlns:cx2="http://schemas.microsoft.com/office/drawing/2015/10/21/chartex" xmlns:cx3="http://schemas.microsoft.com/office/drawing/2016/5/9/chartex" xmlns:cx4="http://schemas.microsoft.com/office/drawing/2016/5/10/chartex" xmlns:cx5="http://schemas.microsoft.com/office/drawing/2016/5/11/chartex" xmlns:cx6="http://schemas.microsoft.com/office/drawing/2016/5/12/chartex" xmlns:cx7="http://schemas.microsoft.com/office/drawing/2016/5/13/chartex" xmlns:cx8="http://schemas.microsoft.com/office/drawing/2016/5/14/chartex" xmlns:mc="http://schemas.openxmlformats.org/markup-compatibility/2006" xmlns:aink="http://schemas.microsoft.com/office/drawing/2016/ink" xmlns:am3d="http://schemas.microsoft.com/office/drawing/2017/model3d" xmlns:o="urn:schemas-microsoft-com:office:office" xmlns:oel="http://schemas.microsoft.com/office/2019/extlst" xmlns:r="http://schemas.openxmlformats.org/officeDocument/2006/relationships" xmlns:m="http://schemas.openxmlformats.org/officeDocument/2006/math" xmlns:v="urn:schemas-microsoft-com:vml" xmlns:wp14="http://schemas.microsoft.com/office/word/2010/wordprocessingDrawing" xmlns:wp="http://schemas.openxmlformats.org/drawingml/2006/wordprocessingDrawing" xmlns:w10="urn:schemas-microsoft-com:office:word" xmlns:w="http://schemas.openxmlformats.org/wordprocessingml/2006/main" xmlns:w14="http://schemas.microsoft.com/office/word/2010/wordml" xmlns:w15="http://schemas.microsoft.com/office/word/2012/wordml" xmlns:w16cex="http://schemas.microsoft.com/office/word/2018/wordml/cex" xmlns:w16cid="http://schemas.microsoft.com/office/word/2016/wordml/cid" xmlns:w16="http://schemas.microsoft.com/office/word/2018/wordml" xmlns:w16du="http://schemas.microsoft.com/office/word/2023/wordml/word16du" xmlns:w16sdtdh="http://schemas.microsoft.com/office/word/2020/wordml/sdtdatahash" xmlns:w16sdtfl="http://schemas.microsoft.com/office/word/2024/wordml/sdtformatlock" xmlns:w16se="http://schemas.microsoft.com/office/word/2015/wordml/symex" xmlns:wpg="http://schemas.microsoft.com/office/word/2010/wordprocessingGroup" xmlns:wpi="http://schemas.microsoft.com/office/word/2010/wordprocessingInk" xmlns:wne="http://schemas.microsoft.com/office/word/2006/wordml" xmlns:wps="http://schemas.microsoft.com/office/word/2010/wordprocessingShape" mc:Ignorable="w14 w15 w16se w16cid w16 w16cex w16sdtdh w16sdtfl w16du wp14">
   <w:body>
     <w:p>
       <w:pPr>
@@ -80,63 +80,31 @@
           <w:sz w:val="32"/>
           <w:szCs w:val="32"/>
         </w:rPr>
-        <w:t xml:space="preserve">Nome: João Carlos </w:t>
-      </w:r>
-      <w:proofErr w:type="spellStart"/>
+        <w:t>Nome: João Carlos Vinhato Batista da Silva</w:t>
+      </w:r>
       <w:r>
         <w:rPr>
           <w:sz w:val="32"/>
           <w:szCs w:val="32"/>
         </w:rPr>
-        <w:t>Vinhato</w:t>
-      </w:r>
-      <w:proofErr w:type="spellEnd"/>
-      <w:r>
+        <w:br/>
+        <w:t>RA: 2411600064</w:t>
+      </w:r>
+    </w:p>
+    <w:p>
+      <w:pPr>
+        <w:jc w:val="center"/>
         <w:rPr>
           <w:sz w:val="32"/>
           <w:szCs w:val="32"/>
         </w:rPr>
-        <w:t xml:space="preserve"> Batista da Silva</w:t>
-      </w:r>
+      </w:pPr>
       <w:r>
         <w:rPr>
           <w:sz w:val="32"/>
           <w:szCs w:val="32"/>
         </w:rPr>
-        <w:br/>
-        <w:t>RA: 2411600064</w:t>
-      </w:r>
-    </w:p>
-    <w:p>
-      <w:pPr>
-        <w:jc w:val="center"/>
-        <w:rPr>
-          <w:sz w:val="32"/>
-          <w:szCs w:val="32"/>
-        </w:rPr>
-      </w:pPr>
-      <w:r>
-        <w:rPr>
-          <w:sz w:val="32"/>
-          <w:szCs w:val="32"/>
-        </w:rPr>
-        <w:t xml:space="preserve">Nome: Hugo </w:t>
-      </w:r>
-      <w:proofErr w:type="spellStart"/>
-      <w:r>
-        <w:rPr>
-          <w:sz w:val="32"/>
-          <w:szCs w:val="32"/>
-        </w:rPr>
-        <w:t>Pecoraro</w:t>
-      </w:r>
-      <w:proofErr w:type="spellEnd"/>
-      <w:r>
-        <w:rPr>
-          <w:sz w:val="32"/>
-          <w:szCs w:val="32"/>
-        </w:rPr>
-        <w:t xml:space="preserve"> da Silva</w:t>
+        <w:t>Nome: Hugo Pecoraro da Silva</w:t>
       </w:r>
     </w:p>
     <w:p>
@@ -378,7 +346,31 @@
           <w:szCs w:val="36"/>
           <w:lang w:eastAsia="pt-BR"/>
         </w:rPr>
-        <w:t xml:space="preserve"> – 09/03 á 16/03</w:t>
+        <w:t xml:space="preserve"> – 09/03 </w:t>
+      </w:r>
+      <w:r>
+        <w:rPr>
+          <w:rFonts w:eastAsia="Times New Roman" w:cstheme="minorHAnsi"/>
+          <w:b/>
+          <w:bCs/>
+          <w:color w:val="1F1F1F"/>
+          <w:sz w:val="36"/>
+          <w:szCs w:val="36"/>
+          <w:lang w:eastAsia="pt-BR"/>
+        </w:rPr>
+        <w:t>a</w:t>
+      </w:r>
+      <w:r>
+        <w:rPr>
+          <w:rFonts w:eastAsia="Times New Roman" w:cstheme="minorHAnsi"/>
+          <w:b/>
+          <w:bCs/>
+          <w:color w:val="1F1F1F"/>
+          <w:sz w:val="36"/>
+          <w:szCs w:val="36"/>
+          <w:lang w:eastAsia="pt-BR"/>
+        </w:rPr>
+        <w:t xml:space="preserve"> 16/03</w:t>
       </w:r>
       <w:r>
         <w:rPr>
@@ -469,52 +461,18 @@
           <w:szCs w:val="36"/>
           <w:lang w:eastAsia="pt-BR"/>
         </w:rPr>
-        <w:t xml:space="preserve"> </w:t>
-      </w:r>
-      <w:proofErr w:type="spellStart"/>
-      <w:r>
-        <w:rPr>
-          <w:rFonts w:eastAsia="Times New Roman" w:cstheme="minorHAnsi"/>
-          <w:color w:val="1F1F1F"/>
-          <w:sz w:val="36"/>
-          <w:szCs w:val="36"/>
-          <w:lang w:eastAsia="pt-BR"/>
-        </w:rPr>
-        <w:t>Vinhato</w:t>
-      </w:r>
-      <w:proofErr w:type="spellEnd"/>
-      <w:r>
-        <w:rPr>
-          <w:rFonts w:eastAsia="Times New Roman" w:cstheme="minorHAnsi"/>
-          <w:color w:val="1F1F1F"/>
-          <w:sz w:val="36"/>
-          <w:szCs w:val="36"/>
-          <w:lang w:eastAsia="pt-BR"/>
-        </w:rPr>
-        <w:t xml:space="preserve"> Batista da Silva</w:t>
-      </w:r>
-      <w:r>
-        <w:rPr>
-          <w:rFonts w:eastAsia="Times New Roman" w:cstheme="minorHAnsi"/>
-          <w:color w:val="1F1F1F"/>
-          <w:sz w:val="36"/>
-          <w:szCs w:val="36"/>
-          <w:lang w:eastAsia="pt-BR"/>
-        </w:rPr>
-        <w:t xml:space="preserve"> e Hugo </w:t>
-      </w:r>
-      <w:proofErr w:type="spellStart"/>
-      <w:r>
-        <w:rPr>
-          <w:rFonts w:eastAsia="Times New Roman" w:cstheme="minorHAnsi"/>
-          <w:color w:val="1F1F1F"/>
-          <w:sz w:val="36"/>
-          <w:szCs w:val="36"/>
-          <w:lang w:eastAsia="pt-BR"/>
-        </w:rPr>
-        <w:t>Pecoraro</w:t>
-      </w:r>
-      <w:proofErr w:type="spellEnd"/>
+        <w:t xml:space="preserve"> Vinhato Batista da Silva</w:t>
+      </w:r>
+      <w:r>
+        <w:rPr>
+          <w:rFonts w:eastAsia="Times New Roman" w:cstheme="minorHAnsi"/>
+          <w:color w:val="1F1F1F"/>
+          <w:sz w:val="36"/>
+          <w:szCs w:val="36"/>
+          <w:lang w:eastAsia="pt-BR"/>
+        </w:rPr>
+        <w:t xml:space="preserve"> e Hugo Pecoraro</w:t>
+      </w:r>
       <w:r>
         <w:rPr>
           <w:rFonts w:eastAsia="Times New Roman" w:cstheme="minorHAnsi"/>
@@ -1282,7 +1240,6 @@
           <w:lang w:eastAsia="pt-BR"/>
         </w:rPr>
       </w:pPr>
-      <w:proofErr w:type="spellStart"/>
       <w:r>
         <w:rPr>
           <w:rFonts w:eastAsia="Times New Roman" w:cstheme="minorHAnsi"/>
@@ -1294,9 +1251,18 @@
           <w:bdr w:val="none" w:sz="0" w:space="0" w:color="auto" w:frame="1"/>
           <w:lang w:eastAsia="pt-BR"/>
         </w:rPr>
-        <w:t>Frontend</w:t>
-      </w:r>
-      <w:proofErr w:type="spellEnd"/>
+        <w:t>Frontend:</w:t>
+      </w:r>
+      <w:r>
+        <w:rPr>
+          <w:rFonts w:eastAsia="Times New Roman" w:cstheme="minorHAnsi"/>
+          <w:color w:val="1F1F1F"/>
+          <w:sz w:val="36"/>
+          <w:szCs w:val="36"/>
+          <w:lang w:eastAsia="pt-BR"/>
+        </w:rPr>
+        <w:t xml:space="preserve"> </w:t>
+      </w:r>
       <w:r>
         <w:rPr>
           <w:rFonts w:eastAsia="Times New Roman" w:cstheme="minorHAnsi"/>
@@ -1308,77 +1274,17 @@
           <w:bdr w:val="none" w:sz="0" w:space="0" w:color="auto" w:frame="1"/>
           <w:lang w:eastAsia="pt-BR"/>
         </w:rPr>
-        <w:t>:</w:t>
-      </w:r>
-      <w:r>
-        <w:rPr>
-          <w:rFonts w:eastAsia="Times New Roman" w:cstheme="minorHAnsi"/>
-          <w:color w:val="1F1F1F"/>
-          <w:sz w:val="36"/>
-          <w:szCs w:val="36"/>
-          <w:lang w:eastAsia="pt-BR"/>
-        </w:rPr>
-        <w:t xml:space="preserve"> </w:t>
-      </w:r>
-      <w:proofErr w:type="gramStart"/>
-      <w:r>
-        <w:rPr>
-          <w:rFonts w:eastAsia="Times New Roman" w:cstheme="minorHAnsi"/>
-          <w:b/>
-          <w:bCs/>
-          <w:color w:val="1F1F1F"/>
-          <w:sz w:val="36"/>
-          <w:szCs w:val="36"/>
-          <w:bdr w:val="none" w:sz="0" w:space="0" w:color="auto" w:frame="1"/>
-          <w:lang w:eastAsia="pt-BR"/>
-        </w:rPr>
-        <w:t>React.</w:t>
-      </w:r>
-      <w:proofErr w:type="gramEnd"/>
-      <w:r>
-        <w:rPr>
-          <w:rFonts w:eastAsia="Times New Roman" w:cstheme="minorHAnsi"/>
-          <w:b/>
-          <w:bCs/>
-          <w:color w:val="1F1F1F"/>
-          <w:sz w:val="36"/>
-          <w:szCs w:val="36"/>
-          <w:bdr w:val="none" w:sz="0" w:space="0" w:color="auto" w:frame="1"/>
-          <w:lang w:eastAsia="pt-BR"/>
-        </w:rPr>
-        <w:t>js</w:t>
-      </w:r>
-      <w:r>
-        <w:rPr>
-          <w:rFonts w:eastAsia="Times New Roman" w:cstheme="minorHAnsi"/>
-          <w:color w:val="1F1F1F"/>
-          <w:sz w:val="36"/>
-          <w:szCs w:val="36"/>
-          <w:lang w:eastAsia="pt-BR"/>
-        </w:rPr>
-        <w:t xml:space="preserve"> (utilizando </w:t>
-      </w:r>
-      <w:proofErr w:type="spellStart"/>
-      <w:r>
-        <w:rPr>
-          <w:rFonts w:eastAsia="Times New Roman" w:cstheme="minorHAnsi"/>
-          <w:color w:val="1F1F1F"/>
-          <w:sz w:val="36"/>
-          <w:szCs w:val="36"/>
-          <w:lang w:eastAsia="pt-BR"/>
-        </w:rPr>
-        <w:t>JavaScript</w:t>
-      </w:r>
-      <w:proofErr w:type="spellEnd"/>
-      <w:r>
-        <w:rPr>
-          <w:rFonts w:eastAsia="Times New Roman" w:cstheme="minorHAnsi"/>
-          <w:color w:val="1F1F1F"/>
-          <w:sz w:val="36"/>
-          <w:szCs w:val="36"/>
-          <w:lang w:eastAsia="pt-BR"/>
-        </w:rPr>
-        <w:t>, HTML5 e CSS3) para uma interface responsiva e dinâmica.</w:t>
+        <w:t>React.js</w:t>
+      </w:r>
+      <w:r>
+        <w:rPr>
+          <w:rFonts w:eastAsia="Times New Roman" w:cstheme="minorHAnsi"/>
+          <w:color w:val="1F1F1F"/>
+          <w:sz w:val="36"/>
+          <w:szCs w:val="36"/>
+          <w:lang w:eastAsia="pt-BR"/>
+        </w:rPr>
+        <w:t xml:space="preserve"> (utilizando JavaScript, HTML5 e CSS3) para uma interface responsiva e dinâmica.</w:t>
       </w:r>
     </w:p>
     <w:p>
@@ -1398,7 +1304,6 @@
           <w:lang w:eastAsia="pt-BR"/>
         </w:rPr>
       </w:pPr>
-      <w:proofErr w:type="spellStart"/>
       <w:r>
         <w:rPr>
           <w:rFonts w:eastAsia="Times New Roman" w:cstheme="minorHAnsi"/>
@@ -1410,9 +1315,18 @@
           <w:bdr w:val="none" w:sz="0" w:space="0" w:color="auto" w:frame="1"/>
           <w:lang w:eastAsia="pt-BR"/>
         </w:rPr>
-        <w:t>Backend</w:t>
-      </w:r>
-      <w:proofErr w:type="spellEnd"/>
+        <w:t>Backend:</w:t>
+      </w:r>
+      <w:r>
+        <w:rPr>
+          <w:rFonts w:eastAsia="Times New Roman" w:cstheme="minorHAnsi"/>
+          <w:color w:val="1F1F1F"/>
+          <w:sz w:val="36"/>
+          <w:szCs w:val="36"/>
+          <w:lang w:eastAsia="pt-BR"/>
+        </w:rPr>
+        <w:t xml:space="preserve"> Arquitetura híbrida ou dedicada em </w:t>
+      </w:r>
       <w:r>
         <w:rPr>
           <w:rFonts w:eastAsia="Times New Roman" w:cstheme="minorHAnsi"/>
@@ -1424,58 +1338,7 @@
           <w:bdr w:val="none" w:sz="0" w:space="0" w:color="auto" w:frame="1"/>
           <w:lang w:eastAsia="pt-BR"/>
         </w:rPr>
-        <w:t>:</w:t>
-      </w:r>
-      <w:r>
-        <w:rPr>
-          <w:rFonts w:eastAsia="Times New Roman" w:cstheme="minorHAnsi"/>
-          <w:color w:val="1F1F1F"/>
-          <w:sz w:val="36"/>
-          <w:szCs w:val="36"/>
-          <w:lang w:eastAsia="pt-BR"/>
-        </w:rPr>
-        <w:t xml:space="preserve"> Arquitetura híbrida ou dedicada em </w:t>
-      </w:r>
-      <w:r>
-        <w:rPr>
-          <w:rFonts w:eastAsia="Times New Roman" w:cstheme="minorHAnsi"/>
-          <w:b/>
-          <w:bCs/>
-          <w:color w:val="1F1F1F"/>
-          <w:sz w:val="36"/>
-          <w:szCs w:val="36"/>
-          <w:bdr w:val="none" w:sz="0" w:space="0" w:color="auto" w:frame="1"/>
-          <w:lang w:eastAsia="pt-BR"/>
-        </w:rPr>
-        <w:t>C# (</w:t>
-      </w:r>
-      <w:proofErr w:type="gramStart"/>
-      <w:r>
-        <w:rPr>
-          <w:rFonts w:eastAsia="Times New Roman" w:cstheme="minorHAnsi"/>
-          <w:b/>
-          <w:bCs/>
-          <w:color w:val="1F1F1F"/>
-          <w:sz w:val="36"/>
-          <w:szCs w:val="36"/>
-          <w:bdr w:val="none" w:sz="0" w:space="0" w:color="auto" w:frame="1"/>
-          <w:lang w:eastAsia="pt-BR"/>
-        </w:rPr>
-        <w:t>ASP.</w:t>
-      </w:r>
-      <w:proofErr w:type="gramEnd"/>
-      <w:r>
-        <w:rPr>
-          <w:rFonts w:eastAsia="Times New Roman" w:cstheme="minorHAnsi"/>
-          <w:b/>
-          <w:bCs/>
-          <w:color w:val="1F1F1F"/>
-          <w:sz w:val="36"/>
-          <w:szCs w:val="36"/>
-          <w:bdr w:val="none" w:sz="0" w:space="0" w:color="auto" w:frame="1"/>
-          <w:lang w:eastAsia="pt-BR"/>
-        </w:rPr>
-        <w:t>NET Core)</w:t>
+        <w:t>C# (ASP.NET Core)</w:t>
       </w:r>
       <w:r>
         <w:rPr>
@@ -1562,37 +1425,7 @@
           <w:bdr w:val="none" w:sz="0" w:space="0" w:color="auto" w:frame="1"/>
           <w:lang w:eastAsia="pt-BR"/>
         </w:rPr>
-        <w:t>SQL (</w:t>
-      </w:r>
-      <w:proofErr w:type="spellStart"/>
-      <w:proofErr w:type="gramStart"/>
-      <w:r>
-        <w:rPr>
-          <w:rFonts w:eastAsia="Times New Roman" w:cstheme="minorHAnsi"/>
-          <w:b/>
-          <w:bCs/>
-          <w:color w:val="1F1F1F"/>
-          <w:sz w:val="36"/>
-          <w:szCs w:val="36"/>
-          <w:bdr w:val="none" w:sz="0" w:space="0" w:color="auto" w:frame="1"/>
-          <w:lang w:eastAsia="pt-BR"/>
-        </w:rPr>
-        <w:t>PostgreSQL</w:t>
-      </w:r>
-      <w:proofErr w:type="spellEnd"/>
-      <w:proofErr w:type="gramEnd"/>
-      <w:r>
-        <w:rPr>
-          <w:rFonts w:eastAsia="Times New Roman" w:cstheme="minorHAnsi"/>
-          <w:b/>
-          <w:bCs/>
-          <w:color w:val="1F1F1F"/>
-          <w:sz w:val="36"/>
-          <w:szCs w:val="36"/>
-          <w:bdr w:val="none" w:sz="0" w:space="0" w:color="auto" w:frame="1"/>
-          <w:lang w:eastAsia="pt-BR"/>
-        </w:rPr>
-        <w:t>)</w:t>
+        <w:t>SQL (PostgreSQL)</w:t>
       </w:r>
       <w:r>
         <w:rPr>
@@ -1643,73 +1476,7 @@
           <w:szCs w:val="36"/>
           <w:lang w:eastAsia="pt-BR"/>
         </w:rPr>
-        <w:t xml:space="preserve"> </w:t>
-      </w:r>
-      <w:proofErr w:type="spellStart"/>
-      <w:r>
-        <w:rPr>
-          <w:rFonts w:eastAsia="Times New Roman" w:cstheme="minorHAnsi"/>
-          <w:color w:val="1F1F1F"/>
-          <w:sz w:val="36"/>
-          <w:szCs w:val="36"/>
-          <w:lang w:eastAsia="pt-BR"/>
-        </w:rPr>
-        <w:t>Vercel</w:t>
-      </w:r>
-      <w:proofErr w:type="spellEnd"/>
-      <w:r>
-        <w:rPr>
-          <w:rFonts w:eastAsia="Times New Roman" w:cstheme="minorHAnsi"/>
-          <w:color w:val="1F1F1F"/>
-          <w:sz w:val="36"/>
-          <w:szCs w:val="36"/>
-          <w:lang w:eastAsia="pt-BR"/>
-        </w:rPr>
-        <w:t xml:space="preserve"> (</w:t>
-      </w:r>
-      <w:proofErr w:type="spellStart"/>
-      <w:r>
-        <w:rPr>
-          <w:rFonts w:eastAsia="Times New Roman" w:cstheme="minorHAnsi"/>
-          <w:color w:val="1F1F1F"/>
-          <w:sz w:val="36"/>
-          <w:szCs w:val="36"/>
-          <w:lang w:eastAsia="pt-BR"/>
-        </w:rPr>
-        <w:t>Frontend</w:t>
-      </w:r>
-      <w:proofErr w:type="spellEnd"/>
-      <w:r>
-        <w:rPr>
-          <w:rFonts w:eastAsia="Times New Roman" w:cstheme="minorHAnsi"/>
-          <w:color w:val="1F1F1F"/>
-          <w:sz w:val="36"/>
-          <w:szCs w:val="36"/>
-          <w:lang w:eastAsia="pt-BR"/>
-        </w:rPr>
-        <w:t>) e Render/Railway (</w:t>
-      </w:r>
-      <w:proofErr w:type="spellStart"/>
-      <w:r>
-        <w:rPr>
-          <w:rFonts w:eastAsia="Times New Roman" w:cstheme="minorHAnsi"/>
-          <w:color w:val="1F1F1F"/>
-          <w:sz w:val="36"/>
-          <w:szCs w:val="36"/>
-          <w:lang w:eastAsia="pt-BR"/>
-        </w:rPr>
-        <w:t>Backend</w:t>
-      </w:r>
-      <w:proofErr w:type="spellEnd"/>
-      <w:r>
-        <w:rPr>
-          <w:rFonts w:eastAsia="Times New Roman" w:cstheme="minorHAnsi"/>
-          <w:color w:val="1F1F1F"/>
-          <w:sz w:val="36"/>
-          <w:szCs w:val="36"/>
-          <w:lang w:eastAsia="pt-BR"/>
-        </w:rPr>
-        <w:t>) para manter o sistema acessível via web sem custos iniciais.</w:t>
+        <w:t xml:space="preserve"> Vercel (Frontend) e Render/Railway (Backend) para manter o sistema acessível via web sem custos iniciais.</w:t>
       </w:r>
     </w:p>
     <w:p>
@@ -1788,7 +1555,6 @@
           <w:lang w:eastAsia="pt-BR"/>
         </w:rPr>
       </w:pPr>
-      <w:proofErr w:type="gramStart"/>
       <w:r>
         <w:rPr>
           <w:rFonts w:eastAsia="Times New Roman" w:cstheme="minorHAnsi"/>
@@ -1801,7 +1567,6 @@
         </w:rPr>
         <w:t>Próximos Passos</w:t>
       </w:r>
-      <w:proofErr w:type="gramEnd"/>
       <w:r>
         <w:rPr>
           <w:rFonts w:eastAsia="Times New Roman" w:cstheme="minorHAnsi"/>
@@ -2026,7 +1791,31 @@
           <w:szCs w:val="36"/>
           <w:lang w:eastAsia="pt-BR"/>
         </w:rPr>
-        <w:t>Semana 2 – 16/03 á 23/03</w:t>
+        <w:t xml:space="preserve">Semana 2 – 16/03 </w:t>
+      </w:r>
+      <w:r>
+        <w:rPr>
+          <w:rFonts w:eastAsia="Times New Roman" w:cstheme="minorHAnsi"/>
+          <w:b/>
+          <w:bCs/>
+          <w:color w:val="1F1F1F"/>
+          <w:sz w:val="36"/>
+          <w:szCs w:val="36"/>
+          <w:lang w:eastAsia="pt-BR"/>
+        </w:rPr>
+        <w:t>a</w:t>
+      </w:r>
+      <w:r>
+        <w:rPr>
+          <w:rFonts w:eastAsia="Times New Roman" w:cstheme="minorHAnsi"/>
+          <w:b/>
+          <w:bCs/>
+          <w:color w:val="1F1F1F"/>
+          <w:sz w:val="36"/>
+          <w:szCs w:val="36"/>
+          <w:lang w:eastAsia="pt-BR"/>
+        </w:rPr>
+        <w:t xml:space="preserve"> 23/03</w:t>
       </w:r>
       <w:r>
         <w:rPr>
@@ -2061,6 +1850,15 @@
         </w:rPr>
         <w:t>Levantamento de Requisitos: Sistema de Vendas para Artesanato e Bordados</w:t>
       </w:r>
+      <w:r>
+        <w:rPr>
+          <w:rFonts w:cstheme="minorHAnsi"/>
+          <w:i w:val="0"/>
+          <w:sz w:val="36"/>
+          <w:szCs w:val="36"/>
+        </w:rPr>
+        <w:t xml:space="preserve"> e Elaboração de Mapa Mental.</w:t>
+      </w:r>
     </w:p>
     <w:p>
       <w:pPr>
@@ -2098,25 +1896,7 @@
           <w:sz w:val="36"/>
           <w:szCs w:val="36"/>
         </w:rPr>
-        <w:t xml:space="preserve">O sistema visa automatizar os processos de uma unidade de produção artesanal, cobrindo desde a gestão de insumos e produção </w:t>
-      </w:r>
-      <w:proofErr w:type="gramStart"/>
-      <w:r>
-        <w:rPr>
-          <w:rFonts w:cstheme="minorHAnsi"/>
-          <w:sz w:val="36"/>
-          <w:szCs w:val="36"/>
-        </w:rPr>
-        <w:t>sob encomenda</w:t>
-      </w:r>
-      <w:proofErr w:type="gramEnd"/>
-      <w:r>
-        <w:rPr>
-          <w:rFonts w:cstheme="minorHAnsi"/>
-          <w:sz w:val="36"/>
-          <w:szCs w:val="36"/>
-        </w:rPr>
-        <w:t xml:space="preserve"> até a venda final e controle financeiro, garantindo a segurança dos dados dos clientes.</w:t>
+        <w:t>O sistema visa automatizar os processos de uma unidade de produção artesanal, cobrindo desde a gestão de insumos e produção sob encomenda até a venda final e controle financeiro, garantindo a segurança dos dados dos clientes.</w:t>
       </w:r>
     </w:p>
     <w:p>
@@ -2787,25 +2567,7 @@
           <w:sz w:val="36"/>
           <w:szCs w:val="36"/>
         </w:rPr>
-        <w:t xml:space="preserve"> Interface intuitiva (</w:t>
-      </w:r>
-      <w:proofErr w:type="spellStart"/>
-      <w:r>
-        <w:rPr>
-          <w:rFonts w:cstheme="minorHAnsi"/>
-          <w:sz w:val="36"/>
-          <w:szCs w:val="36"/>
-        </w:rPr>
-        <w:t>Dashboard</w:t>
-      </w:r>
-      <w:proofErr w:type="spellEnd"/>
-      <w:r>
-        <w:rPr>
-          <w:rFonts w:cstheme="minorHAnsi"/>
-          <w:sz w:val="36"/>
-          <w:szCs w:val="36"/>
-        </w:rPr>
-        <w:t>) com visualização rápida dos pedidos do dia.</w:t>
+        <w:t xml:space="preserve"> Interface intuitiva (Dashboard) com visualização rápida dos pedidos do dia.</w:t>
       </w:r>
     </w:p>
     <w:p>
@@ -2893,7 +2655,7 @@
           </mc:Choice>
           <mc:Fallback>
             <w:pict>
-              <v:rect id="Retângulo 2" o:spid="_x0000_s1026" style="width:535.75pt;height:1.5pt;visibility:visible;mso-wrap-style:square;mso-left-percent:-10001;mso-top-percent:-10001;mso-position-horizontal:absolute;mso-position-horizontal-relative:char;mso-position-vertical:absolute;mso-position-vertical-relative:line;mso-left-percent:-10001;mso-top-percent:-10001;v-text-anchor:top" o:gfxdata="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" fillcolor="gray" stroked="f" strokeweight="0">
+              <v:rect w14:anchorId="37BC37AB" id="Retângulo 2" o:spid="_x0000_s1026" style="width:535.75pt;height:1.5pt;visibility:visible;mso-wrap-style:square;mso-left-percent:-10001;mso-top-percent:-10001;mso-position-horizontal:absolute;mso-position-horizontal-relative:char;mso-position-vertical:absolute;mso-position-vertical-relative:line;mso-left-percent:-10001;mso-top-percent:-10001;v-text-anchor:top" o:gfxdata="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" fillcolor="gray" stroked="f" strokeweight="0">
                 <w10:anchorlock/>
               </v:rect>
             </w:pict>
@@ -3962,18 +3724,8 @@
           <w:szCs w:val="36"/>
         </w:rPr>
         <w:tab/>
-      </w:r>
-      <w:proofErr w:type="spellStart"/>
-      <w:r>
-        <w:rPr>
-          <w:rFonts w:cstheme="minorHAnsi"/>
-          <w:bCs/>
-          <w:sz w:val="36"/>
-          <w:szCs w:val="36"/>
-        </w:rPr>
         <w:t>Admin</w:t>
       </w:r>
-      <w:proofErr w:type="spellEnd"/>
     </w:p>
     <w:p>
       <w:pPr>
@@ -4061,8 +3813,6 @@
         <w:tab/>
         <w:t>Tela de Contato / Suporte</w:t>
       </w:r>
-      <w:bookmarkStart w:id="0" w:name="_GoBack"/>
-      <w:bookmarkEnd w:id="0"/>
     </w:p>
     <w:p>
       <w:pPr>
@@ -4116,7 +3866,7 @@
           </mc:Choice>
           <mc:Fallback>
             <w:pict>
-              <v:rect id="Retângulo 3" o:spid="_x0000_s1026" style="width:524.4pt;height:1.5pt;visibility:visible;mso-wrap-style:square;mso-left-percent:-10001;mso-top-percent:-10001;mso-position-horizontal:absolute;mso-position-horizontal-relative:char;mso-position-vertical:absolute;mso-position-vertical-relative:line;mso-left-percent:-10001;mso-top-percent:-10001;v-text-anchor:top" o:gfxdata="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" fillcolor="gray" stroked="f" strokeweight="0">
+              <v:rect w14:anchorId="1454C988" id="Retângulo 3" o:spid="_x0000_s1026" style="width:524.4pt;height:1.5pt;visibility:visible;mso-wrap-style:square;mso-left-percent:-10001;mso-top-percent:-10001;mso-position-horizontal:absolute;mso-position-horizontal-relative:char;mso-position-vertical:absolute;mso-position-vertical-relative:line;mso-left-percent:-10001;mso-top-percent:-10001;v-text-anchor:top" o:gfxdata="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" fillcolor="gray" stroked="f" strokeweight="0">
                 <w10:anchorlock/>
               </v:rect>
             </w:pict>
@@ -4191,11 +3941,11 @@
                     <pic:cNvPicPr/>
                   </pic:nvPicPr>
                   <pic:blipFill>
-                    <a:blip r:embed="rId9">
+                    <a:blip r:embed="rId8">
                       <a:extLst>
                         <a:ext uri="{BEBA8EAE-BF5A-486C-A8C5-ECC9F3942E4B}">
                           <a14:imgProps xmlns:a14="http://schemas.microsoft.com/office/drawing/2010/main">
-                            <a14:imgLayer r:embed="rId10">
+                            <a14:imgLayer r:embed="rId9">
                               <a14:imgEffect>
                                 <a14:sharpenSoften amount="50000"/>
                               </a14:imgEffect>
@@ -4273,7 +4023,6 @@
           <w:lang w:eastAsia="pt-BR"/>
         </w:rPr>
       </w:pPr>
-      <w:proofErr w:type="gramStart"/>
       <w:r>
         <w:rPr>
           <w:rFonts w:eastAsia="Times New Roman" w:cstheme="minorHAnsi"/>
@@ -4286,18 +4035,41 @@
         </w:rPr>
         <w:t>Próximos Passos</w:t>
       </w:r>
-      <w:proofErr w:type="gramEnd"/>
-      <w:r>
-        <w:rPr>
-          <w:rFonts w:eastAsia="Times New Roman" w:cstheme="minorHAnsi"/>
-          <w:b/>
-          <w:bCs/>
-          <w:color w:val="1F1F1F"/>
-          <w:sz w:val="36"/>
-          <w:szCs w:val="36"/>
-          <w:lang w:eastAsia="pt-BR"/>
-        </w:rPr>
-        <w:t xml:space="preserve"> (Semana 3 – 23/03 á 06/04)</w:t>
+      <w:r>
+        <w:rPr>
+          <w:rFonts w:eastAsia="Times New Roman" w:cstheme="minorHAnsi"/>
+          <w:b/>
+          <w:bCs/>
+          <w:color w:val="1F1F1F"/>
+          <w:sz w:val="36"/>
+          <w:szCs w:val="36"/>
+          <w:lang w:eastAsia="pt-BR"/>
+        </w:rPr>
+        <w:t xml:space="preserve"> (Semana 3 – 23/03 </w:t>
+      </w:r>
+      <w:r>
+        <w:rPr>
+          <w:rFonts w:eastAsia="Times New Roman" w:cstheme="minorHAnsi"/>
+          <w:b/>
+          <w:bCs/>
+          <w:color w:val="1F1F1F"/>
+          <w:sz w:val="36"/>
+          <w:szCs w:val="36"/>
+          <w:lang w:eastAsia="pt-BR"/>
+        </w:rPr>
+        <w:t>a</w:t>
+      </w:r>
+      <w:r>
+        <w:rPr>
+          <w:rFonts w:eastAsia="Times New Roman" w:cstheme="minorHAnsi"/>
+          <w:b/>
+          <w:bCs/>
+          <w:color w:val="1F1F1F"/>
+          <w:sz w:val="36"/>
+          <w:szCs w:val="36"/>
+          <w:lang w:eastAsia="pt-BR"/>
+        </w:rPr>
+        <w:t xml:space="preserve"> 06/04)</w:t>
       </w:r>
     </w:p>
     <w:p>
@@ -4383,65 +4155,211 @@
     </w:p>
     <w:p>
       <w:pPr>
-        <w:jc w:val="both"/>
         <w:rPr>
           <w:sz w:val="32"/>
           <w:szCs w:val="32"/>
         </w:rPr>
       </w:pPr>
-    </w:p>
-    <w:p>
-      <w:pPr>
-        <w:rPr>
-          <w:sz w:val="36"/>
-          <w:szCs w:val="36"/>
-        </w:rPr>
-      </w:pPr>
-      <w:r>
-        <w:rPr>
-          <w:b/>
-          <w:sz w:val="36"/>
-          <w:szCs w:val="36"/>
-        </w:rPr>
-        <w:t>*Calendário de trabalho*</w:t>
-      </w:r>
-      <w:r>
-        <w:rPr>
-          <w:sz w:val="36"/>
-          <w:szCs w:val="36"/>
+      <w:r>
+        <w:rPr>
+          <w:sz w:val="32"/>
+          <w:szCs w:val="32"/>
+        </w:rPr>
+        <w:br w:type="page"/>
+      </w:r>
+    </w:p>
+    <w:p>
+      <w:pPr>
+        <w:spacing w:before="100" w:beforeAutospacing="1" w:after="120" w:line="240" w:lineRule="auto"/>
+        <w:jc w:val="both"/>
+        <w:outlineLvl w:val="1"/>
+        <w:rPr>
+          <w:rFonts w:eastAsia="Times New Roman" w:cstheme="minorHAnsi"/>
+          <w:b/>
+          <w:bCs/>
+          <w:color w:val="1F1F1F"/>
+          <w:sz w:val="36"/>
+          <w:szCs w:val="36"/>
+          <w:lang w:eastAsia="pt-BR"/>
+        </w:rPr>
+      </w:pPr>
+      <w:r>
+        <w:rPr>
+          <w:rFonts w:ascii="Segoe UI Symbol" w:eastAsia="Times New Roman" w:hAnsi="Segoe UI Symbol" w:cs="Segoe UI Symbol"/>
+          <w:b/>
+          <w:bCs/>
+          <w:color w:val="1F1F1F"/>
+          <w:sz w:val="36"/>
+          <w:szCs w:val="36"/>
+          <w:lang w:eastAsia="pt-BR"/>
+        </w:rPr>
+        <w:lastRenderedPageBreak/>
+        <w:t>📄</w:t>
+      </w:r>
+      <w:r>
+        <w:rPr>
+          <w:rFonts w:eastAsia="Times New Roman" w:cstheme="minorHAnsi"/>
+          <w:b/>
+          <w:bCs/>
+          <w:color w:val="1F1F1F"/>
+          <w:sz w:val="36"/>
+          <w:szCs w:val="36"/>
+          <w:lang w:eastAsia="pt-BR"/>
+        </w:rPr>
+        <w:t xml:space="preserve"> Documento de Concepção de Software (</w:t>
+      </w:r>
+      <w:r>
+        <w:rPr>
+          <w:rFonts w:eastAsia="Times New Roman" w:cstheme="minorHAnsi"/>
+          <w:b/>
+          <w:bCs/>
+          <w:color w:val="1F1F1F"/>
+          <w:sz w:val="36"/>
+          <w:szCs w:val="36"/>
+          <w:lang w:eastAsia="pt-BR"/>
+        </w:rPr>
+        <w:t>Semana</w:t>
+      </w:r>
+      <w:r>
+        <w:rPr>
+          <w:rFonts w:eastAsia="Times New Roman" w:cstheme="minorHAnsi"/>
+          <w:b/>
+          <w:bCs/>
+          <w:color w:val="1F1F1F"/>
+          <w:sz w:val="36"/>
+          <w:szCs w:val="36"/>
+          <w:lang w:eastAsia="pt-BR"/>
         </w:rPr>
         <w:t xml:space="preserve"> </w:t>
       </w:r>
       <w:r>
         <w:rPr>
-          <w:sz w:val="36"/>
-          <w:szCs w:val="36"/>
-        </w:rPr>
-        <w:br/>
-        <w:t>*Semana 3 - 23/03 á 06/04</w:t>
-      </w:r>
-      <w:r>
-        <w:rPr>
-          <w:sz w:val="36"/>
-          <w:szCs w:val="36"/>
-        </w:rPr>
-        <w:t xml:space="preserve">* </w:t>
-      </w:r>
-    </w:p>
-    <w:p>
-      <w:pPr>
-        <w:rPr>
-          <w:sz w:val="36"/>
-          <w:szCs w:val="36"/>
-        </w:rPr>
-      </w:pPr>
-      <w:r>
-        <w:rPr>
-          <w:sz w:val="36"/>
-          <w:szCs w:val="36"/>
-        </w:rPr>
-        <w:t xml:space="preserve">- </w:t>
-      </w:r>
+          <w:rFonts w:eastAsia="Times New Roman" w:cstheme="minorHAnsi"/>
+          <w:b/>
+          <w:bCs/>
+          <w:color w:val="1F1F1F"/>
+          <w:sz w:val="36"/>
+          <w:szCs w:val="36"/>
+          <w:lang w:eastAsia="pt-BR"/>
+        </w:rPr>
+        <w:t>3</w:t>
+      </w:r>
+      <w:r>
+        <w:rPr>
+          <w:rFonts w:eastAsia="Times New Roman" w:cstheme="minorHAnsi"/>
+          <w:b/>
+          <w:bCs/>
+          <w:color w:val="1F1F1F"/>
+          <w:sz w:val="36"/>
+          <w:szCs w:val="36"/>
+          <w:lang w:eastAsia="pt-BR"/>
+        </w:rPr>
+        <w:t xml:space="preserve"> – </w:t>
+      </w:r>
+      <w:r>
+        <w:rPr>
+          <w:rFonts w:eastAsia="Times New Roman" w:cstheme="minorHAnsi"/>
+          <w:b/>
+          <w:bCs/>
+          <w:color w:val="1F1F1F"/>
+          <w:sz w:val="36"/>
+          <w:szCs w:val="36"/>
+          <w:lang w:eastAsia="pt-BR"/>
+        </w:rPr>
+        <w:t>23</w:t>
+      </w:r>
+      <w:r>
+        <w:rPr>
+          <w:rFonts w:eastAsia="Times New Roman" w:cstheme="minorHAnsi"/>
+          <w:b/>
+          <w:bCs/>
+          <w:color w:val="1F1F1F"/>
+          <w:sz w:val="36"/>
+          <w:szCs w:val="36"/>
+          <w:lang w:eastAsia="pt-BR"/>
+        </w:rPr>
+        <w:t xml:space="preserve">/03 </w:t>
+      </w:r>
+      <w:r>
+        <w:rPr>
+          <w:rFonts w:eastAsia="Times New Roman" w:cstheme="minorHAnsi"/>
+          <w:b/>
+          <w:bCs/>
+          <w:color w:val="1F1F1F"/>
+          <w:sz w:val="36"/>
+          <w:szCs w:val="36"/>
+          <w:lang w:eastAsia="pt-BR"/>
+        </w:rPr>
+        <w:t>a</w:t>
+      </w:r>
+      <w:r>
+        <w:rPr>
+          <w:rFonts w:eastAsia="Times New Roman" w:cstheme="minorHAnsi"/>
+          <w:b/>
+          <w:bCs/>
+          <w:color w:val="1F1F1F"/>
+          <w:sz w:val="36"/>
+          <w:szCs w:val="36"/>
+          <w:lang w:eastAsia="pt-BR"/>
+        </w:rPr>
+        <w:t xml:space="preserve"> </w:t>
+      </w:r>
+      <w:r>
+        <w:rPr>
+          <w:rFonts w:eastAsia="Times New Roman" w:cstheme="minorHAnsi"/>
+          <w:b/>
+          <w:bCs/>
+          <w:color w:val="1F1F1F"/>
+          <w:sz w:val="36"/>
+          <w:szCs w:val="36"/>
+          <w:lang w:eastAsia="pt-BR"/>
+        </w:rPr>
+        <w:t>0</w:t>
+      </w:r>
+      <w:r>
+        <w:rPr>
+          <w:rFonts w:eastAsia="Times New Roman" w:cstheme="minorHAnsi"/>
+          <w:b/>
+          <w:bCs/>
+          <w:color w:val="1F1F1F"/>
+          <w:sz w:val="36"/>
+          <w:szCs w:val="36"/>
+          <w:lang w:eastAsia="pt-BR"/>
+        </w:rPr>
+        <w:t>6/0</w:t>
+      </w:r>
+      <w:r>
+        <w:rPr>
+          <w:rFonts w:eastAsia="Times New Roman" w:cstheme="minorHAnsi"/>
+          <w:b/>
+          <w:bCs/>
+          <w:color w:val="1F1F1F"/>
+          <w:sz w:val="36"/>
+          <w:szCs w:val="36"/>
+          <w:lang w:eastAsia="pt-BR"/>
+        </w:rPr>
+        <w:t>4</w:t>
+      </w:r>
+      <w:r>
+        <w:rPr>
+          <w:rFonts w:eastAsia="Times New Roman" w:cstheme="minorHAnsi"/>
+          <w:b/>
+          <w:bCs/>
+          <w:color w:val="1F1F1F"/>
+          <w:sz w:val="36"/>
+          <w:szCs w:val="36"/>
+          <w:lang w:eastAsia="pt-BR"/>
+        </w:rPr>
+        <w:t>)</w:t>
+      </w:r>
+    </w:p>
+    <w:p>
+      <w:pPr>
+        <w:rPr>
+          <w:sz w:val="36"/>
+          <w:szCs w:val="36"/>
+        </w:rPr>
+      </w:pPr>
       <w:r>
         <w:rPr>
           <w:sz w:val="36"/>
@@ -4454,82 +4372,336 @@
           <w:sz w:val="36"/>
           <w:szCs w:val="36"/>
         </w:rPr>
+        <w:t>: versão visual do software, para que se tenha uma noção inicial do que será construído.</w:t>
+      </w:r>
+    </w:p>
+    <w:p>
+      <w:pPr>
+        <w:rPr>
+          <w:sz w:val="36"/>
+          <w:szCs w:val="36"/>
+        </w:rPr>
+      </w:pPr>
+    </w:p>
+    <w:p>
+      <w:pPr>
+        <w:spacing w:after="120" w:line="240" w:lineRule="auto"/>
+        <w:jc w:val="both"/>
+        <w:rPr>
+          <w:rFonts w:eastAsia="Times New Roman" w:cstheme="minorHAnsi"/>
+          <w:color w:val="1F1F1F"/>
+          <w:sz w:val="36"/>
+          <w:szCs w:val="36"/>
+          <w:lang w:eastAsia="pt-BR"/>
+        </w:rPr>
+      </w:pPr>
+      <w:r>
+        <w:rPr>
+          <w:rFonts w:eastAsia="Times New Roman" w:cstheme="minorHAnsi"/>
+          <w:color w:val="1F1F1F"/>
+          <w:sz w:val="36"/>
+          <w:szCs w:val="36"/>
+          <w:lang w:eastAsia="pt-BR"/>
+        </w:rPr>
+        <w:pict w14:anchorId="07767445">
+          <v:rect id="_x0000_i1030" style="width:0;height:1.5pt" o:hralign="center" o:hrstd="t" o:hrnoshade="t" o:hr="t" fillcolor="gray" stroked="f"/>
+        </w:pict>
+      </w:r>
+    </w:p>
+    <w:p>
+      <w:pPr>
+        <w:spacing w:before="100" w:beforeAutospacing="1" w:after="120" w:line="240" w:lineRule="auto"/>
+        <w:jc w:val="both"/>
+        <w:outlineLvl w:val="2"/>
+        <w:rPr>
+          <w:rFonts w:eastAsia="Times New Roman" w:cstheme="minorHAnsi"/>
+          <w:b/>
+          <w:bCs/>
+          <w:color w:val="1F1F1F"/>
+          <w:sz w:val="36"/>
+          <w:szCs w:val="36"/>
+          <w:lang w:eastAsia="pt-BR"/>
+        </w:rPr>
+      </w:pPr>
+      <w:r>
+        <w:rPr>
+          <w:rFonts w:eastAsia="Times New Roman" w:cstheme="minorHAnsi"/>
+          <w:b/>
+          <w:bCs/>
+          <w:color w:val="1F1F1F"/>
+          <w:sz w:val="36"/>
+          <w:szCs w:val="36"/>
+          <w:lang w:eastAsia="pt-BR"/>
+        </w:rPr>
+        <w:t>Próximos Passos</w:t>
+      </w:r>
+      <w:r>
+        <w:rPr>
+          <w:rFonts w:eastAsia="Times New Roman" w:cstheme="minorHAnsi"/>
+          <w:b/>
+          <w:bCs/>
+          <w:color w:val="1F1F1F"/>
+          <w:sz w:val="36"/>
+          <w:szCs w:val="36"/>
+          <w:lang w:eastAsia="pt-BR"/>
+        </w:rPr>
+        <w:t xml:space="preserve"> (Semana </w:t>
+      </w:r>
+      <w:r>
+        <w:rPr>
+          <w:rFonts w:eastAsia="Times New Roman" w:cstheme="minorHAnsi"/>
+          <w:b/>
+          <w:bCs/>
+          <w:color w:val="1F1F1F"/>
+          <w:sz w:val="36"/>
+          <w:szCs w:val="36"/>
+          <w:lang w:eastAsia="pt-BR"/>
+        </w:rPr>
+        <w:t>4</w:t>
+      </w:r>
+      <w:r>
+        <w:rPr>
+          <w:rFonts w:eastAsia="Times New Roman" w:cstheme="minorHAnsi"/>
+          <w:b/>
+          <w:bCs/>
+          <w:color w:val="1F1F1F"/>
+          <w:sz w:val="36"/>
+          <w:szCs w:val="36"/>
+          <w:lang w:eastAsia="pt-BR"/>
+        </w:rPr>
+        <w:t xml:space="preserve"> – </w:t>
+      </w:r>
+      <w:r>
+        <w:rPr>
+          <w:rFonts w:eastAsia="Times New Roman" w:cstheme="minorHAnsi"/>
+          <w:b/>
+          <w:bCs/>
+          <w:color w:val="1F1F1F"/>
+          <w:sz w:val="36"/>
+          <w:szCs w:val="36"/>
+          <w:lang w:eastAsia="pt-BR"/>
+        </w:rPr>
+        <w:t>06</w:t>
+      </w:r>
+      <w:r>
+        <w:rPr>
+          <w:rFonts w:eastAsia="Times New Roman" w:cstheme="minorHAnsi"/>
+          <w:b/>
+          <w:bCs/>
+          <w:color w:val="1F1F1F"/>
+          <w:sz w:val="36"/>
+          <w:szCs w:val="36"/>
+          <w:lang w:eastAsia="pt-BR"/>
+        </w:rPr>
+        <w:t>/0</w:t>
+      </w:r>
+      <w:r>
+        <w:rPr>
+          <w:rFonts w:eastAsia="Times New Roman" w:cstheme="minorHAnsi"/>
+          <w:b/>
+          <w:bCs/>
+          <w:color w:val="1F1F1F"/>
+          <w:sz w:val="36"/>
+          <w:szCs w:val="36"/>
+          <w:lang w:eastAsia="pt-BR"/>
+        </w:rPr>
+        <w:t>4</w:t>
+      </w:r>
+      <w:r>
+        <w:rPr>
+          <w:rFonts w:eastAsia="Times New Roman" w:cstheme="minorHAnsi"/>
+          <w:b/>
+          <w:bCs/>
+          <w:color w:val="1F1F1F"/>
+          <w:sz w:val="36"/>
+          <w:szCs w:val="36"/>
+          <w:lang w:eastAsia="pt-BR"/>
+        </w:rPr>
         <w:t xml:space="preserve"> </w:t>
       </w:r>
-    </w:p>
-    <w:p>
-      <w:pPr>
-        <w:rPr>
-          <w:sz w:val="36"/>
-          <w:szCs w:val="36"/>
-        </w:rPr>
-      </w:pPr>
-    </w:p>
-    <w:p>
-      <w:pPr>
-        <w:rPr>
-          <w:sz w:val="36"/>
-          <w:szCs w:val="36"/>
-        </w:rPr>
-      </w:pPr>
-      <w:r>
-        <w:rPr>
-          <w:sz w:val="36"/>
-          <w:szCs w:val="36"/>
-        </w:rPr>
-        <w:t>*Semana 4 - 06/04 á 13</w:t>
-      </w:r>
-      <w:r>
-        <w:rPr>
-          <w:sz w:val="36"/>
-          <w:szCs w:val="36"/>
-        </w:rPr>
-        <w:t xml:space="preserve">/04* </w:t>
-      </w:r>
-    </w:p>
-    <w:p>
-      <w:pPr>
-        <w:rPr>
-          <w:sz w:val="36"/>
-          <w:szCs w:val="36"/>
-        </w:rPr>
-      </w:pPr>
-      <w:r>
-        <w:rPr>
-          <w:sz w:val="36"/>
-          <w:szCs w:val="36"/>
-        </w:rPr>
-        <w:t>- Modelagem do banco de dados</w:t>
-      </w:r>
-    </w:p>
-    <w:p>
-      <w:pPr>
-        <w:rPr>
-          <w:sz w:val="36"/>
-          <w:szCs w:val="36"/>
-        </w:rPr>
-      </w:pPr>
-    </w:p>
-    <w:p>
-      <w:pPr>
-        <w:rPr>
-          <w:sz w:val="36"/>
-          <w:szCs w:val="36"/>
-        </w:rPr>
-      </w:pPr>
-      <w:r>
-        <w:rPr>
-          <w:sz w:val="36"/>
-          <w:szCs w:val="36"/>
-        </w:rPr>
-        <w:t>*Semana 5 - 13/04 á 20</w:t>
-      </w:r>
-      <w:r>
-        <w:rPr>
-          <w:sz w:val="36"/>
-          <w:szCs w:val="36"/>
-        </w:rPr>
-        <w:t xml:space="preserve">/04* </w:t>
+      <w:r>
+        <w:rPr>
+          <w:rFonts w:eastAsia="Times New Roman" w:cstheme="minorHAnsi"/>
+          <w:b/>
+          <w:bCs/>
+          <w:color w:val="1F1F1F"/>
+          <w:sz w:val="36"/>
+          <w:szCs w:val="36"/>
+          <w:lang w:eastAsia="pt-BR"/>
+        </w:rPr>
+        <w:t>a</w:t>
+      </w:r>
+      <w:r>
+        <w:rPr>
+          <w:rFonts w:eastAsia="Times New Roman" w:cstheme="minorHAnsi"/>
+          <w:b/>
+          <w:bCs/>
+          <w:color w:val="1F1F1F"/>
+          <w:sz w:val="36"/>
+          <w:szCs w:val="36"/>
+          <w:lang w:eastAsia="pt-BR"/>
+        </w:rPr>
+        <w:t xml:space="preserve"> </w:t>
+      </w:r>
+      <w:r>
+        <w:rPr>
+          <w:rFonts w:eastAsia="Times New Roman" w:cstheme="minorHAnsi"/>
+          <w:b/>
+          <w:bCs/>
+          <w:color w:val="1F1F1F"/>
+          <w:sz w:val="36"/>
+          <w:szCs w:val="36"/>
+          <w:lang w:eastAsia="pt-BR"/>
+        </w:rPr>
+        <w:t>13</w:t>
+      </w:r>
+      <w:r>
+        <w:rPr>
+          <w:rFonts w:eastAsia="Times New Roman" w:cstheme="minorHAnsi"/>
+          <w:b/>
+          <w:bCs/>
+          <w:color w:val="1F1F1F"/>
+          <w:sz w:val="36"/>
+          <w:szCs w:val="36"/>
+          <w:lang w:eastAsia="pt-BR"/>
+        </w:rPr>
+        <w:t>/04)</w:t>
+      </w:r>
+    </w:p>
+    <w:p>
+      <w:pPr>
+        <w:spacing w:before="100" w:beforeAutospacing="1" w:after="120" w:line="240" w:lineRule="auto"/>
+        <w:jc w:val="both"/>
+        <w:rPr>
+          <w:rFonts w:eastAsia="Times New Roman" w:cstheme="minorHAnsi"/>
+          <w:color w:val="1F1F1F"/>
+          <w:sz w:val="36"/>
+          <w:szCs w:val="36"/>
+          <w:lang w:eastAsia="pt-BR"/>
+        </w:rPr>
+      </w:pPr>
+      <w:r>
+        <w:rPr>
+          <w:rFonts w:eastAsia="Times New Roman" w:cstheme="minorHAnsi"/>
+          <w:color w:val="1F1F1F"/>
+          <w:sz w:val="36"/>
+          <w:szCs w:val="36"/>
+          <w:lang w:eastAsia="pt-BR"/>
+        </w:rPr>
+        <w:t>Com este documento pronto, estamos aptos a avançar para:</w:t>
+      </w:r>
+    </w:p>
+    <w:p>
+      <w:pPr>
+        <w:numPr>
+          <w:ilvl w:val="0"/>
+          <w:numId w:val="14"/>
+        </w:numPr>
+        <w:spacing w:before="100" w:beforeAutospacing="1" w:after="0" w:line="240" w:lineRule="auto"/>
+        <w:jc w:val="both"/>
+        <w:rPr>
+          <w:rFonts w:eastAsia="Times New Roman" w:cstheme="minorHAnsi"/>
+          <w:color w:val="1F1F1F"/>
+          <w:sz w:val="36"/>
+          <w:szCs w:val="36"/>
+          <w:lang w:eastAsia="pt-BR"/>
+        </w:rPr>
+      </w:pPr>
+      <w:r>
+        <w:rPr>
+          <w:rFonts w:eastAsia="Times New Roman" w:cstheme="minorHAnsi"/>
+          <w:b/>
+          <w:bCs/>
+          <w:color w:val="1F1F1F"/>
+          <w:sz w:val="36"/>
+          <w:szCs w:val="36"/>
+          <w:bdr w:val="none" w:sz="0" w:space="0" w:color="auto" w:frame="1"/>
+          <w:lang w:eastAsia="pt-BR"/>
+        </w:rPr>
+        <w:t xml:space="preserve">Modelagem do banco de dados: </w:t>
+      </w:r>
+      <w:r>
+        <w:rPr>
+          <w:rFonts w:cstheme="minorHAnsi"/>
+          <w:sz w:val="36"/>
+          <w:szCs w:val="36"/>
+        </w:rPr>
+        <w:t>elaboração das tabelas, linhas e relacionamentos do banco de dados relacional.</w:t>
+      </w:r>
+      <w:r>
+        <w:rPr>
+          <w:rFonts w:cstheme="minorHAnsi"/>
+          <w:sz w:val="36"/>
+          <w:szCs w:val="36"/>
+        </w:rPr>
+        <w:t xml:space="preserve"> </w:t>
+      </w:r>
+    </w:p>
+    <w:p>
+      <w:pPr>
+        <w:rPr>
+          <w:sz w:val="36"/>
+          <w:szCs w:val="36"/>
+        </w:rPr>
+      </w:pPr>
+    </w:p>
+    <w:p>
+      <w:pPr>
+        <w:rPr>
+          <w:sz w:val="36"/>
+          <w:szCs w:val="36"/>
+        </w:rPr>
+      </w:pPr>
+      <w:r>
+        <w:rPr>
+          <w:b/>
+          <w:sz w:val="36"/>
+          <w:szCs w:val="36"/>
+        </w:rPr>
+        <w:t>Calendário de trabalho</w:t>
+      </w:r>
+      <w:r>
+        <w:rPr>
+          <w:sz w:val="36"/>
+          <w:szCs w:val="36"/>
+        </w:rPr>
+        <w:t xml:space="preserve"> </w:t>
+      </w:r>
+    </w:p>
+    <w:p>
+      <w:pPr>
+        <w:rPr>
+          <w:sz w:val="36"/>
+          <w:szCs w:val="36"/>
+        </w:rPr>
+      </w:pPr>
+      <w:r>
+        <w:rPr>
+          <w:sz w:val="36"/>
+          <w:szCs w:val="36"/>
+        </w:rPr>
+        <w:t xml:space="preserve">Semana 5 - 13/04 </w:t>
+      </w:r>
+      <w:r>
+        <w:rPr>
+          <w:sz w:val="36"/>
+          <w:szCs w:val="36"/>
+        </w:rPr>
+        <w:t>a</w:t>
+      </w:r>
+      <w:r>
+        <w:rPr>
+          <w:sz w:val="36"/>
+          <w:szCs w:val="36"/>
+        </w:rPr>
+        <w:t xml:space="preserve"> 20</w:t>
+      </w:r>
+      <w:r>
+        <w:rPr>
+          <w:sz w:val="36"/>
+          <w:szCs w:val="36"/>
+        </w:rPr>
+        <w:t xml:space="preserve">/04 </w:t>
       </w:r>
     </w:p>
     <w:p>
@@ -4567,14 +4739,28 @@
           <w:sz w:val="36"/>
           <w:szCs w:val="36"/>
         </w:rPr>
-        <w:t>*Semana 6 - 20/04 á 27</w:t>
-      </w:r>
-      <w:r>
-        <w:rPr>
-          <w:sz w:val="36"/>
-          <w:szCs w:val="36"/>
-        </w:rPr>
-        <w:t xml:space="preserve">/04* </w:t>
+        <w:t xml:space="preserve">Semana 6 - 20/04 </w:t>
+      </w:r>
+      <w:r>
+        <w:rPr>
+          <w:sz w:val="36"/>
+          <w:szCs w:val="36"/>
+        </w:rPr>
+        <w:t>a</w:t>
+      </w:r>
+      <w:r>
+        <w:rPr>
+          <w:sz w:val="36"/>
+          <w:szCs w:val="36"/>
+        </w:rPr>
+        <w:t xml:space="preserve"> 27</w:t>
+      </w:r>
+      <w:r>
+        <w:rPr>
+          <w:sz w:val="36"/>
+          <w:szCs w:val="36"/>
+        </w:rPr>
+        <w:t xml:space="preserve">/04 </w:t>
       </w:r>
     </w:p>
     <w:p>
@@ -4612,48 +4798,46 @@
           <w:sz w:val="36"/>
           <w:szCs w:val="36"/>
         </w:rPr>
-        <w:t>*Semana 7 - 27/04 á 08/06</w:t>
-      </w:r>
-      <w:r>
-        <w:rPr>
-          <w:sz w:val="36"/>
-          <w:szCs w:val="36"/>
-        </w:rPr>
-        <w:t xml:space="preserve">* </w:t>
-      </w:r>
-    </w:p>
-    <w:p>
-      <w:pPr>
-        <w:rPr>
-          <w:rFonts w:cstheme="minorHAnsi"/>
-          <w:b/>
-          <w:bCs/>
-          <w:sz w:val="36"/>
-          <w:szCs w:val="36"/>
-        </w:rPr>
-      </w:pPr>
-      <w:r>
-        <w:rPr>
-          <w:sz w:val="36"/>
-          <w:szCs w:val="36"/>
-        </w:rPr>
-        <w:t xml:space="preserve">- </w:t>
-      </w:r>
-      <w:proofErr w:type="gramStart"/>
-      <w:r>
-        <w:rPr>
-          <w:sz w:val="36"/>
-          <w:szCs w:val="36"/>
-        </w:rPr>
-        <w:t>Implementação</w:t>
-      </w:r>
-      <w:proofErr w:type="gramEnd"/>
-      <w:r>
-        <w:rPr>
-          <w:sz w:val="36"/>
-          <w:szCs w:val="36"/>
-        </w:rPr>
-        <w:t xml:space="preserve"> do sistema (Programação, testes de segurança e com o usuário)</w:t>
+        <w:t xml:space="preserve">Semana 7 - 27/04 </w:t>
+      </w:r>
+      <w:r>
+        <w:rPr>
+          <w:sz w:val="36"/>
+          <w:szCs w:val="36"/>
+        </w:rPr>
+        <w:t>a</w:t>
+      </w:r>
+      <w:r>
+        <w:rPr>
+          <w:sz w:val="36"/>
+          <w:szCs w:val="36"/>
+        </w:rPr>
+        <w:t xml:space="preserve"> 08/06</w:t>
+      </w:r>
+      <w:r>
+        <w:rPr>
+          <w:sz w:val="36"/>
+          <w:szCs w:val="36"/>
+        </w:rPr>
+        <w:t xml:space="preserve"> </w:t>
+      </w:r>
+    </w:p>
+    <w:p>
+      <w:pPr>
+        <w:rPr>
+          <w:rFonts w:cstheme="minorHAnsi"/>
+          <w:b/>
+          <w:bCs/>
+          <w:sz w:val="36"/>
+          <w:szCs w:val="36"/>
+        </w:rPr>
+      </w:pPr>
+      <w:r>
+        <w:rPr>
+          <w:sz w:val="36"/>
+          <w:szCs w:val="36"/>
+        </w:rPr>
+        <w:t>- Implementação do sistema (Programação, testes de segurança e com o usuário)</w:t>
       </w:r>
       <w:r>
         <w:rPr>
@@ -4664,8 +4848,8 @@
       </w:r>
     </w:p>
     <w:sectPr>
-      <w:headerReference w:type="default" r:id="rId11"/>
-      <w:footerReference w:type="default" r:id="rId12"/>
+      <w:headerReference w:type="default" r:id="rId10"/>
+      <w:footerReference w:type="default" r:id="rId11"/>
       <w:pgSz w:w="11906" w:h="16838"/>
       <w:pgMar w:top="1560" w:right="720" w:bottom="720" w:left="720" w:header="283" w:footer="0" w:gutter="0"/>
       <w:cols w:space="708"/>
@@ -4676,7 +4860,7 @@
 </file>
 
 <file path=word/endnotes.xml><?xml version="1.0" encoding="utf-8"?>
-<w:endnotes xmlns:wpc="http://schemas.microsoft.com/office/word/2010/wordprocessingCanvas" xmlns:mc="http://schemas.openxmlformats.org/markup-compatibility/2006" xmlns:o="urn:schemas-microsoft-com:office:office" xmlns:r="http://schemas.openxmlformats.org/officeDocument/2006/relationships" xmlns:m="http://schemas.openxmlformats.org/officeDocument/2006/math" xmlns:v="urn:schemas-microsoft-com:vml" xmlns:wp14="http://schemas.microsoft.com/office/word/2010/wordprocessingDrawing" xmlns:wp="http://schemas.openxmlformats.org/drawingml/2006/wordprocessingDrawing" xmlns:w10="urn:schemas-microsoft-com:office:word" xmlns:w="http://schemas.openxmlformats.org/wordprocessingml/2006/main" xmlns:w14="http://schemas.microsoft.com/office/word/2010/wordml" xmlns:wpg="http://schemas.microsoft.com/office/word/2010/wordprocessingGroup" xmlns:wpi="http://schemas.microsoft.com/office/word/2010/wordprocessingInk" xmlns:wne="http://schemas.microsoft.com/office/word/2006/wordml" xmlns:wps="http://schemas.microsoft.com/office/word/2010/wordprocessingShape" mc:Ignorable="w14 wp14">
+<w:endnotes xmlns:wpc="http://schemas.microsoft.com/office/word/2010/wordprocessingCanvas" xmlns:cx="http://schemas.microsoft.com/office/drawing/2014/chartex" xmlns:cx1="http://schemas.microsoft.com/office/drawing/2015/9/8/chartex" xmlns:cx2="http://schemas.microsoft.com/office/drawing/2015/10/21/chartex" xmlns:cx3="http://schemas.microsoft.com/office/drawing/2016/5/9/chartex" xmlns:cx4="http://schemas.microsoft.com/office/drawing/2016/5/10/chartex" xmlns:cx5="http://schemas.microsoft.com/office/drawing/2016/5/11/chartex" xmlns:cx6="http://schemas.microsoft.com/office/drawing/2016/5/12/chartex" xmlns:cx7="http://schemas.microsoft.com/office/drawing/2016/5/13/chartex" xmlns:cx8="http://schemas.microsoft.com/office/drawing/2016/5/14/chartex" xmlns:mc="http://schemas.openxmlformats.org/markup-compatibility/2006" xmlns:aink="http://schemas.microsoft.com/office/drawing/2016/ink" xmlns:am3d="http://schemas.microsoft.com/office/drawing/2017/model3d" xmlns:o="urn:schemas-microsoft-com:office:office" xmlns:oel="http://schemas.microsoft.com/office/2019/extlst" xmlns:r="http://schemas.openxmlformats.org/officeDocument/2006/relationships" xmlns:m="http://schemas.openxmlformats.org/officeDocument/2006/math" xmlns:v="urn:schemas-microsoft-com:vml" xmlns:wp14="http://schemas.microsoft.com/office/word/2010/wordprocessingDrawing" xmlns:wp="http://schemas.openxmlformats.org/drawingml/2006/wordprocessingDrawing" xmlns:w10="urn:schemas-microsoft-com:office:word" xmlns:w="http://schemas.openxmlformats.org/wordprocessingml/2006/main" xmlns:w14="http://schemas.microsoft.com/office/word/2010/wordml" xmlns:w15="http://schemas.microsoft.com/office/word/2012/wordml" xmlns:w16cex="http://schemas.microsoft.com/office/word/2018/wordml/cex" xmlns:w16cid="http://schemas.microsoft.com/office/word/2016/wordml/cid" xmlns:w16="http://schemas.microsoft.com/office/word/2018/wordml" xmlns:w16du="http://schemas.microsoft.com/office/word/2023/wordml/word16du" xmlns:w16sdtdh="http://schemas.microsoft.com/office/word/2020/wordml/sdtdatahash" xmlns:w16sdtfl="http://schemas.microsoft.com/office/word/2024/wordml/sdtformatlock" xmlns:w16se="http://schemas.microsoft.com/office/word/2015/wordml/symex" xmlns:wpg="http://schemas.microsoft.com/office/word/2010/wordprocessingGroup" xmlns:wpi="http://schemas.microsoft.com/office/word/2010/wordprocessingInk" xmlns:wne="http://schemas.microsoft.com/office/word/2006/wordml" xmlns:wps="http://schemas.microsoft.com/office/word/2010/wordprocessingShape" mc:Ignorable="w14 w15 w16se w16cid w16 w16cex w16sdtdh w16sdtfl w16du wp14">
   <w:endnote w:type="separator" w:id="-1">
     <w:p>
       <w:pPr>
@@ -4701,7 +4885,7 @@
 </file>
 
 <file path=word/footer1.xml><?xml version="1.0" encoding="utf-8"?>
-<w:ftr xmlns:wpc="http://schemas.microsoft.com/office/word/2010/wordprocessingCanvas" xmlns:mc="http://schemas.openxmlformats.org/markup-compatibility/2006" xmlns:o="urn:schemas-microsoft-com:office:office" xmlns:r="http://schemas.openxmlformats.org/officeDocument/2006/relationships" xmlns:m="http://schemas.openxmlformats.org/officeDocument/2006/math" xmlns:v="urn:schemas-microsoft-com:vml" xmlns:wp14="http://schemas.microsoft.com/office/word/2010/wordprocessingDrawing" xmlns:wp="http://schemas.openxmlformats.org/drawingml/2006/wordprocessingDrawing" xmlns:w10="urn:schemas-microsoft-com:office:word" xmlns:w="http://schemas.openxmlformats.org/wordprocessingml/2006/main" xmlns:w14="http://schemas.microsoft.com/office/word/2010/wordml" xmlns:wpg="http://schemas.microsoft.com/office/word/2010/wordprocessingGroup" xmlns:wpi="http://schemas.microsoft.com/office/word/2010/wordprocessingInk" xmlns:wne="http://schemas.microsoft.com/office/word/2006/wordml" xmlns:wps="http://schemas.microsoft.com/office/word/2010/wordprocessingShape" mc:Ignorable="w14 wp14">
+<w:ftr xmlns:wpc="http://schemas.microsoft.com/office/word/2010/wordprocessingCanvas" xmlns:cx="http://schemas.microsoft.com/office/drawing/2014/chartex" xmlns:cx1="http://schemas.microsoft.com/office/drawing/2015/9/8/chartex" xmlns:cx2="http://schemas.microsoft.com/office/drawing/2015/10/21/chartex" xmlns:cx3="http://schemas.microsoft.com/office/drawing/2016/5/9/chartex" xmlns:cx4="http://schemas.microsoft.com/office/drawing/2016/5/10/chartex" xmlns:cx5="http://schemas.microsoft.com/office/drawing/2016/5/11/chartex" xmlns:cx6="http://schemas.microsoft.com/office/drawing/2016/5/12/chartex" xmlns:cx7="http://schemas.microsoft.com/office/drawing/2016/5/13/chartex" xmlns:cx8="http://schemas.microsoft.com/office/drawing/2016/5/14/chartex" xmlns:mc="http://schemas.openxmlformats.org/markup-compatibility/2006" xmlns:aink="http://schemas.microsoft.com/office/drawing/2016/ink" xmlns:am3d="http://schemas.microsoft.com/office/drawing/2017/model3d" xmlns:o="urn:schemas-microsoft-com:office:office" xmlns:oel="http://schemas.microsoft.com/office/2019/extlst" xmlns:r="http://schemas.openxmlformats.org/officeDocument/2006/relationships" xmlns:m="http://schemas.openxmlformats.org/officeDocument/2006/math" xmlns:v="urn:schemas-microsoft-com:vml" xmlns:wp14="http://schemas.microsoft.com/office/word/2010/wordprocessingDrawing" xmlns:wp="http://schemas.openxmlformats.org/drawingml/2006/wordprocessingDrawing" xmlns:w10="urn:schemas-microsoft-com:office:word" xmlns:w="http://schemas.openxmlformats.org/wordprocessingml/2006/main" xmlns:w14="http://schemas.microsoft.com/office/word/2010/wordml" xmlns:w15="http://schemas.microsoft.com/office/word/2012/wordml" xmlns:w16cex="http://schemas.microsoft.com/office/word/2018/wordml/cex" xmlns:w16cid="http://schemas.microsoft.com/office/word/2016/wordml/cid" xmlns:w16="http://schemas.microsoft.com/office/word/2018/wordml" xmlns:w16du="http://schemas.microsoft.com/office/word/2023/wordml/word16du" xmlns:w16sdtdh="http://schemas.microsoft.com/office/word/2020/wordml/sdtdatahash" xmlns:w16sdtfl="http://schemas.microsoft.com/office/word/2024/wordml/sdtformatlock" xmlns:w16se="http://schemas.microsoft.com/office/word/2015/wordml/symex" xmlns:wpg="http://schemas.microsoft.com/office/word/2010/wordprocessingGroup" xmlns:wpi="http://schemas.microsoft.com/office/word/2010/wordprocessingInk" xmlns:wne="http://schemas.microsoft.com/office/word/2006/wordml" xmlns:wps="http://schemas.microsoft.com/office/word/2010/wordprocessingShape" mc:Ignorable="w14 w15 w16se w16cid w16 w16cex w16sdtdh w16sdtfl w16du wp14">
   <w:p>
     <w:pPr>
       <w:pStyle w:val="Rodap"/>
@@ -4726,7 +4910,7 @@
       <w:rPr>
         <w:color w:val="4472C4" w:themeColor="accent1"/>
       </w:rPr>
-      <w:t>Luiz R</w:t>
+      <w:t xml:space="preserve">Luiz </w:t>
     </w:r>
     <w:r>
       <w:rPr>
@@ -4734,28 +4918,18 @@
       </w:rPr>
       <w:tab/>
     </w:r>
-    <w:proofErr w:type="spellStart"/>
     <w:r>
       <w:rPr>
         <w:color w:val="4472C4" w:themeColor="accent1"/>
       </w:rPr>
-      <w:t>icardo</w:t>
+      <w:t>Ricardo</w:t>
     </w:r>
-    <w:proofErr w:type="spellEnd"/>
     <w:r>
       <w:rPr>
         <w:color w:val="4472C4" w:themeColor="accent1"/>
       </w:rPr>
-      <w:t xml:space="preserve"> </w:t>
+      <w:t xml:space="preserve"> Begosso</w:t>
     </w:r>
-    <w:proofErr w:type="spellStart"/>
-    <w:r>
-      <w:rPr>
-        <w:color w:val="4472C4" w:themeColor="accent1"/>
-      </w:rPr>
-      <w:t>Begosso</w:t>
-    </w:r>
-    <w:proofErr w:type="spellEnd"/>
     <w:r>
       <w:rPr>
         <w:color w:val="4472C4" w:themeColor="accent1"/>
@@ -4841,7 +5015,7 @@
 </file>
 
 <file path=word/footnotes.xml><?xml version="1.0" encoding="utf-8"?>
-<w:footnotes xmlns:wpc="http://schemas.microsoft.com/office/word/2010/wordprocessingCanvas" xmlns:mc="http://schemas.openxmlformats.org/markup-compatibility/2006" xmlns:o="urn:schemas-microsoft-com:office:office" xmlns:r="http://schemas.openxmlformats.org/officeDocument/2006/relationships" xmlns:m="http://schemas.openxmlformats.org/officeDocument/2006/math" xmlns:v="urn:schemas-microsoft-com:vml" xmlns:wp14="http://schemas.microsoft.com/office/word/2010/wordprocessingDrawing" xmlns:wp="http://schemas.openxmlformats.org/drawingml/2006/wordprocessingDrawing" xmlns:w10="urn:schemas-microsoft-com:office:word" xmlns:w="http://schemas.openxmlformats.org/wordprocessingml/2006/main" xmlns:w14="http://schemas.microsoft.com/office/word/2010/wordml" xmlns:wpg="http://schemas.microsoft.com/office/word/2010/wordprocessingGroup" xmlns:wpi="http://schemas.microsoft.com/office/word/2010/wordprocessingInk" xmlns:wne="http://schemas.microsoft.com/office/word/2006/wordml" xmlns:wps="http://schemas.microsoft.com/office/word/2010/wordprocessingShape" mc:Ignorable="w14 wp14">
+<w:footnotes xmlns:wpc="http://schemas.microsoft.com/office/word/2010/wordprocessingCanvas" xmlns:cx="http://schemas.microsoft.com/office/drawing/2014/chartex" xmlns:cx1="http://schemas.microsoft.com/office/drawing/2015/9/8/chartex" xmlns:cx2="http://schemas.microsoft.com/office/drawing/2015/10/21/chartex" xmlns:cx3="http://schemas.microsoft.com/office/drawing/2016/5/9/chartex" xmlns:cx4="http://schemas.microsoft.com/office/drawing/2016/5/10/chartex" xmlns:cx5="http://schemas.microsoft.com/office/drawing/2016/5/11/chartex" xmlns:cx6="http://schemas.microsoft.com/office/drawing/2016/5/12/chartex" xmlns:cx7="http://schemas.microsoft.com/office/drawing/2016/5/13/chartex" xmlns:cx8="http://schemas.microsoft.com/office/drawing/2016/5/14/chartex" xmlns:mc="http://schemas.openxmlformats.org/markup-compatibility/2006" xmlns:aink="http://schemas.microsoft.com/office/drawing/2016/ink" xmlns:am3d="http://schemas.microsoft.com/office/drawing/2017/model3d" xmlns:o="urn:schemas-microsoft-com:office:office" xmlns:oel="http://schemas.microsoft.com/office/2019/extlst" xmlns:r="http://schemas.openxmlformats.org/officeDocument/2006/relationships" xmlns:m="http://schemas.openxmlformats.org/officeDocument/2006/math" xmlns:v="urn:schemas-microsoft-com:vml" xmlns:wp14="http://schemas.microsoft.com/office/word/2010/wordprocessingDrawing" xmlns:wp="http://schemas.openxmlformats.org/drawingml/2006/wordprocessingDrawing" xmlns:w10="urn:schemas-microsoft-com:office:word" xmlns:w="http://schemas.openxmlformats.org/wordprocessingml/2006/main" xmlns:w14="http://schemas.microsoft.com/office/word/2010/wordml" xmlns:w15="http://schemas.microsoft.com/office/word/2012/wordml" xmlns:w16cex="http://schemas.microsoft.com/office/word/2018/wordml/cex" xmlns:w16cid="http://schemas.microsoft.com/office/word/2016/wordml/cid" xmlns:w16="http://schemas.microsoft.com/office/word/2018/wordml" xmlns:w16du="http://schemas.microsoft.com/office/word/2023/wordml/word16du" xmlns:w16sdtdh="http://schemas.microsoft.com/office/word/2020/wordml/sdtdatahash" xmlns:w16sdtfl="http://schemas.microsoft.com/office/word/2024/wordml/sdtformatlock" xmlns:w16se="http://schemas.microsoft.com/office/word/2015/wordml/symex" xmlns:wpg="http://schemas.microsoft.com/office/word/2010/wordprocessingGroup" xmlns:wpi="http://schemas.microsoft.com/office/word/2010/wordprocessingInk" xmlns:wne="http://schemas.microsoft.com/office/word/2006/wordml" xmlns:wps="http://schemas.microsoft.com/office/word/2010/wordprocessingShape" mc:Ignorable="w14 w15 w16se w16cid w16 w16cex w16sdtdh w16sdtfl w16du wp14">
   <w:footnote w:type="separator" w:id="-1">
     <w:p>
       <w:pPr>
@@ -4866,7 +5040,7 @@
 </file>
 
 <file path=word/header1.xml><?xml version="1.0" encoding="utf-8"?>
-<w:hdr xmlns:wpc="http://schemas.microsoft.com/office/word/2010/wordprocessingCanvas" xmlns:mc="http://schemas.openxmlformats.org/markup-compatibility/2006" xmlns:o="urn:schemas-microsoft-com:office:office" xmlns:r="http://schemas.openxmlformats.org/officeDocument/2006/relationships" xmlns:m="http://schemas.openxmlformats.org/officeDocument/2006/math" xmlns:v="urn:schemas-microsoft-com:vml" xmlns:wp14="http://schemas.microsoft.com/office/word/2010/wordprocessingDrawing" xmlns:wp="http://schemas.openxmlformats.org/drawingml/2006/wordprocessingDrawing" xmlns:w10="urn:schemas-microsoft-com:office:word" xmlns:w="http://schemas.openxmlformats.org/wordprocessingml/2006/main" xmlns:w14="http://schemas.microsoft.com/office/word/2010/wordml" xmlns:wpg="http://schemas.microsoft.com/office/word/2010/wordprocessingGroup" xmlns:wpi="http://schemas.microsoft.com/office/word/2010/wordprocessingInk" xmlns:wne="http://schemas.microsoft.com/office/word/2006/wordml" xmlns:wps="http://schemas.microsoft.com/office/word/2010/wordprocessingShape" mc:Ignorable="w14 wp14">
+<w:hdr xmlns:wpc="http://schemas.microsoft.com/office/word/2010/wordprocessingCanvas" xmlns:cx="http://schemas.microsoft.com/office/drawing/2014/chartex" xmlns:cx1="http://schemas.microsoft.com/office/drawing/2015/9/8/chartex" xmlns:cx2="http://schemas.microsoft.com/office/drawing/2015/10/21/chartex" xmlns:cx3="http://schemas.microsoft.com/office/drawing/2016/5/9/chartex" xmlns:cx4="http://schemas.microsoft.com/office/drawing/2016/5/10/chartex" xmlns:cx5="http://schemas.microsoft.com/office/drawing/2016/5/11/chartex" xmlns:cx6="http://schemas.microsoft.com/office/drawing/2016/5/12/chartex" xmlns:cx7="http://schemas.microsoft.com/office/drawing/2016/5/13/chartex" xmlns:cx8="http://schemas.microsoft.com/office/drawing/2016/5/14/chartex" xmlns:mc="http://schemas.openxmlformats.org/markup-compatibility/2006" xmlns:aink="http://schemas.microsoft.com/office/drawing/2016/ink" xmlns:am3d="http://schemas.microsoft.com/office/drawing/2017/model3d" xmlns:o="urn:schemas-microsoft-com:office:office" xmlns:oel="http://schemas.microsoft.com/office/2019/extlst" xmlns:r="http://schemas.openxmlformats.org/officeDocument/2006/relationships" xmlns:m="http://schemas.openxmlformats.org/officeDocument/2006/math" xmlns:v="urn:schemas-microsoft-com:vml" xmlns:wp14="http://schemas.microsoft.com/office/word/2010/wordprocessingDrawing" xmlns:wp="http://schemas.openxmlformats.org/drawingml/2006/wordprocessingDrawing" xmlns:w10="urn:schemas-microsoft-com:office:word" xmlns:w="http://schemas.openxmlformats.org/wordprocessingml/2006/main" xmlns:w14="http://schemas.microsoft.com/office/word/2010/wordml" xmlns:w15="http://schemas.microsoft.com/office/word/2012/wordml" xmlns:w16cex="http://schemas.microsoft.com/office/word/2018/wordml/cex" xmlns:w16cid="http://schemas.microsoft.com/office/word/2016/wordml/cid" xmlns:w16="http://schemas.microsoft.com/office/word/2018/wordml" xmlns:w16du="http://schemas.microsoft.com/office/word/2023/wordml/word16du" xmlns:w16sdtdh="http://schemas.microsoft.com/office/word/2020/wordml/sdtdatahash" xmlns:w16sdtfl="http://schemas.microsoft.com/office/word/2024/wordml/sdtformatlock" xmlns:w16se="http://schemas.microsoft.com/office/word/2015/wordml/symex" xmlns:wpg="http://schemas.microsoft.com/office/word/2010/wordprocessingGroup" xmlns:wpi="http://schemas.microsoft.com/office/word/2010/wordprocessingInk" xmlns:wne="http://schemas.microsoft.com/office/word/2006/wordml" xmlns:wps="http://schemas.microsoft.com/office/word/2010/wordprocessingShape" mc:Ignorable="w14 w15 w16se w16cid w16 w16cex w16sdtdh w16sdtfl w16du wp14">
   <w:p>
     <w:pPr>
       <w:pStyle w:val="Cabealho"/>
@@ -4924,8 +5098,8 @@
 </file>
 
 <file path=word/numbering.xml><?xml version="1.0" encoding="utf-8"?>
-<w:numbering xmlns:wpc="http://schemas.microsoft.com/office/word/2010/wordprocessingCanvas" xmlns:mc="http://schemas.openxmlformats.org/markup-compatibility/2006" xmlns:o="urn:schemas-microsoft-com:office:office" xmlns:r="http://schemas.openxmlformats.org/officeDocument/2006/relationships" xmlns:m="http://schemas.openxmlformats.org/officeDocument/2006/math" xmlns:v="urn:schemas-microsoft-com:vml" xmlns:wp14="http://schemas.microsoft.com/office/word/2010/wordprocessingDrawing" xmlns:wp="http://schemas.openxmlformats.org/drawingml/2006/wordprocessingDrawing" xmlns:w10="urn:schemas-microsoft-com:office:word" xmlns:w="http://schemas.openxmlformats.org/wordprocessingml/2006/main" xmlns:w14="http://schemas.microsoft.com/office/word/2010/wordml" xmlns:wpg="http://schemas.microsoft.com/office/word/2010/wordprocessingGroup" xmlns:wpi="http://schemas.microsoft.com/office/word/2010/wordprocessingInk" xmlns:wne="http://schemas.microsoft.com/office/word/2006/wordml" xmlns:wps="http://schemas.microsoft.com/office/word/2010/wordprocessingShape" mc:Ignorable="w14 wp14">
-  <w:abstractNum w:abstractNumId="0">
+<w:numbering xmlns:wpc="http://schemas.microsoft.com/office/word/2010/wordprocessingCanvas" xmlns:cx="http://schemas.microsoft.com/office/drawing/2014/chartex" xmlns:cx1="http://schemas.microsoft.com/office/drawing/2015/9/8/chartex" xmlns:cx2="http://schemas.microsoft.com/office/drawing/2015/10/21/chartex" xmlns:cx3="http://schemas.microsoft.com/office/drawing/2016/5/9/chartex" xmlns:cx4="http://schemas.microsoft.com/office/drawing/2016/5/10/chartex" xmlns:cx5="http://schemas.microsoft.com/office/drawing/2016/5/11/chartex" xmlns:cx6="http://schemas.microsoft.com/office/drawing/2016/5/12/chartex" xmlns:cx7="http://schemas.microsoft.com/office/drawing/2016/5/13/chartex" xmlns:cx8="http://schemas.microsoft.com/office/drawing/2016/5/14/chartex" xmlns:mc="http://schemas.openxmlformats.org/markup-compatibility/2006" xmlns:aink="http://schemas.microsoft.com/office/drawing/2016/ink" xmlns:am3d="http://schemas.microsoft.com/office/drawing/2017/model3d" xmlns:o="urn:schemas-microsoft-com:office:office" xmlns:oel="http://schemas.microsoft.com/office/2019/extlst" xmlns:r="http://schemas.openxmlformats.org/officeDocument/2006/relationships" xmlns:m="http://schemas.openxmlformats.org/officeDocument/2006/math" xmlns:v="urn:schemas-microsoft-com:vml" xmlns:wp14="http://schemas.microsoft.com/office/word/2010/wordprocessingDrawing" xmlns:wp="http://schemas.openxmlformats.org/drawingml/2006/wordprocessingDrawing" xmlns:w10="urn:schemas-microsoft-com:office:word" xmlns:w="http://schemas.openxmlformats.org/wordprocessingml/2006/main" xmlns:w14="http://schemas.microsoft.com/office/word/2010/wordml" xmlns:w15="http://schemas.microsoft.com/office/word/2012/wordml" xmlns:w16cex="http://schemas.microsoft.com/office/word/2018/wordml/cex" xmlns:w16cid="http://schemas.microsoft.com/office/word/2016/wordml/cid" xmlns:w16="http://schemas.microsoft.com/office/word/2018/wordml" xmlns:w16du="http://schemas.microsoft.com/office/word/2023/wordml/word16du" xmlns:w16sdtdh="http://schemas.microsoft.com/office/word/2020/wordml/sdtdatahash" xmlns:w16sdtfl="http://schemas.microsoft.com/office/word/2024/wordml/sdtformatlock" xmlns:w16se="http://schemas.microsoft.com/office/word/2015/wordml/symex" xmlns:wpg="http://schemas.microsoft.com/office/word/2010/wordprocessingGroup" xmlns:wpi="http://schemas.microsoft.com/office/word/2010/wordprocessingInk" xmlns:wne="http://schemas.microsoft.com/office/word/2006/wordml" xmlns:wps="http://schemas.microsoft.com/office/word/2010/wordprocessingShape" mc:Ignorable="w14 w15 w16se w16cid w16 w16cex w16sdtdh w16sdtfl w16du wp14">
+  <w:abstractNum w:abstractNumId="0" w15:restartNumberingAfterBreak="0">
     <w:nsid w:val="03E75A20"/>
     <w:multiLevelType w:val="multilevel"/>
     <w:tmpl w:val="97843E0E"/>
@@ -5074,7 +5248,7 @@
       </w:rPr>
     </w:lvl>
   </w:abstractNum>
-  <w:abstractNum w:abstractNumId="1">
+  <w:abstractNum w:abstractNumId="1" w15:restartNumberingAfterBreak="0">
     <w:nsid w:val="0CC16E09"/>
     <w:multiLevelType w:val="multilevel"/>
     <w:tmpl w:val="37F63952"/>
@@ -5223,7 +5397,7 @@
       </w:rPr>
     </w:lvl>
   </w:abstractNum>
-  <w:abstractNum w:abstractNumId="2">
+  <w:abstractNum w:abstractNumId="2" w15:restartNumberingAfterBreak="0">
     <w:nsid w:val="1608709F"/>
     <w:multiLevelType w:val="multilevel"/>
     <w:tmpl w:val="8D6C07E0"/>
@@ -5340,7 +5514,7 @@
       </w:pPr>
     </w:lvl>
   </w:abstractNum>
-  <w:abstractNum w:abstractNumId="3">
+  <w:abstractNum w:abstractNumId="3" w15:restartNumberingAfterBreak="0">
     <w:nsid w:val="1A1D0AC6"/>
     <w:multiLevelType w:val="multilevel"/>
     <w:tmpl w:val="6772E1D2"/>
@@ -5480,7 +5654,7 @@
       </w:rPr>
     </w:lvl>
   </w:abstractNum>
-  <w:abstractNum w:abstractNumId="4">
+  <w:abstractNum w:abstractNumId="4" w15:restartNumberingAfterBreak="0">
     <w:nsid w:val="34A60AA7"/>
     <w:multiLevelType w:val="multilevel"/>
     <w:tmpl w:val="9386E452"/>
@@ -5629,7 +5803,7 @@
       </w:rPr>
     </w:lvl>
   </w:abstractNum>
-  <w:abstractNum w:abstractNumId="5">
+  <w:abstractNum w:abstractNumId="5" w15:restartNumberingAfterBreak="0">
     <w:nsid w:val="39EC620A"/>
     <w:multiLevelType w:val="multilevel"/>
     <w:tmpl w:val="BB30AD72"/>
@@ -5746,7 +5920,7 @@
       </w:pPr>
     </w:lvl>
   </w:abstractNum>
-  <w:abstractNum w:abstractNumId="6">
+  <w:abstractNum w:abstractNumId="6" w15:restartNumberingAfterBreak="0">
     <w:nsid w:val="42DF15C9"/>
     <w:multiLevelType w:val="multilevel"/>
     <w:tmpl w:val="C572636C"/>
@@ -5895,7 +6069,147 @@
       </w:rPr>
     </w:lvl>
   </w:abstractNum>
-  <w:abstractNum w:abstractNumId="7">
+  <w:abstractNum w:abstractNumId="7" w15:restartNumberingAfterBreak="0">
+    <w:nsid w:val="49533896"/>
+    <w:multiLevelType w:val="multilevel"/>
+    <w:tmpl w:val="6772E1D2"/>
+    <w:lvl w:ilvl="0">
+      <w:start w:val="1"/>
+      <w:numFmt w:val="decimal"/>
+      <w:lvlText w:val="%1."/>
+      <w:lvlJc w:val="left"/>
+      <w:pPr>
+        <w:tabs>
+          <w:tab w:val="num" w:pos="720"/>
+        </w:tabs>
+        <w:ind w:left="720" w:hanging="360"/>
+      </w:pPr>
+      <w:rPr>
+        <w:rFonts w:hint="default"/>
+      </w:rPr>
+    </w:lvl>
+    <w:lvl w:ilvl="1">
+      <w:start w:val="1"/>
+      <w:numFmt w:val="decimal"/>
+      <w:lvlText w:val="%2."/>
+      <w:lvlJc w:val="left"/>
+      <w:pPr>
+        <w:tabs>
+          <w:tab w:val="num" w:pos="1440"/>
+        </w:tabs>
+        <w:ind w:left="1440" w:hanging="360"/>
+      </w:pPr>
+      <w:rPr>
+        <w:rFonts w:hint="default"/>
+      </w:rPr>
+    </w:lvl>
+    <w:lvl w:ilvl="2">
+      <w:start w:val="1"/>
+      <w:numFmt w:val="decimal"/>
+      <w:lvlText w:val="%3."/>
+      <w:lvlJc w:val="left"/>
+      <w:pPr>
+        <w:tabs>
+          <w:tab w:val="num" w:pos="2160"/>
+        </w:tabs>
+        <w:ind w:left="2160" w:hanging="360"/>
+      </w:pPr>
+      <w:rPr>
+        <w:rFonts w:hint="default"/>
+      </w:rPr>
+    </w:lvl>
+    <w:lvl w:ilvl="3">
+      <w:start w:val="1"/>
+      <w:numFmt w:val="decimal"/>
+      <w:lvlText w:val="%4."/>
+      <w:lvlJc w:val="left"/>
+      <w:pPr>
+        <w:tabs>
+          <w:tab w:val="num" w:pos="2880"/>
+        </w:tabs>
+        <w:ind w:left="2880" w:hanging="360"/>
+      </w:pPr>
+      <w:rPr>
+        <w:rFonts w:hint="default"/>
+      </w:rPr>
+    </w:lvl>
+    <w:lvl w:ilvl="4">
+      <w:start w:val="1"/>
+      <w:numFmt w:val="decimal"/>
+      <w:lvlText w:val="%5."/>
+      <w:lvlJc w:val="left"/>
+      <w:pPr>
+        <w:tabs>
+          <w:tab w:val="num" w:pos="3600"/>
+        </w:tabs>
+        <w:ind w:left="3600" w:hanging="360"/>
+      </w:pPr>
+      <w:rPr>
+        <w:rFonts w:hint="default"/>
+      </w:rPr>
+    </w:lvl>
+    <w:lvl w:ilvl="5">
+      <w:start w:val="1"/>
+      <w:numFmt w:val="decimal"/>
+      <w:lvlText w:val="%6."/>
+      <w:lvlJc w:val="left"/>
+      <w:pPr>
+        <w:tabs>
+          <w:tab w:val="num" w:pos="4320"/>
+        </w:tabs>
+        <w:ind w:left="4320" w:hanging="360"/>
+      </w:pPr>
+      <w:rPr>
+        <w:rFonts w:hint="default"/>
+      </w:rPr>
+    </w:lvl>
+    <w:lvl w:ilvl="6">
+      <w:start w:val="1"/>
+      <w:numFmt w:val="decimal"/>
+      <w:lvlText w:val="%7."/>
+      <w:lvlJc w:val="left"/>
+      <w:pPr>
+        <w:tabs>
+          <w:tab w:val="num" w:pos="5040"/>
+        </w:tabs>
+        <w:ind w:left="5040" w:hanging="360"/>
+      </w:pPr>
+      <w:rPr>
+        <w:rFonts w:hint="default"/>
+      </w:rPr>
+    </w:lvl>
+    <w:lvl w:ilvl="7">
+      <w:start w:val="1"/>
+      <w:numFmt w:val="decimal"/>
+      <w:lvlText w:val="%8."/>
+      <w:lvlJc w:val="left"/>
+      <w:pPr>
+        <w:tabs>
+          <w:tab w:val="num" w:pos="5760"/>
+        </w:tabs>
+        <w:ind w:left="5760" w:hanging="360"/>
+      </w:pPr>
+      <w:rPr>
+        <w:rFonts w:hint="default"/>
+      </w:rPr>
+    </w:lvl>
+    <w:lvl w:ilvl="8">
+      <w:start w:val="1"/>
+      <w:numFmt w:val="decimal"/>
+      <w:lvlText w:val="%9."/>
+      <w:lvlJc w:val="left"/>
+      <w:pPr>
+        <w:tabs>
+          <w:tab w:val="num" w:pos="6480"/>
+        </w:tabs>
+        <w:ind w:left="6480" w:hanging="360"/>
+      </w:pPr>
+      <w:rPr>
+        <w:rFonts w:hint="default"/>
+      </w:rPr>
+    </w:lvl>
+  </w:abstractNum>
+  <w:abstractNum w:abstractNumId="8" w15:restartNumberingAfterBreak="0">
     <w:nsid w:val="4A1970A5"/>
     <w:multiLevelType w:val="multilevel"/>
     <w:tmpl w:val="7DBAB4AE"/>
@@ -6012,7 +6326,7 @@
       </w:pPr>
     </w:lvl>
   </w:abstractNum>
-  <w:abstractNum w:abstractNumId="8">
+  <w:abstractNum w:abstractNumId="9" w15:restartNumberingAfterBreak="0">
     <w:nsid w:val="4A530E11"/>
     <w:multiLevelType w:val="multilevel"/>
     <w:tmpl w:val="8A08C1C2"/>
@@ -6161,7 +6475,7 @@
       </w:rPr>
     </w:lvl>
   </w:abstractNum>
-  <w:abstractNum w:abstractNumId="9">
+  <w:abstractNum w:abstractNumId="10" w15:restartNumberingAfterBreak="0">
     <w:nsid w:val="4ACA67C9"/>
     <w:multiLevelType w:val="multilevel"/>
     <w:tmpl w:val="8A461EA2"/>
@@ -6310,7 +6624,7 @@
       </w:rPr>
     </w:lvl>
   </w:abstractNum>
-  <w:abstractNum w:abstractNumId="10">
+  <w:abstractNum w:abstractNumId="11" w15:restartNumberingAfterBreak="0">
     <w:nsid w:val="5B1C02C2"/>
     <w:multiLevelType w:val="multilevel"/>
     <w:tmpl w:val="EA16FBD6"/>
@@ -6423,7 +6737,7 @@
       </w:pPr>
     </w:lvl>
   </w:abstractNum>
-  <w:abstractNum w:abstractNumId="11">
+  <w:abstractNum w:abstractNumId="12" w15:restartNumberingAfterBreak="0">
     <w:nsid w:val="650A6B51"/>
     <w:multiLevelType w:val="multilevel"/>
     <w:tmpl w:val="9CBAF5B4"/>
@@ -6536,7 +6850,7 @@
       </w:pPr>
     </w:lvl>
   </w:abstractNum>
-  <w:abstractNum w:abstractNumId="12">
+  <w:abstractNum w:abstractNumId="13" w15:restartNumberingAfterBreak="0">
     <w:nsid w:val="70FC3677"/>
     <w:multiLevelType w:val="multilevel"/>
     <w:tmpl w:val="7488FEB4"/>
@@ -6685,51 +6999,54 @@
       </w:rPr>
     </w:lvl>
   </w:abstractNum>
-  <w:num w:numId="1">
+  <w:num w:numId="1" w16cid:durableId="149714481">
+    <w:abstractNumId w:val="12"/>
+  </w:num>
+  <w:num w:numId="2" w16cid:durableId="1428428052">
+    <w:abstractNumId w:val="6"/>
+  </w:num>
+  <w:num w:numId="3" w16cid:durableId="1795707145">
+    <w:abstractNumId w:val="8"/>
+  </w:num>
+  <w:num w:numId="4" w16cid:durableId="101268642">
+    <w:abstractNumId w:val="2"/>
+  </w:num>
+  <w:num w:numId="5" w16cid:durableId="2081245203">
+    <w:abstractNumId w:val="4"/>
+  </w:num>
+  <w:num w:numId="6" w16cid:durableId="1718821090">
+    <w:abstractNumId w:val="10"/>
+  </w:num>
+  <w:num w:numId="7" w16cid:durableId="472987740">
+    <w:abstractNumId w:val="9"/>
+  </w:num>
+  <w:num w:numId="8" w16cid:durableId="189805054">
+    <w:abstractNumId w:val="13"/>
+  </w:num>
+  <w:num w:numId="9" w16cid:durableId="276103973">
     <w:abstractNumId w:val="11"/>
   </w:num>
-  <w:num w:numId="2">
-    <w:abstractNumId w:val="6"/>
-  </w:num>
-  <w:num w:numId="3">
-    <w:abstractNumId w:val="7"/>
-  </w:num>
-  <w:num w:numId="4">
-    <w:abstractNumId w:val="2"/>
-  </w:num>
-  <w:num w:numId="5">
-    <w:abstractNumId w:val="4"/>
-  </w:num>
-  <w:num w:numId="6">
-    <w:abstractNumId w:val="9"/>
-  </w:num>
-  <w:num w:numId="7">
-    <w:abstractNumId w:val="8"/>
-  </w:num>
-  <w:num w:numId="8">
-    <w:abstractNumId w:val="12"/>
-  </w:num>
-  <w:num w:numId="9">
-    <w:abstractNumId w:val="10"/>
-  </w:num>
-  <w:num w:numId="10">
+  <w:num w:numId="10" w16cid:durableId="968055132">
     <w:abstractNumId w:val="0"/>
   </w:num>
-  <w:num w:numId="11">
+  <w:num w:numId="11" w16cid:durableId="13700227">
     <w:abstractNumId w:val="1"/>
   </w:num>
-  <w:num w:numId="12">
+  <w:num w:numId="12" w16cid:durableId="2057268513">
     <w:abstractNumId w:val="5"/>
   </w:num>
-  <w:num w:numId="13">
+  <w:num w:numId="13" w16cid:durableId="1352605719">
     <w:abstractNumId w:val="3"/>
+  </w:num>
+  <w:num w:numId="14" w16cid:durableId="411507484">
+    <w:abstractNumId w:val="7"/>
   </w:num>
   <w:numIdMacAtCleanup w:val="5"/>
 </w:numbering>
 </file>
 
 <file path=word/styles.xml><?xml version="1.0" encoding="utf-8"?>
-<w:styles xmlns:mc="http://schemas.openxmlformats.org/markup-compatibility/2006" xmlns:r="http://schemas.openxmlformats.org/officeDocument/2006/relationships" xmlns:w="http://schemas.openxmlformats.org/wordprocessingml/2006/main" xmlns:w14="http://schemas.microsoft.com/office/word/2010/wordml" mc:Ignorable="w14">
+<w:styles xmlns:mc="http://schemas.openxmlformats.org/markup-compatibility/2006" xmlns:r="http://schemas.openxmlformats.org/officeDocument/2006/relationships" xmlns:w="http://schemas.openxmlformats.org/wordprocessingml/2006/main" xmlns:w14="http://schemas.microsoft.com/office/word/2010/wordml" xmlns:w15="http://schemas.microsoft.com/office/word/2012/wordml" xmlns:w16cex="http://schemas.microsoft.com/office/word/2018/wordml/cex" xmlns:w16cid="http://schemas.microsoft.com/office/word/2016/wordml/cid" xmlns:w16="http://schemas.microsoft.com/office/word/2018/wordml" xmlns:w16du="http://schemas.microsoft.com/office/word/2023/wordml/word16du" xmlns:w16sdtdh="http://schemas.microsoft.com/office/word/2020/wordml/sdtdatahash" xmlns:w16sdtfl="http://schemas.microsoft.com/office/word/2024/wordml/sdtformatlock" xmlns:w16se="http://schemas.microsoft.com/office/word/2015/wordml/symex" mc:Ignorable="w14 w15 w16se w16cid w16 w16cex w16sdtdh w16sdtfl w16du">
   <w:docDefaults>
     <w:rPrDefault>
       <w:rPr>
@@ -6745,144 +7062,383 @@
       </w:pPr>
     </w:pPrDefault>
   </w:docDefaults>
-  <w:latentStyles w:defLockedState="0" w:defUIPriority="99" w:defSemiHidden="1" w:defUnhideWhenUsed="1" w:defQFormat="0" w:count="267">
-    <w:lsdException w:name="Normal" w:semiHidden="0" w:uiPriority="0" w:unhideWhenUsed="0" w:qFormat="1"/>
-    <w:lsdException w:name="heading 1" w:semiHidden="0" w:uiPriority="9" w:unhideWhenUsed="0" w:qFormat="1"/>
-    <w:lsdException w:name="heading 2" w:uiPriority="9" w:qFormat="1"/>
-    <w:lsdException w:name="heading 3" w:uiPriority="9" w:qFormat="1"/>
-    <w:lsdException w:name="heading 4" w:uiPriority="9" w:qFormat="1"/>
-    <w:lsdException w:name="heading 5" w:uiPriority="9" w:qFormat="1"/>
-    <w:lsdException w:name="heading 6" w:uiPriority="9" w:qFormat="1"/>
-    <w:lsdException w:name="heading 7" w:uiPriority="9" w:qFormat="1"/>
-    <w:lsdException w:name="heading 8" w:uiPriority="9" w:qFormat="1"/>
-    <w:lsdException w:name="heading 9" w:uiPriority="9" w:qFormat="1"/>
-    <w:lsdException w:name="toc 1" w:uiPriority="39"/>
-    <w:lsdException w:name="toc 2" w:uiPriority="39"/>
-    <w:lsdException w:name="toc 3" w:uiPriority="39"/>
-    <w:lsdException w:name="toc 4" w:uiPriority="39"/>
-    <w:lsdException w:name="toc 5" w:uiPriority="39"/>
-    <w:lsdException w:name="toc 6" w:uiPriority="39"/>
-    <w:lsdException w:name="toc 7" w:uiPriority="39"/>
-    <w:lsdException w:name="toc 8" w:uiPriority="39"/>
-    <w:lsdException w:name="toc 9" w:uiPriority="39"/>
-    <w:lsdException w:name="caption" w:uiPriority="0" w:qFormat="1"/>
-    <w:lsdException w:name="Title" w:semiHidden="0" w:uiPriority="10" w:unhideWhenUsed="0" w:qFormat="1"/>
-    <w:lsdException w:name="Default Paragraph Font" w:uiPriority="1"/>
-    <w:lsdException w:name="Subtitle" w:semiHidden="0" w:uiPriority="11" w:unhideWhenUsed="0" w:qFormat="1"/>
-    <w:lsdException w:name="Strong" w:semiHidden="0" w:uiPriority="22" w:unhideWhenUsed="0" w:qFormat="1"/>
-    <w:lsdException w:name="Emphasis" w:semiHidden="0" w:uiPriority="20" w:unhideWhenUsed="0" w:qFormat="1"/>
-    <w:lsdException w:name="Table Grid" w:semiHidden="0" w:uiPriority="39" w:unhideWhenUsed="0"/>
-    <w:lsdException w:name="Placeholder Text" w:unhideWhenUsed="0"/>
-    <w:lsdException w:name="No Spacing" w:semiHidden="0" w:uiPriority="1" w:unhideWhenUsed="0" w:qFormat="1"/>
-    <w:lsdException w:name="Light Shading" w:semiHidden="0" w:uiPriority="60" w:unhideWhenUsed="0"/>
-    <w:lsdException w:name="Light List" w:semiHidden="0" w:uiPriority="61" w:unhideWhenUsed="0"/>
-    <w:lsdException w:name="Light Grid" w:semiHidden="0" w:uiPriority="62" w:unhideWhenUsed="0"/>
-    <w:lsdException w:name="Medium Shading 1" w:semiHidden="0" w:uiPriority="63" w:unhideWhenUsed="0"/>
-    <w:lsdException w:name="Medium Shading 2" w:semiHidden="0" w:uiPriority="64" w:unhideWhenUsed="0"/>
-    <w:lsdException w:name="Medium List 1" w:semiHidden="0" w:uiPriority="65" w:unhideWhenUsed="0"/>
-    <w:lsdException w:name="Medium List 2" w:semiHidden="0" w:uiPriority="66" w:unhideWhenUsed="0"/>
-    <w:lsdException w:name="Medium Grid 1" w:semiHidden="0" w:uiPriority="67" w:unhideWhenUsed="0"/>
-    <w:lsdException w:name="Medium Grid 2" w:semiHidden="0" w:uiPriority="68" w:unhideWhenUsed="0"/>
-    <w:lsdException w:name="Medium Grid 3" w:semiHidden="0" w:uiPriority="69" w:unhideWhenUsed="0"/>
-    <w:lsdException w:name="Dark List" w:semiHidden="0" w:uiPriority="70" w:unhideWhenUsed="0"/>
-    <w:lsdException w:name="Colorful Shading" w:semiHidden="0" w:uiPriority="71" w:unhideWhenUsed="0"/>
-    <w:lsdException w:name="Colorful List" w:semiHidden="0" w:uiPriority="72" w:unhideWhenUsed="0"/>
-    <w:lsdException w:name="Colorful Grid" w:semiHidden="0" w:uiPriority="73" w:unhideWhenUsed="0"/>
-    <w:lsdException w:name="Light Shading Accent 1" w:semiHidden="0" w:uiPriority="60" w:unhideWhenUsed="0"/>
-    <w:lsdException w:name="Light List Accent 1" w:semiHidden="0" w:uiPriority="61" w:unhideWhenUsed="0"/>
-    <w:lsdException w:name="Light Grid Accent 1" w:semiHidden="0" w:uiPriority="62" w:unhideWhenUsed="0"/>
-    <w:lsdException w:name="Medium Shading 1 Accent 1" w:semiHidden="0" w:uiPriority="63" w:unhideWhenUsed="0"/>
-    <w:lsdException w:name="Medium Shading 2 Accent 1" w:semiHidden="0" w:uiPriority="64" w:unhideWhenUsed="0"/>
-    <w:lsdException w:name="Medium List 1 Accent 1" w:semiHidden="0" w:uiPriority="65" w:unhideWhenUsed="0"/>
-    <w:lsdException w:name="Revision" w:unhideWhenUsed="0"/>
-    <w:lsdException w:name="List Paragraph" w:semiHidden="0" w:uiPriority="34" w:unhideWhenUsed="0" w:qFormat="1"/>
-    <w:lsdException w:name="Quote" w:semiHidden="0" w:uiPriority="29" w:unhideWhenUsed="0" w:qFormat="1"/>
-    <w:lsdException w:name="Intense Quote" w:semiHidden="0" w:uiPriority="30" w:unhideWhenUsed="0" w:qFormat="1"/>
-    <w:lsdException w:name="Medium List 2 Accent 1" w:semiHidden="0" w:uiPriority="66" w:unhideWhenUsed="0"/>
-    <w:lsdException w:name="Medium Grid 1 Accent 1" w:semiHidden="0" w:uiPriority="67" w:unhideWhenUsed="0"/>
-    <w:lsdException w:name="Medium Grid 2 Accent 1" w:semiHidden="0" w:uiPriority="68" w:unhideWhenUsed="0"/>
-    <w:lsdException w:name="Medium Grid 3 Accent 1" w:semiHidden="0" w:uiPriority="69" w:unhideWhenUsed="0"/>
-    <w:lsdException w:name="Dark List Accent 1" w:semiHidden="0" w:uiPriority="70" w:unhideWhenUsed="0"/>
-    <w:lsdException w:name="Colorful Shading Accent 1" w:semiHidden="0" w:uiPriority="71" w:unhideWhenUsed="0"/>
-    <w:lsdException w:name="Colorful List Accent 1" w:semiHidden="0" w:uiPriority="72" w:unhideWhenUsed="0"/>
-    <w:lsdException w:name="Colorful Grid Accent 1" w:semiHidden="0" w:uiPriority="73" w:unhideWhenUsed="0"/>
-    <w:lsdException w:name="Light Shading Accent 2" w:semiHidden="0" w:uiPriority="60" w:unhideWhenUsed="0"/>
-    <w:lsdException w:name="Light List Accent 2" w:semiHidden="0" w:uiPriority="61" w:unhideWhenUsed="0"/>
-    <w:lsdException w:name="Light Grid Accent 2" w:semiHidden="0" w:uiPriority="62" w:unhideWhenUsed="0"/>
-    <w:lsdException w:name="Medium Shading 1 Accent 2" w:semiHidden="0" w:uiPriority="63" w:unhideWhenUsed="0"/>
-    <w:lsdException w:name="Medium Shading 2 Accent 2" w:semiHidden="0" w:uiPriority="64" w:unhideWhenUsed="0"/>
-    <w:lsdException w:name="Medium List 1 Accent 2" w:semiHidden="0" w:uiPriority="65" w:unhideWhenUsed="0"/>
-    <w:lsdException w:name="Medium List 2 Accent 2" w:semiHidden="0" w:uiPriority="66" w:unhideWhenUsed="0"/>
-    <w:lsdException w:name="Medium Grid 1 Accent 2" w:semiHidden="0" w:uiPriority="67" w:unhideWhenUsed="0"/>
-    <w:lsdException w:name="Medium Grid 2 Accent 2" w:semiHidden="0" w:uiPriority="68" w:unhideWhenUsed="0"/>
-    <w:lsdException w:name="Medium Grid 3 Accent 2" w:semiHidden="0" w:uiPriority="69" w:unhideWhenUsed="0"/>
-    <w:lsdException w:name="Dark List Accent 2" w:semiHidden="0" w:uiPriority="70" w:unhideWhenUsed="0"/>
-    <w:lsdException w:name="Colorful Shading Accent 2" w:semiHidden="0" w:uiPriority="71" w:unhideWhenUsed="0"/>
-    <w:lsdException w:name="Colorful List Accent 2" w:semiHidden="0" w:uiPriority="72" w:unhideWhenUsed="0"/>
-    <w:lsdException w:name="Colorful Grid Accent 2" w:semiHidden="0" w:uiPriority="73" w:unhideWhenUsed="0"/>
-    <w:lsdException w:name="Light Shading Accent 3" w:semiHidden="0" w:uiPriority="60" w:unhideWhenUsed="0"/>
-    <w:lsdException w:name="Light List Accent 3" w:semiHidden="0" w:uiPriority="61" w:unhideWhenUsed="0"/>
-    <w:lsdException w:name="Light Grid Accent 3" w:semiHidden="0" w:uiPriority="62" w:unhideWhenUsed="0"/>
-    <w:lsdException w:name="Medium Shading 1 Accent 3" w:semiHidden="0" w:uiPriority="63" w:unhideWhenUsed="0"/>
-    <w:lsdException w:name="Medium Shading 2 Accent 3" w:semiHidden="0" w:uiPriority="64" w:unhideWhenUsed="0"/>
-    <w:lsdException w:name="Medium List 1 Accent 3" w:semiHidden="0" w:uiPriority="65" w:unhideWhenUsed="0"/>
-    <w:lsdException w:name="Medium List 2 Accent 3" w:semiHidden="0" w:uiPriority="66" w:unhideWhenUsed="0"/>
-    <w:lsdException w:name="Medium Grid 1 Accent 3" w:semiHidden="0" w:uiPriority="67" w:unhideWhenUsed="0"/>
-    <w:lsdException w:name="Medium Grid 2 Accent 3" w:semiHidden="0" w:uiPriority="68" w:unhideWhenUsed="0"/>
-    <w:lsdException w:name="Medium Grid 3 Accent 3" w:semiHidden="0" w:uiPriority="69" w:unhideWhenUsed="0"/>
-    <w:lsdException w:name="Dark List Accent 3" w:semiHidden="0" w:uiPriority="70" w:unhideWhenUsed="0"/>
-    <w:lsdException w:name="Colorful Shading Accent 3" w:semiHidden="0" w:uiPriority="71" w:unhideWhenUsed="0"/>
-    <w:lsdException w:name="Colorful List Accent 3" w:semiHidden="0" w:uiPriority="72" w:unhideWhenUsed="0"/>
-    <w:lsdException w:name="Colorful Grid Accent 3" w:semiHidden="0" w:uiPriority="73" w:unhideWhenUsed="0"/>
-    <w:lsdException w:name="Light Shading Accent 4" w:semiHidden="0" w:uiPriority="60" w:unhideWhenUsed="0"/>
-    <w:lsdException w:name="Light List Accent 4" w:semiHidden="0" w:uiPriority="61" w:unhideWhenUsed="0"/>
-    <w:lsdException w:name="Light Grid Accent 4" w:semiHidden="0" w:uiPriority="62" w:unhideWhenUsed="0"/>
-    <w:lsdException w:name="Medium Shading 1 Accent 4" w:semiHidden="0" w:uiPriority="63" w:unhideWhenUsed="0"/>
-    <w:lsdException w:name="Medium Shading 2 Accent 4" w:semiHidden="0" w:uiPriority="64" w:unhideWhenUsed="0"/>
-    <w:lsdException w:name="Medium List 1 Accent 4" w:semiHidden="0" w:uiPriority="65" w:unhideWhenUsed="0"/>
-    <w:lsdException w:name="Medium List 2 Accent 4" w:semiHidden="0" w:uiPriority="66" w:unhideWhenUsed="0"/>
-    <w:lsdException w:name="Medium Grid 1 Accent 4" w:semiHidden="0" w:uiPriority="67" w:unhideWhenUsed="0"/>
-    <w:lsdException w:name="Medium Grid 2 Accent 4" w:semiHidden="0" w:uiPriority="68" w:unhideWhenUsed="0"/>
-    <w:lsdException w:name="Medium Grid 3 Accent 4" w:semiHidden="0" w:uiPriority="69" w:unhideWhenUsed="0"/>
-    <w:lsdException w:name="Dark List Accent 4" w:semiHidden="0" w:uiPriority="70" w:unhideWhenUsed="0"/>
-    <w:lsdException w:name="Colorful Shading Accent 4" w:semiHidden="0" w:uiPriority="71" w:unhideWhenUsed="0"/>
-    <w:lsdException w:name="Colorful List Accent 4" w:semiHidden="0" w:uiPriority="72" w:unhideWhenUsed="0"/>
-    <w:lsdException w:name="Colorful Grid Accent 4" w:semiHidden="0" w:uiPriority="73" w:unhideWhenUsed="0"/>
-    <w:lsdException w:name="Light Shading Accent 5" w:semiHidden="0" w:uiPriority="60" w:unhideWhenUsed="0"/>
-    <w:lsdException w:name="Light List Accent 5" w:semiHidden="0" w:uiPriority="61" w:unhideWhenUsed="0"/>
-    <w:lsdException w:name="Light Grid Accent 5" w:semiHidden="0" w:uiPriority="62" w:unhideWhenUsed="0"/>
-    <w:lsdException w:name="Medium Shading 1 Accent 5" w:semiHidden="0" w:uiPriority="63" w:unhideWhenUsed="0"/>
-    <w:lsdException w:name="Medium Shading 2 Accent 5" w:semiHidden="0" w:uiPriority="64" w:unhideWhenUsed="0"/>
-    <w:lsdException w:name="Medium List 1 Accent 5" w:semiHidden="0" w:uiPriority="65" w:unhideWhenUsed="0"/>
-    <w:lsdException w:name="Medium List 2 Accent 5" w:semiHidden="0" w:uiPriority="66" w:unhideWhenUsed="0"/>
-    <w:lsdException w:name="Medium Grid 1 Accent 5" w:semiHidden="0" w:uiPriority="67" w:unhideWhenUsed="0"/>
-    <w:lsdException w:name="Medium Grid 2 Accent 5" w:semiHidden="0" w:uiPriority="68" w:unhideWhenUsed="0"/>
-    <w:lsdException w:name="Medium Grid 3 Accent 5" w:semiHidden="0" w:uiPriority="69" w:unhideWhenUsed="0"/>
-    <w:lsdException w:name="Dark List Accent 5" w:semiHidden="0" w:uiPriority="70" w:unhideWhenUsed="0"/>
-    <w:lsdException w:name="Colorful Shading Accent 5" w:semiHidden="0" w:uiPriority="71" w:unhideWhenUsed="0"/>
-    <w:lsdException w:name="Colorful List Accent 5" w:semiHidden="0" w:uiPriority="72" w:unhideWhenUsed="0"/>
-    <w:lsdException w:name="Colorful Grid Accent 5" w:semiHidden="0" w:uiPriority="73" w:unhideWhenUsed="0"/>
-    <w:lsdException w:name="Light Shading Accent 6" w:semiHidden="0" w:uiPriority="60" w:unhideWhenUsed="0"/>
-    <w:lsdException w:name="Light List Accent 6" w:semiHidden="0" w:uiPriority="61" w:unhideWhenUsed="0"/>
-    <w:lsdException w:name="Light Grid Accent 6" w:semiHidden="0" w:uiPriority="62" w:unhideWhenUsed="0"/>
-    <w:lsdException w:name="Medium Shading 1 Accent 6" w:semiHidden="0" w:uiPriority="63" w:unhideWhenUsed="0"/>
-    <w:lsdException w:name="Medium Shading 2 Accent 6" w:semiHidden="0" w:uiPriority="64" w:unhideWhenUsed="0"/>
-    <w:lsdException w:name="Medium List 1 Accent 6" w:semiHidden="0" w:uiPriority="65" w:unhideWhenUsed="0"/>
-    <w:lsdException w:name="Medium List 2 Accent 6" w:semiHidden="0" w:uiPriority="66" w:unhideWhenUsed="0"/>
-    <w:lsdException w:name="Medium Grid 1 Accent 6" w:semiHidden="0" w:uiPriority="67" w:unhideWhenUsed="0"/>
-    <w:lsdException w:name="Medium Grid 2 Accent 6" w:semiHidden="0" w:uiPriority="68" w:unhideWhenUsed="0"/>
-    <w:lsdException w:name="Medium Grid 3 Accent 6" w:semiHidden="0" w:uiPriority="69" w:unhideWhenUsed="0"/>
-    <w:lsdException w:name="Dark List Accent 6" w:semiHidden="0" w:uiPriority="70" w:unhideWhenUsed="0"/>
-    <w:lsdException w:name="Colorful Shading Accent 6" w:semiHidden="0" w:uiPriority="71" w:unhideWhenUsed="0"/>
-    <w:lsdException w:name="Colorful List Accent 6" w:semiHidden="0" w:uiPriority="72" w:unhideWhenUsed="0"/>
-    <w:lsdException w:name="Colorful Grid Accent 6" w:semiHidden="0" w:uiPriority="73" w:unhideWhenUsed="0"/>
-    <w:lsdException w:name="Subtle Emphasis" w:semiHidden="0" w:uiPriority="19" w:unhideWhenUsed="0" w:qFormat="1"/>
-    <w:lsdException w:name="Intense Emphasis" w:semiHidden="0" w:uiPriority="21" w:unhideWhenUsed="0" w:qFormat="1"/>
-    <w:lsdException w:name="Subtle Reference" w:semiHidden="0" w:uiPriority="31" w:unhideWhenUsed="0" w:qFormat="1"/>
-    <w:lsdException w:name="Intense Reference" w:semiHidden="0" w:uiPriority="32" w:unhideWhenUsed="0" w:qFormat="1"/>
-    <w:lsdException w:name="Book Title" w:semiHidden="0" w:uiPriority="33" w:unhideWhenUsed="0" w:qFormat="1"/>
-    <w:lsdException w:name="Bibliography" w:uiPriority="37"/>
-    <w:lsdException w:name="TOC Heading" w:uiPriority="39" w:qFormat="1"/>
+  <w:latentStyles w:defLockedState="0" w:defUIPriority="99" w:defSemiHidden="0" w:defUnhideWhenUsed="0" w:defQFormat="0" w:count="376">
+    <w:lsdException w:name="Normal" w:uiPriority="0" w:qFormat="1"/>
+    <w:lsdException w:name="heading 1" w:uiPriority="9" w:qFormat="1"/>
+    <w:lsdException w:name="heading 2" w:semiHidden="1" w:uiPriority="9" w:unhideWhenUsed="1" w:qFormat="1"/>
+    <w:lsdException w:name="heading 3" w:semiHidden="1" w:uiPriority="9" w:unhideWhenUsed="1" w:qFormat="1"/>
+    <w:lsdException w:name="heading 4" w:semiHidden="1" w:uiPriority="9" w:unhideWhenUsed="1" w:qFormat="1"/>
+    <w:lsdException w:name="heading 5" w:semiHidden="1" w:uiPriority="9" w:unhideWhenUsed="1" w:qFormat="1"/>
+    <w:lsdException w:name="heading 6" w:semiHidden="1" w:uiPriority="9" w:unhideWhenUsed="1" w:qFormat="1"/>
+    <w:lsdException w:name="heading 7" w:semiHidden="1" w:uiPriority="9" w:unhideWhenUsed="1" w:qFormat="1"/>
+    <w:lsdException w:name="heading 8" w:semiHidden="1" w:uiPriority="9" w:unhideWhenUsed="1" w:qFormat="1"/>
+    <w:lsdException w:name="heading 9" w:semiHidden="1" w:uiPriority="9" w:unhideWhenUsed="1" w:qFormat="1"/>
+    <w:lsdException w:name="index 1" w:semiHidden="1" w:unhideWhenUsed="1"/>
+    <w:lsdException w:name="index 2" w:semiHidden="1" w:unhideWhenUsed="1"/>
+    <w:lsdException w:name="index 3" w:semiHidden="1" w:unhideWhenUsed="1"/>
+    <w:lsdException w:name="index 4" w:semiHidden="1" w:unhideWhenUsed="1"/>
+    <w:lsdException w:name="index 5" w:semiHidden="1" w:unhideWhenUsed="1"/>
+    <w:lsdException w:name="index 6" w:semiHidden="1" w:unhideWhenUsed="1"/>
+    <w:lsdException w:name="index 7" w:semiHidden="1" w:unhideWhenUsed="1"/>
+    <w:lsdException w:name="index 8" w:semiHidden="1" w:unhideWhenUsed="1"/>
+    <w:lsdException w:name="index 9" w:semiHidden="1" w:unhideWhenUsed="1"/>
+    <w:lsdException w:name="toc 1" w:semiHidden="1" w:uiPriority="39" w:unhideWhenUsed="1"/>
+    <w:lsdException w:name="toc 2" w:semiHidden="1" w:uiPriority="39" w:unhideWhenUsed="1"/>
+    <w:lsdException w:name="toc 3" w:semiHidden="1" w:uiPriority="39" w:unhideWhenUsed="1"/>
+    <w:lsdException w:name="toc 4" w:semiHidden="1" w:uiPriority="39" w:unhideWhenUsed="1"/>
+    <w:lsdException w:name="toc 5" w:semiHidden="1" w:uiPriority="39" w:unhideWhenUsed="1"/>
+    <w:lsdException w:name="toc 6" w:semiHidden="1" w:uiPriority="39" w:unhideWhenUsed="1"/>
+    <w:lsdException w:name="toc 7" w:semiHidden="1" w:uiPriority="39" w:unhideWhenUsed="1"/>
+    <w:lsdException w:name="toc 8" w:semiHidden="1" w:uiPriority="39" w:unhideWhenUsed="1"/>
+    <w:lsdException w:name="toc 9" w:semiHidden="1" w:uiPriority="39" w:unhideWhenUsed="1"/>
+    <w:lsdException w:name="Normal Indent" w:semiHidden="1" w:unhideWhenUsed="1"/>
+    <w:lsdException w:name="footnote text" w:semiHidden="1" w:unhideWhenUsed="1"/>
+    <w:lsdException w:name="annotation text" w:semiHidden="1" w:unhideWhenUsed="1"/>
+    <w:lsdException w:name="header" w:semiHidden="1" w:unhideWhenUsed="1"/>
+    <w:lsdException w:name="footer" w:semiHidden="1" w:unhideWhenUsed="1"/>
+    <w:lsdException w:name="index heading" w:semiHidden="1" w:unhideWhenUsed="1"/>
+    <w:lsdException w:name="caption" w:semiHidden="1" w:uiPriority="0" w:unhideWhenUsed="1" w:qFormat="1"/>
+    <w:lsdException w:name="table of figures" w:semiHidden="1" w:unhideWhenUsed="1"/>
+    <w:lsdException w:name="envelope address" w:semiHidden="1" w:unhideWhenUsed="1"/>
+    <w:lsdException w:name="envelope return" w:semiHidden="1" w:unhideWhenUsed="1"/>
+    <w:lsdException w:name="footnote reference" w:semiHidden="1" w:unhideWhenUsed="1"/>
+    <w:lsdException w:name="annotation reference" w:semiHidden="1" w:unhideWhenUsed="1"/>
+    <w:lsdException w:name="line number" w:semiHidden="1" w:unhideWhenUsed="1"/>
+    <w:lsdException w:name="page number" w:semiHidden="1" w:unhideWhenUsed="1"/>
+    <w:lsdException w:name="endnote reference" w:semiHidden="1" w:unhideWhenUsed="1"/>
+    <w:lsdException w:name="endnote text" w:semiHidden="1" w:unhideWhenUsed="1"/>
+    <w:lsdException w:name="table of authorities" w:semiHidden="1" w:unhideWhenUsed="1"/>
+    <w:lsdException w:name="macro" w:semiHidden="1" w:unhideWhenUsed="1"/>
+    <w:lsdException w:name="toa heading" w:semiHidden="1" w:unhideWhenUsed="1"/>
+    <w:lsdException w:name="List" w:semiHidden="1" w:unhideWhenUsed="1"/>
+    <w:lsdException w:name="List Bullet" w:semiHidden="1" w:unhideWhenUsed="1"/>
+    <w:lsdException w:name="List Number" w:semiHidden="1" w:unhideWhenUsed="1"/>
+    <w:lsdException w:name="List 2" w:semiHidden="1" w:unhideWhenUsed="1"/>
+    <w:lsdException w:name="List 3" w:semiHidden="1" w:unhideWhenUsed="1"/>
+    <w:lsdException w:name="List 4" w:semiHidden="1" w:unhideWhenUsed="1"/>
+    <w:lsdException w:name="List 5" w:semiHidden="1" w:unhideWhenUsed="1"/>
+    <w:lsdException w:name="List Bullet 2" w:semiHidden="1" w:unhideWhenUsed="1"/>
+    <w:lsdException w:name="List Bullet 3" w:semiHidden="1" w:unhideWhenUsed="1"/>
+    <w:lsdException w:name="List Bullet 4" w:semiHidden="1" w:unhideWhenUsed="1"/>
+    <w:lsdException w:name="List Bullet 5" w:semiHidden="1" w:unhideWhenUsed="1"/>
+    <w:lsdException w:name="List Number 2" w:semiHidden="1" w:unhideWhenUsed="1"/>
+    <w:lsdException w:name="List Number 3" w:semiHidden="1" w:unhideWhenUsed="1"/>
+    <w:lsdException w:name="List Number 4" w:semiHidden="1" w:unhideWhenUsed="1"/>
+    <w:lsdException w:name="List Number 5" w:semiHidden="1" w:unhideWhenUsed="1"/>
+    <w:lsdException w:name="Title" w:uiPriority="10" w:qFormat="1"/>
+    <w:lsdException w:name="Closing" w:semiHidden="1" w:unhideWhenUsed="1"/>
+    <w:lsdException w:name="Signature" w:semiHidden="1" w:unhideWhenUsed="1"/>
+    <w:lsdException w:name="Default Paragraph Font" w:semiHidden="1" w:uiPriority="1" w:unhideWhenUsed="1"/>
+    <w:lsdException w:name="Body Text" w:semiHidden="1" w:unhideWhenUsed="1"/>
+    <w:lsdException w:name="Body Text Indent" w:semiHidden="1" w:unhideWhenUsed="1"/>
+    <w:lsdException w:name="List Continue" w:semiHidden="1" w:unhideWhenUsed="1"/>
+    <w:lsdException w:name="List Continue 2" w:semiHidden="1" w:unhideWhenUsed="1"/>
+    <w:lsdException w:name="List Continue 3" w:semiHidden="1" w:unhideWhenUsed="1"/>
+    <w:lsdException w:name="List Continue 4" w:semiHidden="1" w:unhideWhenUsed="1"/>
+    <w:lsdException w:name="List Continue 5" w:semiHidden="1" w:unhideWhenUsed="1"/>
+    <w:lsdException w:name="Message Header" w:semiHidden="1" w:unhideWhenUsed="1"/>
+    <w:lsdException w:name="Subtitle" w:uiPriority="11" w:qFormat="1"/>
+    <w:lsdException w:name="Salutation" w:semiHidden="1" w:unhideWhenUsed="1"/>
+    <w:lsdException w:name="Date" w:semiHidden="1" w:unhideWhenUsed="1"/>
+    <w:lsdException w:name="Body Text First Indent" w:semiHidden="1" w:unhideWhenUsed="1"/>
+    <w:lsdException w:name="Body Text First Indent 2" w:semiHidden="1" w:unhideWhenUsed="1"/>
+    <w:lsdException w:name="Note Heading" w:semiHidden="1" w:unhideWhenUsed="1"/>
+    <w:lsdException w:name="Body Text 2" w:semiHidden="1" w:unhideWhenUsed="1"/>
+    <w:lsdException w:name="Body Text 3" w:semiHidden="1" w:unhideWhenUsed="1"/>
+    <w:lsdException w:name="Body Text Indent 2" w:semiHidden="1" w:unhideWhenUsed="1"/>
+    <w:lsdException w:name="Body Text Indent 3" w:semiHidden="1" w:unhideWhenUsed="1"/>
+    <w:lsdException w:name="Block Text" w:semiHidden="1" w:unhideWhenUsed="1"/>
+    <w:lsdException w:name="Hyperlink" w:semiHidden="1" w:unhideWhenUsed="1"/>
+    <w:lsdException w:name="FollowedHyperlink" w:semiHidden="1" w:unhideWhenUsed="1"/>
+    <w:lsdException w:name="Strong" w:uiPriority="22" w:qFormat="1"/>
+    <w:lsdException w:name="Emphasis" w:uiPriority="20" w:qFormat="1"/>
+    <w:lsdException w:name="Document Map" w:semiHidden="1" w:unhideWhenUsed="1"/>
+    <w:lsdException w:name="Plain Text" w:semiHidden="1" w:unhideWhenUsed="1"/>
+    <w:lsdException w:name="E-mail Signature" w:semiHidden="1" w:unhideWhenUsed="1"/>
+    <w:lsdException w:name="HTML Top of Form" w:semiHidden="1" w:unhideWhenUsed="1"/>
+    <w:lsdException w:name="HTML Bottom of Form" w:semiHidden="1" w:unhideWhenUsed="1"/>
+    <w:lsdException w:name="Normal (Web)" w:semiHidden="1" w:unhideWhenUsed="1"/>
+    <w:lsdException w:name="HTML Acronym" w:semiHidden="1" w:unhideWhenUsed="1"/>
+    <w:lsdException w:name="HTML Address" w:semiHidden="1" w:unhideWhenUsed="1"/>
+    <w:lsdException w:name="HTML Cite" w:semiHidden="1" w:unhideWhenUsed="1"/>
+    <w:lsdException w:name="HTML Code" w:semiHidden="1" w:unhideWhenUsed="1"/>
+    <w:lsdException w:name="HTML Definition" w:semiHidden="1" w:unhideWhenUsed="1"/>
+    <w:lsdException w:name="HTML Keyboard" w:semiHidden="1" w:unhideWhenUsed="1"/>
+    <w:lsdException w:name="HTML Preformatted" w:semiHidden="1" w:unhideWhenUsed="1"/>
+    <w:lsdException w:name="HTML Sample" w:semiHidden="1" w:unhideWhenUsed="1"/>
+    <w:lsdException w:name="HTML Typewriter" w:semiHidden="1" w:unhideWhenUsed="1"/>
+    <w:lsdException w:name="HTML Variable" w:semiHidden="1" w:unhideWhenUsed="1"/>
+    <w:lsdException w:name="Normal Table" w:semiHidden="1" w:unhideWhenUsed="1"/>
+    <w:lsdException w:name="annotation subject" w:semiHidden="1" w:unhideWhenUsed="1"/>
+    <w:lsdException w:name="No List" w:semiHidden="1" w:unhideWhenUsed="1"/>
+    <w:lsdException w:name="Outline List 1" w:semiHidden="1" w:unhideWhenUsed="1"/>
+    <w:lsdException w:name="Outline List 2" w:semiHidden="1" w:unhideWhenUsed="1"/>
+    <w:lsdException w:name="Outline List 3" w:semiHidden="1" w:unhideWhenUsed="1"/>
+    <w:lsdException w:name="Table Simple 1" w:semiHidden="1" w:unhideWhenUsed="1"/>
+    <w:lsdException w:name="Table Simple 2" w:semiHidden="1" w:unhideWhenUsed="1"/>
+    <w:lsdException w:name="Table Simple 3" w:semiHidden="1" w:unhideWhenUsed="1"/>
+    <w:lsdException w:name="Table Classic 1" w:semiHidden="1" w:unhideWhenUsed="1"/>
+    <w:lsdException w:name="Table Classic 2" w:semiHidden="1" w:unhideWhenUsed="1"/>
+    <w:lsdException w:name="Table Classic 3" w:semiHidden="1" w:unhideWhenUsed="1"/>
+    <w:lsdException w:name="Table Classic 4" w:semiHidden="1" w:unhideWhenUsed="1"/>
+    <w:lsdException w:name="Table Colorful 1" w:semiHidden="1" w:unhideWhenUsed="1"/>
+    <w:lsdException w:name="Table Colorful 2" w:semiHidden="1" w:unhideWhenUsed="1"/>
+    <w:lsdException w:name="Table Colorful 3" w:semiHidden="1" w:unhideWhenUsed="1"/>
+    <w:lsdException w:name="Table Columns 1" w:semiHidden="1" w:unhideWhenUsed="1"/>
+    <w:lsdException w:name="Table Columns 2" w:semiHidden="1" w:unhideWhenUsed="1"/>
+    <w:lsdException w:name="Table Columns 3" w:semiHidden="1" w:unhideWhenUsed="1"/>
+    <w:lsdException w:name="Table Columns 4" w:semiHidden="1" w:unhideWhenUsed="1"/>
+    <w:lsdException w:name="Table Columns 5" w:semiHidden="1" w:unhideWhenUsed="1"/>
+    <w:lsdException w:name="Table Grid 1" w:semiHidden="1" w:unhideWhenUsed="1"/>
+    <w:lsdException w:name="Table Grid 2" w:semiHidden="1" w:unhideWhenUsed="1"/>
+    <w:lsdException w:name="Table Grid 3" w:semiHidden="1" w:unhideWhenUsed="1"/>
+    <w:lsdException w:name="Table Grid 4" w:semiHidden="1" w:unhideWhenUsed="1"/>
+    <w:lsdException w:name="Table Grid 5" w:semiHidden="1" w:unhideWhenUsed="1"/>
+    <w:lsdException w:name="Table Grid 6" w:semiHidden="1" w:unhideWhenUsed="1"/>
+    <w:lsdException w:name="Table Grid 7" w:semiHidden="1" w:unhideWhenUsed="1"/>
+    <w:lsdException w:name="Table Grid 8" w:semiHidden="1" w:unhideWhenUsed="1"/>
+    <w:lsdException w:name="Table List 1" w:semiHidden="1" w:unhideWhenUsed="1"/>
+    <w:lsdException w:name="Table List 2" w:semiHidden="1" w:unhideWhenUsed="1"/>
+    <w:lsdException w:name="Table List 3" w:semiHidden="1" w:unhideWhenUsed="1"/>
+    <w:lsdException w:name="Table List 4" w:semiHidden="1" w:unhideWhenUsed="1"/>
+    <w:lsdException w:name="Table List 5" w:semiHidden="1" w:unhideWhenUsed="1"/>
+    <w:lsdException w:name="Table List 6" w:semiHidden="1" w:unhideWhenUsed="1"/>
+    <w:lsdException w:name="Table List 7" w:semiHidden="1" w:unhideWhenUsed="1"/>
+    <w:lsdException w:name="Table List 8" w:semiHidden="1" w:unhideWhenUsed="1"/>
+    <w:lsdException w:name="Table 3D effects 1" w:semiHidden="1" w:unhideWhenUsed="1"/>
+    <w:lsdException w:name="Table 3D effects 2" w:semiHidden="1" w:unhideWhenUsed="1"/>
+    <w:lsdException w:name="Table 3D effects 3" w:semiHidden="1" w:unhideWhenUsed="1"/>
+    <w:lsdException w:name="Table Contemporary" w:semiHidden="1" w:unhideWhenUsed="1"/>
+    <w:lsdException w:name="Table Elegant" w:semiHidden="1" w:unhideWhenUsed="1"/>
+    <w:lsdException w:name="Table Professional" w:semiHidden="1" w:unhideWhenUsed="1"/>
+    <w:lsdException w:name="Table Subtle 1" w:semiHidden="1" w:unhideWhenUsed="1"/>
+    <w:lsdException w:name="Table Subtle 2" w:semiHidden="1" w:unhideWhenUsed="1"/>
+    <w:lsdException w:name="Table Web 1" w:semiHidden="1" w:unhideWhenUsed="1"/>
+    <w:lsdException w:name="Table Web 2" w:semiHidden="1" w:unhideWhenUsed="1"/>
+    <w:lsdException w:name="Table Web 3" w:semiHidden="1" w:unhideWhenUsed="1"/>
+    <w:lsdException w:name="Balloon Text" w:semiHidden="1" w:unhideWhenUsed="1"/>
+    <w:lsdException w:name="Table Grid" w:uiPriority="39"/>
+    <w:lsdException w:name="Table Theme" w:semiHidden="1" w:unhideWhenUsed="1"/>
+    <w:lsdException w:name="Placeholder Text" w:semiHidden="1"/>
+    <w:lsdException w:name="No Spacing" w:uiPriority="1" w:qFormat="1"/>
+    <w:lsdException w:name="Light Shading" w:uiPriority="60"/>
+    <w:lsdException w:name="Light List" w:uiPriority="61"/>
+    <w:lsdException w:name="Light Grid" w:uiPriority="62"/>
+    <w:lsdException w:name="Medium Shading 1" w:uiPriority="63"/>
+    <w:lsdException w:name="Medium Shading 2" w:uiPriority="64"/>
+    <w:lsdException w:name="Medium List 1" w:uiPriority="65"/>
+    <w:lsdException w:name="Medium List 2" w:uiPriority="66"/>
+    <w:lsdException w:name="Medium Grid 1" w:uiPriority="67"/>
+    <w:lsdException w:name="Medium Grid 2" w:uiPriority="68"/>
+    <w:lsdException w:name="Medium Grid 3" w:uiPriority="69"/>
+    <w:lsdException w:name="Dark List" w:uiPriority="70"/>
+    <w:lsdException w:name="Colorful Shading" w:uiPriority="71"/>
+    <w:lsdException w:name="Colorful List" w:uiPriority="72"/>
+    <w:lsdException w:name="Colorful Grid" w:uiPriority="73"/>
+    <w:lsdException w:name="Light Shading Accent 1" w:uiPriority="60"/>
+    <w:lsdException w:name="Light List Accent 1" w:uiPriority="61"/>
+    <w:lsdException w:name="Light Grid Accent 1" w:uiPriority="62"/>
+    <w:lsdException w:name="Medium Shading 1 Accent 1" w:uiPriority="63"/>
+    <w:lsdException w:name="Medium Shading 2 Accent 1" w:uiPriority="64"/>
+    <w:lsdException w:name="Medium List 1 Accent 1" w:uiPriority="65"/>
+    <w:lsdException w:name="Revision" w:semiHidden="1"/>
+    <w:lsdException w:name="List Paragraph" w:uiPriority="34" w:qFormat="1"/>
+    <w:lsdException w:name="Quote" w:uiPriority="29" w:qFormat="1"/>
+    <w:lsdException w:name="Intense Quote" w:uiPriority="30" w:qFormat="1"/>
+    <w:lsdException w:name="Medium List 2 Accent 1" w:uiPriority="66"/>
+    <w:lsdException w:name="Medium Grid 1 Accent 1" w:uiPriority="67"/>
+    <w:lsdException w:name="Medium Grid 2 Accent 1" w:uiPriority="68"/>
+    <w:lsdException w:name="Medium Grid 3 Accent 1" w:uiPriority="69"/>
+    <w:lsdException w:name="Dark List Accent 1" w:uiPriority="70"/>
+    <w:lsdException w:name="Colorful Shading Accent 1" w:uiPriority="71"/>
+    <w:lsdException w:name="Colorful List Accent 1" w:uiPriority="72"/>
+    <w:lsdException w:name="Colorful Grid Accent 1" w:uiPriority="73"/>
+    <w:lsdException w:name="Light Shading Accent 2" w:uiPriority="60"/>
+    <w:lsdException w:name="Light List Accent 2" w:uiPriority="61"/>
+    <w:lsdException w:name="Light Grid Accent 2" w:uiPriority="62"/>
+    <w:lsdException w:name="Medium Shading 1 Accent 2" w:uiPriority="63"/>
+    <w:lsdException w:name="Medium Shading 2 Accent 2" w:uiPriority="64"/>
+    <w:lsdException w:name="Medium List 1 Accent 2" w:uiPriority="65"/>
+    <w:lsdException w:name="Medium List 2 Accent 2" w:uiPriority="66"/>
+    <w:lsdException w:name="Medium Grid 1 Accent 2" w:uiPriority="67"/>
+    <w:lsdException w:name="Medium Grid 2 Accent 2" w:uiPriority="68"/>
+    <w:lsdException w:name="Medium Grid 3 Accent 2" w:uiPriority="69"/>
+    <w:lsdException w:name="Dark List Accent 2" w:uiPriority="70"/>
+    <w:lsdException w:name="Colorful Shading Accent 2" w:uiPriority="71"/>
+    <w:lsdException w:name="Colorful List Accent 2" w:uiPriority="72"/>
+    <w:lsdException w:name="Colorful Grid Accent 2" w:uiPriority="73"/>
+    <w:lsdException w:name="Light Shading Accent 3" w:uiPriority="60"/>
+    <w:lsdException w:name="Light List Accent 3" w:uiPriority="61"/>
+    <w:lsdException w:name="Light Grid Accent 3" w:uiPriority="62"/>
+    <w:lsdException w:name="Medium Shading 1 Accent 3" w:uiPriority="63"/>
+    <w:lsdException w:name="Medium Shading 2 Accent 3" w:uiPriority="64"/>
+    <w:lsdException w:name="Medium List 1 Accent 3" w:uiPriority="65"/>
+    <w:lsdException w:name="Medium List 2 Accent 3" w:uiPriority="66"/>
+    <w:lsdException w:name="Medium Grid 1 Accent 3" w:uiPriority="67"/>
+    <w:lsdException w:name="Medium Grid 2 Accent 3" w:uiPriority="68"/>
+    <w:lsdException w:name="Medium Grid 3 Accent 3" w:uiPriority="69"/>
+    <w:lsdException w:name="Dark List Accent 3" w:uiPriority="70"/>
+    <w:lsdException w:name="Colorful Shading Accent 3" w:uiPriority="71"/>
+    <w:lsdException w:name="Colorful List Accent 3" w:uiPriority="72"/>
+    <w:lsdException w:name="Colorful Grid Accent 3" w:uiPriority="73"/>
+    <w:lsdException w:name="Light Shading Accent 4" w:uiPriority="60"/>
+    <w:lsdException w:name="Light List Accent 4" w:uiPriority="61"/>
+    <w:lsdException w:name="Light Grid Accent 4" w:uiPriority="62"/>
+    <w:lsdException w:name="Medium Shading 1 Accent 4" w:uiPriority="63"/>
+    <w:lsdException w:name="Medium Shading 2 Accent 4" w:uiPriority="64"/>
+    <w:lsdException w:name="Medium List 1 Accent 4" w:uiPriority="65"/>
+    <w:lsdException w:name="Medium List 2 Accent 4" w:uiPriority="66"/>
+    <w:lsdException w:name="Medium Grid 1 Accent 4" w:uiPriority="67"/>
+    <w:lsdException w:name="Medium Grid 2 Accent 4" w:uiPriority="68"/>
+    <w:lsdException w:name="Medium Grid 3 Accent 4" w:uiPriority="69"/>
+    <w:lsdException w:name="Dark List Accent 4" w:uiPriority="70"/>
+    <w:lsdException w:name="Colorful Shading Accent 4" w:uiPriority="71"/>
+    <w:lsdException w:name="Colorful List Accent 4" w:uiPriority="72"/>
+    <w:lsdException w:name="Colorful Grid Accent 4" w:uiPriority="73"/>
+    <w:lsdException w:name="Light Shading Accent 5" w:uiPriority="60"/>
+    <w:lsdException w:name="Light List Accent 5" w:uiPriority="61"/>
+    <w:lsdException w:name="Light Grid Accent 5" w:uiPriority="62"/>
+    <w:lsdException w:name="Medium Shading 1 Accent 5" w:uiPriority="63"/>
+    <w:lsdException w:name="Medium Shading 2 Accent 5" w:uiPriority="64"/>
+    <w:lsdException w:name="Medium List 1 Accent 5" w:uiPriority="65"/>
+    <w:lsdException w:name="Medium List 2 Accent 5" w:uiPriority="66"/>
+    <w:lsdException w:name="Medium Grid 1 Accent 5" w:uiPriority="67"/>
+    <w:lsdException w:name="Medium Grid 2 Accent 5" w:uiPriority="68"/>
+    <w:lsdException w:name="Medium Grid 3 Accent 5" w:uiPriority="69"/>
+    <w:lsdException w:name="Dark List Accent 5" w:uiPriority="70"/>
+    <w:lsdException w:name="Colorful Shading Accent 5" w:uiPriority="71"/>
+    <w:lsdException w:name="Colorful List Accent 5" w:uiPriority="72"/>
+    <w:lsdException w:name="Colorful Grid Accent 5" w:uiPriority="73"/>
+    <w:lsdException w:name="Light Shading Accent 6" w:uiPriority="60"/>
+    <w:lsdException w:name="Light List Accent 6" w:uiPriority="61"/>
+    <w:lsdException w:name="Light Grid Accent 6" w:uiPriority="62"/>
+    <w:lsdException w:name="Medium Shading 1 Accent 6" w:uiPriority="63"/>
+    <w:lsdException w:name="Medium Shading 2 Accent 6" w:uiPriority="64"/>
+    <w:lsdException w:name="Medium List 1 Accent 6" w:uiPriority="65"/>
+    <w:lsdException w:name="Medium List 2 Accent 6" w:uiPriority="66"/>
+    <w:lsdException w:name="Medium Grid 1 Accent 6" w:uiPriority="67"/>
+    <w:lsdException w:name="Medium Grid 2 Accent 6" w:uiPriority="68"/>
+    <w:lsdException w:name="Medium Grid 3 Accent 6" w:uiPriority="69"/>
+    <w:lsdException w:name="Dark List Accent 6" w:uiPriority="70"/>
+    <w:lsdException w:name="Colorful Shading Accent 6" w:uiPriority="71"/>
+    <w:lsdException w:name="Colorful List Accent 6" w:uiPriority="72"/>
+    <w:lsdException w:name="Colorful Grid Accent 6" w:uiPriority="73"/>
+    <w:lsdException w:name="Subtle Emphasis" w:uiPriority="19" w:qFormat="1"/>
+    <w:lsdException w:name="Intense Emphasis" w:uiPriority="21" w:qFormat="1"/>
+    <w:lsdException w:name="Subtle Reference" w:uiPriority="31" w:qFormat="1"/>
+    <w:lsdException w:name="Intense Reference" w:uiPriority="32" w:qFormat="1"/>
+    <w:lsdException w:name="Book Title" w:uiPriority="33" w:qFormat="1"/>
+    <w:lsdException w:name="Bibliography" w:semiHidden="1" w:uiPriority="37" w:unhideWhenUsed="1"/>
+    <w:lsdException w:name="TOC Heading" w:semiHidden="1" w:uiPriority="39" w:unhideWhenUsed="1" w:qFormat="1"/>
+    <w:lsdException w:name="Plain Table 1" w:uiPriority="41"/>
+    <w:lsdException w:name="Plain Table 2" w:uiPriority="42"/>
+    <w:lsdException w:name="Plain Table 3" w:uiPriority="43"/>
+    <w:lsdException w:name="Plain Table 4" w:uiPriority="44"/>
+    <w:lsdException w:name="Plain Table 5" w:uiPriority="45"/>
+    <w:lsdException w:name="Grid Table Light" w:uiPriority="40"/>
+    <w:lsdException w:name="Grid Table 1 Light" w:uiPriority="46"/>
+    <w:lsdException w:name="Grid Table 2" w:uiPriority="47"/>
+    <w:lsdException w:name="Grid Table 3" w:uiPriority="48"/>
+    <w:lsdException w:name="Grid Table 4" w:uiPriority="49"/>
+    <w:lsdException w:name="Grid Table 5 Dark" w:uiPriority="50"/>
+    <w:lsdException w:name="Grid Table 6 Colorful" w:uiPriority="51"/>
+    <w:lsdException w:name="Grid Table 7 Colorful" w:uiPriority="52"/>
+    <w:lsdException w:name="Grid Table 1 Light Accent 1" w:uiPriority="46"/>
+    <w:lsdException w:name="Grid Table 2 Accent 1" w:uiPriority="47"/>
+    <w:lsdException w:name="Grid Table 3 Accent 1" w:uiPriority="48"/>
+    <w:lsdException w:name="Grid Table 4 Accent 1" w:uiPriority="49"/>
+    <w:lsdException w:name="Grid Table 5 Dark Accent 1" w:uiPriority="50"/>
+    <w:lsdException w:name="Grid Table 6 Colorful Accent 1" w:uiPriority="51"/>
+    <w:lsdException w:name="Grid Table 7 Colorful Accent 1" w:uiPriority="52"/>
+    <w:lsdException w:name="Grid Table 1 Light Accent 2" w:uiPriority="46"/>
+    <w:lsdException w:name="Grid Table 2 Accent 2" w:uiPriority="47"/>
+    <w:lsdException w:name="Grid Table 3 Accent 2" w:uiPriority="48"/>
+    <w:lsdException w:name="Grid Table 4 Accent 2" w:uiPriority="49"/>
+    <w:lsdException w:name="Grid Table 5 Dark Accent 2" w:uiPriority="50"/>
+    <w:lsdException w:name="Grid Table 6 Colorful Accent 2" w:uiPriority="51"/>
+    <w:lsdException w:name="Grid Table 7 Colorful Accent 2" w:uiPriority="52"/>
+    <w:lsdException w:name="Grid Table 1 Light Accent 3" w:uiPriority="46"/>
+    <w:lsdException w:name="Grid Table 2 Accent 3" w:uiPriority="47"/>
+    <w:lsdException w:name="Grid Table 3 Accent 3" w:uiPriority="48"/>
+    <w:lsdException w:name="Grid Table 4 Accent 3" w:uiPriority="49"/>
+    <w:lsdException w:name="Grid Table 5 Dark Accent 3" w:uiPriority="50"/>
+    <w:lsdException w:name="Grid Table 6 Colorful Accent 3" w:uiPriority="51"/>
+    <w:lsdException w:name="Grid Table 7 Colorful Accent 3" w:uiPriority="52"/>
+    <w:lsdException w:name="Grid Table 1 Light Accent 4" w:uiPriority="46"/>
+    <w:lsdException w:name="Grid Table 2 Accent 4" w:uiPriority="47"/>
+    <w:lsdException w:name="Grid Table 3 Accent 4" w:uiPriority="48"/>
+    <w:lsdException w:name="Grid Table 4 Accent 4" w:uiPriority="49"/>
+    <w:lsdException w:name="Grid Table 5 Dark Accent 4" w:uiPriority="50"/>
+    <w:lsdException w:name="Grid Table 6 Colorful Accent 4" w:uiPriority="51"/>
+    <w:lsdException w:name="Grid Table 7 Colorful Accent 4" w:uiPriority="52"/>
+    <w:lsdException w:name="Grid Table 1 Light Accent 5" w:uiPriority="46"/>
+    <w:lsdException w:name="Grid Table 2 Accent 5" w:uiPriority="47"/>
+    <w:lsdException w:name="Grid Table 3 Accent 5" w:uiPriority="48"/>
+    <w:lsdException w:name="Grid Table 4 Accent 5" w:uiPriority="49"/>
+    <w:lsdException w:name="Grid Table 5 Dark Accent 5" w:uiPriority="50"/>
+    <w:lsdException w:name="Grid Table 6 Colorful Accent 5" w:uiPriority="51"/>
+    <w:lsdException w:name="Grid Table 7 Colorful Accent 5" w:uiPriority="52"/>
+    <w:lsdException w:name="Grid Table 1 Light Accent 6" w:uiPriority="46"/>
+    <w:lsdException w:name="Grid Table 2 Accent 6" w:uiPriority="47"/>
+    <w:lsdException w:name="Grid Table 3 Accent 6" w:uiPriority="48"/>
+    <w:lsdException w:name="Grid Table 4 Accent 6" w:uiPriority="49"/>
+    <w:lsdException w:name="Grid Table 5 Dark Accent 6" w:uiPriority="50"/>
+    <w:lsdException w:name="Grid Table 6 Colorful Accent 6" w:uiPriority="51"/>
+    <w:lsdException w:name="Grid Table 7 Colorful Accent 6" w:uiPriority="52"/>
+    <w:lsdException w:name="List Table 1 Light" w:uiPriority="46"/>
+    <w:lsdException w:name="List Table 2" w:uiPriority="47"/>
+    <w:lsdException w:name="List Table 3" w:uiPriority="48"/>
+    <w:lsdException w:name="List Table 4" w:uiPriority="49"/>
+    <w:lsdException w:name="List Table 5 Dark" w:uiPriority="50"/>
+    <w:lsdException w:name="List Table 6 Colorful" w:uiPriority="51"/>
+    <w:lsdException w:name="List Table 7 Colorful" w:uiPriority="52"/>
+    <w:lsdException w:name="List Table 1 Light Accent 1" w:uiPriority="46"/>
+    <w:lsdException w:name="List Table 2 Accent 1" w:uiPriority="47"/>
+    <w:lsdException w:name="List Table 3 Accent 1" w:uiPriority="48"/>
+    <w:lsdException w:name="List Table 4 Accent 1" w:uiPriority="49"/>
+    <w:lsdException w:name="List Table 5 Dark Accent 1" w:uiPriority="50"/>
+    <w:lsdException w:name="List Table 6 Colorful Accent 1" w:uiPriority="51"/>
+    <w:lsdException w:name="List Table 7 Colorful Accent 1" w:uiPriority="52"/>
+    <w:lsdException w:name="List Table 1 Light Accent 2" w:uiPriority="46"/>
+    <w:lsdException w:name="List Table 2 Accent 2" w:uiPriority="47"/>
+    <w:lsdException w:name="List Table 3 Accent 2" w:uiPriority="48"/>
+    <w:lsdException w:name="List Table 4 Accent 2" w:uiPriority="49"/>
+    <w:lsdException w:name="List Table 5 Dark Accent 2" w:uiPriority="50"/>
+    <w:lsdException w:name="List Table 6 Colorful Accent 2" w:uiPriority="51"/>
+    <w:lsdException w:name="List Table 7 Colorful Accent 2" w:uiPriority="52"/>
+    <w:lsdException w:name="List Table 1 Light Accent 3" w:uiPriority="46"/>
+    <w:lsdException w:name="List Table 2 Accent 3" w:uiPriority="47"/>
+    <w:lsdException w:name="List Table 3 Accent 3" w:uiPriority="48"/>
+    <w:lsdException w:name="List Table 4 Accent 3" w:uiPriority="49"/>
+    <w:lsdException w:name="List Table 5 Dark Accent 3" w:uiPriority="50"/>
+    <w:lsdException w:name="List Table 6 Colorful Accent 3" w:uiPriority="51"/>
+    <w:lsdException w:name="List Table 7 Colorful Accent 3" w:uiPriority="52"/>
+    <w:lsdException w:name="List Table 1 Light Accent 4" w:uiPriority="46"/>
+    <w:lsdException w:name="List Table 2 Accent 4" w:uiPriority="47"/>
+    <w:lsdException w:name="List Table 3 Accent 4" w:uiPriority="48"/>
+    <w:lsdException w:name="List Table 4 Accent 4" w:uiPriority="49"/>
+    <w:lsdException w:name="List Table 5 Dark Accent 4" w:uiPriority="50"/>
+    <w:lsdException w:name="List Table 6 Colorful Accent 4" w:uiPriority="51"/>
+    <w:lsdException w:name="List Table 7 Colorful Accent 4" w:uiPriority="52"/>
+    <w:lsdException w:name="List Table 1 Light Accent 5" w:uiPriority="46"/>
+    <w:lsdException w:name="List Table 2 Accent 5" w:uiPriority="47"/>
+    <w:lsdException w:name="List Table 3 Accent 5" w:uiPriority="48"/>
+    <w:lsdException w:name="List Table 4 Accent 5" w:uiPriority="49"/>
+    <w:lsdException w:name="List Table 5 Dark Accent 5" w:uiPriority="50"/>
+    <w:lsdException w:name="List Table 6 Colorful Accent 5" w:uiPriority="51"/>
+    <w:lsdException w:name="List Table 7 Colorful Accent 5" w:uiPriority="52"/>
+    <w:lsdException w:name="List Table 1 Light Accent 6" w:uiPriority="46"/>
+    <w:lsdException w:name="List Table 2 Accent 6" w:uiPriority="47"/>
+    <w:lsdException w:name="List Table 3 Accent 6" w:uiPriority="48"/>
+    <w:lsdException w:name="List Table 4 Accent 6" w:uiPriority="49"/>
+    <w:lsdException w:name="List Table 5 Dark Accent 6" w:uiPriority="50"/>
+    <w:lsdException w:name="List Table 6 Colorful Accent 6" w:uiPriority="51"/>
+    <w:lsdException w:name="List Table 7 Colorful Accent 6" w:uiPriority="52"/>
+    <w:lsdException w:name="Mention" w:semiHidden="1" w:unhideWhenUsed="1"/>
+    <w:lsdException w:name="Smart Hyperlink" w:semiHidden="1" w:unhideWhenUsed="1"/>
+    <w:lsdException w:name="Hashtag" w:semiHidden="1" w:unhideWhenUsed="1"/>
+    <w:lsdException w:name="Unresolved Mention" w:semiHidden="1" w:unhideWhenUsed="1"/>
+    <w:lsdException w:name="Smart Link" w:semiHidden="1" w:unhideWhenUsed="1"/>
   </w:latentStyles>
   <w:style w:type="paragraph" w:default="1" w:styleId="Normal">
     <w:name w:val="Normal"/>
@@ -6953,501 +7509,6 @@
   <w:style w:type="character" w:default="1" w:styleId="Fontepargpadro">
     <w:name w:val="Default Paragraph Font"/>
     <w:uiPriority w:val="1"/>
-    <w:semiHidden/>
-    <w:unhideWhenUsed/>
-  </w:style>
-  <w:style w:type="table" w:default="1" w:styleId="Tabelanormal">
-    <w:name w:val="Normal Table"/>
-    <w:uiPriority w:val="99"/>
-    <w:semiHidden/>
-    <w:unhideWhenUsed/>
-    <w:tblPr>
-      <w:tblInd w:w="0" w:type="dxa"/>
-      <w:tblCellMar>
-        <w:top w:w="0" w:type="dxa"/>
-        <w:left w:w="108" w:type="dxa"/>
-        <w:bottom w:w="0" w:type="dxa"/>
-        <w:right w:w="108" w:type="dxa"/>
-      </w:tblCellMar>
-    </w:tblPr>
-  </w:style>
-  <w:style w:type="numbering" w:default="1" w:styleId="Semlista">
-    <w:name w:val="No List"/>
-    <w:uiPriority w:val="99"/>
-    <w:semiHidden/>
-    <w:unhideWhenUsed/>
-  </w:style>
-  <w:style w:type="paragraph" w:styleId="Cabealho">
-    <w:name w:val="header"/>
-    <w:basedOn w:val="Normal"/>
-    <w:link w:val="CabealhoChar"/>
-    <w:uiPriority w:val="99"/>
-    <w:unhideWhenUsed/>
-    <w:rsid w:val="00ED63D5"/>
-    <w:pPr>
-      <w:tabs>
-        <w:tab w:val="center" w:pos="4252"/>
-        <w:tab w:val="right" w:pos="8504"/>
-      </w:tabs>
-      <w:spacing w:after="0" w:line="240" w:lineRule="auto"/>
-    </w:pPr>
-  </w:style>
-  <w:style w:type="character" w:customStyle="1" w:styleId="CabealhoChar">
-    <w:name w:val="Cabeçalho Char"/>
-    <w:basedOn w:val="Fontepargpadro"/>
-    <w:link w:val="Cabealho"/>
-    <w:uiPriority w:val="99"/>
-    <w:rsid w:val="00ED63D5"/>
-  </w:style>
-  <w:style w:type="paragraph" w:styleId="Rodap">
-    <w:name w:val="footer"/>
-    <w:basedOn w:val="Normal"/>
-    <w:link w:val="RodapChar"/>
-    <w:uiPriority w:val="99"/>
-    <w:unhideWhenUsed/>
-    <w:rsid w:val="00ED63D5"/>
-    <w:pPr>
-      <w:tabs>
-        <w:tab w:val="center" w:pos="4252"/>
-        <w:tab w:val="right" w:pos="8504"/>
-      </w:tabs>
-      <w:spacing w:after="0" w:line="240" w:lineRule="auto"/>
-    </w:pPr>
-  </w:style>
-  <w:style w:type="character" w:customStyle="1" w:styleId="RodapChar">
-    <w:name w:val="Rodapé Char"/>
-    <w:basedOn w:val="Fontepargpadro"/>
-    <w:link w:val="Rodap"/>
-    <w:uiPriority w:val="99"/>
-    <w:rsid w:val="00ED63D5"/>
-  </w:style>
-  <w:style w:type="character" w:styleId="Hyperlink">
-    <w:name w:val="Hyperlink"/>
-    <w:basedOn w:val="Fontepargpadro"/>
-    <w:uiPriority w:val="99"/>
-    <w:unhideWhenUsed/>
-    <w:rsid w:val="00B413BC"/>
-    <w:rPr>
-      <w:color w:val="0563C1" w:themeColor="hyperlink"/>
-      <w:u w:val="single"/>
-    </w:rPr>
-  </w:style>
-  <w:style w:type="character" w:customStyle="1" w:styleId="MenoPendente1">
-    <w:name w:val="Menção Pendente1"/>
-    <w:basedOn w:val="Fontepargpadro"/>
-    <w:uiPriority w:val="99"/>
-    <w:semiHidden/>
-    <w:unhideWhenUsed/>
-    <w:rsid w:val="00B413BC"/>
-    <w:rPr>
-      <w:color w:val="605E5C"/>
-      <w:shd w:val="clear" w:color="auto" w:fill="E1DFDD"/>
-    </w:rPr>
-  </w:style>
-  <w:style w:type="paragraph" w:styleId="Textodebalo">
-    <w:name w:val="Balloon Text"/>
-    <w:basedOn w:val="Normal"/>
-    <w:link w:val="TextodebaloChar"/>
-    <w:uiPriority w:val="99"/>
-    <w:semiHidden/>
-    <w:unhideWhenUsed/>
-    <w:rsid w:val="00EE029D"/>
-    <w:pPr>
-      <w:spacing w:after="0" w:line="240" w:lineRule="auto"/>
-    </w:pPr>
-    <w:rPr>
-      <w:rFonts w:ascii="Tahoma" w:hAnsi="Tahoma" w:cs="Tahoma"/>
-      <w:sz w:val="16"/>
-      <w:szCs w:val="16"/>
-    </w:rPr>
-  </w:style>
-  <w:style w:type="character" w:customStyle="1" w:styleId="TextodebaloChar">
-    <w:name w:val="Texto de balão Char"/>
-    <w:basedOn w:val="Fontepargpadro"/>
-    <w:link w:val="Textodebalo"/>
-    <w:uiPriority w:val="99"/>
-    <w:semiHidden/>
-    <w:rsid w:val="00EE029D"/>
-    <w:rPr>
-      <w:rFonts w:ascii="Tahoma" w:hAnsi="Tahoma" w:cs="Tahoma"/>
-      <w:sz w:val="16"/>
-      <w:szCs w:val="16"/>
-    </w:rPr>
-  </w:style>
-  <w:style w:type="paragraph" w:styleId="NormalWeb">
-    <w:name w:val="Normal (Web)"/>
-    <w:basedOn w:val="Normal"/>
-    <w:uiPriority w:val="99"/>
-    <w:unhideWhenUsed/>
-    <w:rsid w:val="0052507A"/>
-    <w:rPr>
-      <w:rFonts w:ascii="Times New Roman" w:hAnsi="Times New Roman" w:cs="Times New Roman"/>
-      <w:sz w:val="24"/>
-      <w:szCs w:val="24"/>
-    </w:rPr>
-  </w:style>
-  <w:style w:type="paragraph" w:styleId="PargrafodaLista">
-    <w:name w:val="List Paragraph"/>
-    <w:basedOn w:val="Normal"/>
-    <w:uiPriority w:val="34"/>
-    <w:qFormat/>
-    <w:rsid w:val="005F2A5B"/>
-    <w:pPr>
-      <w:ind w:left="720"/>
-      <w:contextualSpacing/>
-    </w:pPr>
-  </w:style>
-  <w:style w:type="character" w:customStyle="1" w:styleId="Ttulo1Char">
-    <w:name w:val="Título 1 Char"/>
-    <w:basedOn w:val="Fontepargpadro"/>
-    <w:link w:val="Ttulo1"/>
-    <w:uiPriority w:val="9"/>
-    <w:rsid w:val="00AA02C0"/>
-    <w:rPr>
-      <w:rFonts w:ascii="Times New Roman" w:eastAsia="Times New Roman" w:hAnsi="Times New Roman" w:cs="Times New Roman"/>
-      <w:b/>
-      <w:bCs/>
-      <w:kern w:val="36"/>
-      <w:sz w:val="48"/>
-      <w:szCs w:val="48"/>
-      <w:lang w:eastAsia="pt-BR"/>
-    </w:rPr>
-  </w:style>
-  <w:style w:type="character" w:customStyle="1" w:styleId="Ttulo2Char">
-    <w:name w:val="Título 2 Char"/>
-    <w:basedOn w:val="Fontepargpadro"/>
-    <w:link w:val="Ttulo2"/>
-    <w:uiPriority w:val="9"/>
-    <w:rsid w:val="00AA02C0"/>
-    <w:rPr>
-      <w:rFonts w:ascii="Times New Roman" w:eastAsia="Times New Roman" w:hAnsi="Times New Roman" w:cs="Times New Roman"/>
-      <w:b/>
-      <w:bCs/>
-      <w:sz w:val="36"/>
-      <w:szCs w:val="36"/>
-      <w:lang w:eastAsia="pt-BR"/>
-    </w:rPr>
-  </w:style>
-  <w:style w:type="character" w:customStyle="1" w:styleId="Ttulo3Char">
-    <w:name w:val="Título 3 Char"/>
-    <w:basedOn w:val="Fontepargpadro"/>
-    <w:link w:val="Ttulo3"/>
-    <w:uiPriority w:val="9"/>
-    <w:rsid w:val="00AA02C0"/>
-    <w:rPr>
-      <w:rFonts w:ascii="Times New Roman" w:eastAsia="Times New Roman" w:hAnsi="Times New Roman" w:cs="Times New Roman"/>
-      <w:b/>
-      <w:bCs/>
-      <w:sz w:val="27"/>
-      <w:szCs w:val="27"/>
-      <w:lang w:eastAsia="pt-BR"/>
-    </w:rPr>
-  </w:style>
-  <w:style w:type="character" w:styleId="Forte">
-    <w:name w:val="Strong"/>
-    <w:basedOn w:val="Fontepargpadro"/>
-    <w:uiPriority w:val="22"/>
-    <w:qFormat/>
-    <w:rsid w:val="00AA02C0"/>
-    <w:rPr>
-      <w:b/>
-      <w:bCs/>
-    </w:rPr>
-  </w:style>
-  <w:style w:type="character" w:customStyle="1" w:styleId="citation-41">
-    <w:name w:val="citation-41"/>
-    <w:basedOn w:val="Fontepargpadro"/>
-    <w:rsid w:val="0028702F"/>
-  </w:style>
-  <w:style w:type="character" w:customStyle="1" w:styleId="citation-40">
-    <w:name w:val="citation-40"/>
-    <w:basedOn w:val="Fontepargpadro"/>
-    <w:rsid w:val="0028702F"/>
-  </w:style>
-  <w:style w:type="character" w:customStyle="1" w:styleId="citation-39">
-    <w:name w:val="citation-39"/>
-    <w:basedOn w:val="Fontepargpadro"/>
-    <w:rsid w:val="0028702F"/>
-  </w:style>
-  <w:style w:type="character" w:customStyle="1" w:styleId="citation-38">
-    <w:name w:val="citation-38"/>
-    <w:basedOn w:val="Fontepargpadro"/>
-    <w:rsid w:val="0028702F"/>
-  </w:style>
-  <w:style w:type="character" w:customStyle="1" w:styleId="citation-37">
-    <w:name w:val="citation-37"/>
-    <w:basedOn w:val="Fontepargpadro"/>
-    <w:rsid w:val="0028702F"/>
-  </w:style>
-  <w:style w:type="character" w:customStyle="1" w:styleId="citation-36">
-    <w:name w:val="citation-36"/>
-    <w:basedOn w:val="Fontepargpadro"/>
-    <w:rsid w:val="0028702F"/>
-  </w:style>
-  <w:style w:type="character" w:customStyle="1" w:styleId="citation-35">
-    <w:name w:val="citation-35"/>
-    <w:basedOn w:val="Fontepargpadro"/>
-    <w:rsid w:val="0028702F"/>
-  </w:style>
-  <w:style w:type="character" w:customStyle="1" w:styleId="citation-34">
-    <w:name w:val="citation-34"/>
-    <w:basedOn w:val="Fontepargpadro"/>
-    <w:rsid w:val="0028702F"/>
-  </w:style>
-  <w:style w:type="character" w:customStyle="1" w:styleId="citation-33">
-    <w:name w:val="citation-33"/>
-    <w:basedOn w:val="Fontepargpadro"/>
-    <w:rsid w:val="0028702F"/>
-  </w:style>
-  <w:style w:type="paragraph" w:styleId="Legenda">
-    <w:name w:val="caption"/>
-    <w:basedOn w:val="Normal"/>
-    <w:qFormat/>
-    <w:rsid w:val="000404B1"/>
-    <w:pPr>
-      <w:suppressLineNumbers/>
-      <w:suppressAutoHyphens/>
-      <w:spacing w:before="120" w:after="120"/>
-    </w:pPr>
-    <w:rPr>
-      <w:rFonts w:cs="Arial"/>
-      <w:i/>
-      <w:iCs/>
-      <w:kern w:val="2"/>
-      <w:sz w:val="24"/>
-      <w:szCs w:val="24"/>
-      <w14:ligatures w14:val="standardContextual"/>
-    </w:rPr>
-  </w:style>
-</w:styles>
-</file>
-
-<file path=word/stylesWithEffects.xml><?xml version="1.0" encoding="utf-8"?>
-<w:styles xmlns:wpc="http://schemas.microsoft.com/office/word/2010/wordprocessingCanvas" xmlns:mc="http://schemas.openxmlformats.org/markup-compatibility/2006" xmlns:o="urn:schemas-microsoft-com:office:office" xmlns:r="http://schemas.openxmlformats.org/officeDocument/2006/relationships" xmlns:m="http://schemas.openxmlformats.org/officeDocument/2006/math" xmlns:v="urn:schemas-microsoft-com:vml" xmlns:wp14="http://schemas.microsoft.com/office/word/2010/wordprocessingDrawing" xmlns:wp="http://schemas.openxmlformats.org/drawingml/2006/wordprocessingDrawing" xmlns:w10="urn:schemas-microsoft-com:office:word" xmlns:w="http://schemas.openxmlformats.org/wordprocessingml/2006/main" xmlns:w14="http://schemas.microsoft.com/office/word/2010/wordml" xmlns:wpg="http://schemas.microsoft.com/office/word/2010/wordprocessingGroup" xmlns:wpi="http://schemas.microsoft.com/office/word/2010/wordprocessingInk" xmlns:wne="http://schemas.microsoft.com/office/word/2006/wordml" xmlns:wps="http://schemas.microsoft.com/office/word/2010/wordprocessingShape" mc:Ignorable="w14 wp14">
-  <w:docDefaults>
-    <w:rPrDefault>
-      <w:rPr>
-        <w:rFonts w:asciiTheme="minorHAnsi" w:eastAsiaTheme="minorHAnsi" w:hAnsiTheme="minorHAnsi" w:cstheme="minorBidi"/>
-        <w:sz w:val="22"/>
-        <w:szCs w:val="22"/>
-        <w:lang w:val="pt-BR" w:eastAsia="en-US" w:bidi="ar-SA"/>
-      </w:rPr>
-    </w:rPrDefault>
-    <w:pPrDefault>
-      <w:pPr>
-        <w:spacing w:after="160" w:line="259" w:lineRule="auto"/>
-      </w:pPr>
-    </w:pPrDefault>
-  </w:docDefaults>
-  <w:latentStyles w:defLockedState="0" w:defUIPriority="99" w:defSemiHidden="1" w:defUnhideWhenUsed="1" w:defQFormat="0" w:count="267">
-    <w:lsdException w:name="Normal" w:semiHidden="0" w:uiPriority="0" w:unhideWhenUsed="0" w:qFormat="1"/>
-    <w:lsdException w:name="heading 1" w:semiHidden="0" w:uiPriority="9" w:unhideWhenUsed="0" w:qFormat="1"/>
-    <w:lsdException w:name="heading 2" w:uiPriority="9" w:qFormat="1"/>
-    <w:lsdException w:name="heading 3" w:uiPriority="9" w:qFormat="1"/>
-    <w:lsdException w:name="heading 4" w:uiPriority="9" w:qFormat="1"/>
-    <w:lsdException w:name="heading 5" w:uiPriority="9" w:qFormat="1"/>
-    <w:lsdException w:name="heading 6" w:uiPriority="9" w:qFormat="1"/>
-    <w:lsdException w:name="heading 7" w:uiPriority="9" w:qFormat="1"/>
-    <w:lsdException w:name="heading 8" w:uiPriority="9" w:qFormat="1"/>
-    <w:lsdException w:name="heading 9" w:uiPriority="9" w:qFormat="1"/>
-    <w:lsdException w:name="toc 1" w:uiPriority="39"/>
-    <w:lsdException w:name="toc 2" w:uiPriority="39"/>
-    <w:lsdException w:name="toc 3" w:uiPriority="39"/>
-    <w:lsdException w:name="toc 4" w:uiPriority="39"/>
-    <w:lsdException w:name="toc 5" w:uiPriority="39"/>
-    <w:lsdException w:name="toc 6" w:uiPriority="39"/>
-    <w:lsdException w:name="toc 7" w:uiPriority="39"/>
-    <w:lsdException w:name="toc 8" w:uiPriority="39"/>
-    <w:lsdException w:name="toc 9" w:uiPriority="39"/>
-    <w:lsdException w:name="caption" w:uiPriority="0" w:qFormat="1"/>
-    <w:lsdException w:name="Title" w:semiHidden="0" w:uiPriority="10" w:unhideWhenUsed="0" w:qFormat="1"/>
-    <w:lsdException w:name="Default Paragraph Font" w:uiPriority="1"/>
-    <w:lsdException w:name="Subtitle" w:semiHidden="0" w:uiPriority="11" w:unhideWhenUsed="0" w:qFormat="1"/>
-    <w:lsdException w:name="Strong" w:semiHidden="0" w:uiPriority="22" w:unhideWhenUsed="0" w:qFormat="1"/>
-    <w:lsdException w:name="Emphasis" w:semiHidden="0" w:uiPriority="20" w:unhideWhenUsed="0" w:qFormat="1"/>
-    <w:lsdException w:name="Table Grid" w:semiHidden="0" w:uiPriority="39" w:unhideWhenUsed="0"/>
-    <w:lsdException w:name="Placeholder Text" w:unhideWhenUsed="0"/>
-    <w:lsdException w:name="No Spacing" w:semiHidden="0" w:uiPriority="1" w:unhideWhenUsed="0" w:qFormat="1"/>
-    <w:lsdException w:name="Light Shading" w:semiHidden="0" w:uiPriority="60" w:unhideWhenUsed="0"/>
-    <w:lsdException w:name="Light List" w:semiHidden="0" w:uiPriority="61" w:unhideWhenUsed="0"/>
-    <w:lsdException w:name="Light Grid" w:semiHidden="0" w:uiPriority="62" w:unhideWhenUsed="0"/>
-    <w:lsdException w:name="Medium Shading 1" w:semiHidden="0" w:uiPriority="63" w:unhideWhenUsed="0"/>
-    <w:lsdException w:name="Medium Shading 2" w:semiHidden="0" w:uiPriority="64" w:unhideWhenUsed="0"/>
-    <w:lsdException w:name="Medium List 1" w:semiHidden="0" w:uiPriority="65" w:unhideWhenUsed="0"/>
-    <w:lsdException w:name="Medium List 2" w:semiHidden="0" w:uiPriority="66" w:unhideWhenUsed="0"/>
-    <w:lsdException w:name="Medium Grid 1" w:semiHidden="0" w:uiPriority="67" w:unhideWhenUsed="0"/>
-    <w:lsdException w:name="Medium Grid 2" w:semiHidden="0" w:uiPriority="68" w:unhideWhenUsed="0"/>
-    <w:lsdException w:name="Medium Grid 3" w:semiHidden="0" w:uiPriority="69" w:unhideWhenUsed="0"/>
-    <w:lsdException w:name="Dark List" w:semiHidden="0" w:uiPriority="70" w:unhideWhenUsed="0"/>
-    <w:lsdException w:name="Colorful Shading" w:semiHidden="0" w:uiPriority="71" w:unhideWhenUsed="0"/>
-    <w:lsdException w:name="Colorful List" w:semiHidden="0" w:uiPriority="72" w:unhideWhenUsed="0"/>
-    <w:lsdException w:name="Colorful Grid" w:semiHidden="0" w:uiPriority="73" w:unhideWhenUsed="0"/>
-    <w:lsdException w:name="Light Shading Accent 1" w:semiHidden="0" w:uiPriority="60" w:unhideWhenUsed="0"/>
-    <w:lsdException w:name="Light List Accent 1" w:semiHidden="0" w:uiPriority="61" w:unhideWhenUsed="0"/>
-    <w:lsdException w:name="Light Grid Accent 1" w:semiHidden="0" w:uiPriority="62" w:unhideWhenUsed="0"/>
-    <w:lsdException w:name="Medium Shading 1 Accent 1" w:semiHidden="0" w:uiPriority="63" w:unhideWhenUsed="0"/>
-    <w:lsdException w:name="Medium Shading 2 Accent 1" w:semiHidden="0" w:uiPriority="64" w:unhideWhenUsed="0"/>
-    <w:lsdException w:name="Medium List 1 Accent 1" w:semiHidden="0" w:uiPriority="65" w:unhideWhenUsed="0"/>
-    <w:lsdException w:name="Revision" w:unhideWhenUsed="0"/>
-    <w:lsdException w:name="List Paragraph" w:semiHidden="0" w:uiPriority="34" w:unhideWhenUsed="0" w:qFormat="1"/>
-    <w:lsdException w:name="Quote" w:semiHidden="0" w:uiPriority="29" w:unhideWhenUsed="0" w:qFormat="1"/>
-    <w:lsdException w:name="Intense Quote" w:semiHidden="0" w:uiPriority="30" w:unhideWhenUsed="0" w:qFormat="1"/>
-    <w:lsdException w:name="Medium List 2 Accent 1" w:semiHidden="0" w:uiPriority="66" w:unhideWhenUsed="0"/>
-    <w:lsdException w:name="Medium Grid 1 Accent 1" w:semiHidden="0" w:uiPriority="67" w:unhideWhenUsed="0"/>
-    <w:lsdException w:name="Medium Grid 2 Accent 1" w:semiHidden="0" w:uiPriority="68" w:unhideWhenUsed="0"/>
-    <w:lsdException w:name="Medium Grid 3 Accent 1" w:semiHidden="0" w:uiPriority="69" w:unhideWhenUsed="0"/>
-    <w:lsdException w:name="Dark List Accent 1" w:semiHidden="0" w:uiPriority="70" w:unhideWhenUsed="0"/>
-    <w:lsdException w:name="Colorful Shading Accent 1" w:semiHidden="0" w:uiPriority="71" w:unhideWhenUsed="0"/>
-    <w:lsdException w:name="Colorful List Accent 1" w:semiHidden="0" w:uiPriority="72" w:unhideWhenUsed="0"/>
-    <w:lsdException w:name="Colorful Grid Accent 1" w:semiHidden="0" w:uiPriority="73" w:unhideWhenUsed="0"/>
-    <w:lsdException w:name="Light Shading Accent 2" w:semiHidden="0" w:uiPriority="60" w:unhideWhenUsed="0"/>
-    <w:lsdException w:name="Light List Accent 2" w:semiHidden="0" w:uiPriority="61" w:unhideWhenUsed="0"/>
-    <w:lsdException w:name="Light Grid Accent 2" w:semiHidden="0" w:uiPriority="62" w:unhideWhenUsed="0"/>
-    <w:lsdException w:name="Medium Shading 1 Accent 2" w:semiHidden="0" w:uiPriority="63" w:unhideWhenUsed="0"/>
-    <w:lsdException w:name="Medium Shading 2 Accent 2" w:semiHidden="0" w:uiPriority="64" w:unhideWhenUsed="0"/>
-    <w:lsdException w:name="Medium List 1 Accent 2" w:semiHidden="0" w:uiPriority="65" w:unhideWhenUsed="0"/>
-    <w:lsdException w:name="Medium List 2 Accent 2" w:semiHidden="0" w:uiPriority="66" w:unhideWhenUsed="0"/>
-    <w:lsdException w:name="Medium Grid 1 Accent 2" w:semiHidden="0" w:uiPriority="67" w:unhideWhenUsed="0"/>
-    <w:lsdException w:name="Medium Grid 2 Accent 2" w:semiHidden="0" w:uiPriority="68" w:unhideWhenUsed="0"/>
-    <w:lsdException w:name="Medium Grid 3 Accent 2" w:semiHidden="0" w:uiPriority="69" w:unhideWhenUsed="0"/>
-    <w:lsdException w:name="Dark List Accent 2" w:semiHidden="0" w:uiPriority="70" w:unhideWhenUsed="0"/>
-    <w:lsdException w:name="Colorful Shading Accent 2" w:semiHidden="0" w:uiPriority="71" w:unhideWhenUsed="0"/>
-    <w:lsdException w:name="Colorful List Accent 2" w:semiHidden="0" w:uiPriority="72" w:unhideWhenUsed="0"/>
-    <w:lsdException w:name="Colorful Grid Accent 2" w:semiHidden="0" w:uiPriority="73" w:unhideWhenUsed="0"/>
-    <w:lsdException w:name="Light Shading Accent 3" w:semiHidden="0" w:uiPriority="60" w:unhideWhenUsed="0"/>
-    <w:lsdException w:name="Light List Accent 3" w:semiHidden="0" w:uiPriority="61" w:unhideWhenUsed="0"/>
-    <w:lsdException w:name="Light Grid Accent 3" w:semiHidden="0" w:uiPriority="62" w:unhideWhenUsed="0"/>
-    <w:lsdException w:name="Medium Shading 1 Accent 3" w:semiHidden="0" w:uiPriority="63" w:unhideWhenUsed="0"/>
-    <w:lsdException w:name="Medium Shading 2 Accent 3" w:semiHidden="0" w:uiPriority="64" w:unhideWhenUsed="0"/>
-    <w:lsdException w:name="Medium List 1 Accent 3" w:semiHidden="0" w:uiPriority="65" w:unhideWhenUsed="0"/>
-    <w:lsdException w:name="Medium List 2 Accent 3" w:semiHidden="0" w:uiPriority="66" w:unhideWhenUsed="0"/>
-    <w:lsdException w:name="Medium Grid 1 Accent 3" w:semiHidden="0" w:uiPriority="67" w:unhideWhenUsed="0"/>
-    <w:lsdException w:name="Medium Grid 2 Accent 3" w:semiHidden="0" w:uiPriority="68" w:unhideWhenUsed="0"/>
-    <w:lsdException w:name="Medium Grid 3 Accent 3" w:semiHidden="0" w:uiPriority="69" w:unhideWhenUsed="0"/>
-    <w:lsdException w:name="Dark List Accent 3" w:semiHidden="0" w:uiPriority="70" w:unhideWhenUsed="0"/>
-    <w:lsdException w:name="Colorful Shading Accent 3" w:semiHidden="0" w:uiPriority="71" w:unhideWhenUsed="0"/>
-    <w:lsdException w:name="Colorful List Accent 3" w:semiHidden="0" w:uiPriority="72" w:unhideWhenUsed="0"/>
-    <w:lsdException w:name="Colorful Grid Accent 3" w:semiHidden="0" w:uiPriority="73" w:unhideWhenUsed="0"/>
-    <w:lsdException w:name="Light Shading Accent 4" w:semiHidden="0" w:uiPriority="60" w:unhideWhenUsed="0"/>
-    <w:lsdException w:name="Light List Accent 4" w:semiHidden="0" w:uiPriority="61" w:unhideWhenUsed="0"/>
-    <w:lsdException w:name="Light Grid Accent 4" w:semiHidden="0" w:uiPriority="62" w:unhideWhenUsed="0"/>
-    <w:lsdException w:name="Medium Shading 1 Accent 4" w:semiHidden="0" w:uiPriority="63" w:unhideWhenUsed="0"/>
-    <w:lsdException w:name="Medium Shading 2 Accent 4" w:semiHidden="0" w:uiPriority="64" w:unhideWhenUsed="0"/>
-    <w:lsdException w:name="Medium List 1 Accent 4" w:semiHidden="0" w:uiPriority="65" w:unhideWhenUsed="0"/>
-    <w:lsdException w:name="Medium List 2 Accent 4" w:semiHidden="0" w:uiPriority="66" w:unhideWhenUsed="0"/>
-    <w:lsdException w:name="Medium Grid 1 Accent 4" w:semiHidden="0" w:uiPriority="67" w:unhideWhenUsed="0"/>
-    <w:lsdException w:name="Medium Grid 2 Accent 4" w:semiHidden="0" w:uiPriority="68" w:unhideWhenUsed="0"/>
-    <w:lsdException w:name="Medium Grid 3 Accent 4" w:semiHidden="0" w:uiPriority="69" w:unhideWhenUsed="0"/>
-    <w:lsdException w:name="Dark List Accent 4" w:semiHidden="0" w:uiPriority="70" w:unhideWhenUsed="0"/>
-    <w:lsdException w:name="Colorful Shading Accent 4" w:semiHidden="0" w:uiPriority="71" w:unhideWhenUsed="0"/>
-    <w:lsdException w:name="Colorful List Accent 4" w:semiHidden="0" w:uiPriority="72" w:unhideWhenUsed="0"/>
-    <w:lsdException w:name="Colorful Grid Accent 4" w:semiHidden="0" w:uiPriority="73" w:unhideWhenUsed="0"/>
-    <w:lsdException w:name="Light Shading Accent 5" w:semiHidden="0" w:uiPriority="60" w:unhideWhenUsed="0"/>
-    <w:lsdException w:name="Light List Accent 5" w:semiHidden="0" w:uiPriority="61" w:unhideWhenUsed="0"/>
-    <w:lsdException w:name="Light Grid Accent 5" w:semiHidden="0" w:uiPriority="62" w:unhideWhenUsed="0"/>
-    <w:lsdException w:name="Medium Shading 1 Accent 5" w:semiHidden="0" w:uiPriority="63" w:unhideWhenUsed="0"/>
-    <w:lsdException w:name="Medium Shading 2 Accent 5" w:semiHidden="0" w:uiPriority="64" w:unhideWhenUsed="0"/>
-    <w:lsdException w:name="Medium List 1 Accent 5" w:semiHidden="0" w:uiPriority="65" w:unhideWhenUsed="0"/>
-    <w:lsdException w:name="Medium List 2 Accent 5" w:semiHidden="0" w:uiPriority="66" w:unhideWhenUsed="0"/>
-    <w:lsdException w:name="Medium Grid 1 Accent 5" w:semiHidden="0" w:uiPriority="67" w:unhideWhenUsed="0"/>
-    <w:lsdException w:name="Medium Grid 2 Accent 5" w:semiHidden="0" w:uiPriority="68" w:unhideWhenUsed="0"/>
-    <w:lsdException w:name="Medium Grid 3 Accent 5" w:semiHidden="0" w:uiPriority="69" w:unhideWhenUsed="0"/>
-    <w:lsdException w:name="Dark List Accent 5" w:semiHidden="0" w:uiPriority="70" w:unhideWhenUsed="0"/>
-    <w:lsdException w:name="Colorful Shading Accent 5" w:semiHidden="0" w:uiPriority="71" w:unhideWhenUsed="0"/>
-    <w:lsdException w:name="Colorful List Accent 5" w:semiHidden="0" w:uiPriority="72" w:unhideWhenUsed="0"/>
-    <w:lsdException w:name="Colorful Grid Accent 5" w:semiHidden="0" w:uiPriority="73" w:unhideWhenUsed="0"/>
-    <w:lsdException w:name="Light Shading Accent 6" w:semiHidden="0" w:uiPriority="60" w:unhideWhenUsed="0"/>
-    <w:lsdException w:name="Light List Accent 6" w:semiHidden="0" w:uiPriority="61" w:unhideWhenUsed="0"/>
-    <w:lsdException w:name="Light Grid Accent 6" w:semiHidden="0" w:uiPriority="62" w:unhideWhenUsed="0"/>
-    <w:lsdException w:name="Medium Shading 1 Accent 6" w:semiHidden="0" w:uiPriority="63" w:unhideWhenUsed="0"/>
-    <w:lsdException w:name="Medium Shading 2 Accent 6" w:semiHidden="0" w:uiPriority="64" w:unhideWhenUsed="0"/>
-    <w:lsdException w:name="Medium List 1 Accent 6" w:semiHidden="0" w:uiPriority="65" w:unhideWhenUsed="0"/>
-    <w:lsdException w:name="Medium List 2 Accent 6" w:semiHidden="0" w:uiPriority="66" w:unhideWhenUsed="0"/>
-    <w:lsdException w:name="Medium Grid 1 Accent 6" w:semiHidden="0" w:uiPriority="67" w:unhideWhenUsed="0"/>
-    <w:lsdException w:name="Medium Grid 2 Accent 6" w:semiHidden="0" w:uiPriority="68" w:unhideWhenUsed="0"/>
-    <w:lsdException w:name="Medium Grid 3 Accent 6" w:semiHidden="0" w:uiPriority="69" w:unhideWhenUsed="0"/>
-    <w:lsdException w:name="Dark List Accent 6" w:semiHidden="0" w:uiPriority="70" w:unhideWhenUsed="0"/>
-    <w:lsdException w:name="Colorful Shading Accent 6" w:semiHidden="0" w:uiPriority="71" w:unhideWhenUsed="0"/>
-    <w:lsdException w:name="Colorful List Accent 6" w:semiHidden="0" w:uiPriority="72" w:unhideWhenUsed="0"/>
-    <w:lsdException w:name="Colorful Grid Accent 6" w:semiHidden="0" w:uiPriority="73" w:unhideWhenUsed="0"/>
-    <w:lsdException w:name="Subtle Emphasis" w:semiHidden="0" w:uiPriority="19" w:unhideWhenUsed="0" w:qFormat="1"/>
-    <w:lsdException w:name="Intense Emphasis" w:semiHidden="0" w:uiPriority="21" w:unhideWhenUsed="0" w:qFormat="1"/>
-    <w:lsdException w:name="Subtle Reference" w:semiHidden="0" w:uiPriority="31" w:unhideWhenUsed="0" w:qFormat="1"/>
-    <w:lsdException w:name="Intense Reference" w:semiHidden="0" w:uiPriority="32" w:unhideWhenUsed="0" w:qFormat="1"/>
-    <w:lsdException w:name="Book Title" w:semiHidden="0" w:uiPriority="33" w:unhideWhenUsed="0" w:qFormat="1"/>
-    <w:lsdException w:name="Bibliography" w:uiPriority="37"/>
-    <w:lsdException w:name="TOC Heading" w:uiPriority="39" w:qFormat="1"/>
-  </w:latentStyles>
-  <w:style w:type="paragraph" w:default="1" w:styleId="Normal">
-    <w:name w:val="Normal"/>
-    <w:qFormat/>
-    <w:rsid w:val="00DC693D"/>
-  </w:style>
-  <w:style w:type="paragraph" w:styleId="Ttulo1">
-    <w:name w:val="heading 1"/>
-    <w:basedOn w:val="Normal"/>
-    <w:link w:val="Ttulo1Char"/>
-    <w:uiPriority w:val="9"/>
-    <w:qFormat/>
-    <w:rsid w:val="00AA02C0"/>
-    <w:pPr>
-      <w:spacing w:before="100" w:beforeAutospacing="1" w:after="100" w:afterAutospacing="1" w:line="240" w:lineRule="auto"/>
-      <w:outlineLvl w:val="0"/>
-    </w:pPr>
-    <w:rPr>
-      <w:rFonts w:ascii="Times New Roman" w:eastAsia="Times New Roman" w:hAnsi="Times New Roman" w:cs="Times New Roman"/>
-      <w:b/>
-      <w:bCs/>
-      <w:kern w:val="36"/>
-      <w:sz w:val="48"/>
-      <w:szCs w:val="48"/>
-      <w:lang w:eastAsia="pt-BR"/>
-    </w:rPr>
-  </w:style>
-  <w:style w:type="paragraph" w:styleId="Ttulo2">
-    <w:name w:val="heading 2"/>
-    <w:basedOn w:val="Normal"/>
-    <w:link w:val="Ttulo2Char"/>
-    <w:uiPriority w:val="9"/>
-    <w:qFormat/>
-    <w:rsid w:val="00AA02C0"/>
-    <w:pPr>
-      <w:spacing w:before="100" w:beforeAutospacing="1" w:after="100" w:afterAutospacing="1" w:line="240" w:lineRule="auto"/>
-      <w:outlineLvl w:val="1"/>
-    </w:pPr>
-    <w:rPr>
-      <w:rFonts w:ascii="Times New Roman" w:eastAsia="Times New Roman" w:hAnsi="Times New Roman" w:cs="Times New Roman"/>
-      <w:b/>
-      <w:bCs/>
-      <w:sz w:val="36"/>
-      <w:szCs w:val="36"/>
-      <w:lang w:eastAsia="pt-BR"/>
-    </w:rPr>
-  </w:style>
-  <w:style w:type="paragraph" w:styleId="Ttulo3">
-    <w:name w:val="heading 3"/>
-    <w:basedOn w:val="Normal"/>
-    <w:link w:val="Ttulo3Char"/>
-    <w:uiPriority w:val="9"/>
-    <w:qFormat/>
-    <w:rsid w:val="00AA02C0"/>
-    <w:pPr>
-      <w:spacing w:before="100" w:beforeAutospacing="1" w:after="100" w:afterAutospacing="1" w:line="240" w:lineRule="auto"/>
-      <w:outlineLvl w:val="2"/>
-    </w:pPr>
-    <w:rPr>
-      <w:rFonts w:ascii="Times New Roman" w:eastAsia="Times New Roman" w:hAnsi="Times New Roman" w:cs="Times New Roman"/>
-      <w:b/>
-      <w:bCs/>
-      <w:sz w:val="27"/>
-      <w:szCs w:val="27"/>
-      <w:lang w:eastAsia="pt-BR"/>
-    </w:rPr>
-  </w:style>
-  <w:style w:type="character" w:default="1" w:styleId="Fontepargpadro">
-    <w:name w:val="Default Paragraph Font"/>
-    <w:uiPriority w:val="1"/>
-    <w:semiHidden/>
     <w:unhideWhenUsed/>
   </w:style>
   <w:style w:type="table" w:default="1" w:styleId="Tabelanormal">
@@ -8005,7 +8066,7 @@
   <a:extraClrSchemeLst/>
   <a:extLst>
     <a:ext uri="{05A4C25C-085E-4340-85A3-A5531E510DB2}">
-      <thm15:themeFamily xmlns:thm15="http://schemas.microsoft.com/office/thememl/2012/main" xmlns="" name="Office Theme" id="{62F939B6-93AF-4DB8-9C6B-D6C7DFDC589F}" vid="{4A3C46E8-61CC-4603-A589-7422A47A8E4A}"/>
+      <thm15:themeFamily xmlns:thm15="http://schemas.microsoft.com/office/thememl/2012/main" name="Office Theme" id="{62F939B6-93AF-4DB8-9C6B-D6C7DFDC589F}" vid="{4A3C46E8-61CC-4603-A589-7422A47A8E4A}"/>
     </a:ext>
   </a:extLst>
 </a:theme>

--- a/Projeto de Engenharia de Software (Documentação).docx
+++ b/Projeto de Engenharia de Software (Documentação).docx
@@ -2655,7 +2655,7 @@
           </mc:Choice>
           <mc:Fallback>
             <w:pict>
-              <v:rect w14:anchorId="37BC37AB" id="Retângulo 2" o:spid="_x0000_s1026" style="width:535.75pt;height:1.5pt;visibility:visible;mso-wrap-style:square;mso-left-percent:-10001;mso-top-percent:-10001;mso-position-horizontal:absolute;mso-position-horizontal-relative:char;mso-position-vertical:absolute;mso-position-vertical-relative:line;mso-left-percent:-10001;mso-top-percent:-10001;v-text-anchor:top" o:gfxdata="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" fillcolor="gray" stroked="f" strokeweight="0">
+              <v:rect w14:anchorId="0CA8725D" id="Retângulo 2" o:spid="_x0000_s1026" style="width:535.75pt;height:1.5pt;visibility:visible;mso-wrap-style:square;mso-left-percent:-10001;mso-top-percent:-10001;mso-position-horizontal:absolute;mso-position-horizontal-relative:char;mso-position-vertical:absolute;mso-position-vertical-relative:line;mso-left-percent:-10001;mso-top-percent:-10001;v-text-anchor:top" o:gfxdata="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" fillcolor="gray" stroked="f" strokeweight="0">
                 <w10:anchorlock/>
               </v:rect>
             </w:pict>
@@ -3866,7 +3866,7 @@
           </mc:Choice>
           <mc:Fallback>
             <w:pict>
-              <v:rect w14:anchorId="1454C988" id="Retângulo 3" o:spid="_x0000_s1026" style="width:524.4pt;height:1.5pt;visibility:visible;mso-wrap-style:square;mso-left-percent:-10001;mso-top-percent:-10001;mso-position-horizontal:absolute;mso-position-horizontal-relative:char;mso-position-vertical:absolute;mso-position-vertical-relative:line;mso-left-percent:-10001;mso-top-percent:-10001;v-text-anchor:top" o:gfxdata="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" fillcolor="gray" stroked="f" strokeweight="0">
+              <v:rect w14:anchorId="2157DDE8" id="Retângulo 3" o:spid="_x0000_s1026" style="width:524.4pt;height:1.5pt;visibility:visible;mso-wrap-style:square;mso-left-percent:-10001;mso-top-percent:-10001;mso-position-horizontal:absolute;mso-position-horizontal-relative:char;mso-position-vertical:absolute;mso-position-vertical-relative:line;mso-left-percent:-10001;mso-top-percent:-10001;v-text-anchor:top" o:gfxdata="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" fillcolor="gray" stroked="f" strokeweight="0">
                 <w10:anchorlock/>
               </v:rect>
             </w:pict>
@@ -4355,6 +4355,7 @@
     </w:p>
     <w:p>
       <w:pPr>
+        <w:jc w:val="both"/>
         <w:rPr>
           <w:sz w:val="36"/>
           <w:szCs w:val="36"/>
@@ -4372,12 +4373,2407 @@
           <w:sz w:val="36"/>
           <w:szCs w:val="36"/>
         </w:rPr>
-        <w:t>: versão visual do software, para que se tenha uma noção inicial do que será construído.</w:t>
-      </w:r>
-    </w:p>
-    <w:p>
-      <w:pPr>
-        <w:rPr>
+        <w:t xml:space="preserve">: </w:t>
+      </w:r>
+      <w:r>
+        <w:rPr>
+          <w:sz w:val="36"/>
+          <w:szCs w:val="36"/>
+        </w:rPr>
+        <w:t xml:space="preserve">versão visual do sistema utilizando a ferramenta </w:t>
+      </w:r>
+      <w:proofErr w:type="spellStart"/>
+      <w:r>
+        <w:rPr>
+          <w:b/>
+          <w:bCs/>
+          <w:sz w:val="36"/>
+          <w:szCs w:val="36"/>
+        </w:rPr>
+        <w:t>Figma</w:t>
+      </w:r>
+      <w:proofErr w:type="spellEnd"/>
+      <w:r>
+        <w:rPr>
+          <w:sz w:val="36"/>
+          <w:szCs w:val="36"/>
+        </w:rPr>
+        <w:t>, permitindo a experimentação das opções de projeto e a validação antecipada dos fluxos de trabalho com o cliente.</w:t>
+      </w:r>
+    </w:p>
+    <w:p>
+      <w:pPr>
+        <w:jc w:val="both"/>
+        <w:rPr>
+          <w:sz w:val="36"/>
+          <w:szCs w:val="36"/>
+        </w:rPr>
+      </w:pPr>
+      <w:r>
+        <w:rPr>
+          <w:sz w:val="36"/>
+          <w:szCs w:val="36"/>
+        </w:rPr>
+        <w:t xml:space="preserve">Link de acesso para interface completa no FIGMA: </w:t>
+      </w:r>
+      <w:hyperlink r:id="rId10" w:history="1">
+        <w:r>
+          <w:rPr>
+            <w:rStyle w:val="Hyperlink"/>
+            <w:sz w:val="36"/>
+            <w:szCs w:val="36"/>
+          </w:rPr>
+          <w:t>https://www.figma.com/make/by9O09B6aHu2y8eMFCwNz6/Sistema-de-Vendas-de-Bordados--Prot%C3%B3tipo-das-interfaces-?p=f&amp;t=wM2g5EtKexicuEdi-0&amp;fullscreen=1</w:t>
+        </w:r>
+      </w:hyperlink>
+      <w:r>
+        <w:rPr>
+          <w:sz w:val="36"/>
+          <w:szCs w:val="36"/>
+        </w:rPr>
+        <w:t xml:space="preserve"> </w:t>
+      </w:r>
+      <w:r>
+        <w:rPr>
+          <w:sz w:val="36"/>
+          <w:szCs w:val="36"/>
+        </w:rPr>
+        <w:drawing>
+          <wp:inline distT="0" distB="0" distL="0" distR="0" wp14:anchorId="6061EAC8" wp14:editId="1FAB25D3">
+            <wp:extent cx="6645910" cy="3734435"/>
+            <wp:effectExtent l="0" t="0" r="2540" b="0"/>
+            <wp:docPr id="631036860" name="Imagem 1"/>
+            <wp:cNvGraphicFramePr>
+              <a:graphicFrameLocks xmlns:a="http://schemas.openxmlformats.org/drawingml/2006/main" noChangeAspect="1"/>
+            </wp:cNvGraphicFramePr>
+            <a:graphic xmlns:a="http://schemas.openxmlformats.org/drawingml/2006/main">
+              <a:graphicData uri="http://schemas.openxmlformats.org/drawingml/2006/picture">
+                <pic:pic xmlns:pic="http://schemas.openxmlformats.org/drawingml/2006/picture">
+                  <pic:nvPicPr>
+                    <pic:cNvPr id="631036860" name=""/>
+                    <pic:cNvPicPr/>
+                  </pic:nvPicPr>
+                  <pic:blipFill>
+                    <a:blip r:embed="rId11"/>
+                    <a:stretch>
+                      <a:fillRect/>
+                    </a:stretch>
+                  </pic:blipFill>
+                  <pic:spPr>
+                    <a:xfrm>
+                      <a:off x="0" y="0"/>
+                      <a:ext cx="6645910" cy="3734435"/>
+                    </a:xfrm>
+                    <a:prstGeom prst="rect">
+                      <a:avLst/>
+                    </a:prstGeom>
+                  </pic:spPr>
+                </pic:pic>
+              </a:graphicData>
+            </a:graphic>
+          </wp:inline>
+        </w:drawing>
+      </w:r>
+    </w:p>
+    <w:p>
+      <w:pPr>
+        <w:jc w:val="center"/>
+        <w:rPr>
+          <w:b/>
+          <w:bCs/>
+          <w:sz w:val="36"/>
+          <w:szCs w:val="36"/>
+        </w:rPr>
+      </w:pPr>
+      <w:r>
+        <w:rPr>
+          <w:b/>
+          <w:bCs/>
+          <w:sz w:val="36"/>
+          <w:szCs w:val="36"/>
+        </w:rPr>
+        <w:t>Imagem: Tela inicial do software</w:t>
+      </w:r>
+    </w:p>
+    <w:p>
+      <w:pPr>
+        <w:spacing w:before="240"/>
+        <w:jc w:val="both"/>
+        <w:rPr>
+          <w:b/>
+          <w:bCs/>
+          <w:sz w:val="36"/>
+          <w:szCs w:val="36"/>
+        </w:rPr>
+      </w:pPr>
+      <w:r>
+        <w:rPr>
+          <w:b/>
+          <w:bCs/>
+          <w:sz w:val="36"/>
+          <w:szCs w:val="36"/>
+        </w:rPr>
+        <w:t>Justificativa do Design e Usabilidade</w:t>
+      </w:r>
+    </w:p>
+    <w:p>
+      <w:pPr>
+        <w:jc w:val="both"/>
+        <w:rPr>
+          <w:sz w:val="36"/>
+          <w:szCs w:val="36"/>
+        </w:rPr>
+      </w:pPr>
+      <w:r>
+        <w:rPr>
+          <w:sz w:val="36"/>
+          <w:szCs w:val="36"/>
+        </w:rPr>
+        <w:t>A interface foi projetada seguindo o padrão de sistemas de vendas modernos, com foco nos Requisitos Não Funcionais de Usabilidade (RNF02)</w:t>
+      </w:r>
+      <w:r>
+        <w:rPr>
+          <w:sz w:val="36"/>
+          <w:szCs w:val="36"/>
+        </w:rPr>
+        <w:t>:</w:t>
+      </w:r>
+    </w:p>
+    <w:p>
+      <w:pPr>
+        <w:numPr>
+          <w:ilvl w:val="0"/>
+          <w:numId w:val="15"/>
+        </w:numPr>
+        <w:jc w:val="both"/>
+        <w:rPr>
+          <w:sz w:val="36"/>
+          <w:szCs w:val="36"/>
+        </w:rPr>
+      </w:pPr>
+      <w:r>
+        <w:rPr>
+          <w:sz w:val="36"/>
+          <w:szCs w:val="36"/>
+        </w:rPr>
+        <w:t xml:space="preserve">Identidade Visual: Utilização do Azul-marinho (#1e3a8a) para transmitir confiança e profissionalismo, com detalhes em Laranja </w:t>
+      </w:r>
+      <w:r>
+        <w:rPr>
+          <w:sz w:val="36"/>
+          <w:szCs w:val="36"/>
+        </w:rPr>
+        <w:lastRenderedPageBreak/>
+        <w:t>(#f97316) para botões de ação (</w:t>
+      </w:r>
+      <w:proofErr w:type="spellStart"/>
+      <w:r>
+        <w:rPr>
+          <w:sz w:val="36"/>
+          <w:szCs w:val="36"/>
+        </w:rPr>
+        <w:t>Call</w:t>
+      </w:r>
+      <w:proofErr w:type="spellEnd"/>
+      <w:r>
+        <w:rPr>
+          <w:sz w:val="36"/>
+          <w:szCs w:val="36"/>
+        </w:rPr>
+        <w:t xml:space="preserve"> </w:t>
+      </w:r>
+      <w:proofErr w:type="spellStart"/>
+      <w:r>
+        <w:rPr>
+          <w:sz w:val="36"/>
+          <w:szCs w:val="36"/>
+        </w:rPr>
+        <w:t>to</w:t>
+      </w:r>
+      <w:proofErr w:type="spellEnd"/>
+      <w:r>
+        <w:rPr>
+          <w:sz w:val="36"/>
+          <w:szCs w:val="36"/>
+        </w:rPr>
+        <w:t xml:space="preserve"> </w:t>
+      </w:r>
+      <w:proofErr w:type="spellStart"/>
+      <w:r>
+        <w:rPr>
+          <w:sz w:val="36"/>
+          <w:szCs w:val="36"/>
+        </w:rPr>
+        <w:t>Action</w:t>
+      </w:r>
+      <w:proofErr w:type="spellEnd"/>
+      <w:r>
+        <w:rPr>
+          <w:sz w:val="36"/>
+          <w:szCs w:val="36"/>
+        </w:rPr>
+        <w:t>), facilitando a navegação do usuário.</w:t>
+      </w:r>
+    </w:p>
+    <w:p>
+      <w:pPr>
+        <w:numPr>
+          <w:ilvl w:val="0"/>
+          <w:numId w:val="15"/>
+        </w:numPr>
+        <w:jc w:val="both"/>
+        <w:rPr>
+          <w:sz w:val="36"/>
+          <w:szCs w:val="36"/>
+        </w:rPr>
+      </w:pPr>
+      <w:r>
+        <w:rPr>
+          <w:sz w:val="36"/>
+          <w:szCs w:val="36"/>
+        </w:rPr>
+        <w:t xml:space="preserve">Responsividade: O layout foi concebido utilizando o framework </w:t>
+      </w:r>
+      <w:proofErr w:type="spellStart"/>
+      <w:r>
+        <w:rPr>
+          <w:sz w:val="36"/>
+          <w:szCs w:val="36"/>
+        </w:rPr>
+        <w:t>Tailwind</w:t>
+      </w:r>
+      <w:proofErr w:type="spellEnd"/>
+      <w:r>
+        <w:rPr>
+          <w:sz w:val="36"/>
+          <w:szCs w:val="36"/>
+        </w:rPr>
+        <w:t xml:space="preserve"> CSS</w:t>
+      </w:r>
+      <w:r>
+        <w:rPr>
+          <w:sz w:val="36"/>
+          <w:szCs w:val="36"/>
+        </w:rPr>
+        <w:t xml:space="preserve"> (através do </w:t>
+      </w:r>
+      <w:proofErr w:type="spellStart"/>
+      <w:r>
+        <w:rPr>
+          <w:sz w:val="36"/>
+          <w:szCs w:val="36"/>
+        </w:rPr>
+        <w:t>Figma</w:t>
+      </w:r>
+      <w:proofErr w:type="spellEnd"/>
+      <w:r>
+        <w:rPr>
+          <w:sz w:val="36"/>
+          <w:szCs w:val="36"/>
+        </w:rPr>
+        <w:t>)</w:t>
+      </w:r>
+      <w:r>
+        <w:rPr>
+          <w:sz w:val="36"/>
+          <w:szCs w:val="36"/>
+        </w:rPr>
+        <w:t>, garantindo que a artesã Cleonice possa gerenciar pedidos tanto pelo computador quanto por dispositivos móveis.</w:t>
+      </w:r>
+    </w:p>
+    <w:p>
+      <w:pPr>
+        <w:numPr>
+          <w:ilvl w:val="0"/>
+          <w:numId w:val="15"/>
+        </w:numPr>
+        <w:jc w:val="both"/>
+        <w:rPr>
+          <w:sz w:val="36"/>
+          <w:szCs w:val="36"/>
+        </w:rPr>
+      </w:pPr>
+      <w:r>
+        <w:rPr>
+          <w:sz w:val="36"/>
+          <w:szCs w:val="36"/>
+        </w:rPr>
+        <w:t xml:space="preserve">Acessibilidade: Uso de ícones da biblioteca Lucide </w:t>
+      </w:r>
+      <w:proofErr w:type="spellStart"/>
+      <w:r>
+        <w:rPr>
+          <w:sz w:val="36"/>
+          <w:szCs w:val="36"/>
+        </w:rPr>
+        <w:t>React</w:t>
+      </w:r>
+      <w:proofErr w:type="spellEnd"/>
+      <w:r>
+        <w:rPr>
+          <w:sz w:val="36"/>
+          <w:szCs w:val="36"/>
+        </w:rPr>
+        <w:t xml:space="preserve"> (através do </w:t>
+      </w:r>
+      <w:proofErr w:type="spellStart"/>
+      <w:r>
+        <w:rPr>
+          <w:sz w:val="36"/>
+          <w:szCs w:val="36"/>
+        </w:rPr>
+        <w:t>Figma</w:t>
+      </w:r>
+      <w:proofErr w:type="spellEnd"/>
+      <w:r>
+        <w:rPr>
+          <w:sz w:val="36"/>
+          <w:szCs w:val="36"/>
+        </w:rPr>
+        <w:t>)</w:t>
+      </w:r>
+      <w:r>
+        <w:rPr>
+          <w:sz w:val="36"/>
+          <w:szCs w:val="36"/>
+        </w:rPr>
+        <w:t xml:space="preserve"> para auxiliar na identificação rápida de módulos (Estoque, Financeiro, Relatórios).</w:t>
+      </w:r>
+    </w:p>
+    <w:p>
+      <w:pPr>
+        <w:jc w:val="both"/>
+        <w:rPr>
+          <w:b/>
+          <w:bCs/>
+          <w:sz w:val="36"/>
+          <w:szCs w:val="36"/>
+        </w:rPr>
+      </w:pPr>
+      <w:r>
+        <w:rPr>
+          <w:b/>
+          <w:bCs/>
+          <w:sz w:val="36"/>
+          <w:szCs w:val="36"/>
+        </w:rPr>
+        <w:t>Fluxos Demonstrados no Protótipo</w:t>
+      </w:r>
+    </w:p>
+    <w:p>
+      <w:pPr>
+        <w:jc w:val="both"/>
+        <w:rPr>
+          <w:sz w:val="36"/>
+          <w:szCs w:val="36"/>
+        </w:rPr>
+      </w:pPr>
+      <w:r>
+        <w:rPr>
+          <w:sz w:val="36"/>
+          <w:szCs w:val="36"/>
+        </w:rPr>
+        <w:t>O protótipo contempla a distinção clara entre os dois perfis de usuário definidos no RF07:</w:t>
+      </w:r>
+    </w:p>
+    <w:p>
+      <w:pPr>
+        <w:numPr>
+          <w:ilvl w:val="0"/>
+          <w:numId w:val="16"/>
+        </w:numPr>
+        <w:jc w:val="both"/>
+        <w:rPr>
+          <w:sz w:val="36"/>
+          <w:szCs w:val="36"/>
+        </w:rPr>
+      </w:pPr>
+      <w:r>
+        <w:rPr>
+          <w:sz w:val="36"/>
+          <w:szCs w:val="36"/>
+        </w:rPr>
+        <w:t>Área Administrativa (Gestão Interna): Focada na eficiência da produção artesanal.</w:t>
+      </w:r>
+    </w:p>
+    <w:p>
+      <w:pPr>
+        <w:numPr>
+          <w:ilvl w:val="1"/>
+          <w:numId w:val="16"/>
+        </w:numPr>
+        <w:jc w:val="both"/>
+        <w:rPr>
+          <w:sz w:val="36"/>
+          <w:szCs w:val="36"/>
+        </w:rPr>
+      </w:pPr>
+      <w:r>
+        <w:rPr>
+          <w:sz w:val="36"/>
+          <w:szCs w:val="36"/>
+        </w:rPr>
+        <w:t>Dashboard: Visualização rápida do status da produção (Pendente, Em Produção, Finalizado).</w:t>
+      </w:r>
+    </w:p>
+    <w:p>
+      <w:pPr>
+        <w:numPr>
+          <w:ilvl w:val="1"/>
+          <w:numId w:val="16"/>
+        </w:numPr>
+        <w:jc w:val="both"/>
+        <w:rPr>
+          <w:sz w:val="36"/>
+          <w:szCs w:val="36"/>
+        </w:rPr>
+      </w:pPr>
+      <w:r>
+        <w:rPr>
+          <w:sz w:val="36"/>
+          <w:szCs w:val="36"/>
+        </w:rPr>
+        <w:t>Módulo Financeiro: Interface para cálculo de preço (Custo + Mão de Obra) e acompanhamento de lucros.</w:t>
+      </w:r>
+    </w:p>
+    <w:p>
+      <w:pPr>
+        <w:numPr>
+          <w:ilvl w:val="1"/>
+          <w:numId w:val="16"/>
+        </w:numPr>
+        <w:jc w:val="both"/>
+        <w:rPr>
+          <w:sz w:val="36"/>
+          <w:szCs w:val="36"/>
+        </w:rPr>
+      </w:pPr>
+      <w:r>
+        <w:rPr>
+          <w:sz w:val="36"/>
+          <w:szCs w:val="36"/>
+        </w:rPr>
+        <w:t>Estoque: Alertas visuais para nível crítico de insumos como linhas e tecidos.</w:t>
+      </w:r>
+    </w:p>
+    <w:p>
+      <w:pPr>
+        <w:numPr>
+          <w:ilvl w:val="0"/>
+          <w:numId w:val="16"/>
+        </w:numPr>
+        <w:jc w:val="both"/>
+        <w:rPr>
+          <w:sz w:val="36"/>
+          <w:szCs w:val="36"/>
+        </w:rPr>
+      </w:pPr>
+      <w:r>
+        <w:rPr>
+          <w:sz w:val="36"/>
+          <w:szCs w:val="36"/>
+        </w:rPr>
+        <w:t>Área do Cliente (Interface Externa): Focada na experiência de compra.</w:t>
+      </w:r>
+    </w:p>
+    <w:p>
+      <w:pPr>
+        <w:numPr>
+          <w:ilvl w:val="1"/>
+          <w:numId w:val="16"/>
+        </w:numPr>
+        <w:jc w:val="both"/>
+        <w:rPr>
+          <w:sz w:val="36"/>
+          <w:szCs w:val="36"/>
+        </w:rPr>
+      </w:pPr>
+      <w:r>
+        <w:rPr>
+          <w:sz w:val="36"/>
+          <w:szCs w:val="36"/>
+        </w:rPr>
+        <w:t>Vitrine Digital: Exposição dos produtos (Kit Batizado, Uniformes) com navegação intuitiva.</w:t>
+      </w:r>
+    </w:p>
+    <w:p>
+      <w:pPr>
+        <w:numPr>
+          <w:ilvl w:val="1"/>
+          <w:numId w:val="16"/>
+        </w:numPr>
+        <w:jc w:val="both"/>
+        <w:rPr>
+          <w:b/>
+          <w:bCs/>
+          <w:sz w:val="36"/>
+          <w:szCs w:val="36"/>
+        </w:rPr>
+      </w:pPr>
+      <w:r>
+        <w:rPr>
+          <w:sz w:val="36"/>
+          <w:szCs w:val="36"/>
+        </w:rPr>
+        <w:t>Acompanhamento de Pedidos: Tela onde o cliente visualiza o status real de sua encomenda personalizada.</w:t>
+      </w:r>
+    </w:p>
+    <w:p>
+      <w:pPr>
+        <w:jc w:val="both"/>
+        <w:rPr>
+          <w:b/>
+          <w:bCs/>
+          <w:sz w:val="36"/>
+          <w:szCs w:val="36"/>
+        </w:rPr>
+      </w:pPr>
+      <w:r>
+        <w:rPr>
+          <w:b/>
+          <w:bCs/>
+          <w:sz w:val="36"/>
+          <w:szCs w:val="36"/>
+        </w:rPr>
+        <w:lastRenderedPageBreak/>
+        <w:t>3.3 Evidências Visuais (</w:t>
+      </w:r>
+      <w:proofErr w:type="spellStart"/>
+      <w:r>
+        <w:rPr>
+          <w:b/>
+          <w:bCs/>
+          <w:sz w:val="36"/>
+          <w:szCs w:val="36"/>
+        </w:rPr>
+        <w:t>Screenshots</w:t>
+      </w:r>
+      <w:proofErr w:type="spellEnd"/>
+      <w:r>
+        <w:rPr>
+          <w:b/>
+          <w:bCs/>
+          <w:sz w:val="36"/>
+          <w:szCs w:val="36"/>
+        </w:rPr>
+        <w:t>)</w:t>
+      </w:r>
+    </w:p>
+    <w:p>
+      <w:pPr>
+        <w:jc w:val="both"/>
+        <w:rPr>
+          <w:sz w:val="36"/>
+          <w:szCs w:val="36"/>
+        </w:rPr>
+      </w:pPr>
+      <w:r>
+        <w:rPr>
+          <w:sz w:val="36"/>
+          <w:szCs w:val="36"/>
+        </w:rPr>
+        <w:drawing>
+          <wp:inline distT="0" distB="0" distL="0" distR="0" wp14:anchorId="471CD604" wp14:editId="540358F5">
+            <wp:extent cx="6645910" cy="3539490"/>
+            <wp:effectExtent l="0" t="0" r="2540" b="3810"/>
+            <wp:docPr id="1690634436" name="Imagem 1"/>
+            <wp:cNvGraphicFramePr>
+              <a:graphicFrameLocks xmlns:a="http://schemas.openxmlformats.org/drawingml/2006/main" noChangeAspect="1"/>
+            </wp:cNvGraphicFramePr>
+            <a:graphic xmlns:a="http://schemas.openxmlformats.org/drawingml/2006/main">
+              <a:graphicData uri="http://schemas.openxmlformats.org/drawingml/2006/picture">
+                <pic:pic xmlns:pic="http://schemas.openxmlformats.org/drawingml/2006/picture">
+                  <pic:nvPicPr>
+                    <pic:cNvPr id="1690634436" name=""/>
+                    <pic:cNvPicPr/>
+                  </pic:nvPicPr>
+                  <pic:blipFill>
+                    <a:blip r:embed="rId12"/>
+                    <a:stretch>
+                      <a:fillRect/>
+                    </a:stretch>
+                  </pic:blipFill>
+                  <pic:spPr>
+                    <a:xfrm>
+                      <a:off x="0" y="0"/>
+                      <a:ext cx="6645910" cy="3539490"/>
+                    </a:xfrm>
+                    <a:prstGeom prst="rect">
+                      <a:avLst/>
+                    </a:prstGeom>
+                  </pic:spPr>
+                </pic:pic>
+              </a:graphicData>
+            </a:graphic>
+          </wp:inline>
+        </w:drawing>
+      </w:r>
+    </w:p>
+    <w:p>
+      <w:pPr>
+        <w:jc w:val="both"/>
+        <w:rPr>
+          <w:sz w:val="36"/>
+          <w:szCs w:val="36"/>
+        </w:rPr>
+      </w:pPr>
+      <w:r>
+        <w:rPr>
+          <w:sz w:val="36"/>
+          <w:szCs w:val="36"/>
+        </w:rPr>
+        <w:drawing>
+          <wp:inline distT="0" distB="0" distL="0" distR="0" wp14:anchorId="5196D079" wp14:editId="0E31C90D">
+            <wp:extent cx="6645910" cy="3500755"/>
+            <wp:effectExtent l="0" t="0" r="2540" b="4445"/>
+            <wp:docPr id="1482516172" name="Imagem 1"/>
+            <wp:cNvGraphicFramePr>
+              <a:graphicFrameLocks xmlns:a="http://schemas.openxmlformats.org/drawingml/2006/main" noChangeAspect="1"/>
+            </wp:cNvGraphicFramePr>
+            <a:graphic xmlns:a="http://schemas.openxmlformats.org/drawingml/2006/main">
+              <a:graphicData uri="http://schemas.openxmlformats.org/drawingml/2006/picture">
+                <pic:pic xmlns:pic="http://schemas.openxmlformats.org/drawingml/2006/picture">
+                  <pic:nvPicPr>
+                    <pic:cNvPr id="1482516172" name=""/>
+                    <pic:cNvPicPr/>
+                  </pic:nvPicPr>
+                  <pic:blipFill>
+                    <a:blip r:embed="rId13"/>
+                    <a:stretch>
+                      <a:fillRect/>
+                    </a:stretch>
+                  </pic:blipFill>
+                  <pic:spPr>
+                    <a:xfrm>
+                      <a:off x="0" y="0"/>
+                      <a:ext cx="6645910" cy="3500755"/>
+                    </a:xfrm>
+                    <a:prstGeom prst="rect">
+                      <a:avLst/>
+                    </a:prstGeom>
+                  </pic:spPr>
+                </pic:pic>
+              </a:graphicData>
+            </a:graphic>
+          </wp:inline>
+        </w:drawing>
+      </w:r>
+    </w:p>
+    <w:p>
+      <w:pPr>
+        <w:jc w:val="both"/>
+        <w:rPr>
+          <w:sz w:val="36"/>
+          <w:szCs w:val="36"/>
+        </w:rPr>
+      </w:pPr>
+      <w:r>
+        <w:rPr>
+          <w:sz w:val="36"/>
+          <w:szCs w:val="36"/>
+        </w:rPr>
+        <w:lastRenderedPageBreak/>
+        <w:drawing>
+          <wp:inline distT="0" distB="0" distL="0" distR="0" wp14:anchorId="01B236A9" wp14:editId="7F044D6B">
+            <wp:extent cx="6645910" cy="3529965"/>
+            <wp:effectExtent l="0" t="0" r="2540" b="0"/>
+            <wp:docPr id="1419132479" name="Imagem 1"/>
+            <wp:cNvGraphicFramePr>
+              <a:graphicFrameLocks xmlns:a="http://schemas.openxmlformats.org/drawingml/2006/main" noChangeAspect="1"/>
+            </wp:cNvGraphicFramePr>
+            <a:graphic xmlns:a="http://schemas.openxmlformats.org/drawingml/2006/main">
+              <a:graphicData uri="http://schemas.openxmlformats.org/drawingml/2006/picture">
+                <pic:pic xmlns:pic="http://schemas.openxmlformats.org/drawingml/2006/picture">
+                  <pic:nvPicPr>
+                    <pic:cNvPr id="1419132479" name=""/>
+                    <pic:cNvPicPr/>
+                  </pic:nvPicPr>
+                  <pic:blipFill>
+                    <a:blip r:embed="rId14"/>
+                    <a:stretch>
+                      <a:fillRect/>
+                    </a:stretch>
+                  </pic:blipFill>
+                  <pic:spPr>
+                    <a:xfrm>
+                      <a:off x="0" y="0"/>
+                      <a:ext cx="6645910" cy="3529965"/>
+                    </a:xfrm>
+                    <a:prstGeom prst="rect">
+                      <a:avLst/>
+                    </a:prstGeom>
+                  </pic:spPr>
+                </pic:pic>
+              </a:graphicData>
+            </a:graphic>
+          </wp:inline>
+        </w:drawing>
+      </w:r>
+    </w:p>
+    <w:p>
+      <w:pPr>
+        <w:jc w:val="center"/>
+        <w:rPr>
+          <w:sz w:val="36"/>
+          <w:szCs w:val="36"/>
+        </w:rPr>
+      </w:pPr>
+      <w:r>
+        <w:rPr>
+          <w:sz w:val="36"/>
+          <w:szCs w:val="36"/>
+        </w:rPr>
+        <w:t>Legenda: Página Inicial do sistema com foco na conversão e portfólio de serviços</w:t>
+      </w:r>
+      <w:r>
+        <w:rPr>
+          <w:sz w:val="36"/>
+          <w:szCs w:val="36"/>
+        </w:rPr>
+        <w:t>, apresentação do que é oferecido ao possível cliente</w:t>
+      </w:r>
+      <w:r>
+        <w:rPr>
+          <w:sz w:val="36"/>
+          <w:szCs w:val="36"/>
+        </w:rPr>
+        <w:t>.</w:t>
+      </w:r>
+    </w:p>
+    <w:p>
+      <w:pPr>
+        <w:jc w:val="center"/>
+        <w:rPr>
+          <w:sz w:val="36"/>
+          <w:szCs w:val="36"/>
+        </w:rPr>
+      </w:pPr>
+    </w:p>
+    <w:p>
+      <w:pPr>
+        <w:jc w:val="center"/>
+        <w:rPr>
+          <w:sz w:val="36"/>
+          <w:szCs w:val="36"/>
+        </w:rPr>
+      </w:pPr>
+      <w:r>
+        <w:rPr>
+          <w:sz w:val="36"/>
+          <w:szCs w:val="36"/>
+        </w:rPr>
+        <w:drawing>
+          <wp:inline distT="0" distB="0" distL="0" distR="0" wp14:anchorId="69C8BAC5" wp14:editId="661F01C1">
+            <wp:extent cx="6645910" cy="3486150"/>
+            <wp:effectExtent l="0" t="0" r="2540" b="0"/>
+            <wp:docPr id="467524987" name="Imagem 1"/>
+            <wp:cNvGraphicFramePr>
+              <a:graphicFrameLocks xmlns:a="http://schemas.openxmlformats.org/drawingml/2006/main" noChangeAspect="1"/>
+            </wp:cNvGraphicFramePr>
+            <a:graphic xmlns:a="http://schemas.openxmlformats.org/drawingml/2006/main">
+              <a:graphicData uri="http://schemas.openxmlformats.org/drawingml/2006/picture">
+                <pic:pic xmlns:pic="http://schemas.openxmlformats.org/drawingml/2006/picture">
+                  <pic:nvPicPr>
+                    <pic:cNvPr id="467524987" name=""/>
+                    <pic:cNvPicPr/>
+                  </pic:nvPicPr>
+                  <pic:blipFill>
+                    <a:blip r:embed="rId15"/>
+                    <a:stretch>
+                      <a:fillRect/>
+                    </a:stretch>
+                  </pic:blipFill>
+                  <pic:spPr>
+                    <a:xfrm>
+                      <a:off x="0" y="0"/>
+                      <a:ext cx="6645910" cy="3486150"/>
+                    </a:xfrm>
+                    <a:prstGeom prst="rect">
+                      <a:avLst/>
+                    </a:prstGeom>
+                  </pic:spPr>
+                </pic:pic>
+              </a:graphicData>
+            </a:graphic>
+          </wp:inline>
+        </w:drawing>
+      </w:r>
+    </w:p>
+    <w:p>
+      <w:pPr>
+        <w:spacing w:after="0"/>
+        <w:jc w:val="center"/>
+        <w:rPr>
+          <w:sz w:val="36"/>
+          <w:szCs w:val="36"/>
+        </w:rPr>
+      </w:pPr>
+      <w:r>
+        <w:rPr>
+          <w:sz w:val="36"/>
+          <w:szCs w:val="36"/>
+        </w:rPr>
+        <w:lastRenderedPageBreak/>
+        <w:drawing>
+          <wp:inline distT="0" distB="0" distL="0" distR="0" wp14:anchorId="1CEB3DE2" wp14:editId="0F58FA2A">
+            <wp:extent cx="6645910" cy="3490595"/>
+            <wp:effectExtent l="0" t="0" r="2540" b="0"/>
+            <wp:docPr id="1602661947" name="Imagem 1"/>
+            <wp:cNvGraphicFramePr>
+              <a:graphicFrameLocks xmlns:a="http://schemas.openxmlformats.org/drawingml/2006/main" noChangeAspect="1"/>
+            </wp:cNvGraphicFramePr>
+            <a:graphic xmlns:a="http://schemas.openxmlformats.org/drawingml/2006/main">
+              <a:graphicData uri="http://schemas.openxmlformats.org/drawingml/2006/picture">
+                <pic:pic xmlns:pic="http://schemas.openxmlformats.org/drawingml/2006/picture">
+                  <pic:nvPicPr>
+                    <pic:cNvPr id="1602661947" name=""/>
+                    <pic:cNvPicPr/>
+                  </pic:nvPicPr>
+                  <pic:blipFill>
+                    <a:blip r:embed="rId16"/>
+                    <a:stretch>
+                      <a:fillRect/>
+                    </a:stretch>
+                  </pic:blipFill>
+                  <pic:spPr>
+                    <a:xfrm>
+                      <a:off x="0" y="0"/>
+                      <a:ext cx="6645910" cy="3490595"/>
+                    </a:xfrm>
+                    <a:prstGeom prst="rect">
+                      <a:avLst/>
+                    </a:prstGeom>
+                  </pic:spPr>
+                </pic:pic>
+              </a:graphicData>
+            </a:graphic>
+          </wp:inline>
+        </w:drawing>
+      </w:r>
+    </w:p>
+    <w:p>
+      <w:pPr>
+        <w:jc w:val="center"/>
+        <w:rPr>
+          <w:sz w:val="36"/>
+          <w:szCs w:val="36"/>
+        </w:rPr>
+      </w:pPr>
+      <w:r>
+        <w:rPr>
+          <w:sz w:val="36"/>
+          <w:szCs w:val="36"/>
+        </w:rPr>
+        <w:t xml:space="preserve">Legenda: Painel de </w:t>
+      </w:r>
+      <w:r>
+        <w:rPr>
+          <w:sz w:val="36"/>
+          <w:szCs w:val="36"/>
+        </w:rPr>
+        <w:t>produtos</w:t>
+      </w:r>
+      <w:r>
+        <w:rPr>
+          <w:sz w:val="36"/>
+          <w:szCs w:val="36"/>
+        </w:rPr>
+        <w:t>, com portfólio e campo de orçamento, no qual direciona para pedido de cotações</w:t>
+      </w:r>
+      <w:r>
+        <w:rPr>
+          <w:sz w:val="36"/>
+          <w:szCs w:val="36"/>
+        </w:rPr>
+        <w:t>.</w:t>
+      </w:r>
+    </w:p>
+    <w:p>
+      <w:pPr>
+        <w:jc w:val="center"/>
+        <w:rPr>
+          <w:sz w:val="36"/>
+          <w:szCs w:val="36"/>
+        </w:rPr>
+      </w:pPr>
+    </w:p>
+    <w:p>
+      <w:pPr>
+        <w:jc w:val="center"/>
+        <w:rPr>
+          <w:sz w:val="36"/>
+          <w:szCs w:val="36"/>
+        </w:rPr>
+      </w:pPr>
+      <w:r>
+        <w:rPr>
+          <w:sz w:val="36"/>
+          <w:szCs w:val="36"/>
+        </w:rPr>
+        <w:drawing>
+          <wp:inline distT="0" distB="0" distL="0" distR="0" wp14:anchorId="519D51A4" wp14:editId="1601BA42">
+            <wp:extent cx="6645910" cy="3517900"/>
+            <wp:effectExtent l="0" t="0" r="2540" b="6350"/>
+            <wp:docPr id="1147188446" name="Imagem 1"/>
+            <wp:cNvGraphicFramePr>
+              <a:graphicFrameLocks xmlns:a="http://schemas.openxmlformats.org/drawingml/2006/main" noChangeAspect="1"/>
+            </wp:cNvGraphicFramePr>
+            <a:graphic xmlns:a="http://schemas.openxmlformats.org/drawingml/2006/main">
+              <a:graphicData uri="http://schemas.openxmlformats.org/drawingml/2006/picture">
+                <pic:pic xmlns:pic="http://schemas.openxmlformats.org/drawingml/2006/picture">
+                  <pic:nvPicPr>
+                    <pic:cNvPr id="1147188446" name=""/>
+                    <pic:cNvPicPr/>
+                  </pic:nvPicPr>
+                  <pic:blipFill>
+                    <a:blip r:embed="rId17"/>
+                    <a:stretch>
+                      <a:fillRect/>
+                    </a:stretch>
+                  </pic:blipFill>
+                  <pic:spPr>
+                    <a:xfrm>
+                      <a:off x="0" y="0"/>
+                      <a:ext cx="6645910" cy="3517900"/>
+                    </a:xfrm>
+                    <a:prstGeom prst="rect">
+                      <a:avLst/>
+                    </a:prstGeom>
+                  </pic:spPr>
+                </pic:pic>
+              </a:graphicData>
+            </a:graphic>
+          </wp:inline>
+        </w:drawing>
+      </w:r>
+    </w:p>
+    <w:p>
+      <w:pPr>
+        <w:jc w:val="center"/>
+        <w:rPr>
+          <w:sz w:val="36"/>
+          <w:szCs w:val="36"/>
+        </w:rPr>
+      </w:pPr>
+      <w:r>
+        <w:rPr>
+          <w:sz w:val="36"/>
+          <w:szCs w:val="36"/>
+        </w:rPr>
+        <w:lastRenderedPageBreak/>
+        <w:drawing>
+          <wp:inline distT="0" distB="0" distL="0" distR="0" wp14:anchorId="2E08516B" wp14:editId="190A7436">
+            <wp:extent cx="6645910" cy="3524885"/>
+            <wp:effectExtent l="0" t="0" r="2540" b="0"/>
+            <wp:docPr id="983287517" name="Imagem 1"/>
+            <wp:cNvGraphicFramePr>
+              <a:graphicFrameLocks xmlns:a="http://schemas.openxmlformats.org/drawingml/2006/main" noChangeAspect="1"/>
+            </wp:cNvGraphicFramePr>
+            <a:graphic xmlns:a="http://schemas.openxmlformats.org/drawingml/2006/main">
+              <a:graphicData uri="http://schemas.openxmlformats.org/drawingml/2006/picture">
+                <pic:pic xmlns:pic="http://schemas.openxmlformats.org/drawingml/2006/picture">
+                  <pic:nvPicPr>
+                    <pic:cNvPr id="983287517" name=""/>
+                    <pic:cNvPicPr/>
+                  </pic:nvPicPr>
+                  <pic:blipFill>
+                    <a:blip r:embed="rId18"/>
+                    <a:stretch>
+                      <a:fillRect/>
+                    </a:stretch>
+                  </pic:blipFill>
+                  <pic:spPr>
+                    <a:xfrm>
+                      <a:off x="0" y="0"/>
+                      <a:ext cx="6645910" cy="3524885"/>
+                    </a:xfrm>
+                    <a:prstGeom prst="rect">
+                      <a:avLst/>
+                    </a:prstGeom>
+                  </pic:spPr>
+                </pic:pic>
+              </a:graphicData>
+            </a:graphic>
+          </wp:inline>
+        </w:drawing>
+      </w:r>
+    </w:p>
+    <w:p>
+      <w:pPr>
+        <w:jc w:val="center"/>
+        <w:rPr>
+          <w:sz w:val="36"/>
+          <w:szCs w:val="36"/>
+        </w:rPr>
+      </w:pPr>
+      <w:r>
+        <w:rPr>
+          <w:sz w:val="36"/>
+          <w:szCs w:val="36"/>
+        </w:rPr>
+        <w:drawing>
+          <wp:inline distT="0" distB="0" distL="0" distR="0" wp14:anchorId="03E08400" wp14:editId="7FC0853E">
+            <wp:extent cx="6645910" cy="1718310"/>
+            <wp:effectExtent l="0" t="0" r="2540" b="0"/>
+            <wp:docPr id="1097228943" name="Imagem 1"/>
+            <wp:cNvGraphicFramePr>
+              <a:graphicFrameLocks xmlns:a="http://schemas.openxmlformats.org/drawingml/2006/main" noChangeAspect="1"/>
+            </wp:cNvGraphicFramePr>
+            <a:graphic xmlns:a="http://schemas.openxmlformats.org/drawingml/2006/main">
+              <a:graphicData uri="http://schemas.openxmlformats.org/drawingml/2006/picture">
+                <pic:pic xmlns:pic="http://schemas.openxmlformats.org/drawingml/2006/picture">
+                  <pic:nvPicPr>
+                    <pic:cNvPr id="1097228943" name=""/>
+                    <pic:cNvPicPr/>
+                  </pic:nvPicPr>
+                  <pic:blipFill>
+                    <a:blip r:embed="rId19"/>
+                    <a:stretch>
+                      <a:fillRect/>
+                    </a:stretch>
+                  </pic:blipFill>
+                  <pic:spPr>
+                    <a:xfrm>
+                      <a:off x="0" y="0"/>
+                      <a:ext cx="6645910" cy="1718310"/>
+                    </a:xfrm>
+                    <a:prstGeom prst="rect">
+                      <a:avLst/>
+                    </a:prstGeom>
+                  </pic:spPr>
+                </pic:pic>
+              </a:graphicData>
+            </a:graphic>
+          </wp:inline>
+        </w:drawing>
+      </w:r>
+    </w:p>
+    <w:p>
+      <w:pPr>
+        <w:jc w:val="center"/>
+        <w:rPr>
+          <w:sz w:val="36"/>
+          <w:szCs w:val="36"/>
+        </w:rPr>
+      </w:pPr>
+      <w:r>
+        <w:rPr>
+          <w:sz w:val="36"/>
+          <w:szCs w:val="36"/>
+        </w:rPr>
+        <w:t xml:space="preserve">Legenda: Painel de </w:t>
+      </w:r>
+      <w:r>
+        <w:rPr>
+          <w:sz w:val="36"/>
+          <w:szCs w:val="36"/>
+        </w:rPr>
+        <w:t>contato, no qual o cliente tem acesso a plataformas de redes sociais, e-mail, e solicitação de orçamento, bem como um FAQ (perguntas) simples</w:t>
+      </w:r>
+      <w:r>
+        <w:rPr>
+          <w:sz w:val="36"/>
+          <w:szCs w:val="36"/>
+        </w:rPr>
+        <w:t>.</w:t>
+      </w:r>
+    </w:p>
+    <w:p>
+      <w:pPr>
+        <w:jc w:val="center"/>
+        <w:rPr>
+          <w:sz w:val="36"/>
+          <w:szCs w:val="36"/>
+        </w:rPr>
+      </w:pPr>
+    </w:p>
+    <w:p>
+      <w:pPr>
+        <w:jc w:val="center"/>
+        <w:rPr>
+          <w:sz w:val="36"/>
+          <w:szCs w:val="36"/>
+        </w:rPr>
+      </w:pPr>
+      <w:r>
+        <w:rPr>
+          <w:sz w:val="36"/>
+          <w:szCs w:val="36"/>
+        </w:rPr>
+        <w:lastRenderedPageBreak/>
+        <w:drawing>
+          <wp:inline distT="0" distB="0" distL="0" distR="0" wp14:anchorId="1FB07E42" wp14:editId="56D42306">
+            <wp:extent cx="6645910" cy="3500755"/>
+            <wp:effectExtent l="0" t="0" r="2540" b="4445"/>
+            <wp:docPr id="1743779576" name="Imagem 1"/>
+            <wp:cNvGraphicFramePr>
+              <a:graphicFrameLocks xmlns:a="http://schemas.openxmlformats.org/drawingml/2006/main" noChangeAspect="1"/>
+            </wp:cNvGraphicFramePr>
+            <a:graphic xmlns:a="http://schemas.openxmlformats.org/drawingml/2006/main">
+              <a:graphicData uri="http://schemas.openxmlformats.org/drawingml/2006/picture">
+                <pic:pic xmlns:pic="http://schemas.openxmlformats.org/drawingml/2006/picture">
+                  <pic:nvPicPr>
+                    <pic:cNvPr id="1743779576" name=""/>
+                    <pic:cNvPicPr/>
+                  </pic:nvPicPr>
+                  <pic:blipFill>
+                    <a:blip r:embed="rId20"/>
+                    <a:stretch>
+                      <a:fillRect/>
+                    </a:stretch>
+                  </pic:blipFill>
+                  <pic:spPr>
+                    <a:xfrm>
+                      <a:off x="0" y="0"/>
+                      <a:ext cx="6645910" cy="3500755"/>
+                    </a:xfrm>
+                    <a:prstGeom prst="rect">
+                      <a:avLst/>
+                    </a:prstGeom>
+                  </pic:spPr>
+                </pic:pic>
+              </a:graphicData>
+            </a:graphic>
+          </wp:inline>
+        </w:drawing>
+      </w:r>
+      <w:r>
+        <w:rPr>
+          <w:noProof/>
+        </w:rPr>
+        <w:t xml:space="preserve"> </w:t>
+      </w:r>
+      <w:r>
+        <w:rPr>
+          <w:sz w:val="36"/>
+          <w:szCs w:val="36"/>
+        </w:rPr>
+        <w:drawing>
+          <wp:inline distT="0" distB="0" distL="0" distR="0" wp14:anchorId="5FC3B49E" wp14:editId="36034F96">
+            <wp:extent cx="6645910" cy="3495675"/>
+            <wp:effectExtent l="0" t="0" r="2540" b="9525"/>
+            <wp:docPr id="1127527686" name="Imagem 1"/>
+            <wp:cNvGraphicFramePr>
+              <a:graphicFrameLocks xmlns:a="http://schemas.openxmlformats.org/drawingml/2006/main" noChangeAspect="1"/>
+            </wp:cNvGraphicFramePr>
+            <a:graphic xmlns:a="http://schemas.openxmlformats.org/drawingml/2006/main">
+              <a:graphicData uri="http://schemas.openxmlformats.org/drawingml/2006/picture">
+                <pic:pic xmlns:pic="http://schemas.openxmlformats.org/drawingml/2006/picture">
+                  <pic:nvPicPr>
+                    <pic:cNvPr id="1127527686" name=""/>
+                    <pic:cNvPicPr/>
+                  </pic:nvPicPr>
+                  <pic:blipFill>
+                    <a:blip r:embed="rId21"/>
+                    <a:stretch>
+                      <a:fillRect/>
+                    </a:stretch>
+                  </pic:blipFill>
+                  <pic:spPr>
+                    <a:xfrm>
+                      <a:off x="0" y="0"/>
+                      <a:ext cx="6645910" cy="3495675"/>
+                    </a:xfrm>
+                    <a:prstGeom prst="rect">
+                      <a:avLst/>
+                    </a:prstGeom>
+                  </pic:spPr>
+                </pic:pic>
+              </a:graphicData>
+            </a:graphic>
+          </wp:inline>
+        </w:drawing>
+      </w:r>
+    </w:p>
+    <w:p>
+      <w:pPr>
+        <w:jc w:val="center"/>
+        <w:rPr>
+          <w:sz w:val="36"/>
+          <w:szCs w:val="36"/>
+        </w:rPr>
+      </w:pPr>
+      <w:r>
+        <w:rPr>
+          <w:sz w:val="36"/>
+          <w:szCs w:val="36"/>
+        </w:rPr>
+        <w:t>Legenda: Painel</w:t>
+      </w:r>
+      <w:r>
+        <w:rPr>
+          <w:sz w:val="36"/>
+          <w:szCs w:val="36"/>
+        </w:rPr>
+        <w:t xml:space="preserve"> Entrar, no qual é realizado</w:t>
+      </w:r>
+      <w:r>
+        <w:rPr>
+          <w:sz w:val="36"/>
+          <w:szCs w:val="36"/>
+        </w:rPr>
+        <w:t xml:space="preserve"> </w:t>
+      </w:r>
+      <w:r>
+        <w:rPr>
+          <w:sz w:val="36"/>
+          <w:szCs w:val="36"/>
+        </w:rPr>
+        <w:t>o login dos usuários e criação de contas</w:t>
+      </w:r>
+      <w:r>
+        <w:rPr>
+          <w:sz w:val="36"/>
+          <w:szCs w:val="36"/>
+        </w:rPr>
+        <w:t>.</w:t>
+      </w:r>
+    </w:p>
+    <w:p>
+      <w:pPr>
+        <w:jc w:val="center"/>
+        <w:rPr>
+          <w:sz w:val="36"/>
+          <w:szCs w:val="36"/>
+        </w:rPr>
+      </w:pPr>
+    </w:p>
+    <w:p>
+      <w:pPr>
+        <w:jc w:val="center"/>
+        <w:rPr>
+          <w:sz w:val="36"/>
+          <w:szCs w:val="36"/>
+        </w:rPr>
+      </w:pPr>
+      <w:r>
+        <w:rPr>
+          <w:sz w:val="36"/>
+          <w:szCs w:val="36"/>
+        </w:rPr>
+        <w:lastRenderedPageBreak/>
+        <w:drawing>
+          <wp:inline distT="0" distB="0" distL="0" distR="0" wp14:anchorId="6E9B5A19" wp14:editId="4CC520C4">
+            <wp:extent cx="6645910" cy="3512820"/>
+            <wp:effectExtent l="0" t="0" r="2540" b="0"/>
+            <wp:docPr id="1504426164" name="Imagem 1"/>
+            <wp:cNvGraphicFramePr>
+              <a:graphicFrameLocks xmlns:a="http://schemas.openxmlformats.org/drawingml/2006/main" noChangeAspect="1"/>
+            </wp:cNvGraphicFramePr>
+            <a:graphic xmlns:a="http://schemas.openxmlformats.org/drawingml/2006/main">
+              <a:graphicData uri="http://schemas.openxmlformats.org/drawingml/2006/picture">
+                <pic:pic xmlns:pic="http://schemas.openxmlformats.org/drawingml/2006/picture">
+                  <pic:nvPicPr>
+                    <pic:cNvPr id="1504426164" name=""/>
+                    <pic:cNvPicPr/>
+                  </pic:nvPicPr>
+                  <pic:blipFill>
+                    <a:blip r:embed="rId22"/>
+                    <a:stretch>
+                      <a:fillRect/>
+                    </a:stretch>
+                  </pic:blipFill>
+                  <pic:spPr>
+                    <a:xfrm>
+                      <a:off x="0" y="0"/>
+                      <a:ext cx="6645910" cy="3512820"/>
+                    </a:xfrm>
+                    <a:prstGeom prst="rect">
+                      <a:avLst/>
+                    </a:prstGeom>
+                  </pic:spPr>
+                </pic:pic>
+              </a:graphicData>
+            </a:graphic>
+          </wp:inline>
+        </w:drawing>
+      </w:r>
+      <w:r>
+        <w:rPr>
+          <w:noProof/>
+        </w:rPr>
+        <w:t xml:space="preserve"> </w:t>
+      </w:r>
+      <w:r>
+        <w:rPr>
+          <w:sz w:val="36"/>
+          <w:szCs w:val="36"/>
+        </w:rPr>
+        <w:drawing>
+          <wp:inline distT="0" distB="0" distL="0" distR="0" wp14:anchorId="02958F80" wp14:editId="4F3D869C">
+            <wp:extent cx="6645910" cy="3475990"/>
+            <wp:effectExtent l="0" t="0" r="2540" b="0"/>
+            <wp:docPr id="1598747960" name="Imagem 1"/>
+            <wp:cNvGraphicFramePr>
+              <a:graphicFrameLocks xmlns:a="http://schemas.openxmlformats.org/drawingml/2006/main" noChangeAspect="1"/>
+            </wp:cNvGraphicFramePr>
+            <a:graphic xmlns:a="http://schemas.openxmlformats.org/drawingml/2006/main">
+              <a:graphicData uri="http://schemas.openxmlformats.org/drawingml/2006/picture">
+                <pic:pic xmlns:pic="http://schemas.openxmlformats.org/drawingml/2006/picture">
+                  <pic:nvPicPr>
+                    <pic:cNvPr id="1598747960" name=""/>
+                    <pic:cNvPicPr/>
+                  </pic:nvPicPr>
+                  <pic:blipFill>
+                    <a:blip r:embed="rId23"/>
+                    <a:stretch>
+                      <a:fillRect/>
+                    </a:stretch>
+                  </pic:blipFill>
+                  <pic:spPr>
+                    <a:xfrm>
+                      <a:off x="0" y="0"/>
+                      <a:ext cx="6645910" cy="3475990"/>
+                    </a:xfrm>
+                    <a:prstGeom prst="rect">
+                      <a:avLst/>
+                    </a:prstGeom>
+                  </pic:spPr>
+                </pic:pic>
+              </a:graphicData>
+            </a:graphic>
+          </wp:inline>
+        </w:drawing>
+      </w:r>
+    </w:p>
+    <w:p>
+      <w:pPr>
+        <w:jc w:val="center"/>
+        <w:rPr>
+          <w:sz w:val="36"/>
+          <w:szCs w:val="36"/>
+        </w:rPr>
+      </w:pPr>
+      <w:r>
+        <w:rPr>
+          <w:sz w:val="36"/>
+          <w:szCs w:val="36"/>
+        </w:rPr>
+        <w:t xml:space="preserve">Legenda: </w:t>
+      </w:r>
+      <w:r>
+        <w:rPr>
+          <w:sz w:val="36"/>
+          <w:szCs w:val="36"/>
+        </w:rPr>
+        <w:t>Visão do usuário padrão (cliente), no qual tem acesso a solicitação de pedido e verificação de histórico de consumo</w:t>
+      </w:r>
+      <w:r>
+        <w:rPr>
+          <w:sz w:val="36"/>
+          <w:szCs w:val="36"/>
+        </w:rPr>
+        <w:t>.</w:t>
+      </w:r>
+    </w:p>
+    <w:p>
+      <w:pPr>
+        <w:jc w:val="center"/>
+        <w:rPr>
+          <w:sz w:val="36"/>
+          <w:szCs w:val="36"/>
+        </w:rPr>
+      </w:pPr>
+    </w:p>
+    <w:p>
+      <w:pPr>
+        <w:jc w:val="center"/>
+        <w:rPr>
+          <w:sz w:val="36"/>
+          <w:szCs w:val="36"/>
+        </w:rPr>
+      </w:pPr>
+      <w:r>
+        <w:rPr>
+          <w:sz w:val="36"/>
+          <w:szCs w:val="36"/>
+        </w:rPr>
+        <w:lastRenderedPageBreak/>
+        <w:drawing>
+          <wp:inline distT="0" distB="0" distL="0" distR="0" wp14:anchorId="2E7B989B" wp14:editId="5C66AA8D">
+            <wp:extent cx="6645910" cy="3495675"/>
+            <wp:effectExtent l="0" t="0" r="2540" b="9525"/>
+            <wp:docPr id="685347905" name="Imagem 1"/>
+            <wp:cNvGraphicFramePr>
+              <a:graphicFrameLocks xmlns:a="http://schemas.openxmlformats.org/drawingml/2006/main" noChangeAspect="1"/>
+            </wp:cNvGraphicFramePr>
+            <a:graphic xmlns:a="http://schemas.openxmlformats.org/drawingml/2006/main">
+              <a:graphicData uri="http://schemas.openxmlformats.org/drawingml/2006/picture">
+                <pic:pic xmlns:pic="http://schemas.openxmlformats.org/drawingml/2006/picture">
+                  <pic:nvPicPr>
+                    <pic:cNvPr id="685347905" name=""/>
+                    <pic:cNvPicPr/>
+                  </pic:nvPicPr>
+                  <pic:blipFill>
+                    <a:blip r:embed="rId24"/>
+                    <a:stretch>
+                      <a:fillRect/>
+                    </a:stretch>
+                  </pic:blipFill>
+                  <pic:spPr>
+                    <a:xfrm>
+                      <a:off x="0" y="0"/>
+                      <a:ext cx="6645910" cy="3495675"/>
+                    </a:xfrm>
+                    <a:prstGeom prst="rect">
+                      <a:avLst/>
+                    </a:prstGeom>
+                  </pic:spPr>
+                </pic:pic>
+              </a:graphicData>
+            </a:graphic>
+          </wp:inline>
+        </w:drawing>
+      </w:r>
+      <w:r>
+        <w:rPr>
+          <w:noProof/>
+        </w:rPr>
+        <w:t xml:space="preserve"> </w:t>
+      </w:r>
+      <w:r>
+        <w:rPr>
+          <w:sz w:val="36"/>
+          <w:szCs w:val="36"/>
+        </w:rPr>
+        <w:drawing>
+          <wp:inline distT="0" distB="0" distL="0" distR="0" wp14:anchorId="30FFC5FA" wp14:editId="0632E395">
+            <wp:extent cx="6645910" cy="3315970"/>
+            <wp:effectExtent l="0" t="0" r="2540" b="0"/>
+            <wp:docPr id="433001053" name="Imagem 1"/>
+            <wp:cNvGraphicFramePr>
+              <a:graphicFrameLocks xmlns:a="http://schemas.openxmlformats.org/drawingml/2006/main" noChangeAspect="1"/>
+            </wp:cNvGraphicFramePr>
+            <a:graphic xmlns:a="http://schemas.openxmlformats.org/drawingml/2006/main">
+              <a:graphicData uri="http://schemas.openxmlformats.org/drawingml/2006/picture">
+                <pic:pic xmlns:pic="http://schemas.openxmlformats.org/drawingml/2006/picture">
+                  <pic:nvPicPr>
+                    <pic:cNvPr id="433001053" name=""/>
+                    <pic:cNvPicPr/>
+                  </pic:nvPicPr>
+                  <pic:blipFill>
+                    <a:blip r:embed="rId25"/>
+                    <a:stretch>
+                      <a:fillRect/>
+                    </a:stretch>
+                  </pic:blipFill>
+                  <pic:spPr>
+                    <a:xfrm>
+                      <a:off x="0" y="0"/>
+                      <a:ext cx="6645910" cy="3315970"/>
+                    </a:xfrm>
+                    <a:prstGeom prst="rect">
+                      <a:avLst/>
+                    </a:prstGeom>
+                  </pic:spPr>
+                </pic:pic>
+              </a:graphicData>
+            </a:graphic>
+          </wp:inline>
+        </w:drawing>
+      </w:r>
+    </w:p>
+    <w:p>
+      <w:pPr>
+        <w:jc w:val="center"/>
+        <w:rPr>
+          <w:sz w:val="36"/>
+          <w:szCs w:val="36"/>
+        </w:rPr>
+      </w:pPr>
+      <w:r>
+        <w:rPr>
+          <w:sz w:val="36"/>
+          <w:szCs w:val="36"/>
+        </w:rPr>
+        <w:t xml:space="preserve">Legenda: </w:t>
+      </w:r>
+      <w:r>
+        <w:rPr>
+          <w:sz w:val="36"/>
+          <w:szCs w:val="36"/>
+        </w:rPr>
+        <w:t xml:space="preserve">Visão </w:t>
+      </w:r>
+      <w:r>
+        <w:rPr>
+          <w:sz w:val="36"/>
+          <w:szCs w:val="36"/>
+        </w:rPr>
+        <w:t>inicial da tela de usuário administrador</w:t>
+      </w:r>
+      <w:r>
+        <w:rPr>
+          <w:sz w:val="36"/>
+          <w:szCs w:val="36"/>
+        </w:rPr>
+        <w:t>, com dashboard contendo as principais informações pertinentes ao empresário(a)</w:t>
+      </w:r>
+      <w:r>
+        <w:rPr>
+          <w:sz w:val="36"/>
+          <w:szCs w:val="36"/>
+        </w:rPr>
+        <w:t xml:space="preserve"> (bem mais amplo</w:t>
+      </w:r>
+      <w:r>
+        <w:rPr>
+          <w:sz w:val="36"/>
+          <w:szCs w:val="36"/>
+        </w:rPr>
+        <w:t xml:space="preserve">), no qual tem acesso a </w:t>
+      </w:r>
+      <w:r>
+        <w:rPr>
+          <w:sz w:val="36"/>
+          <w:szCs w:val="36"/>
+        </w:rPr>
+        <w:t>todos os recursos.</w:t>
+      </w:r>
+    </w:p>
+    <w:p>
+      <w:pPr>
+        <w:jc w:val="center"/>
+        <w:rPr>
+          <w:sz w:val="36"/>
+          <w:szCs w:val="36"/>
+        </w:rPr>
+      </w:pPr>
+      <w:r>
+        <w:rPr>
+          <w:sz w:val="36"/>
+          <w:szCs w:val="36"/>
+        </w:rPr>
+        <w:lastRenderedPageBreak/>
+        <w:drawing>
+          <wp:inline distT="0" distB="0" distL="0" distR="0" wp14:anchorId="648E8300" wp14:editId="4FD908A4">
+            <wp:extent cx="6645910" cy="3510280"/>
+            <wp:effectExtent l="0" t="0" r="2540" b="0"/>
+            <wp:docPr id="1602593229" name="Imagem 1"/>
+            <wp:cNvGraphicFramePr>
+              <a:graphicFrameLocks xmlns:a="http://schemas.openxmlformats.org/drawingml/2006/main" noChangeAspect="1"/>
+            </wp:cNvGraphicFramePr>
+            <a:graphic xmlns:a="http://schemas.openxmlformats.org/drawingml/2006/main">
+              <a:graphicData uri="http://schemas.openxmlformats.org/drawingml/2006/picture">
+                <pic:pic xmlns:pic="http://schemas.openxmlformats.org/drawingml/2006/picture">
+                  <pic:nvPicPr>
+                    <pic:cNvPr id="1602593229" name=""/>
+                    <pic:cNvPicPr/>
+                  </pic:nvPicPr>
+                  <pic:blipFill>
+                    <a:blip r:embed="rId26"/>
+                    <a:stretch>
+                      <a:fillRect/>
+                    </a:stretch>
+                  </pic:blipFill>
+                  <pic:spPr>
+                    <a:xfrm>
+                      <a:off x="0" y="0"/>
+                      <a:ext cx="6645910" cy="3510280"/>
+                    </a:xfrm>
+                    <a:prstGeom prst="rect">
+                      <a:avLst/>
+                    </a:prstGeom>
+                  </pic:spPr>
+                </pic:pic>
+              </a:graphicData>
+            </a:graphic>
+          </wp:inline>
+        </w:drawing>
+      </w:r>
+      <w:r>
+        <w:rPr>
+          <w:sz w:val="36"/>
+          <w:szCs w:val="36"/>
+        </w:rPr>
+        <w:drawing>
+          <wp:inline distT="0" distB="0" distL="0" distR="0" wp14:anchorId="6948BF48" wp14:editId="1FBD2D86">
+            <wp:extent cx="6645910" cy="883920"/>
+            <wp:effectExtent l="0" t="0" r="2540" b="0"/>
+            <wp:docPr id="1659060982" name="Imagem 1"/>
+            <wp:cNvGraphicFramePr>
+              <a:graphicFrameLocks xmlns:a="http://schemas.openxmlformats.org/drawingml/2006/main" noChangeAspect="1"/>
+            </wp:cNvGraphicFramePr>
+            <a:graphic xmlns:a="http://schemas.openxmlformats.org/drawingml/2006/main">
+              <a:graphicData uri="http://schemas.openxmlformats.org/drawingml/2006/picture">
+                <pic:pic xmlns:pic="http://schemas.openxmlformats.org/drawingml/2006/picture">
+                  <pic:nvPicPr>
+                    <pic:cNvPr id="1659060982" name=""/>
+                    <pic:cNvPicPr/>
+                  </pic:nvPicPr>
+                  <pic:blipFill rotWithShape="1">
+                    <a:blip r:embed="rId27"/>
+                    <a:srcRect t="61779"/>
+                    <a:stretch>
+                      <a:fillRect/>
+                    </a:stretch>
+                  </pic:blipFill>
+                  <pic:spPr bwMode="auto">
+                    <a:xfrm>
+                      <a:off x="0" y="0"/>
+                      <a:ext cx="6645910" cy="883920"/>
+                    </a:xfrm>
+                    <a:prstGeom prst="rect">
+                      <a:avLst/>
+                    </a:prstGeom>
+                    <a:ln>
+                      <a:noFill/>
+                    </a:ln>
+                    <a:extLst>
+                      <a:ext uri="{53640926-AAD7-44D8-BBD7-CCE9431645EC}">
+                        <a14:shadowObscured xmlns:a14="http://schemas.microsoft.com/office/drawing/2010/main"/>
+                      </a:ext>
+                    </a:extLst>
+                  </pic:spPr>
+                </pic:pic>
+              </a:graphicData>
+            </a:graphic>
+          </wp:inline>
+        </w:drawing>
+      </w:r>
+    </w:p>
+    <w:p>
+      <w:pPr>
+        <w:jc w:val="center"/>
+        <w:rPr>
+          <w:sz w:val="36"/>
+          <w:szCs w:val="36"/>
+        </w:rPr>
+      </w:pPr>
+      <w:r>
+        <w:rPr>
+          <w:sz w:val="36"/>
+          <w:szCs w:val="36"/>
+        </w:rPr>
+        <w:t xml:space="preserve">Legenda: </w:t>
+      </w:r>
+      <w:r>
+        <w:rPr>
+          <w:sz w:val="36"/>
+          <w:szCs w:val="36"/>
+        </w:rPr>
+        <w:t xml:space="preserve">Visão </w:t>
+      </w:r>
+      <w:r>
+        <w:rPr>
+          <w:sz w:val="36"/>
+          <w:szCs w:val="36"/>
+        </w:rPr>
+        <w:t>geral da tela de produção e estoque, no qual demonstra as informações de estoque X produção</w:t>
+      </w:r>
+      <w:r>
+        <w:rPr>
+          <w:sz w:val="36"/>
+          <w:szCs w:val="36"/>
+        </w:rPr>
+        <w:t>.</w:t>
+      </w:r>
+    </w:p>
+    <w:p>
+      <w:pPr>
+        <w:jc w:val="center"/>
+        <w:rPr>
+          <w:sz w:val="36"/>
+          <w:szCs w:val="36"/>
+        </w:rPr>
+      </w:pPr>
+    </w:p>
+    <w:p>
+      <w:pPr>
+        <w:jc w:val="center"/>
+        <w:rPr>
+          <w:sz w:val="36"/>
+          <w:szCs w:val="36"/>
+        </w:rPr>
+      </w:pPr>
+      <w:r>
+        <w:rPr>
+          <w:sz w:val="36"/>
+          <w:szCs w:val="36"/>
+        </w:rPr>
+        <w:drawing>
+          <wp:inline distT="0" distB="0" distL="0" distR="0" wp14:anchorId="75949617" wp14:editId="3A2CC161">
+            <wp:extent cx="6645910" cy="2714625"/>
+            <wp:effectExtent l="0" t="0" r="2540" b="9525"/>
+            <wp:docPr id="1939459399" name="Imagem 1"/>
+            <wp:cNvGraphicFramePr>
+              <a:graphicFrameLocks xmlns:a="http://schemas.openxmlformats.org/drawingml/2006/main" noChangeAspect="1"/>
+            </wp:cNvGraphicFramePr>
+            <a:graphic xmlns:a="http://schemas.openxmlformats.org/drawingml/2006/main">
+              <a:graphicData uri="http://schemas.openxmlformats.org/drawingml/2006/picture">
+                <pic:pic xmlns:pic="http://schemas.openxmlformats.org/drawingml/2006/picture">
+                  <pic:nvPicPr>
+                    <pic:cNvPr id="1939459399" name=""/>
+                    <pic:cNvPicPr/>
+                  </pic:nvPicPr>
+                  <pic:blipFill rotWithShape="1">
+                    <a:blip r:embed="rId28"/>
+                    <a:srcRect b="22343"/>
+                    <a:stretch>
+                      <a:fillRect/>
+                    </a:stretch>
+                  </pic:blipFill>
+                  <pic:spPr bwMode="auto">
+                    <a:xfrm>
+                      <a:off x="0" y="0"/>
+                      <a:ext cx="6645910" cy="2714625"/>
+                    </a:xfrm>
+                    <a:prstGeom prst="rect">
+                      <a:avLst/>
+                    </a:prstGeom>
+                    <a:ln>
+                      <a:noFill/>
+                    </a:ln>
+                    <a:extLst>
+                      <a:ext uri="{53640926-AAD7-44D8-BBD7-CCE9431645EC}">
+                        <a14:shadowObscured xmlns:a14="http://schemas.microsoft.com/office/drawing/2010/main"/>
+                      </a:ext>
+                    </a:extLst>
+                  </pic:spPr>
+                </pic:pic>
+              </a:graphicData>
+            </a:graphic>
+          </wp:inline>
+        </w:drawing>
+      </w:r>
+    </w:p>
+    <w:p>
+      <w:pPr>
+        <w:jc w:val="center"/>
+        <w:rPr>
+          <w:sz w:val="36"/>
+          <w:szCs w:val="36"/>
+        </w:rPr>
+      </w:pPr>
+      <w:r>
+        <w:rPr>
+          <w:sz w:val="36"/>
+          <w:szCs w:val="36"/>
+        </w:rPr>
+        <w:t xml:space="preserve">Legenda: </w:t>
+      </w:r>
+      <w:r>
+        <w:rPr>
+          <w:sz w:val="36"/>
+          <w:szCs w:val="36"/>
+        </w:rPr>
+        <w:t xml:space="preserve">Visão </w:t>
+      </w:r>
+      <w:r>
+        <w:rPr>
+          <w:sz w:val="36"/>
+          <w:szCs w:val="36"/>
+        </w:rPr>
+        <w:t>das matérias primas cadastradas</w:t>
+      </w:r>
+      <w:r>
+        <w:rPr>
+          <w:sz w:val="36"/>
+          <w:szCs w:val="36"/>
+        </w:rPr>
+        <w:t>.</w:t>
+      </w:r>
+    </w:p>
+    <w:p>
+      <w:pPr>
+        <w:spacing w:after="0"/>
+        <w:jc w:val="center"/>
+        <w:rPr>
+          <w:sz w:val="36"/>
+          <w:szCs w:val="36"/>
+        </w:rPr>
+      </w:pPr>
+      <w:r>
+        <w:rPr>
+          <w:sz w:val="36"/>
+          <w:szCs w:val="36"/>
+        </w:rPr>
+        <w:lastRenderedPageBreak/>
+        <w:drawing>
+          <wp:inline distT="0" distB="0" distL="0" distR="0" wp14:anchorId="5B2759F3" wp14:editId="47AE4015">
+            <wp:extent cx="6645910" cy="3152775"/>
+            <wp:effectExtent l="0" t="0" r="2540" b="9525"/>
+            <wp:docPr id="700666235" name="Imagem 1"/>
+            <wp:cNvGraphicFramePr>
+              <a:graphicFrameLocks xmlns:a="http://schemas.openxmlformats.org/drawingml/2006/main" noChangeAspect="1"/>
+            </wp:cNvGraphicFramePr>
+            <a:graphic xmlns:a="http://schemas.openxmlformats.org/drawingml/2006/main">
+              <a:graphicData uri="http://schemas.openxmlformats.org/drawingml/2006/picture">
+                <pic:pic xmlns:pic="http://schemas.openxmlformats.org/drawingml/2006/picture">
+                  <pic:nvPicPr>
+                    <pic:cNvPr id="700666235" name=""/>
+                    <pic:cNvPicPr/>
+                  </pic:nvPicPr>
+                  <pic:blipFill rotWithShape="1">
+                    <a:blip r:embed="rId29"/>
+                    <a:srcRect b="9430"/>
+                    <a:stretch>
+                      <a:fillRect/>
+                    </a:stretch>
+                  </pic:blipFill>
+                  <pic:spPr bwMode="auto">
+                    <a:xfrm>
+                      <a:off x="0" y="0"/>
+                      <a:ext cx="6645910" cy="3152775"/>
+                    </a:xfrm>
+                    <a:prstGeom prst="rect">
+                      <a:avLst/>
+                    </a:prstGeom>
+                    <a:ln>
+                      <a:noFill/>
+                    </a:ln>
+                    <a:extLst>
+                      <a:ext uri="{53640926-AAD7-44D8-BBD7-CCE9431645EC}">
+                        <a14:shadowObscured xmlns:a14="http://schemas.microsoft.com/office/drawing/2010/main"/>
+                      </a:ext>
+                    </a:extLst>
+                  </pic:spPr>
+                </pic:pic>
+              </a:graphicData>
+            </a:graphic>
+          </wp:inline>
+        </w:drawing>
+      </w:r>
+    </w:p>
+    <w:p>
+      <w:pPr>
+        <w:jc w:val="center"/>
+        <w:rPr>
+          <w:sz w:val="36"/>
+          <w:szCs w:val="36"/>
+        </w:rPr>
+      </w:pPr>
+      <w:r>
+        <w:rPr>
+          <w:sz w:val="36"/>
+          <w:szCs w:val="36"/>
+        </w:rPr>
+        <w:t xml:space="preserve">Legenda: </w:t>
+      </w:r>
+      <w:r>
+        <w:rPr>
+          <w:sz w:val="36"/>
+          <w:szCs w:val="36"/>
+        </w:rPr>
+        <w:t>Visão d</w:t>
+      </w:r>
+      <w:r>
+        <w:rPr>
+          <w:sz w:val="36"/>
+          <w:szCs w:val="36"/>
+        </w:rPr>
+        <w:t>os produtos finalizados (produzidos) em estoque</w:t>
+      </w:r>
+      <w:r>
+        <w:rPr>
+          <w:sz w:val="36"/>
+          <w:szCs w:val="36"/>
+        </w:rPr>
+        <w:t>.</w:t>
+      </w:r>
+    </w:p>
+    <w:p>
+      <w:pPr>
+        <w:jc w:val="center"/>
+        <w:rPr>
+          <w:sz w:val="36"/>
+          <w:szCs w:val="36"/>
+        </w:rPr>
+      </w:pPr>
+    </w:p>
+    <w:p>
+      <w:pPr>
+        <w:spacing w:after="0"/>
+        <w:jc w:val="center"/>
+        <w:rPr>
+          <w:sz w:val="36"/>
+          <w:szCs w:val="36"/>
+        </w:rPr>
+      </w:pPr>
+      <w:r>
+        <w:rPr>
+          <w:sz w:val="36"/>
+          <w:szCs w:val="36"/>
+        </w:rPr>
+        <w:drawing>
+          <wp:inline distT="0" distB="0" distL="0" distR="0" wp14:anchorId="0424B742" wp14:editId="5D3127D1">
+            <wp:extent cx="6645910" cy="3495675"/>
+            <wp:effectExtent l="0" t="0" r="2540" b="9525"/>
+            <wp:docPr id="136718807" name="Imagem 1"/>
+            <wp:cNvGraphicFramePr>
+              <a:graphicFrameLocks xmlns:a="http://schemas.openxmlformats.org/drawingml/2006/main" noChangeAspect="1"/>
+            </wp:cNvGraphicFramePr>
+            <a:graphic xmlns:a="http://schemas.openxmlformats.org/drawingml/2006/main">
+              <a:graphicData uri="http://schemas.openxmlformats.org/drawingml/2006/picture">
+                <pic:pic xmlns:pic="http://schemas.openxmlformats.org/drawingml/2006/picture">
+                  <pic:nvPicPr>
+                    <pic:cNvPr id="136718807" name=""/>
+                    <pic:cNvPicPr/>
+                  </pic:nvPicPr>
+                  <pic:blipFill>
+                    <a:blip r:embed="rId30"/>
+                    <a:stretch>
+                      <a:fillRect/>
+                    </a:stretch>
+                  </pic:blipFill>
+                  <pic:spPr>
+                    <a:xfrm>
+                      <a:off x="0" y="0"/>
+                      <a:ext cx="6645910" cy="3495675"/>
+                    </a:xfrm>
+                    <a:prstGeom prst="rect">
+                      <a:avLst/>
+                    </a:prstGeom>
+                  </pic:spPr>
+                </pic:pic>
+              </a:graphicData>
+            </a:graphic>
+          </wp:inline>
+        </w:drawing>
+      </w:r>
+      <w:r>
+        <w:rPr>
+          <w:sz w:val="36"/>
+          <w:szCs w:val="36"/>
+        </w:rPr>
+        <w:drawing>
+          <wp:inline distT="0" distB="0" distL="0" distR="0" wp14:anchorId="166223A7" wp14:editId="21E3D0EB">
+            <wp:extent cx="6645910" cy="1409700"/>
+            <wp:effectExtent l="0" t="0" r="2540" b="0"/>
+            <wp:docPr id="1198980444" name="Imagem 1"/>
+            <wp:cNvGraphicFramePr>
+              <a:graphicFrameLocks xmlns:a="http://schemas.openxmlformats.org/drawingml/2006/main" noChangeAspect="1"/>
+            </wp:cNvGraphicFramePr>
+            <a:graphic xmlns:a="http://schemas.openxmlformats.org/drawingml/2006/main">
+              <a:graphicData uri="http://schemas.openxmlformats.org/drawingml/2006/picture">
+                <pic:pic xmlns:pic="http://schemas.openxmlformats.org/drawingml/2006/picture">
+                  <pic:nvPicPr>
+                    <pic:cNvPr id="1198980444" name=""/>
+                    <pic:cNvPicPr/>
+                  </pic:nvPicPr>
+                  <pic:blipFill rotWithShape="1">
+                    <a:blip r:embed="rId31"/>
+                    <a:srcRect t="6911" b="14392"/>
+                    <a:stretch>
+                      <a:fillRect/>
+                    </a:stretch>
+                  </pic:blipFill>
+                  <pic:spPr bwMode="auto">
+                    <a:xfrm>
+                      <a:off x="0" y="0"/>
+                      <a:ext cx="6645910" cy="1409700"/>
+                    </a:xfrm>
+                    <a:prstGeom prst="rect">
+                      <a:avLst/>
+                    </a:prstGeom>
+                    <a:ln>
+                      <a:noFill/>
+                    </a:ln>
+                    <a:extLst>
+                      <a:ext uri="{53640926-AAD7-44D8-BBD7-CCE9431645EC}">
+                        <a14:shadowObscured xmlns:a14="http://schemas.microsoft.com/office/drawing/2010/main"/>
+                      </a:ext>
+                    </a:extLst>
+                  </pic:spPr>
+                </pic:pic>
+              </a:graphicData>
+            </a:graphic>
+          </wp:inline>
+        </w:drawing>
+      </w:r>
+    </w:p>
+    <w:p>
+      <w:pPr>
+        <w:jc w:val="center"/>
+        <w:rPr>
+          <w:sz w:val="36"/>
+          <w:szCs w:val="36"/>
+        </w:rPr>
+      </w:pPr>
+      <w:r>
+        <w:rPr>
+          <w:sz w:val="36"/>
+          <w:szCs w:val="36"/>
+        </w:rPr>
+        <w:t xml:space="preserve">Legenda: </w:t>
+      </w:r>
+      <w:r>
+        <w:rPr>
+          <w:sz w:val="36"/>
+          <w:szCs w:val="36"/>
+        </w:rPr>
+        <w:t>Visão d</w:t>
+      </w:r>
+      <w:r>
+        <w:rPr>
+          <w:sz w:val="36"/>
+          <w:szCs w:val="36"/>
+        </w:rPr>
+        <w:t>a alerta de estoque</w:t>
+      </w:r>
+      <w:r>
+        <w:rPr>
+          <w:sz w:val="36"/>
+          <w:szCs w:val="36"/>
+        </w:rPr>
+        <w:t>.</w:t>
+      </w:r>
+    </w:p>
+    <w:p>
+      <w:pPr>
+        <w:jc w:val="center"/>
+        <w:rPr>
+          <w:sz w:val="36"/>
+          <w:szCs w:val="36"/>
+        </w:rPr>
+      </w:pPr>
+      <w:r>
+        <w:rPr>
+          <w:sz w:val="36"/>
+          <w:szCs w:val="36"/>
+        </w:rPr>
+        <w:lastRenderedPageBreak/>
+        <w:drawing>
+          <wp:inline distT="0" distB="0" distL="0" distR="0" wp14:anchorId="503C3D8D" wp14:editId="6185784D">
+            <wp:extent cx="6645910" cy="3490595"/>
+            <wp:effectExtent l="0" t="0" r="2540" b="0"/>
+            <wp:docPr id="1970675308" name="Imagem 1"/>
+            <wp:cNvGraphicFramePr>
+              <a:graphicFrameLocks xmlns:a="http://schemas.openxmlformats.org/drawingml/2006/main" noChangeAspect="1"/>
+            </wp:cNvGraphicFramePr>
+            <a:graphic xmlns:a="http://schemas.openxmlformats.org/drawingml/2006/main">
+              <a:graphicData uri="http://schemas.openxmlformats.org/drawingml/2006/picture">
+                <pic:pic xmlns:pic="http://schemas.openxmlformats.org/drawingml/2006/picture">
+                  <pic:nvPicPr>
+                    <pic:cNvPr id="1970675308" name=""/>
+                    <pic:cNvPicPr/>
+                  </pic:nvPicPr>
+                  <pic:blipFill>
+                    <a:blip r:embed="rId32"/>
+                    <a:stretch>
+                      <a:fillRect/>
+                    </a:stretch>
+                  </pic:blipFill>
+                  <pic:spPr>
+                    <a:xfrm>
+                      <a:off x="0" y="0"/>
+                      <a:ext cx="6645910" cy="3490595"/>
+                    </a:xfrm>
+                    <a:prstGeom prst="rect">
+                      <a:avLst/>
+                    </a:prstGeom>
+                  </pic:spPr>
+                </pic:pic>
+              </a:graphicData>
+            </a:graphic>
+          </wp:inline>
+        </w:drawing>
+      </w:r>
+    </w:p>
+    <w:p>
+      <w:pPr>
+        <w:jc w:val="center"/>
+        <w:rPr>
+          <w:sz w:val="36"/>
+          <w:szCs w:val="36"/>
+        </w:rPr>
+      </w:pPr>
+      <w:r>
+        <w:rPr>
+          <w:sz w:val="36"/>
+          <w:szCs w:val="36"/>
+        </w:rPr>
+        <w:t xml:space="preserve">Legenda: </w:t>
+      </w:r>
+      <w:r>
+        <w:rPr>
+          <w:sz w:val="36"/>
+          <w:szCs w:val="36"/>
+        </w:rPr>
+        <w:t>Visão</w:t>
+      </w:r>
+      <w:r>
+        <w:rPr>
+          <w:sz w:val="36"/>
+          <w:szCs w:val="36"/>
+        </w:rPr>
+        <w:t xml:space="preserve"> geral</w:t>
+      </w:r>
+      <w:r>
+        <w:rPr>
+          <w:sz w:val="36"/>
+          <w:szCs w:val="36"/>
+        </w:rPr>
+        <w:t xml:space="preserve"> do</w:t>
+      </w:r>
+      <w:r>
+        <w:rPr>
+          <w:sz w:val="36"/>
+          <w:szCs w:val="36"/>
+        </w:rPr>
+        <w:t xml:space="preserve"> campo financeiro, com informações de negócio</w:t>
+      </w:r>
+      <w:r>
+        <w:rPr>
+          <w:sz w:val="36"/>
+          <w:szCs w:val="36"/>
+        </w:rPr>
+        <w:t>.</w:t>
+      </w:r>
+    </w:p>
+    <w:p>
+      <w:pPr>
+        <w:jc w:val="center"/>
+        <w:rPr>
+          <w:sz w:val="36"/>
+          <w:szCs w:val="36"/>
+        </w:rPr>
+      </w:pPr>
+      <w:r>
+        <w:rPr>
+          <w:sz w:val="36"/>
+          <w:szCs w:val="36"/>
+        </w:rPr>
+        <w:drawing>
+          <wp:inline distT="0" distB="0" distL="0" distR="0" wp14:anchorId="4C89C768" wp14:editId="320DD16C">
+            <wp:extent cx="6645910" cy="3481070"/>
+            <wp:effectExtent l="0" t="0" r="2540" b="5080"/>
+            <wp:docPr id="540961927" name="Imagem 1"/>
+            <wp:cNvGraphicFramePr>
+              <a:graphicFrameLocks xmlns:a="http://schemas.openxmlformats.org/drawingml/2006/main" noChangeAspect="1"/>
+            </wp:cNvGraphicFramePr>
+            <a:graphic xmlns:a="http://schemas.openxmlformats.org/drawingml/2006/main">
+              <a:graphicData uri="http://schemas.openxmlformats.org/drawingml/2006/picture">
+                <pic:pic xmlns:pic="http://schemas.openxmlformats.org/drawingml/2006/picture">
+                  <pic:nvPicPr>
+                    <pic:cNvPr id="540961927" name=""/>
+                    <pic:cNvPicPr/>
+                  </pic:nvPicPr>
+                  <pic:blipFill>
+                    <a:blip r:embed="rId33"/>
+                    <a:stretch>
+                      <a:fillRect/>
+                    </a:stretch>
+                  </pic:blipFill>
+                  <pic:spPr>
+                    <a:xfrm>
+                      <a:off x="0" y="0"/>
+                      <a:ext cx="6645910" cy="3481070"/>
+                    </a:xfrm>
+                    <a:prstGeom prst="rect">
+                      <a:avLst/>
+                    </a:prstGeom>
+                  </pic:spPr>
+                </pic:pic>
+              </a:graphicData>
+            </a:graphic>
+          </wp:inline>
+        </w:drawing>
+      </w:r>
+    </w:p>
+    <w:p>
+      <w:pPr>
+        <w:jc w:val="center"/>
+        <w:rPr>
+          <w:sz w:val="36"/>
+          <w:szCs w:val="36"/>
+        </w:rPr>
+      </w:pPr>
+      <w:r>
+        <w:rPr>
+          <w:sz w:val="36"/>
+          <w:szCs w:val="36"/>
+        </w:rPr>
+        <w:t xml:space="preserve">Legenda: </w:t>
+      </w:r>
+      <w:r>
+        <w:rPr>
+          <w:sz w:val="36"/>
+          <w:szCs w:val="36"/>
+        </w:rPr>
+        <w:t xml:space="preserve">Visão </w:t>
+      </w:r>
+      <w:r>
+        <w:rPr>
+          <w:sz w:val="36"/>
+          <w:szCs w:val="36"/>
+        </w:rPr>
+        <w:t>do fluxo de caixa</w:t>
+      </w:r>
+      <w:r>
+        <w:rPr>
+          <w:sz w:val="36"/>
+          <w:szCs w:val="36"/>
+        </w:rPr>
+        <w:t>.</w:t>
+      </w:r>
+    </w:p>
+    <w:p>
+      <w:pPr>
+        <w:jc w:val="center"/>
+        <w:rPr>
+          <w:sz w:val="36"/>
+          <w:szCs w:val="36"/>
+        </w:rPr>
+      </w:pPr>
+      <w:r>
+        <w:rPr>
+          <w:sz w:val="36"/>
+          <w:szCs w:val="36"/>
+        </w:rPr>
+        <w:lastRenderedPageBreak/>
+        <w:drawing>
+          <wp:inline distT="0" distB="0" distL="0" distR="0" wp14:anchorId="7F52A25A" wp14:editId="08A00D7A">
+            <wp:extent cx="6645910" cy="3490595"/>
+            <wp:effectExtent l="0" t="0" r="2540" b="0"/>
+            <wp:docPr id="1025689666" name="Imagem 1"/>
+            <wp:cNvGraphicFramePr>
+              <a:graphicFrameLocks xmlns:a="http://schemas.openxmlformats.org/drawingml/2006/main" noChangeAspect="1"/>
+            </wp:cNvGraphicFramePr>
+            <a:graphic xmlns:a="http://schemas.openxmlformats.org/drawingml/2006/main">
+              <a:graphicData uri="http://schemas.openxmlformats.org/drawingml/2006/picture">
+                <pic:pic xmlns:pic="http://schemas.openxmlformats.org/drawingml/2006/picture">
+                  <pic:nvPicPr>
+                    <pic:cNvPr id="1025689666" name=""/>
+                    <pic:cNvPicPr/>
+                  </pic:nvPicPr>
+                  <pic:blipFill>
+                    <a:blip r:embed="rId34"/>
+                    <a:stretch>
+                      <a:fillRect/>
+                    </a:stretch>
+                  </pic:blipFill>
+                  <pic:spPr>
+                    <a:xfrm>
+                      <a:off x="0" y="0"/>
+                      <a:ext cx="6645910" cy="3490595"/>
+                    </a:xfrm>
+                    <a:prstGeom prst="rect">
+                      <a:avLst/>
+                    </a:prstGeom>
+                  </pic:spPr>
+                </pic:pic>
+              </a:graphicData>
+            </a:graphic>
+          </wp:inline>
+        </w:drawing>
+      </w:r>
+    </w:p>
+    <w:p>
+      <w:pPr>
+        <w:jc w:val="center"/>
+        <w:rPr>
+          <w:sz w:val="36"/>
+          <w:szCs w:val="36"/>
+        </w:rPr>
+      </w:pPr>
+      <w:r>
+        <w:rPr>
+          <w:sz w:val="36"/>
+          <w:szCs w:val="36"/>
+        </w:rPr>
+        <w:t xml:space="preserve">Legenda: </w:t>
+      </w:r>
+      <w:r>
+        <w:rPr>
+          <w:sz w:val="36"/>
+          <w:szCs w:val="36"/>
+        </w:rPr>
+        <w:t xml:space="preserve">Visão </w:t>
+      </w:r>
+      <w:r>
+        <w:rPr>
+          <w:sz w:val="36"/>
+          <w:szCs w:val="36"/>
+        </w:rPr>
+        <w:t>da calculadora de preços, para criação do valor final do produto</w:t>
+      </w:r>
+      <w:r>
+        <w:rPr>
+          <w:sz w:val="36"/>
+          <w:szCs w:val="36"/>
+        </w:rPr>
+        <w:t>.</w:t>
+      </w:r>
+    </w:p>
+    <w:p>
+      <w:pPr>
+        <w:jc w:val="center"/>
+        <w:rPr>
+          <w:sz w:val="36"/>
+          <w:szCs w:val="36"/>
+        </w:rPr>
+      </w:pPr>
+    </w:p>
+    <w:p>
+      <w:pPr>
+        <w:jc w:val="center"/>
+        <w:rPr>
+          <w:sz w:val="36"/>
+          <w:szCs w:val="36"/>
+        </w:rPr>
+      </w:pPr>
+    </w:p>
+    <w:p>
+      <w:pPr>
+        <w:jc w:val="center"/>
+        <w:rPr>
+          <w:sz w:val="36"/>
+          <w:szCs w:val="36"/>
+        </w:rPr>
+      </w:pPr>
+    </w:p>
+    <w:p>
+      <w:pPr>
+        <w:jc w:val="center"/>
+        <w:rPr>
+          <w:sz w:val="36"/>
+          <w:szCs w:val="36"/>
+        </w:rPr>
+      </w:pPr>
+    </w:p>
+    <w:p>
+      <w:pPr>
+        <w:jc w:val="center"/>
+        <w:rPr>
+          <w:sz w:val="36"/>
+          <w:szCs w:val="36"/>
+        </w:rPr>
+      </w:pPr>
+    </w:p>
+    <w:p>
+      <w:pPr>
+        <w:jc w:val="center"/>
+        <w:rPr>
+          <w:sz w:val="36"/>
+          <w:szCs w:val="36"/>
+        </w:rPr>
+      </w:pPr>
+    </w:p>
+    <w:p>
+      <w:pPr>
+        <w:jc w:val="center"/>
+        <w:rPr>
+          <w:sz w:val="36"/>
+          <w:szCs w:val="36"/>
+        </w:rPr>
+      </w:pPr>
+    </w:p>
+    <w:p>
+      <w:pPr>
+        <w:jc w:val="center"/>
+        <w:rPr>
+          <w:sz w:val="36"/>
+          <w:szCs w:val="36"/>
+        </w:rPr>
+      </w:pPr>
+    </w:p>
+    <w:p>
+      <w:pPr>
+        <w:jc w:val="both"/>
+        <w:rPr>
+          <w:b/>
+          <w:bCs/>
           <w:sz w:val="36"/>
           <w:szCs w:val="36"/>
         </w:rPr>
@@ -4618,6 +7014,7 @@
           <w:bdr w:val="none" w:sz="0" w:space="0" w:color="auto" w:frame="1"/>
           <w:lang w:eastAsia="pt-BR"/>
         </w:rPr>
+        <w:lastRenderedPageBreak/>
         <w:t xml:space="preserve">Modelagem do banco de dados: </w:t>
       </w:r>
       <w:r>
@@ -4848,8 +7245,8 @@
       </w:r>
     </w:p>
     <w:sectPr>
-      <w:headerReference w:type="default" r:id="rId10"/>
-      <w:footerReference w:type="default" r:id="rId11"/>
+      <w:headerReference w:type="default" r:id="rId35"/>
+      <w:footerReference w:type="default" r:id="rId36"/>
       <w:pgSz w:w="11906" w:h="16838"/>
       <w:pgMar w:top="1560" w:right="720" w:bottom="720" w:left="720" w:header="283" w:footer="0" w:gutter="0"/>
       <w:cols w:space="708"/>
@@ -5655,6 +8052,155 @@
     </w:lvl>
   </w:abstractNum>
   <w:abstractNum w:abstractNumId="4" w15:restartNumberingAfterBreak="0">
+    <w:nsid w:val="1D3776B4"/>
+    <w:multiLevelType w:val="multilevel"/>
+    <w:tmpl w:val="2E8C3C62"/>
+    <w:lvl w:ilvl="0">
+      <w:start w:val="1"/>
+      <w:numFmt w:val="bullet"/>
+      <w:lvlText w:val=""/>
+      <w:lvlJc w:val="left"/>
+      <w:pPr>
+        <w:tabs>
+          <w:tab w:val="num" w:pos="720"/>
+        </w:tabs>
+        <w:ind w:left="720" w:hanging="360"/>
+      </w:pPr>
+      <w:rPr>
+        <w:rFonts w:ascii="Symbol" w:hAnsi="Symbol" w:hint="default"/>
+        <w:sz w:val="20"/>
+      </w:rPr>
+    </w:lvl>
+    <w:lvl w:ilvl="1" w:tentative="1">
+      <w:start w:val="1"/>
+      <w:numFmt w:val="bullet"/>
+      <w:lvlText w:val="o"/>
+      <w:lvlJc w:val="left"/>
+      <w:pPr>
+        <w:tabs>
+          <w:tab w:val="num" w:pos="1440"/>
+        </w:tabs>
+        <w:ind w:left="1440" w:hanging="360"/>
+      </w:pPr>
+      <w:rPr>
+        <w:rFonts w:ascii="Courier New" w:hAnsi="Courier New" w:hint="default"/>
+        <w:sz w:val="20"/>
+      </w:rPr>
+    </w:lvl>
+    <w:lvl w:ilvl="2" w:tentative="1">
+      <w:start w:val="1"/>
+      <w:numFmt w:val="bullet"/>
+      <w:lvlText w:val=""/>
+      <w:lvlJc w:val="left"/>
+      <w:pPr>
+        <w:tabs>
+          <w:tab w:val="num" w:pos="2160"/>
+        </w:tabs>
+        <w:ind w:left="2160" w:hanging="360"/>
+      </w:pPr>
+      <w:rPr>
+        <w:rFonts w:ascii="Wingdings" w:hAnsi="Wingdings" w:hint="default"/>
+        <w:sz w:val="20"/>
+      </w:rPr>
+    </w:lvl>
+    <w:lvl w:ilvl="3" w:tentative="1">
+      <w:start w:val="1"/>
+      <w:numFmt w:val="bullet"/>
+      <w:lvlText w:val=""/>
+      <w:lvlJc w:val="left"/>
+      <w:pPr>
+        <w:tabs>
+          <w:tab w:val="num" w:pos="2880"/>
+        </w:tabs>
+        <w:ind w:left="2880" w:hanging="360"/>
+      </w:pPr>
+      <w:rPr>
+        <w:rFonts w:ascii="Wingdings" w:hAnsi="Wingdings" w:hint="default"/>
+        <w:sz w:val="20"/>
+      </w:rPr>
+    </w:lvl>
+    <w:lvl w:ilvl="4" w:tentative="1">
+      <w:start w:val="1"/>
+      <w:numFmt w:val="bullet"/>
+      <w:lvlText w:val=""/>
+      <w:lvlJc w:val="left"/>
+      <w:pPr>
+        <w:tabs>
+          <w:tab w:val="num" w:pos="3600"/>
+        </w:tabs>
+        <w:ind w:left="3600" w:hanging="360"/>
+      </w:pPr>
+      <w:rPr>
+        <w:rFonts w:ascii="Wingdings" w:hAnsi="Wingdings" w:hint="default"/>
+        <w:sz w:val="20"/>
+      </w:rPr>
+    </w:lvl>
+    <w:lvl w:ilvl="5" w:tentative="1">
+      <w:start w:val="1"/>
+      <w:numFmt w:val="bullet"/>
+      <w:lvlText w:val=""/>
+      <w:lvlJc w:val="left"/>
+      <w:pPr>
+        <w:tabs>
+          <w:tab w:val="num" w:pos="4320"/>
+        </w:tabs>
+        <w:ind w:left="4320" w:hanging="360"/>
+      </w:pPr>
+      <w:rPr>
+        <w:rFonts w:ascii="Wingdings" w:hAnsi="Wingdings" w:hint="default"/>
+        <w:sz w:val="20"/>
+      </w:rPr>
+    </w:lvl>
+    <w:lvl w:ilvl="6" w:tentative="1">
+      <w:start w:val="1"/>
+      <w:numFmt w:val="bullet"/>
+      <w:lvlText w:val=""/>
+      <w:lvlJc w:val="left"/>
+      <w:pPr>
+        <w:tabs>
+          <w:tab w:val="num" w:pos="5040"/>
+        </w:tabs>
+        <w:ind w:left="5040" w:hanging="360"/>
+      </w:pPr>
+      <w:rPr>
+        <w:rFonts w:ascii="Wingdings" w:hAnsi="Wingdings" w:hint="default"/>
+        <w:sz w:val="20"/>
+      </w:rPr>
+    </w:lvl>
+    <w:lvl w:ilvl="7" w:tentative="1">
+      <w:start w:val="1"/>
+      <w:numFmt w:val="bullet"/>
+      <w:lvlText w:val=""/>
+      <w:lvlJc w:val="left"/>
+      <w:pPr>
+        <w:tabs>
+          <w:tab w:val="num" w:pos="5760"/>
+        </w:tabs>
+        <w:ind w:left="5760" w:hanging="360"/>
+      </w:pPr>
+      <w:rPr>
+        <w:rFonts w:ascii="Wingdings" w:hAnsi="Wingdings" w:hint="default"/>
+        <w:sz w:val="20"/>
+      </w:rPr>
+    </w:lvl>
+    <w:lvl w:ilvl="8" w:tentative="1">
+      <w:start w:val="1"/>
+      <w:numFmt w:val="bullet"/>
+      <w:lvlText w:val=""/>
+      <w:lvlJc w:val="left"/>
+      <w:pPr>
+        <w:tabs>
+          <w:tab w:val="num" w:pos="6480"/>
+        </w:tabs>
+        <w:ind w:left="6480" w:hanging="360"/>
+      </w:pPr>
+      <w:rPr>
+        <w:rFonts w:ascii="Wingdings" w:hAnsi="Wingdings" w:hint="default"/>
+        <w:sz w:val="20"/>
+      </w:rPr>
+    </w:lvl>
+  </w:abstractNum>
+  <w:abstractNum w:abstractNumId="5" w15:restartNumberingAfterBreak="0">
     <w:nsid w:val="34A60AA7"/>
     <w:multiLevelType w:val="multilevel"/>
     <w:tmpl w:val="9386E452"/>
@@ -5803,7 +8349,7 @@
       </w:rPr>
     </w:lvl>
   </w:abstractNum>
-  <w:abstractNum w:abstractNumId="5" w15:restartNumberingAfterBreak="0">
+  <w:abstractNum w:abstractNumId="6" w15:restartNumberingAfterBreak="0">
     <w:nsid w:val="39EC620A"/>
     <w:multiLevelType w:val="multilevel"/>
     <w:tmpl w:val="BB30AD72"/>
@@ -5920,7 +8466,7 @@
       </w:pPr>
     </w:lvl>
   </w:abstractNum>
-  <w:abstractNum w:abstractNumId="6" w15:restartNumberingAfterBreak="0">
+  <w:abstractNum w:abstractNumId="7" w15:restartNumberingAfterBreak="0">
     <w:nsid w:val="42DF15C9"/>
     <w:multiLevelType w:val="multilevel"/>
     <w:tmpl w:val="C572636C"/>
@@ -6069,7 +8615,7 @@
       </w:rPr>
     </w:lvl>
   </w:abstractNum>
-  <w:abstractNum w:abstractNumId="7" w15:restartNumberingAfterBreak="0">
+  <w:abstractNum w:abstractNumId="8" w15:restartNumberingAfterBreak="0">
     <w:nsid w:val="49533896"/>
     <w:multiLevelType w:val="multilevel"/>
     <w:tmpl w:val="6772E1D2"/>
@@ -6209,7 +8755,7 @@
       </w:rPr>
     </w:lvl>
   </w:abstractNum>
-  <w:abstractNum w:abstractNumId="8" w15:restartNumberingAfterBreak="0">
+  <w:abstractNum w:abstractNumId="9" w15:restartNumberingAfterBreak="0">
     <w:nsid w:val="4A1970A5"/>
     <w:multiLevelType w:val="multilevel"/>
     <w:tmpl w:val="7DBAB4AE"/>
@@ -6326,7 +8872,7 @@
       </w:pPr>
     </w:lvl>
   </w:abstractNum>
-  <w:abstractNum w:abstractNumId="9" w15:restartNumberingAfterBreak="0">
+  <w:abstractNum w:abstractNumId="10" w15:restartNumberingAfterBreak="0">
     <w:nsid w:val="4A530E11"/>
     <w:multiLevelType w:val="multilevel"/>
     <w:tmpl w:val="8A08C1C2"/>
@@ -6475,7 +9021,7 @@
       </w:rPr>
     </w:lvl>
   </w:abstractNum>
-  <w:abstractNum w:abstractNumId="10" w15:restartNumberingAfterBreak="0">
+  <w:abstractNum w:abstractNumId="11" w15:restartNumberingAfterBreak="0">
     <w:nsid w:val="4ACA67C9"/>
     <w:multiLevelType w:val="multilevel"/>
     <w:tmpl w:val="8A461EA2"/>
@@ -6624,7 +9170,124 @@
       </w:rPr>
     </w:lvl>
   </w:abstractNum>
-  <w:abstractNum w:abstractNumId="11" w15:restartNumberingAfterBreak="0">
+  <w:abstractNum w:abstractNumId="12" w15:restartNumberingAfterBreak="0">
+    <w:nsid w:val="5A745214"/>
+    <w:multiLevelType w:val="multilevel"/>
+    <w:tmpl w:val="6772E1D2"/>
+    <w:lvl w:ilvl="0">
+      <w:start w:val="1"/>
+      <w:numFmt w:val="decimal"/>
+      <w:lvlText w:val="%1."/>
+      <w:lvlJc w:val="left"/>
+      <w:pPr>
+        <w:tabs>
+          <w:tab w:val="num" w:pos="720"/>
+        </w:tabs>
+        <w:ind w:left="720" w:hanging="360"/>
+      </w:pPr>
+    </w:lvl>
+    <w:lvl w:ilvl="1">
+      <w:start w:val="1"/>
+      <w:numFmt w:val="bullet"/>
+      <w:lvlText w:val="o"/>
+      <w:lvlJc w:val="left"/>
+      <w:pPr>
+        <w:tabs>
+          <w:tab w:val="num" w:pos="1440"/>
+        </w:tabs>
+        <w:ind w:left="1440" w:hanging="360"/>
+      </w:pPr>
+      <w:rPr>
+        <w:rFonts w:ascii="Courier New" w:hAnsi="Courier New" w:hint="default"/>
+        <w:sz w:val="20"/>
+      </w:rPr>
+    </w:lvl>
+    <w:lvl w:ilvl="2" w:tentative="1">
+      <w:start w:val="1"/>
+      <w:numFmt w:val="decimal"/>
+      <w:lvlText w:val="%3."/>
+      <w:lvlJc w:val="left"/>
+      <w:pPr>
+        <w:tabs>
+          <w:tab w:val="num" w:pos="2160"/>
+        </w:tabs>
+        <w:ind w:left="2160" w:hanging="360"/>
+      </w:pPr>
+    </w:lvl>
+    <w:lvl w:ilvl="3" w:tentative="1">
+      <w:start w:val="1"/>
+      <w:numFmt w:val="decimal"/>
+      <w:lvlText w:val="%4."/>
+      <w:lvlJc w:val="left"/>
+      <w:pPr>
+        <w:tabs>
+          <w:tab w:val="num" w:pos="2880"/>
+        </w:tabs>
+        <w:ind w:left="2880" w:hanging="360"/>
+      </w:pPr>
+    </w:lvl>
+    <w:lvl w:ilvl="4" w:tentative="1">
+      <w:start w:val="1"/>
+      <w:numFmt w:val="decimal"/>
+      <w:lvlText w:val="%5."/>
+      <w:lvlJc w:val="left"/>
+      <w:pPr>
+        <w:tabs>
+          <w:tab w:val="num" w:pos="3600"/>
+        </w:tabs>
+        <w:ind w:left="3600" w:hanging="360"/>
+      </w:pPr>
+    </w:lvl>
+    <w:lvl w:ilvl="5" w:tentative="1">
+      <w:start w:val="1"/>
+      <w:numFmt w:val="decimal"/>
+      <w:lvlText w:val="%6."/>
+      <w:lvlJc w:val="left"/>
+      <w:pPr>
+        <w:tabs>
+          <w:tab w:val="num" w:pos="4320"/>
+        </w:tabs>
+        <w:ind w:left="4320" w:hanging="360"/>
+      </w:pPr>
+    </w:lvl>
+    <w:lvl w:ilvl="6" w:tentative="1">
+      <w:start w:val="1"/>
+      <w:numFmt w:val="decimal"/>
+      <w:lvlText w:val="%7."/>
+      <w:lvlJc w:val="left"/>
+      <w:pPr>
+        <w:tabs>
+          <w:tab w:val="num" w:pos="5040"/>
+        </w:tabs>
+        <w:ind w:left="5040" w:hanging="360"/>
+      </w:pPr>
+    </w:lvl>
+    <w:lvl w:ilvl="7" w:tentative="1">
+      <w:start w:val="1"/>
+      <w:numFmt w:val="decimal"/>
+      <w:lvlText w:val="%8."/>
+      <w:lvlJc w:val="left"/>
+      <w:pPr>
+        <w:tabs>
+          <w:tab w:val="num" w:pos="5760"/>
+        </w:tabs>
+        <w:ind w:left="5760" w:hanging="360"/>
+      </w:pPr>
+    </w:lvl>
+    <w:lvl w:ilvl="8" w:tentative="1">
+      <w:start w:val="1"/>
+      <w:numFmt w:val="decimal"/>
+      <w:lvlText w:val="%9."/>
+      <w:lvlJc w:val="left"/>
+      <w:pPr>
+        <w:tabs>
+          <w:tab w:val="num" w:pos="6480"/>
+        </w:tabs>
+        <w:ind w:left="6480" w:hanging="360"/>
+      </w:pPr>
+    </w:lvl>
+  </w:abstractNum>
+  <w:abstractNum w:abstractNumId="13" w15:restartNumberingAfterBreak="0">
     <w:nsid w:val="5B1C02C2"/>
     <w:multiLevelType w:val="multilevel"/>
     <w:tmpl w:val="EA16FBD6"/>
@@ -6737,7 +9400,7 @@
       </w:pPr>
     </w:lvl>
   </w:abstractNum>
-  <w:abstractNum w:abstractNumId="12" w15:restartNumberingAfterBreak="0">
+  <w:abstractNum w:abstractNumId="14" w15:restartNumberingAfterBreak="0">
     <w:nsid w:val="650A6B51"/>
     <w:multiLevelType w:val="multilevel"/>
     <w:tmpl w:val="9CBAF5B4"/>
@@ -6850,7 +9513,7 @@
       </w:pPr>
     </w:lvl>
   </w:abstractNum>
-  <w:abstractNum w:abstractNumId="13" w15:restartNumberingAfterBreak="0">
+  <w:abstractNum w:abstractNumId="15" w15:restartNumberingAfterBreak="0">
     <w:nsid w:val="70FC3677"/>
     <w:multiLevelType w:val="multilevel"/>
     <w:tmpl w:val="7488FEB4"/>
@@ -7000,31 +9663,31 @@
     </w:lvl>
   </w:abstractNum>
   <w:num w:numId="1" w16cid:durableId="149714481">
-    <w:abstractNumId w:val="12"/>
+    <w:abstractNumId w:val="14"/>
   </w:num>
   <w:num w:numId="2" w16cid:durableId="1428428052">
-    <w:abstractNumId w:val="6"/>
+    <w:abstractNumId w:val="7"/>
   </w:num>
   <w:num w:numId="3" w16cid:durableId="1795707145">
-    <w:abstractNumId w:val="8"/>
+    <w:abstractNumId w:val="9"/>
   </w:num>
   <w:num w:numId="4" w16cid:durableId="101268642">
     <w:abstractNumId w:val="2"/>
   </w:num>
   <w:num w:numId="5" w16cid:durableId="2081245203">
-    <w:abstractNumId w:val="4"/>
+    <w:abstractNumId w:val="5"/>
   </w:num>
   <w:num w:numId="6" w16cid:durableId="1718821090">
+    <w:abstractNumId w:val="11"/>
+  </w:num>
+  <w:num w:numId="7" w16cid:durableId="472987740">
     <w:abstractNumId w:val="10"/>
   </w:num>
-  <w:num w:numId="7" w16cid:durableId="472987740">
-    <w:abstractNumId w:val="9"/>
-  </w:num>
   <w:num w:numId="8" w16cid:durableId="189805054">
-    <w:abstractNumId w:val="13"/>
+    <w:abstractNumId w:val="15"/>
   </w:num>
   <w:num w:numId="9" w16cid:durableId="276103973">
-    <w:abstractNumId w:val="11"/>
+    <w:abstractNumId w:val="13"/>
   </w:num>
   <w:num w:numId="10" w16cid:durableId="968055132">
     <w:abstractNumId w:val="0"/>
@@ -7033,13 +9696,19 @@
     <w:abstractNumId w:val="1"/>
   </w:num>
   <w:num w:numId="12" w16cid:durableId="2057268513">
-    <w:abstractNumId w:val="5"/>
+    <w:abstractNumId w:val="6"/>
   </w:num>
   <w:num w:numId="13" w16cid:durableId="1352605719">
     <w:abstractNumId w:val="3"/>
   </w:num>
   <w:num w:numId="14" w16cid:durableId="411507484">
-    <w:abstractNumId w:val="7"/>
+    <w:abstractNumId w:val="8"/>
+  </w:num>
+  <w:num w:numId="15" w16cid:durableId="1832793282">
+    <w:abstractNumId w:val="4"/>
+  </w:num>
+  <w:num w:numId="16" w16cid:durableId="121963487">
+    <w:abstractNumId w:val="12"/>
   </w:num>
   <w:numIdMacAtCleanup w:val="5"/>
 </w:numbering>
@@ -7506,6 +10175,29 @@
       <w:lang w:eastAsia="pt-BR"/>
     </w:rPr>
   </w:style>
+  <w:style w:type="paragraph" w:styleId="Ttulo4">
+    <w:name w:val="heading 4"/>
+    <w:basedOn w:val="Normal"/>
+    <w:next w:val="Normal"/>
+    <w:link w:val="Ttulo4Char"/>
+    <w:uiPriority w:val="9"/>
+    <w:semiHidden/>
+    <w:unhideWhenUsed/>
+    <w:qFormat/>
+    <w:rsid w:val="001D1FBC"/>
+    <w:pPr>
+      <w:keepNext/>
+      <w:keepLines/>
+      <w:spacing w:before="40" w:after="0"/>
+      <w:outlineLvl w:val="3"/>
+    </w:pPr>
+    <w:rPr>
+      <w:rFonts w:asciiTheme="majorHAnsi" w:eastAsiaTheme="majorEastAsia" w:hAnsiTheme="majorHAnsi" w:cstheme="majorBidi"/>
+      <w:i/>
+      <w:iCs/>
+      <w:color w:val="2F5496" w:themeColor="accent1" w:themeShade="BF"/>
+    </w:rPr>
+  </w:style>
   <w:style w:type="character" w:default="1" w:styleId="Fontepargpadro">
     <w:name w:val="Default Paragraph Font"/>
     <w:uiPriority w:val="1"/>
@@ -7772,6 +10464,32 @@
       <w:sz w:val="24"/>
       <w:szCs w:val="24"/>
       <w14:ligatures w14:val="standardContextual"/>
+    </w:rPr>
+  </w:style>
+  <w:style w:type="character" w:styleId="MenoPendente">
+    <w:name w:val="Unresolved Mention"/>
+    <w:basedOn w:val="Fontepargpadro"/>
+    <w:uiPriority w:val="99"/>
+    <w:semiHidden/>
+    <w:unhideWhenUsed/>
+    <w:rsid w:val="001D1FBC"/>
+    <w:rPr>
+      <w:color w:val="605E5C"/>
+      <w:shd w:val="clear" w:color="auto" w:fill="E1DFDD"/>
+    </w:rPr>
+  </w:style>
+  <w:style w:type="character" w:customStyle="1" w:styleId="Ttulo4Char">
+    <w:name w:val="Título 4 Char"/>
+    <w:basedOn w:val="Fontepargpadro"/>
+    <w:link w:val="Ttulo4"/>
+    <w:uiPriority w:val="9"/>
+    <w:semiHidden/>
+    <w:rsid w:val="001D1FBC"/>
+    <w:rPr>
+      <w:rFonts w:asciiTheme="majorHAnsi" w:eastAsiaTheme="majorEastAsia" w:hAnsiTheme="majorHAnsi" w:cstheme="majorBidi"/>
+      <w:i/>
+      <w:iCs/>
+      <w:color w:val="2F5496" w:themeColor="accent1" w:themeShade="BF"/>
     </w:rPr>
   </w:style>
 </w:styles>

--- a/Projeto de Engenharia de Software (Documentação).docx
+++ b/Projeto de Engenharia de Software (Documentação).docx
@@ -2655,7 +2655,7 @@
           </mc:Choice>
           <mc:Fallback>
             <w:pict>
-              <v:rect w14:anchorId="0CA8725D" id="Retângulo 2" o:spid="_x0000_s1026" style="width:535.75pt;height:1.5pt;visibility:visible;mso-wrap-style:square;mso-left-percent:-10001;mso-top-percent:-10001;mso-position-horizontal:absolute;mso-position-horizontal-relative:char;mso-position-vertical:absolute;mso-position-vertical-relative:line;mso-left-percent:-10001;mso-top-percent:-10001;v-text-anchor:top" o:gfxdata="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" fillcolor="gray" stroked="f" strokeweight="0">
+              <v:rect w14:anchorId="753F30AB" id="Retângulo 2" o:spid="_x0000_s1026" style="width:535.75pt;height:1.5pt;visibility:visible;mso-wrap-style:square;mso-left-percent:-10001;mso-top-percent:-10001;mso-position-horizontal:absolute;mso-position-horizontal-relative:char;mso-position-vertical:absolute;mso-position-vertical-relative:line;mso-left-percent:-10001;mso-top-percent:-10001;v-text-anchor:top" o:gfxdata="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" fillcolor="gray" stroked="f" strokeweight="0">
                 <w10:anchorlock/>
               </v:rect>
             </w:pict>
@@ -3866,7 +3866,7 @@
           </mc:Choice>
           <mc:Fallback>
             <w:pict>
-              <v:rect w14:anchorId="2157DDE8" id="Retângulo 3" o:spid="_x0000_s1026" style="width:524.4pt;height:1.5pt;visibility:visible;mso-wrap-style:square;mso-left-percent:-10001;mso-top-percent:-10001;mso-position-horizontal:absolute;mso-position-horizontal-relative:char;mso-position-vertical:absolute;mso-position-vertical-relative:line;mso-left-percent:-10001;mso-top-percent:-10001;v-text-anchor:top" o:gfxdata="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" fillcolor="gray" stroked="f" strokeweight="0">
+              <v:rect w14:anchorId="02E2458E" id="Retângulo 3" o:spid="_x0000_s1026" style="width:524.4pt;height:1.5pt;visibility:visible;mso-wrap-style:square;mso-left-percent:-10001;mso-top-percent:-10001;mso-position-horizontal:absolute;mso-position-horizontal-relative:char;mso-position-vertical:absolute;mso-position-vertical-relative:line;mso-left-percent:-10001;mso-top-percent:-10001;v-text-anchor:top" o:gfxdata="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" fillcolor="gray" stroked="f" strokeweight="0">
                 <w10:anchorlock/>
               </v:rect>
             </w:pict>
@@ -4382,7 +4382,6 @@
         </w:rPr>
         <w:t xml:space="preserve">versão visual do sistema utilizando a ferramenta </w:t>
       </w:r>
-      <w:proofErr w:type="spellStart"/>
       <w:r>
         <w:rPr>
           <w:b/>
@@ -4392,7 +4391,6 @@
         </w:rPr>
         <w:t>Figma</w:t>
       </w:r>
-      <w:proofErr w:type="spellEnd"/>
       <w:r>
         <w:rPr>
           <w:sz w:val="36"/>
@@ -4564,55 +4562,7 @@
           <w:szCs w:val="36"/>
         </w:rPr>
         <w:lastRenderedPageBreak/>
-        <w:t>(#f97316) para botões de ação (</w:t>
-      </w:r>
-      <w:proofErr w:type="spellStart"/>
-      <w:r>
-        <w:rPr>
-          <w:sz w:val="36"/>
-          <w:szCs w:val="36"/>
-        </w:rPr>
-        <w:t>Call</w:t>
-      </w:r>
-      <w:proofErr w:type="spellEnd"/>
-      <w:r>
-        <w:rPr>
-          <w:sz w:val="36"/>
-          <w:szCs w:val="36"/>
-        </w:rPr>
-        <w:t xml:space="preserve"> </w:t>
-      </w:r>
-      <w:proofErr w:type="spellStart"/>
-      <w:r>
-        <w:rPr>
-          <w:sz w:val="36"/>
-          <w:szCs w:val="36"/>
-        </w:rPr>
-        <w:t>to</w:t>
-      </w:r>
-      <w:proofErr w:type="spellEnd"/>
-      <w:r>
-        <w:rPr>
-          <w:sz w:val="36"/>
-          <w:szCs w:val="36"/>
-        </w:rPr>
-        <w:t xml:space="preserve"> </w:t>
-      </w:r>
-      <w:proofErr w:type="spellStart"/>
-      <w:r>
-        <w:rPr>
-          <w:sz w:val="36"/>
-          <w:szCs w:val="36"/>
-        </w:rPr>
-        <w:t>Action</w:t>
-      </w:r>
-      <w:proofErr w:type="spellEnd"/>
-      <w:r>
-        <w:rPr>
-          <w:sz w:val="36"/>
-          <w:szCs w:val="36"/>
-        </w:rPr>
-        <w:t>), facilitando a navegação do usuário.</w:t>
+        <w:t>(#f97316) para botões de ação (Call to Action), facilitando a navegação do usuário.</w:t>
       </w:r>
     </w:p>
     <w:p>
@@ -4632,46 +4582,14 @@
           <w:sz w:val="36"/>
           <w:szCs w:val="36"/>
         </w:rPr>
-        <w:t xml:space="preserve">Responsividade: O layout foi concebido utilizando o framework </w:t>
-      </w:r>
-      <w:proofErr w:type="spellStart"/>
-      <w:r>
-        <w:rPr>
-          <w:sz w:val="36"/>
-          <w:szCs w:val="36"/>
-        </w:rPr>
-        <w:t>Tailwind</w:t>
-      </w:r>
-      <w:proofErr w:type="spellEnd"/>
-      <w:r>
-        <w:rPr>
-          <w:sz w:val="36"/>
-          <w:szCs w:val="36"/>
-        </w:rPr>
-        <w:t xml:space="preserve"> CSS</w:t>
-      </w:r>
-      <w:r>
-        <w:rPr>
-          <w:sz w:val="36"/>
-          <w:szCs w:val="36"/>
-        </w:rPr>
-        <w:t xml:space="preserve"> (através do </w:t>
-      </w:r>
-      <w:proofErr w:type="spellStart"/>
-      <w:r>
-        <w:rPr>
-          <w:sz w:val="36"/>
-          <w:szCs w:val="36"/>
-        </w:rPr>
-        <w:t>Figma</w:t>
-      </w:r>
-      <w:proofErr w:type="spellEnd"/>
-      <w:r>
-        <w:rPr>
-          <w:sz w:val="36"/>
-          <w:szCs w:val="36"/>
-        </w:rPr>
-        <w:t>)</w:t>
+        <w:t>Responsividade: O layout foi concebido utilizando o framework Tailwind CSS</w:t>
+      </w:r>
+      <w:r>
+        <w:rPr>
+          <w:sz w:val="36"/>
+          <w:szCs w:val="36"/>
+        </w:rPr>
+        <w:t xml:space="preserve"> (através do Figma)</w:t>
       </w:r>
       <w:r>
         <w:rPr>
@@ -4698,39 +4616,14 @@
           <w:sz w:val="36"/>
           <w:szCs w:val="36"/>
         </w:rPr>
-        <w:t xml:space="preserve">Acessibilidade: Uso de ícones da biblioteca Lucide </w:t>
-      </w:r>
-      <w:proofErr w:type="spellStart"/>
-      <w:r>
-        <w:rPr>
-          <w:sz w:val="36"/>
-          <w:szCs w:val="36"/>
-        </w:rPr>
-        <w:t>React</w:t>
-      </w:r>
-      <w:proofErr w:type="spellEnd"/>
-      <w:r>
-        <w:rPr>
-          <w:sz w:val="36"/>
-          <w:szCs w:val="36"/>
-        </w:rPr>
-        <w:t xml:space="preserve"> (através do </w:t>
-      </w:r>
-      <w:proofErr w:type="spellStart"/>
-      <w:r>
-        <w:rPr>
-          <w:sz w:val="36"/>
-          <w:szCs w:val="36"/>
-        </w:rPr>
-        <w:t>Figma</w:t>
-      </w:r>
-      <w:proofErr w:type="spellEnd"/>
-      <w:r>
-        <w:rPr>
-          <w:sz w:val="36"/>
-          <w:szCs w:val="36"/>
-        </w:rPr>
-        <w:t>)</w:t>
+        <w:t>Acessibilidade: Uso de ícones da biblioteca Lucide React</w:t>
+      </w:r>
+      <w:r>
+        <w:rPr>
+          <w:sz w:val="36"/>
+          <w:szCs w:val="36"/>
+        </w:rPr>
+        <w:t xml:space="preserve"> (através do Figma)</w:t>
       </w:r>
       <w:r>
         <w:rPr>
@@ -4936,27 +4829,7 @@
           <w:szCs w:val="36"/>
         </w:rPr>
         <w:lastRenderedPageBreak/>
-        <w:t>3.3 Evidências Visuais (</w:t>
-      </w:r>
-      <w:proofErr w:type="spellStart"/>
-      <w:r>
-        <w:rPr>
-          <w:b/>
-          <w:bCs/>
-          <w:sz w:val="36"/>
-          <w:szCs w:val="36"/>
-        </w:rPr>
-        <w:t>Screenshots</w:t>
-      </w:r>
-      <w:proofErr w:type="spellEnd"/>
-      <w:r>
-        <w:rPr>
-          <w:b/>
-          <w:bCs/>
-          <w:sz w:val="36"/>
-          <w:szCs w:val="36"/>
-        </w:rPr>
-        <w:t>)</w:t>
+        <w:t>3.3 Evidências Visuais (Screenshots)</w:t>
       </w:r>
     </w:p>
     <w:p>
@@ -6713,6 +6586,47 @@
           <w:szCs w:val="36"/>
         </w:rPr>
       </w:pPr>
+      <w:r>
+        <w:rPr>
+          <w:sz w:val="36"/>
+          <w:szCs w:val="36"/>
+        </w:rPr>
+        <w:drawing>
+          <wp:inline distT="0" distB="0" distL="0" distR="0" wp14:anchorId="75474061" wp14:editId="4E0DDFBD">
+            <wp:extent cx="6645910" cy="3490595"/>
+            <wp:effectExtent l="0" t="0" r="2540" b="0"/>
+            <wp:docPr id="862722835" name="Imagem 1"/>
+            <wp:cNvGraphicFramePr>
+              <a:graphicFrameLocks xmlns:a="http://schemas.openxmlformats.org/drawingml/2006/main" noChangeAspect="1"/>
+            </wp:cNvGraphicFramePr>
+            <a:graphic xmlns:a="http://schemas.openxmlformats.org/drawingml/2006/main">
+              <a:graphicData uri="http://schemas.openxmlformats.org/drawingml/2006/picture">
+                <pic:pic xmlns:pic="http://schemas.openxmlformats.org/drawingml/2006/picture">
+                  <pic:nvPicPr>
+                    <pic:cNvPr id="862722835" name=""/>
+                    <pic:cNvPicPr/>
+                  </pic:nvPicPr>
+                  <pic:blipFill>
+                    <a:blip r:embed="rId35"/>
+                    <a:stretch>
+                      <a:fillRect/>
+                    </a:stretch>
+                  </pic:blipFill>
+                  <pic:spPr>
+                    <a:xfrm>
+                      <a:off x="0" y="0"/>
+                      <a:ext cx="6645910" cy="3490595"/>
+                    </a:xfrm>
+                    <a:prstGeom prst="rect">
+                      <a:avLst/>
+                    </a:prstGeom>
+                  </pic:spPr>
+                </pic:pic>
+              </a:graphicData>
+            </a:graphic>
+          </wp:inline>
+        </w:drawing>
+      </w:r>
     </w:p>
     <w:p>
       <w:pPr>
@@ -6722,6 +6636,34 @@
           <w:szCs w:val="36"/>
         </w:rPr>
       </w:pPr>
+      <w:r>
+        <w:rPr>
+          <w:sz w:val="36"/>
+          <w:szCs w:val="36"/>
+        </w:rPr>
+        <w:t xml:space="preserve">Legenda: </w:t>
+      </w:r>
+      <w:r>
+        <w:rPr>
+          <w:sz w:val="36"/>
+          <w:szCs w:val="36"/>
+        </w:rPr>
+        <w:t xml:space="preserve">Visão </w:t>
+      </w:r>
+      <w:r>
+        <w:rPr>
+          <w:sz w:val="36"/>
+          <w:szCs w:val="36"/>
+        </w:rPr>
+        <w:t>dos valores a receber de clientes</w:t>
+      </w:r>
+      <w:r>
+        <w:rPr>
+          <w:sz w:val="36"/>
+          <w:szCs w:val="36"/>
+        </w:rPr>
+        <w:t>.</w:t>
+      </w:r>
     </w:p>
     <w:p>
       <w:pPr>
@@ -6731,6 +6673,48 @@
           <w:szCs w:val="36"/>
         </w:rPr>
       </w:pPr>
+      <w:r>
+        <w:rPr>
+          <w:sz w:val="36"/>
+          <w:szCs w:val="36"/>
+        </w:rPr>
+        <w:lastRenderedPageBreak/>
+        <w:drawing>
+          <wp:inline distT="0" distB="0" distL="0" distR="0" wp14:anchorId="334BA7ED" wp14:editId="2465A4BB">
+            <wp:extent cx="6645910" cy="1820545"/>
+            <wp:effectExtent l="0" t="0" r="2540" b="8255"/>
+            <wp:docPr id="2037972491" name="Imagem 1"/>
+            <wp:cNvGraphicFramePr>
+              <a:graphicFrameLocks xmlns:a="http://schemas.openxmlformats.org/drawingml/2006/main" noChangeAspect="1"/>
+            </wp:cNvGraphicFramePr>
+            <a:graphic xmlns:a="http://schemas.openxmlformats.org/drawingml/2006/main">
+              <a:graphicData uri="http://schemas.openxmlformats.org/drawingml/2006/picture">
+                <pic:pic xmlns:pic="http://schemas.openxmlformats.org/drawingml/2006/picture">
+                  <pic:nvPicPr>
+                    <pic:cNvPr id="2037972491" name=""/>
+                    <pic:cNvPicPr/>
+                  </pic:nvPicPr>
+                  <pic:blipFill>
+                    <a:blip r:embed="rId36"/>
+                    <a:stretch>
+                      <a:fillRect/>
+                    </a:stretch>
+                  </pic:blipFill>
+                  <pic:spPr>
+                    <a:xfrm>
+                      <a:off x="0" y="0"/>
+                      <a:ext cx="6645910" cy="1820545"/>
+                    </a:xfrm>
+                    <a:prstGeom prst="rect">
+                      <a:avLst/>
+                    </a:prstGeom>
+                  </pic:spPr>
+                </pic:pic>
+              </a:graphicData>
+            </a:graphic>
+          </wp:inline>
+        </w:drawing>
+      </w:r>
     </w:p>
     <w:p>
       <w:pPr>
@@ -6740,6 +6724,34 @@
           <w:szCs w:val="36"/>
         </w:rPr>
       </w:pPr>
+      <w:r>
+        <w:rPr>
+          <w:sz w:val="36"/>
+          <w:szCs w:val="36"/>
+        </w:rPr>
+        <w:t xml:space="preserve">Legenda: </w:t>
+      </w:r>
+      <w:r>
+        <w:rPr>
+          <w:sz w:val="36"/>
+          <w:szCs w:val="36"/>
+        </w:rPr>
+        <w:t xml:space="preserve">Visão </w:t>
+      </w:r>
+      <w:r>
+        <w:rPr>
+          <w:sz w:val="36"/>
+          <w:szCs w:val="36"/>
+        </w:rPr>
+        <w:t>dos pagamentos em haver aos fornecedores</w:t>
+      </w:r>
+      <w:r>
+        <w:rPr>
+          <w:sz w:val="36"/>
+          <w:szCs w:val="36"/>
+        </w:rPr>
+        <w:t>.</w:t>
+      </w:r>
     </w:p>
     <w:p>
       <w:pPr>
@@ -6749,6 +6761,47 @@
           <w:szCs w:val="36"/>
         </w:rPr>
       </w:pPr>
+      <w:r>
+        <w:rPr>
+          <w:sz w:val="36"/>
+          <w:szCs w:val="36"/>
+        </w:rPr>
+        <w:drawing>
+          <wp:inline distT="0" distB="0" distL="0" distR="0" wp14:anchorId="6BD761DA" wp14:editId="07D653BA">
+            <wp:extent cx="6645910" cy="2200275"/>
+            <wp:effectExtent l="0" t="0" r="2540" b="9525"/>
+            <wp:docPr id="320964071" name="Imagem 1"/>
+            <wp:cNvGraphicFramePr>
+              <a:graphicFrameLocks xmlns:a="http://schemas.openxmlformats.org/drawingml/2006/main" noChangeAspect="1"/>
+            </wp:cNvGraphicFramePr>
+            <a:graphic xmlns:a="http://schemas.openxmlformats.org/drawingml/2006/main">
+              <a:graphicData uri="http://schemas.openxmlformats.org/drawingml/2006/picture">
+                <pic:pic xmlns:pic="http://schemas.openxmlformats.org/drawingml/2006/picture">
+                  <pic:nvPicPr>
+                    <pic:cNvPr id="320964071" name=""/>
+                    <pic:cNvPicPr/>
+                  </pic:nvPicPr>
+                  <pic:blipFill>
+                    <a:blip r:embed="rId37"/>
+                    <a:stretch>
+                      <a:fillRect/>
+                    </a:stretch>
+                  </pic:blipFill>
+                  <pic:spPr>
+                    <a:xfrm>
+                      <a:off x="0" y="0"/>
+                      <a:ext cx="6645910" cy="2200275"/>
+                    </a:xfrm>
+                    <a:prstGeom prst="rect">
+                      <a:avLst/>
+                    </a:prstGeom>
+                  </pic:spPr>
+                </pic:pic>
+              </a:graphicData>
+            </a:graphic>
+          </wp:inline>
+        </w:drawing>
+      </w:r>
     </w:p>
     <w:p>
       <w:pPr>
@@ -6758,6 +6811,34 @@
           <w:szCs w:val="36"/>
         </w:rPr>
       </w:pPr>
+      <w:r>
+        <w:rPr>
+          <w:sz w:val="36"/>
+          <w:szCs w:val="36"/>
+        </w:rPr>
+        <w:t xml:space="preserve">Legenda: </w:t>
+      </w:r>
+      <w:r>
+        <w:rPr>
+          <w:sz w:val="36"/>
+          <w:szCs w:val="36"/>
+        </w:rPr>
+        <w:t xml:space="preserve">Visão </w:t>
+      </w:r>
+      <w:r>
+        <w:rPr>
+          <w:sz w:val="36"/>
+          <w:szCs w:val="36"/>
+        </w:rPr>
+        <w:t>da margem de lucro atual de cada produto</w:t>
+      </w:r>
+      <w:r>
+        <w:rPr>
+          <w:sz w:val="36"/>
+          <w:szCs w:val="36"/>
+        </w:rPr>
+        <w:t>.</w:t>
+      </w:r>
     </w:p>
     <w:p>
       <w:pPr>
@@ -6770,14 +6851,2307 @@
     </w:p>
     <w:p>
       <w:pPr>
-        <w:jc w:val="both"/>
-        <w:rPr>
-          <w:b/>
-          <w:bCs/>
-          <w:sz w:val="36"/>
-          <w:szCs w:val="36"/>
-        </w:rPr>
-      </w:pPr>
+        <w:jc w:val="center"/>
+        <w:rPr>
+          <w:sz w:val="36"/>
+          <w:szCs w:val="36"/>
+        </w:rPr>
+      </w:pPr>
+      <w:r>
+        <w:rPr>
+          <w:sz w:val="36"/>
+          <w:szCs w:val="36"/>
+        </w:rPr>
+        <w:drawing>
+          <wp:inline distT="0" distB="0" distL="0" distR="0" wp14:anchorId="34E1760D" wp14:editId="2ED630BE">
+            <wp:extent cx="6645910" cy="2507615"/>
+            <wp:effectExtent l="0" t="0" r="2540" b="6985"/>
+            <wp:docPr id="40308752" name="Imagem 1"/>
+            <wp:cNvGraphicFramePr>
+              <a:graphicFrameLocks xmlns:a="http://schemas.openxmlformats.org/drawingml/2006/main" noChangeAspect="1"/>
+            </wp:cNvGraphicFramePr>
+            <a:graphic xmlns:a="http://schemas.openxmlformats.org/drawingml/2006/main">
+              <a:graphicData uri="http://schemas.openxmlformats.org/drawingml/2006/picture">
+                <pic:pic xmlns:pic="http://schemas.openxmlformats.org/drawingml/2006/picture">
+                  <pic:nvPicPr>
+                    <pic:cNvPr id="40308752" name=""/>
+                    <pic:cNvPicPr/>
+                  </pic:nvPicPr>
+                  <pic:blipFill>
+                    <a:blip r:embed="rId38"/>
+                    <a:stretch>
+                      <a:fillRect/>
+                    </a:stretch>
+                  </pic:blipFill>
+                  <pic:spPr>
+                    <a:xfrm>
+                      <a:off x="0" y="0"/>
+                      <a:ext cx="6645910" cy="2507615"/>
+                    </a:xfrm>
+                    <a:prstGeom prst="rect">
+                      <a:avLst/>
+                    </a:prstGeom>
+                  </pic:spPr>
+                </pic:pic>
+              </a:graphicData>
+            </a:graphic>
+          </wp:inline>
+        </w:drawing>
+      </w:r>
+    </w:p>
+    <w:p>
+      <w:pPr>
+        <w:jc w:val="center"/>
+        <w:rPr>
+          <w:sz w:val="36"/>
+          <w:szCs w:val="36"/>
+        </w:rPr>
+      </w:pPr>
+      <w:r>
+        <w:rPr>
+          <w:sz w:val="36"/>
+          <w:szCs w:val="36"/>
+        </w:rPr>
+        <w:t xml:space="preserve">Legenda: </w:t>
+      </w:r>
+      <w:r>
+        <w:rPr>
+          <w:sz w:val="36"/>
+          <w:szCs w:val="36"/>
+        </w:rPr>
+        <w:t xml:space="preserve">Visão </w:t>
+      </w:r>
+      <w:r>
+        <w:rPr>
+          <w:sz w:val="36"/>
+          <w:szCs w:val="36"/>
+        </w:rPr>
+        <w:t>geral do campo de relatórios, que demonstra os tipos disponíveis.</w:t>
+      </w:r>
+    </w:p>
+    <w:p>
+      <w:pPr>
+        <w:spacing w:after="0"/>
+        <w:jc w:val="center"/>
+        <w:rPr>
+          <w:sz w:val="36"/>
+          <w:szCs w:val="36"/>
+        </w:rPr>
+      </w:pPr>
+      <w:r>
+        <w:rPr>
+          <w:sz w:val="36"/>
+          <w:szCs w:val="36"/>
+        </w:rPr>
+        <w:lastRenderedPageBreak/>
+        <w:drawing>
+          <wp:inline distT="0" distB="0" distL="0" distR="0" wp14:anchorId="6D00216F" wp14:editId="7402207B">
+            <wp:extent cx="6645910" cy="3121025"/>
+            <wp:effectExtent l="0" t="0" r="2540" b="3175"/>
+            <wp:docPr id="2027471047" name="Imagem 1"/>
+            <wp:cNvGraphicFramePr>
+              <a:graphicFrameLocks xmlns:a="http://schemas.openxmlformats.org/drawingml/2006/main" noChangeAspect="1"/>
+            </wp:cNvGraphicFramePr>
+            <a:graphic xmlns:a="http://schemas.openxmlformats.org/drawingml/2006/main">
+              <a:graphicData uri="http://schemas.openxmlformats.org/drawingml/2006/picture">
+                <pic:pic xmlns:pic="http://schemas.openxmlformats.org/drawingml/2006/picture">
+                  <pic:nvPicPr>
+                    <pic:cNvPr id="2027471047" name=""/>
+                    <pic:cNvPicPr/>
+                  </pic:nvPicPr>
+                  <pic:blipFill>
+                    <a:blip r:embed="rId39"/>
+                    <a:stretch>
+                      <a:fillRect/>
+                    </a:stretch>
+                  </pic:blipFill>
+                  <pic:spPr>
+                    <a:xfrm>
+                      <a:off x="0" y="0"/>
+                      <a:ext cx="6645910" cy="3121025"/>
+                    </a:xfrm>
+                    <a:prstGeom prst="rect">
+                      <a:avLst/>
+                    </a:prstGeom>
+                  </pic:spPr>
+                </pic:pic>
+              </a:graphicData>
+            </a:graphic>
+          </wp:inline>
+        </w:drawing>
+      </w:r>
+    </w:p>
+    <w:p>
+      <w:pPr>
+        <w:jc w:val="center"/>
+        <w:rPr>
+          <w:sz w:val="36"/>
+          <w:szCs w:val="36"/>
+        </w:rPr>
+      </w:pPr>
+      <w:r>
+        <w:rPr>
+          <w:sz w:val="36"/>
+          <w:szCs w:val="36"/>
+        </w:rPr>
+        <w:drawing>
+          <wp:inline distT="0" distB="0" distL="0" distR="0" wp14:anchorId="5909378F" wp14:editId="3D841E9A">
+            <wp:extent cx="6645910" cy="2771775"/>
+            <wp:effectExtent l="0" t="0" r="2540" b="9525"/>
+            <wp:docPr id="151328014" name="Imagem 1"/>
+            <wp:cNvGraphicFramePr>
+              <a:graphicFrameLocks xmlns:a="http://schemas.openxmlformats.org/drawingml/2006/main" noChangeAspect="1"/>
+            </wp:cNvGraphicFramePr>
+            <a:graphic xmlns:a="http://schemas.openxmlformats.org/drawingml/2006/main">
+              <a:graphicData uri="http://schemas.openxmlformats.org/drawingml/2006/picture">
+                <pic:pic xmlns:pic="http://schemas.openxmlformats.org/drawingml/2006/picture">
+                  <pic:nvPicPr>
+                    <pic:cNvPr id="151328014" name=""/>
+                    <pic:cNvPicPr/>
+                  </pic:nvPicPr>
+                  <pic:blipFill rotWithShape="1">
+                    <a:blip r:embed="rId40"/>
+                    <a:srcRect b="7892"/>
+                    <a:stretch>
+                      <a:fillRect/>
+                    </a:stretch>
+                  </pic:blipFill>
+                  <pic:spPr bwMode="auto">
+                    <a:xfrm>
+                      <a:off x="0" y="0"/>
+                      <a:ext cx="6645910" cy="2771775"/>
+                    </a:xfrm>
+                    <a:prstGeom prst="rect">
+                      <a:avLst/>
+                    </a:prstGeom>
+                    <a:ln>
+                      <a:noFill/>
+                    </a:ln>
+                    <a:extLst>
+                      <a:ext uri="{53640926-AAD7-44D8-BBD7-CCE9431645EC}">
+                        <a14:shadowObscured xmlns:a14="http://schemas.microsoft.com/office/drawing/2010/main"/>
+                      </a:ext>
+                    </a:extLst>
+                  </pic:spPr>
+                </pic:pic>
+              </a:graphicData>
+            </a:graphic>
+          </wp:inline>
+        </w:drawing>
+      </w:r>
+    </w:p>
+    <w:p>
+      <w:pPr>
+        <w:jc w:val="center"/>
+        <w:rPr>
+          <w:sz w:val="36"/>
+          <w:szCs w:val="36"/>
+        </w:rPr>
+      </w:pPr>
+      <w:r>
+        <w:rPr>
+          <w:sz w:val="36"/>
+          <w:szCs w:val="36"/>
+        </w:rPr>
+        <w:drawing>
+          <wp:inline distT="0" distB="0" distL="0" distR="0" wp14:anchorId="3FA1D9F4" wp14:editId="47CC661C">
+            <wp:extent cx="6645910" cy="2078990"/>
+            <wp:effectExtent l="0" t="0" r="2540" b="0"/>
+            <wp:docPr id="1927074844" name="Imagem 1"/>
+            <wp:cNvGraphicFramePr>
+              <a:graphicFrameLocks xmlns:a="http://schemas.openxmlformats.org/drawingml/2006/main" noChangeAspect="1"/>
+            </wp:cNvGraphicFramePr>
+            <a:graphic xmlns:a="http://schemas.openxmlformats.org/drawingml/2006/main">
+              <a:graphicData uri="http://schemas.openxmlformats.org/drawingml/2006/picture">
+                <pic:pic xmlns:pic="http://schemas.openxmlformats.org/drawingml/2006/picture">
+                  <pic:nvPicPr>
+                    <pic:cNvPr id="1927074844" name=""/>
+                    <pic:cNvPicPr/>
+                  </pic:nvPicPr>
+                  <pic:blipFill>
+                    <a:blip r:embed="rId41"/>
+                    <a:stretch>
+                      <a:fillRect/>
+                    </a:stretch>
+                  </pic:blipFill>
+                  <pic:spPr>
+                    <a:xfrm>
+                      <a:off x="0" y="0"/>
+                      <a:ext cx="6645910" cy="2078990"/>
+                    </a:xfrm>
+                    <a:prstGeom prst="rect">
+                      <a:avLst/>
+                    </a:prstGeom>
+                  </pic:spPr>
+                </pic:pic>
+              </a:graphicData>
+            </a:graphic>
+          </wp:inline>
+        </w:drawing>
+      </w:r>
+    </w:p>
+    <w:p>
+      <w:pPr>
+        <w:jc w:val="center"/>
+        <w:rPr>
+          <w:sz w:val="36"/>
+          <w:szCs w:val="36"/>
+        </w:rPr>
+      </w:pPr>
+      <w:r>
+        <w:rPr>
+          <w:sz w:val="36"/>
+          <w:szCs w:val="36"/>
+        </w:rPr>
+        <w:t xml:space="preserve">Legenda: </w:t>
+      </w:r>
+      <w:r>
+        <w:rPr>
+          <w:sz w:val="36"/>
+          <w:szCs w:val="36"/>
+        </w:rPr>
+        <w:t>Relatórios de venda por período, com botão para exportação em pdf/excel e visualização em gráfico/tabela</w:t>
+      </w:r>
+      <w:r>
+        <w:rPr>
+          <w:sz w:val="36"/>
+          <w:szCs w:val="36"/>
+        </w:rPr>
+        <w:t>.</w:t>
+      </w:r>
+    </w:p>
+    <w:p>
+      <w:pPr>
+        <w:jc w:val="center"/>
+        <w:rPr>
+          <w:sz w:val="36"/>
+          <w:szCs w:val="36"/>
+        </w:rPr>
+      </w:pPr>
+      <w:r>
+        <w:rPr>
+          <w:sz w:val="36"/>
+          <w:szCs w:val="36"/>
+        </w:rPr>
+        <w:lastRenderedPageBreak/>
+        <w:drawing>
+          <wp:inline distT="0" distB="0" distL="0" distR="0" wp14:anchorId="07BCC782" wp14:editId="1A99BA91">
+            <wp:extent cx="6645910" cy="3471545"/>
+            <wp:effectExtent l="0" t="0" r="2540" b="0"/>
+            <wp:docPr id="1617711044" name="Imagem 1"/>
+            <wp:cNvGraphicFramePr>
+              <a:graphicFrameLocks xmlns:a="http://schemas.openxmlformats.org/drawingml/2006/main" noChangeAspect="1"/>
+            </wp:cNvGraphicFramePr>
+            <a:graphic xmlns:a="http://schemas.openxmlformats.org/drawingml/2006/main">
+              <a:graphicData uri="http://schemas.openxmlformats.org/drawingml/2006/picture">
+                <pic:pic xmlns:pic="http://schemas.openxmlformats.org/drawingml/2006/picture">
+                  <pic:nvPicPr>
+                    <pic:cNvPr id="1617711044" name=""/>
+                    <pic:cNvPicPr/>
+                  </pic:nvPicPr>
+                  <pic:blipFill>
+                    <a:blip r:embed="rId42"/>
+                    <a:stretch>
+                      <a:fillRect/>
+                    </a:stretch>
+                  </pic:blipFill>
+                  <pic:spPr>
+                    <a:xfrm>
+                      <a:off x="0" y="0"/>
+                      <a:ext cx="6645910" cy="3471545"/>
+                    </a:xfrm>
+                    <a:prstGeom prst="rect">
+                      <a:avLst/>
+                    </a:prstGeom>
+                  </pic:spPr>
+                </pic:pic>
+              </a:graphicData>
+            </a:graphic>
+          </wp:inline>
+        </w:drawing>
+      </w:r>
+    </w:p>
+    <w:p>
+      <w:pPr>
+        <w:jc w:val="center"/>
+        <w:rPr>
+          <w:sz w:val="36"/>
+          <w:szCs w:val="36"/>
+        </w:rPr>
+      </w:pPr>
+      <w:r>
+        <w:rPr>
+          <w:sz w:val="36"/>
+          <w:szCs w:val="36"/>
+        </w:rPr>
+        <w:t xml:space="preserve">Legenda: </w:t>
+      </w:r>
+      <w:r>
+        <w:rPr>
+          <w:sz w:val="36"/>
+          <w:szCs w:val="36"/>
+        </w:rPr>
+        <w:t>Relatório de lucro por produto</w:t>
+      </w:r>
+      <w:r>
+        <w:rPr>
+          <w:sz w:val="36"/>
+          <w:szCs w:val="36"/>
+        </w:rPr>
+        <w:t>.</w:t>
+      </w:r>
+    </w:p>
+    <w:p>
+      <w:pPr>
+        <w:jc w:val="center"/>
+        <w:rPr>
+          <w:sz w:val="36"/>
+          <w:szCs w:val="36"/>
+        </w:rPr>
+      </w:pPr>
+      <w:r>
+        <w:rPr>
+          <w:sz w:val="36"/>
+          <w:szCs w:val="36"/>
+        </w:rPr>
+        <w:drawing>
+          <wp:inline distT="0" distB="0" distL="0" distR="0" wp14:anchorId="6A5A43D4" wp14:editId="5790E2ED">
+            <wp:extent cx="6645910" cy="2440940"/>
+            <wp:effectExtent l="0" t="0" r="2540" b="0"/>
+            <wp:docPr id="148712530" name="Imagem 1"/>
+            <wp:cNvGraphicFramePr>
+              <a:graphicFrameLocks xmlns:a="http://schemas.openxmlformats.org/drawingml/2006/main" noChangeAspect="1"/>
+            </wp:cNvGraphicFramePr>
+            <a:graphic xmlns:a="http://schemas.openxmlformats.org/drawingml/2006/main">
+              <a:graphicData uri="http://schemas.openxmlformats.org/drawingml/2006/picture">
+                <pic:pic xmlns:pic="http://schemas.openxmlformats.org/drawingml/2006/picture">
+                  <pic:nvPicPr>
+                    <pic:cNvPr id="148712530" name=""/>
+                    <pic:cNvPicPr/>
+                  </pic:nvPicPr>
+                  <pic:blipFill>
+                    <a:blip r:embed="rId43"/>
+                    <a:stretch>
+                      <a:fillRect/>
+                    </a:stretch>
+                  </pic:blipFill>
+                  <pic:spPr>
+                    <a:xfrm>
+                      <a:off x="0" y="0"/>
+                      <a:ext cx="6645910" cy="2440940"/>
+                    </a:xfrm>
+                    <a:prstGeom prst="rect">
+                      <a:avLst/>
+                    </a:prstGeom>
+                  </pic:spPr>
+                </pic:pic>
+              </a:graphicData>
+            </a:graphic>
+          </wp:inline>
+        </w:drawing>
+      </w:r>
+    </w:p>
+    <w:p>
+      <w:pPr>
+        <w:jc w:val="center"/>
+        <w:rPr>
+          <w:sz w:val="36"/>
+          <w:szCs w:val="36"/>
+        </w:rPr>
+      </w:pPr>
+      <w:r>
+        <w:rPr>
+          <w:sz w:val="36"/>
+          <w:szCs w:val="36"/>
+        </w:rPr>
+        <w:t xml:space="preserve">Legenda: </w:t>
+      </w:r>
+      <w:r>
+        <w:rPr>
+          <w:sz w:val="36"/>
+          <w:szCs w:val="36"/>
+        </w:rPr>
+        <w:t>Relatório d</w:t>
+      </w:r>
+      <w:r>
+        <w:rPr>
+          <w:sz w:val="36"/>
+          <w:szCs w:val="36"/>
+        </w:rPr>
+        <w:t>e produtos mais vendidos</w:t>
+      </w:r>
+      <w:r>
+        <w:rPr>
+          <w:sz w:val="36"/>
+          <w:szCs w:val="36"/>
+        </w:rPr>
+        <w:t>.</w:t>
+      </w:r>
+    </w:p>
+    <w:p>
+      <w:pPr>
+        <w:jc w:val="center"/>
+        <w:rPr>
+          <w:sz w:val="36"/>
+          <w:szCs w:val="36"/>
+        </w:rPr>
+      </w:pPr>
+      <w:r>
+        <w:rPr>
+          <w:sz w:val="36"/>
+          <w:szCs w:val="36"/>
+        </w:rPr>
+        <w:drawing>
+          <wp:inline distT="0" distB="0" distL="0" distR="0" wp14:anchorId="6517D4E0" wp14:editId="07348164">
+            <wp:extent cx="6645910" cy="1703705"/>
+            <wp:effectExtent l="0" t="0" r="2540" b="0"/>
+            <wp:docPr id="93859017" name="Imagem 1"/>
+            <wp:cNvGraphicFramePr>
+              <a:graphicFrameLocks xmlns:a="http://schemas.openxmlformats.org/drawingml/2006/main" noChangeAspect="1"/>
+            </wp:cNvGraphicFramePr>
+            <a:graphic xmlns:a="http://schemas.openxmlformats.org/drawingml/2006/main">
+              <a:graphicData uri="http://schemas.openxmlformats.org/drawingml/2006/picture">
+                <pic:pic xmlns:pic="http://schemas.openxmlformats.org/drawingml/2006/picture">
+                  <pic:nvPicPr>
+                    <pic:cNvPr id="93859017" name=""/>
+                    <pic:cNvPicPr/>
+                  </pic:nvPicPr>
+                  <pic:blipFill>
+                    <a:blip r:embed="rId44"/>
+                    <a:stretch>
+                      <a:fillRect/>
+                    </a:stretch>
+                  </pic:blipFill>
+                  <pic:spPr>
+                    <a:xfrm>
+                      <a:off x="0" y="0"/>
+                      <a:ext cx="6645910" cy="1703705"/>
+                    </a:xfrm>
+                    <a:prstGeom prst="rect">
+                      <a:avLst/>
+                    </a:prstGeom>
+                  </pic:spPr>
+                </pic:pic>
+              </a:graphicData>
+            </a:graphic>
+          </wp:inline>
+        </w:drawing>
+      </w:r>
+    </w:p>
+    <w:p>
+      <w:pPr>
+        <w:jc w:val="center"/>
+        <w:rPr>
+          <w:sz w:val="36"/>
+          <w:szCs w:val="36"/>
+        </w:rPr>
+      </w:pPr>
+      <w:r>
+        <w:rPr>
+          <w:sz w:val="36"/>
+          <w:szCs w:val="36"/>
+        </w:rPr>
+        <w:t xml:space="preserve">Legenda: </w:t>
+      </w:r>
+      <w:r>
+        <w:rPr>
+          <w:sz w:val="36"/>
+          <w:szCs w:val="36"/>
+        </w:rPr>
+        <w:t xml:space="preserve">Relatório de </w:t>
+      </w:r>
+      <w:r>
+        <w:rPr>
+          <w:sz w:val="36"/>
+          <w:szCs w:val="36"/>
+        </w:rPr>
+        <w:t>vendas por cliente</w:t>
+      </w:r>
+      <w:r>
+        <w:rPr>
+          <w:sz w:val="36"/>
+          <w:szCs w:val="36"/>
+        </w:rPr>
+        <w:t>.</w:t>
+      </w:r>
+    </w:p>
+    <w:p>
+      <w:pPr>
+        <w:jc w:val="center"/>
+        <w:rPr>
+          <w:sz w:val="36"/>
+          <w:szCs w:val="36"/>
+        </w:rPr>
+      </w:pPr>
+      <w:r>
+        <w:rPr>
+          <w:sz w:val="36"/>
+          <w:szCs w:val="36"/>
+        </w:rPr>
+        <w:lastRenderedPageBreak/>
+        <w:drawing>
+          <wp:inline distT="0" distB="0" distL="0" distR="0" wp14:anchorId="2D312918" wp14:editId="7790D90E">
+            <wp:extent cx="6645910" cy="2726690"/>
+            <wp:effectExtent l="0" t="0" r="2540" b="0"/>
+            <wp:docPr id="1191275899" name="Imagem 1"/>
+            <wp:cNvGraphicFramePr>
+              <a:graphicFrameLocks xmlns:a="http://schemas.openxmlformats.org/drawingml/2006/main" noChangeAspect="1"/>
+            </wp:cNvGraphicFramePr>
+            <a:graphic xmlns:a="http://schemas.openxmlformats.org/drawingml/2006/main">
+              <a:graphicData uri="http://schemas.openxmlformats.org/drawingml/2006/picture">
+                <pic:pic xmlns:pic="http://schemas.openxmlformats.org/drawingml/2006/picture">
+                  <pic:nvPicPr>
+                    <pic:cNvPr id="1191275899" name=""/>
+                    <pic:cNvPicPr/>
+                  </pic:nvPicPr>
+                  <pic:blipFill>
+                    <a:blip r:embed="rId45"/>
+                    <a:stretch>
+                      <a:fillRect/>
+                    </a:stretch>
+                  </pic:blipFill>
+                  <pic:spPr>
+                    <a:xfrm>
+                      <a:off x="0" y="0"/>
+                      <a:ext cx="6645910" cy="2726690"/>
+                    </a:xfrm>
+                    <a:prstGeom prst="rect">
+                      <a:avLst/>
+                    </a:prstGeom>
+                  </pic:spPr>
+                </pic:pic>
+              </a:graphicData>
+            </a:graphic>
+          </wp:inline>
+        </w:drawing>
+      </w:r>
+    </w:p>
+    <w:p>
+      <w:pPr>
+        <w:jc w:val="center"/>
+        <w:rPr>
+          <w:sz w:val="36"/>
+          <w:szCs w:val="36"/>
+        </w:rPr>
+      </w:pPr>
+      <w:r>
+        <w:rPr>
+          <w:sz w:val="36"/>
+          <w:szCs w:val="36"/>
+        </w:rPr>
+        <w:t xml:space="preserve">Legenda: </w:t>
+      </w:r>
+      <w:r>
+        <w:rPr>
+          <w:sz w:val="36"/>
+          <w:szCs w:val="36"/>
+        </w:rPr>
+        <w:t xml:space="preserve">Relatório </w:t>
+      </w:r>
+      <w:r>
+        <w:rPr>
+          <w:sz w:val="36"/>
+          <w:szCs w:val="36"/>
+        </w:rPr>
+        <w:t>de clientes aniversariantes</w:t>
+      </w:r>
+      <w:r>
+        <w:rPr>
+          <w:sz w:val="36"/>
+          <w:szCs w:val="36"/>
+        </w:rPr>
+        <w:t>.</w:t>
+      </w:r>
+    </w:p>
+    <w:p>
+      <w:pPr>
+        <w:jc w:val="center"/>
+        <w:rPr>
+          <w:sz w:val="36"/>
+          <w:szCs w:val="36"/>
+        </w:rPr>
+      </w:pPr>
+      <w:r>
+        <w:rPr>
+          <w:sz w:val="36"/>
+          <w:szCs w:val="36"/>
+        </w:rPr>
+        <w:drawing>
+          <wp:inline distT="0" distB="0" distL="0" distR="0" wp14:anchorId="49F1AC57" wp14:editId="25DE9668">
+            <wp:extent cx="6645910" cy="2834005"/>
+            <wp:effectExtent l="0" t="0" r="2540" b="4445"/>
+            <wp:docPr id="438601909" name="Imagem 1"/>
+            <wp:cNvGraphicFramePr>
+              <a:graphicFrameLocks xmlns:a="http://schemas.openxmlformats.org/drawingml/2006/main" noChangeAspect="1"/>
+            </wp:cNvGraphicFramePr>
+            <a:graphic xmlns:a="http://schemas.openxmlformats.org/drawingml/2006/main">
+              <a:graphicData uri="http://schemas.openxmlformats.org/drawingml/2006/picture">
+                <pic:pic xmlns:pic="http://schemas.openxmlformats.org/drawingml/2006/picture">
+                  <pic:nvPicPr>
+                    <pic:cNvPr id="438601909" name=""/>
+                    <pic:cNvPicPr/>
+                  </pic:nvPicPr>
+                  <pic:blipFill>
+                    <a:blip r:embed="rId46"/>
+                    <a:stretch>
+                      <a:fillRect/>
+                    </a:stretch>
+                  </pic:blipFill>
+                  <pic:spPr>
+                    <a:xfrm>
+                      <a:off x="0" y="0"/>
+                      <a:ext cx="6645910" cy="2834005"/>
+                    </a:xfrm>
+                    <a:prstGeom prst="rect">
+                      <a:avLst/>
+                    </a:prstGeom>
+                  </pic:spPr>
+                </pic:pic>
+              </a:graphicData>
+            </a:graphic>
+          </wp:inline>
+        </w:drawing>
+      </w:r>
+    </w:p>
+    <w:p>
+      <w:pPr>
+        <w:jc w:val="center"/>
+        <w:rPr>
+          <w:sz w:val="36"/>
+          <w:szCs w:val="36"/>
+        </w:rPr>
+      </w:pPr>
+      <w:r>
+        <w:rPr>
+          <w:sz w:val="36"/>
+          <w:szCs w:val="36"/>
+        </w:rPr>
+        <w:t xml:space="preserve">Legenda: </w:t>
+      </w:r>
+      <w:r>
+        <w:rPr>
+          <w:sz w:val="36"/>
+          <w:szCs w:val="36"/>
+        </w:rPr>
+        <w:t>Visão do módulo de cadastros</w:t>
+      </w:r>
+      <w:r>
+        <w:rPr>
+          <w:sz w:val="36"/>
+          <w:szCs w:val="36"/>
+        </w:rPr>
+        <w:t>.</w:t>
+      </w:r>
+    </w:p>
+    <w:p>
+      <w:pPr>
+        <w:spacing w:after="0"/>
+        <w:jc w:val="center"/>
+        <w:rPr>
+          <w:sz w:val="36"/>
+          <w:szCs w:val="36"/>
+        </w:rPr>
+      </w:pPr>
+      <w:r>
+        <w:rPr>
+          <w:sz w:val="36"/>
+          <w:szCs w:val="36"/>
+        </w:rPr>
+        <w:drawing>
+          <wp:inline distT="0" distB="0" distL="0" distR="0" wp14:anchorId="16701354" wp14:editId="221136EC">
+            <wp:extent cx="6645910" cy="2183130"/>
+            <wp:effectExtent l="0" t="0" r="2540" b="7620"/>
+            <wp:docPr id="1054723628" name="Imagem 1"/>
+            <wp:cNvGraphicFramePr>
+              <a:graphicFrameLocks xmlns:a="http://schemas.openxmlformats.org/drawingml/2006/main" noChangeAspect="1"/>
+            </wp:cNvGraphicFramePr>
+            <a:graphic xmlns:a="http://schemas.openxmlformats.org/drawingml/2006/main">
+              <a:graphicData uri="http://schemas.openxmlformats.org/drawingml/2006/picture">
+                <pic:pic xmlns:pic="http://schemas.openxmlformats.org/drawingml/2006/picture">
+                  <pic:nvPicPr>
+                    <pic:cNvPr id="1054723628" name=""/>
+                    <pic:cNvPicPr/>
+                  </pic:nvPicPr>
+                  <pic:blipFill rotWithShape="1">
+                    <a:blip r:embed="rId47"/>
+                    <a:srcRect t="4580"/>
+                    <a:stretch>
+                      <a:fillRect/>
+                    </a:stretch>
+                  </pic:blipFill>
+                  <pic:spPr bwMode="auto">
+                    <a:xfrm>
+                      <a:off x="0" y="0"/>
+                      <a:ext cx="6645910" cy="2183130"/>
+                    </a:xfrm>
+                    <a:prstGeom prst="rect">
+                      <a:avLst/>
+                    </a:prstGeom>
+                    <a:ln>
+                      <a:noFill/>
+                    </a:ln>
+                    <a:extLst>
+                      <a:ext uri="{53640926-AAD7-44D8-BBD7-CCE9431645EC}">
+                        <a14:shadowObscured xmlns:a14="http://schemas.microsoft.com/office/drawing/2010/main"/>
+                      </a:ext>
+                    </a:extLst>
+                  </pic:spPr>
+                </pic:pic>
+              </a:graphicData>
+            </a:graphic>
+          </wp:inline>
+        </w:drawing>
+      </w:r>
+    </w:p>
+    <w:p>
+      <w:pPr>
+        <w:jc w:val="center"/>
+        <w:rPr>
+          <w:sz w:val="36"/>
+          <w:szCs w:val="36"/>
+        </w:rPr>
+      </w:pPr>
+      <w:r>
+        <w:rPr>
+          <w:sz w:val="36"/>
+          <w:szCs w:val="36"/>
+        </w:rPr>
+        <w:t xml:space="preserve">Legenda: </w:t>
+      </w:r>
+      <w:r>
+        <w:rPr>
+          <w:sz w:val="36"/>
+          <w:szCs w:val="36"/>
+        </w:rPr>
+        <w:t>Visão do cadastro</w:t>
+      </w:r>
+      <w:r>
+        <w:rPr>
+          <w:sz w:val="36"/>
+          <w:szCs w:val="36"/>
+        </w:rPr>
+        <w:t xml:space="preserve"> de clientes</w:t>
+      </w:r>
+      <w:r>
+        <w:rPr>
+          <w:sz w:val="36"/>
+          <w:szCs w:val="36"/>
+        </w:rPr>
+        <w:t>.</w:t>
+      </w:r>
+    </w:p>
+    <w:p>
+      <w:pPr>
+        <w:jc w:val="center"/>
+        <w:rPr>
+          <w:sz w:val="36"/>
+          <w:szCs w:val="36"/>
+        </w:rPr>
+      </w:pPr>
+      <w:r>
+        <w:rPr>
+          <w:sz w:val="36"/>
+          <w:szCs w:val="36"/>
+        </w:rPr>
+        <w:lastRenderedPageBreak/>
+        <w:drawing>
+          <wp:inline distT="0" distB="0" distL="0" distR="0" wp14:anchorId="6EDBA288" wp14:editId="42090116">
+            <wp:extent cx="6645910" cy="1838325"/>
+            <wp:effectExtent l="0" t="0" r="2540" b="9525"/>
+            <wp:docPr id="1066277872" name="Imagem 1"/>
+            <wp:cNvGraphicFramePr>
+              <a:graphicFrameLocks xmlns:a="http://schemas.openxmlformats.org/drawingml/2006/main" noChangeAspect="1"/>
+            </wp:cNvGraphicFramePr>
+            <a:graphic xmlns:a="http://schemas.openxmlformats.org/drawingml/2006/main">
+              <a:graphicData uri="http://schemas.openxmlformats.org/drawingml/2006/picture">
+                <pic:pic xmlns:pic="http://schemas.openxmlformats.org/drawingml/2006/picture">
+                  <pic:nvPicPr>
+                    <pic:cNvPr id="1066277872" name=""/>
+                    <pic:cNvPicPr/>
+                  </pic:nvPicPr>
+                  <pic:blipFill rotWithShape="1">
+                    <a:blip r:embed="rId48"/>
+                    <a:srcRect t="7559" b="6612"/>
+                    <a:stretch>
+                      <a:fillRect/>
+                    </a:stretch>
+                  </pic:blipFill>
+                  <pic:spPr bwMode="auto">
+                    <a:xfrm>
+                      <a:off x="0" y="0"/>
+                      <a:ext cx="6645910" cy="1838325"/>
+                    </a:xfrm>
+                    <a:prstGeom prst="rect">
+                      <a:avLst/>
+                    </a:prstGeom>
+                    <a:ln>
+                      <a:noFill/>
+                    </a:ln>
+                    <a:extLst>
+                      <a:ext uri="{53640926-AAD7-44D8-BBD7-CCE9431645EC}">
+                        <a14:shadowObscured xmlns:a14="http://schemas.microsoft.com/office/drawing/2010/main"/>
+                      </a:ext>
+                    </a:extLst>
+                  </pic:spPr>
+                </pic:pic>
+              </a:graphicData>
+            </a:graphic>
+          </wp:inline>
+        </w:drawing>
+      </w:r>
+    </w:p>
+    <w:p>
+      <w:pPr>
+        <w:jc w:val="center"/>
+        <w:rPr>
+          <w:sz w:val="36"/>
+          <w:szCs w:val="36"/>
+        </w:rPr>
+      </w:pPr>
+      <w:r>
+        <w:rPr>
+          <w:sz w:val="36"/>
+          <w:szCs w:val="36"/>
+        </w:rPr>
+        <w:t xml:space="preserve">Legenda: </w:t>
+      </w:r>
+      <w:r>
+        <w:rPr>
+          <w:sz w:val="36"/>
+          <w:szCs w:val="36"/>
+        </w:rPr>
+        <w:t xml:space="preserve">Visão do cadastro de </w:t>
+      </w:r>
+      <w:r>
+        <w:rPr>
+          <w:sz w:val="36"/>
+          <w:szCs w:val="36"/>
+        </w:rPr>
+        <w:t>fornecedores</w:t>
+      </w:r>
+      <w:r>
+        <w:rPr>
+          <w:sz w:val="36"/>
+          <w:szCs w:val="36"/>
+        </w:rPr>
+        <w:t>.</w:t>
+      </w:r>
+    </w:p>
+    <w:p>
+      <w:pPr>
+        <w:jc w:val="center"/>
+        <w:rPr>
+          <w:sz w:val="36"/>
+          <w:szCs w:val="36"/>
+        </w:rPr>
+      </w:pPr>
+      <w:r>
+        <w:rPr>
+          <w:sz w:val="36"/>
+          <w:szCs w:val="36"/>
+        </w:rPr>
+        <w:drawing>
+          <wp:inline distT="0" distB="0" distL="0" distR="0" wp14:anchorId="4F816595" wp14:editId="1832EE9F">
+            <wp:extent cx="6645910" cy="1470025"/>
+            <wp:effectExtent l="0" t="0" r="2540" b="0"/>
+            <wp:docPr id="1311442771" name="Imagem 1"/>
+            <wp:cNvGraphicFramePr>
+              <a:graphicFrameLocks xmlns:a="http://schemas.openxmlformats.org/drawingml/2006/main" noChangeAspect="1"/>
+            </wp:cNvGraphicFramePr>
+            <a:graphic xmlns:a="http://schemas.openxmlformats.org/drawingml/2006/main">
+              <a:graphicData uri="http://schemas.openxmlformats.org/drawingml/2006/picture">
+                <pic:pic xmlns:pic="http://schemas.openxmlformats.org/drawingml/2006/picture">
+                  <pic:nvPicPr>
+                    <pic:cNvPr id="1311442771" name=""/>
+                    <pic:cNvPicPr/>
+                  </pic:nvPicPr>
+                  <pic:blipFill>
+                    <a:blip r:embed="rId49"/>
+                    <a:stretch>
+                      <a:fillRect/>
+                    </a:stretch>
+                  </pic:blipFill>
+                  <pic:spPr>
+                    <a:xfrm>
+                      <a:off x="0" y="0"/>
+                      <a:ext cx="6645910" cy="1470025"/>
+                    </a:xfrm>
+                    <a:prstGeom prst="rect">
+                      <a:avLst/>
+                    </a:prstGeom>
+                  </pic:spPr>
+                </pic:pic>
+              </a:graphicData>
+            </a:graphic>
+          </wp:inline>
+        </w:drawing>
+      </w:r>
+    </w:p>
+    <w:p>
+      <w:pPr>
+        <w:jc w:val="center"/>
+        <w:rPr>
+          <w:sz w:val="36"/>
+          <w:szCs w:val="36"/>
+        </w:rPr>
+      </w:pPr>
+      <w:r>
+        <w:rPr>
+          <w:sz w:val="36"/>
+          <w:szCs w:val="36"/>
+        </w:rPr>
+        <w:t xml:space="preserve">Legenda: </w:t>
+      </w:r>
+      <w:r>
+        <w:rPr>
+          <w:sz w:val="36"/>
+          <w:szCs w:val="36"/>
+        </w:rPr>
+        <w:t xml:space="preserve">Visão do cadastro de </w:t>
+      </w:r>
+      <w:r>
+        <w:rPr>
+          <w:sz w:val="36"/>
+          <w:szCs w:val="36"/>
+        </w:rPr>
+        <w:t>produtos</w:t>
+      </w:r>
+      <w:r>
+        <w:rPr>
+          <w:sz w:val="36"/>
+          <w:szCs w:val="36"/>
+        </w:rPr>
+        <w:t>.</w:t>
+      </w:r>
+    </w:p>
+    <w:p>
+      <w:pPr>
+        <w:jc w:val="center"/>
+        <w:rPr>
+          <w:sz w:val="36"/>
+          <w:szCs w:val="36"/>
+        </w:rPr>
+      </w:pPr>
+      <w:r>
+        <w:rPr>
+          <w:sz w:val="36"/>
+          <w:szCs w:val="36"/>
+        </w:rPr>
+        <w:drawing>
+          <wp:inline distT="0" distB="0" distL="0" distR="0" wp14:anchorId="1B2EFDFF" wp14:editId="0FE6946F">
+            <wp:extent cx="6645910" cy="1606550"/>
+            <wp:effectExtent l="0" t="0" r="2540" b="0"/>
+            <wp:docPr id="1701466478" name="Imagem 1"/>
+            <wp:cNvGraphicFramePr>
+              <a:graphicFrameLocks xmlns:a="http://schemas.openxmlformats.org/drawingml/2006/main" noChangeAspect="1"/>
+            </wp:cNvGraphicFramePr>
+            <a:graphic xmlns:a="http://schemas.openxmlformats.org/drawingml/2006/main">
+              <a:graphicData uri="http://schemas.openxmlformats.org/drawingml/2006/picture">
+                <pic:pic xmlns:pic="http://schemas.openxmlformats.org/drawingml/2006/picture">
+                  <pic:nvPicPr>
+                    <pic:cNvPr id="1701466478" name=""/>
+                    <pic:cNvPicPr/>
+                  </pic:nvPicPr>
+                  <pic:blipFill rotWithShape="1">
+                    <a:blip r:embed="rId50"/>
+                    <a:srcRect t="7664"/>
+                    <a:stretch>
+                      <a:fillRect/>
+                    </a:stretch>
+                  </pic:blipFill>
+                  <pic:spPr bwMode="auto">
+                    <a:xfrm>
+                      <a:off x="0" y="0"/>
+                      <a:ext cx="6645910" cy="1606550"/>
+                    </a:xfrm>
+                    <a:prstGeom prst="rect">
+                      <a:avLst/>
+                    </a:prstGeom>
+                    <a:ln>
+                      <a:noFill/>
+                    </a:ln>
+                    <a:extLst>
+                      <a:ext uri="{53640926-AAD7-44D8-BBD7-CCE9431645EC}">
+                        <a14:shadowObscured xmlns:a14="http://schemas.microsoft.com/office/drawing/2010/main"/>
+                      </a:ext>
+                    </a:extLst>
+                  </pic:spPr>
+                </pic:pic>
+              </a:graphicData>
+            </a:graphic>
+          </wp:inline>
+        </w:drawing>
+      </w:r>
+    </w:p>
+    <w:p>
+      <w:pPr>
+        <w:jc w:val="center"/>
+        <w:rPr>
+          <w:sz w:val="36"/>
+          <w:szCs w:val="36"/>
+        </w:rPr>
+      </w:pPr>
+      <w:r>
+        <w:rPr>
+          <w:sz w:val="36"/>
+          <w:szCs w:val="36"/>
+        </w:rPr>
+        <w:t xml:space="preserve">Legenda: </w:t>
+      </w:r>
+      <w:r>
+        <w:rPr>
+          <w:sz w:val="36"/>
+          <w:szCs w:val="36"/>
+        </w:rPr>
+        <w:t xml:space="preserve">Visão do cadastro de </w:t>
+      </w:r>
+      <w:r>
+        <w:rPr>
+          <w:sz w:val="36"/>
+          <w:szCs w:val="36"/>
+        </w:rPr>
+        <w:t>funcionários</w:t>
+      </w:r>
+      <w:r>
+        <w:rPr>
+          <w:sz w:val="36"/>
+          <w:szCs w:val="36"/>
+        </w:rPr>
+        <w:t>.</w:t>
+      </w:r>
+    </w:p>
+    <w:p>
+      <w:pPr>
+        <w:jc w:val="center"/>
+        <w:rPr>
+          <w:sz w:val="36"/>
+          <w:szCs w:val="36"/>
+        </w:rPr>
+      </w:pPr>
+      <w:r>
+        <w:rPr>
+          <w:sz w:val="36"/>
+          <w:szCs w:val="36"/>
+        </w:rPr>
+        <w:drawing>
+          <wp:inline distT="0" distB="0" distL="0" distR="0" wp14:anchorId="46665FFF" wp14:editId="39E7BA82">
+            <wp:extent cx="6645910" cy="2219325"/>
+            <wp:effectExtent l="0" t="0" r="2540" b="9525"/>
+            <wp:docPr id="1636376845" name="Imagem 1"/>
+            <wp:cNvGraphicFramePr>
+              <a:graphicFrameLocks xmlns:a="http://schemas.openxmlformats.org/drawingml/2006/main" noChangeAspect="1"/>
+            </wp:cNvGraphicFramePr>
+            <a:graphic xmlns:a="http://schemas.openxmlformats.org/drawingml/2006/main">
+              <a:graphicData uri="http://schemas.openxmlformats.org/drawingml/2006/picture">
+                <pic:pic xmlns:pic="http://schemas.openxmlformats.org/drawingml/2006/picture">
+                  <pic:nvPicPr>
+                    <pic:cNvPr id="1636376845" name=""/>
+                    <pic:cNvPicPr/>
+                  </pic:nvPicPr>
+                  <pic:blipFill rotWithShape="1">
+                    <a:blip r:embed="rId51"/>
+                    <a:srcRect t="6800"/>
+                    <a:stretch>
+                      <a:fillRect/>
+                    </a:stretch>
+                  </pic:blipFill>
+                  <pic:spPr bwMode="auto">
+                    <a:xfrm>
+                      <a:off x="0" y="0"/>
+                      <a:ext cx="6645910" cy="2219325"/>
+                    </a:xfrm>
+                    <a:prstGeom prst="rect">
+                      <a:avLst/>
+                    </a:prstGeom>
+                    <a:ln>
+                      <a:noFill/>
+                    </a:ln>
+                    <a:extLst>
+                      <a:ext uri="{53640926-AAD7-44D8-BBD7-CCE9431645EC}">
+                        <a14:shadowObscured xmlns:a14="http://schemas.microsoft.com/office/drawing/2010/main"/>
+                      </a:ext>
+                    </a:extLst>
+                  </pic:spPr>
+                </pic:pic>
+              </a:graphicData>
+            </a:graphic>
+          </wp:inline>
+        </w:drawing>
+      </w:r>
+    </w:p>
+    <w:p>
+      <w:pPr>
+        <w:spacing w:after="0"/>
+        <w:jc w:val="center"/>
+        <w:rPr>
+          <w:sz w:val="36"/>
+          <w:szCs w:val="36"/>
+        </w:rPr>
+      </w:pPr>
+      <w:r>
+        <w:rPr>
+          <w:sz w:val="36"/>
+          <w:szCs w:val="36"/>
+        </w:rPr>
+        <w:t xml:space="preserve">Legenda: </w:t>
+      </w:r>
+      <w:r>
+        <w:rPr>
+          <w:sz w:val="36"/>
+          <w:szCs w:val="36"/>
+        </w:rPr>
+        <w:t>Visão do</w:t>
+      </w:r>
+      <w:r>
+        <w:rPr>
+          <w:sz w:val="36"/>
+          <w:szCs w:val="36"/>
+        </w:rPr>
+        <w:t>s</w:t>
+      </w:r>
+      <w:r>
+        <w:rPr>
+          <w:sz w:val="36"/>
+          <w:szCs w:val="36"/>
+        </w:rPr>
+        <w:t xml:space="preserve"> </w:t>
+      </w:r>
+      <w:r>
+        <w:rPr>
+          <w:sz w:val="36"/>
+          <w:szCs w:val="36"/>
+        </w:rPr>
+        <w:t>tipos de produtos</w:t>
+      </w:r>
+      <w:r>
+        <w:rPr>
+          <w:sz w:val="36"/>
+          <w:szCs w:val="36"/>
+        </w:rPr>
+        <w:t>.</w:t>
+      </w:r>
+    </w:p>
+    <w:p>
+      <w:pPr>
+        <w:spacing w:after="0"/>
+        <w:jc w:val="center"/>
+        <w:rPr>
+          <w:sz w:val="36"/>
+          <w:szCs w:val="36"/>
+        </w:rPr>
+      </w:pPr>
+      <w:r>
+        <w:rPr>
+          <w:sz w:val="36"/>
+          <w:szCs w:val="36"/>
+        </w:rPr>
+        <w:lastRenderedPageBreak/>
+        <w:drawing>
+          <wp:inline distT="0" distB="0" distL="0" distR="0" wp14:anchorId="6DACBCF6" wp14:editId="5EB68CEB">
+            <wp:extent cx="6645910" cy="2867660"/>
+            <wp:effectExtent l="0" t="0" r="2540" b="8890"/>
+            <wp:docPr id="2066387250" name="Imagem 1"/>
+            <wp:cNvGraphicFramePr>
+              <a:graphicFrameLocks xmlns:a="http://schemas.openxmlformats.org/drawingml/2006/main" noChangeAspect="1"/>
+            </wp:cNvGraphicFramePr>
+            <a:graphic xmlns:a="http://schemas.openxmlformats.org/drawingml/2006/main">
+              <a:graphicData uri="http://schemas.openxmlformats.org/drawingml/2006/picture">
+                <pic:pic xmlns:pic="http://schemas.openxmlformats.org/drawingml/2006/picture">
+                  <pic:nvPicPr>
+                    <pic:cNvPr id="2066387250" name=""/>
+                    <pic:cNvPicPr/>
+                  </pic:nvPicPr>
+                  <pic:blipFill>
+                    <a:blip r:embed="rId52"/>
+                    <a:stretch>
+                      <a:fillRect/>
+                    </a:stretch>
+                  </pic:blipFill>
+                  <pic:spPr>
+                    <a:xfrm>
+                      <a:off x="0" y="0"/>
+                      <a:ext cx="6645910" cy="2867660"/>
+                    </a:xfrm>
+                    <a:prstGeom prst="rect">
+                      <a:avLst/>
+                    </a:prstGeom>
+                  </pic:spPr>
+                </pic:pic>
+              </a:graphicData>
+            </a:graphic>
+          </wp:inline>
+        </w:drawing>
+      </w:r>
+    </w:p>
+    <w:p>
+      <w:pPr>
+        <w:spacing w:after="0"/>
+        <w:jc w:val="center"/>
+        <w:rPr>
+          <w:sz w:val="36"/>
+          <w:szCs w:val="36"/>
+        </w:rPr>
+      </w:pPr>
+      <w:r>
+        <w:rPr>
+          <w:sz w:val="36"/>
+          <w:szCs w:val="36"/>
+        </w:rPr>
+        <w:t xml:space="preserve">Legenda: </w:t>
+      </w:r>
+      <w:r>
+        <w:rPr>
+          <w:sz w:val="36"/>
+          <w:szCs w:val="36"/>
+        </w:rPr>
+        <w:t xml:space="preserve">Visão </w:t>
+      </w:r>
+      <w:r>
+        <w:rPr>
+          <w:sz w:val="36"/>
+          <w:szCs w:val="36"/>
+        </w:rPr>
+        <w:t>geral das vendas e encomendas</w:t>
+      </w:r>
+      <w:r>
+        <w:rPr>
+          <w:sz w:val="36"/>
+          <w:szCs w:val="36"/>
+        </w:rPr>
+        <w:t>.</w:t>
+      </w:r>
+    </w:p>
+    <w:p>
+      <w:pPr>
+        <w:spacing w:after="0"/>
+        <w:jc w:val="center"/>
+        <w:rPr>
+          <w:sz w:val="36"/>
+          <w:szCs w:val="36"/>
+        </w:rPr>
+      </w:pPr>
+      <w:r>
+        <w:rPr>
+          <w:sz w:val="36"/>
+          <w:szCs w:val="36"/>
+        </w:rPr>
+        <w:drawing>
+          <wp:inline distT="0" distB="0" distL="0" distR="0" wp14:anchorId="191B70B3" wp14:editId="5E5E7C6D">
+            <wp:extent cx="6645910" cy="2213610"/>
+            <wp:effectExtent l="0" t="0" r="2540" b="0"/>
+            <wp:docPr id="817711908" name="Imagem 1"/>
+            <wp:cNvGraphicFramePr>
+              <a:graphicFrameLocks xmlns:a="http://schemas.openxmlformats.org/drawingml/2006/main" noChangeAspect="1"/>
+            </wp:cNvGraphicFramePr>
+            <a:graphic xmlns:a="http://schemas.openxmlformats.org/drawingml/2006/main">
+              <a:graphicData uri="http://schemas.openxmlformats.org/drawingml/2006/picture">
+                <pic:pic xmlns:pic="http://schemas.openxmlformats.org/drawingml/2006/picture">
+                  <pic:nvPicPr>
+                    <pic:cNvPr id="817711908" name=""/>
+                    <pic:cNvPicPr/>
+                  </pic:nvPicPr>
+                  <pic:blipFill>
+                    <a:blip r:embed="rId53"/>
+                    <a:stretch>
+                      <a:fillRect/>
+                    </a:stretch>
+                  </pic:blipFill>
+                  <pic:spPr>
+                    <a:xfrm>
+                      <a:off x="0" y="0"/>
+                      <a:ext cx="6645910" cy="2213610"/>
+                    </a:xfrm>
+                    <a:prstGeom prst="rect">
+                      <a:avLst/>
+                    </a:prstGeom>
+                  </pic:spPr>
+                </pic:pic>
+              </a:graphicData>
+            </a:graphic>
+          </wp:inline>
+        </w:drawing>
+      </w:r>
+    </w:p>
+    <w:p>
+      <w:pPr>
+        <w:spacing w:after="0"/>
+        <w:jc w:val="center"/>
+        <w:rPr>
+          <w:sz w:val="36"/>
+          <w:szCs w:val="36"/>
+        </w:rPr>
+      </w:pPr>
+      <w:r>
+        <w:rPr>
+          <w:sz w:val="36"/>
+          <w:szCs w:val="36"/>
+        </w:rPr>
+        <w:t xml:space="preserve">Legenda: </w:t>
+      </w:r>
+      <w:r>
+        <w:rPr>
+          <w:sz w:val="36"/>
+          <w:szCs w:val="36"/>
+        </w:rPr>
+        <w:t xml:space="preserve">Visão </w:t>
+      </w:r>
+      <w:r>
+        <w:rPr>
+          <w:sz w:val="36"/>
+          <w:szCs w:val="36"/>
+        </w:rPr>
+        <w:t>dos status dos pedidos</w:t>
+      </w:r>
+      <w:r>
+        <w:rPr>
+          <w:sz w:val="36"/>
+          <w:szCs w:val="36"/>
+        </w:rPr>
+        <w:t>.</w:t>
+      </w:r>
+    </w:p>
+    <w:p>
+      <w:pPr>
+        <w:spacing w:after="0"/>
+        <w:jc w:val="center"/>
+        <w:rPr>
+          <w:sz w:val="36"/>
+          <w:szCs w:val="36"/>
+        </w:rPr>
+      </w:pPr>
+      <w:r>
+        <w:rPr>
+          <w:sz w:val="36"/>
+          <w:szCs w:val="36"/>
+        </w:rPr>
+        <w:drawing>
+          <wp:inline distT="0" distB="0" distL="0" distR="0" wp14:anchorId="2BCFE728" wp14:editId="63C547DD">
+            <wp:extent cx="6645910" cy="1870075"/>
+            <wp:effectExtent l="0" t="0" r="2540" b="0"/>
+            <wp:docPr id="674421766" name="Imagem 1"/>
+            <wp:cNvGraphicFramePr>
+              <a:graphicFrameLocks xmlns:a="http://schemas.openxmlformats.org/drawingml/2006/main" noChangeAspect="1"/>
+            </wp:cNvGraphicFramePr>
+            <a:graphic xmlns:a="http://schemas.openxmlformats.org/drawingml/2006/main">
+              <a:graphicData uri="http://schemas.openxmlformats.org/drawingml/2006/picture">
+                <pic:pic xmlns:pic="http://schemas.openxmlformats.org/drawingml/2006/picture">
+                  <pic:nvPicPr>
+                    <pic:cNvPr id="674421766" name=""/>
+                    <pic:cNvPicPr/>
+                  </pic:nvPicPr>
+                  <pic:blipFill>
+                    <a:blip r:embed="rId54"/>
+                    <a:stretch>
+                      <a:fillRect/>
+                    </a:stretch>
+                  </pic:blipFill>
+                  <pic:spPr>
+                    <a:xfrm>
+                      <a:off x="0" y="0"/>
+                      <a:ext cx="6645910" cy="1870075"/>
+                    </a:xfrm>
+                    <a:prstGeom prst="rect">
+                      <a:avLst/>
+                    </a:prstGeom>
+                  </pic:spPr>
+                </pic:pic>
+              </a:graphicData>
+            </a:graphic>
+          </wp:inline>
+        </w:drawing>
+      </w:r>
+    </w:p>
+    <w:p>
+      <w:pPr>
+        <w:spacing w:after="0"/>
+        <w:jc w:val="center"/>
+        <w:rPr>
+          <w:sz w:val="36"/>
+          <w:szCs w:val="36"/>
+        </w:rPr>
+      </w:pPr>
+      <w:r>
+        <w:rPr>
+          <w:sz w:val="36"/>
+          <w:szCs w:val="36"/>
+        </w:rPr>
+        <w:t xml:space="preserve">Legenda: </w:t>
+      </w:r>
+      <w:r>
+        <w:rPr>
+          <w:sz w:val="36"/>
+          <w:szCs w:val="36"/>
+        </w:rPr>
+        <w:t xml:space="preserve">Visão </w:t>
+      </w:r>
+      <w:r>
+        <w:rPr>
+          <w:sz w:val="36"/>
+          <w:szCs w:val="36"/>
+        </w:rPr>
+        <w:t>de pagamentos parciais.</w:t>
+      </w:r>
+    </w:p>
+    <w:p>
+      <w:pPr>
+        <w:spacing w:after="0"/>
+        <w:jc w:val="center"/>
+        <w:rPr>
+          <w:sz w:val="36"/>
+          <w:szCs w:val="36"/>
+        </w:rPr>
+      </w:pPr>
+      <w:r>
+        <w:rPr>
+          <w:sz w:val="36"/>
+          <w:szCs w:val="36"/>
+        </w:rPr>
+        <w:lastRenderedPageBreak/>
+        <w:drawing>
+          <wp:inline distT="0" distB="0" distL="0" distR="0" wp14:anchorId="591AD2E0" wp14:editId="713137A0">
+            <wp:extent cx="6645910" cy="2438400"/>
+            <wp:effectExtent l="0" t="0" r="2540" b="0"/>
+            <wp:docPr id="837134117" name="Imagem 1"/>
+            <wp:cNvGraphicFramePr>
+              <a:graphicFrameLocks xmlns:a="http://schemas.openxmlformats.org/drawingml/2006/main" noChangeAspect="1"/>
+            </wp:cNvGraphicFramePr>
+            <a:graphic xmlns:a="http://schemas.openxmlformats.org/drawingml/2006/main">
+              <a:graphicData uri="http://schemas.openxmlformats.org/drawingml/2006/picture">
+                <pic:pic xmlns:pic="http://schemas.openxmlformats.org/drawingml/2006/picture">
+                  <pic:nvPicPr>
+                    <pic:cNvPr id="837134117" name=""/>
+                    <pic:cNvPicPr/>
+                  </pic:nvPicPr>
+                  <pic:blipFill rotWithShape="1">
+                    <a:blip r:embed="rId55"/>
+                    <a:srcRect b="9284"/>
+                    <a:stretch>
+                      <a:fillRect/>
+                    </a:stretch>
+                  </pic:blipFill>
+                  <pic:spPr bwMode="auto">
+                    <a:xfrm>
+                      <a:off x="0" y="0"/>
+                      <a:ext cx="6645910" cy="2438400"/>
+                    </a:xfrm>
+                    <a:prstGeom prst="rect">
+                      <a:avLst/>
+                    </a:prstGeom>
+                    <a:ln>
+                      <a:noFill/>
+                    </a:ln>
+                    <a:extLst>
+                      <a:ext uri="{53640926-AAD7-44D8-BBD7-CCE9431645EC}">
+                        <a14:shadowObscured xmlns:a14="http://schemas.microsoft.com/office/drawing/2010/main"/>
+                      </a:ext>
+                    </a:extLst>
+                  </pic:spPr>
+                </pic:pic>
+              </a:graphicData>
+            </a:graphic>
+          </wp:inline>
+        </w:drawing>
+      </w:r>
+    </w:p>
+    <w:p>
+      <w:pPr>
+        <w:spacing w:after="0"/>
+        <w:jc w:val="center"/>
+        <w:rPr>
+          <w:sz w:val="36"/>
+          <w:szCs w:val="36"/>
+        </w:rPr>
+      </w:pPr>
+      <w:r>
+        <w:rPr>
+          <w:sz w:val="36"/>
+          <w:szCs w:val="36"/>
+        </w:rPr>
+        <w:t xml:space="preserve">Legenda: </w:t>
+      </w:r>
+      <w:r>
+        <w:rPr>
+          <w:sz w:val="36"/>
+          <w:szCs w:val="36"/>
+        </w:rPr>
+        <w:t xml:space="preserve">Visão </w:t>
+      </w:r>
+      <w:r>
+        <w:rPr>
+          <w:sz w:val="36"/>
+          <w:szCs w:val="36"/>
+        </w:rPr>
+        <w:t>de direcionamento ao portfólio de serviços/produtos</w:t>
+      </w:r>
+      <w:r>
+        <w:rPr>
+          <w:sz w:val="36"/>
+          <w:szCs w:val="36"/>
+        </w:rPr>
+        <w:t>.</w:t>
+      </w:r>
+    </w:p>
+    <w:p>
+      <w:pPr>
+        <w:spacing w:after="0"/>
+        <w:jc w:val="center"/>
+        <w:rPr>
+          <w:sz w:val="36"/>
+          <w:szCs w:val="36"/>
+        </w:rPr>
+      </w:pPr>
+      <w:r>
+        <w:rPr>
+          <w:sz w:val="36"/>
+          <w:szCs w:val="36"/>
+        </w:rPr>
+        <w:drawing>
+          <wp:inline distT="0" distB="0" distL="0" distR="0" wp14:anchorId="58D7D0B7" wp14:editId="2219AB98">
+            <wp:extent cx="6645910" cy="2378710"/>
+            <wp:effectExtent l="0" t="0" r="2540" b="2540"/>
+            <wp:docPr id="1607647512" name="Imagem 1"/>
+            <wp:cNvGraphicFramePr>
+              <a:graphicFrameLocks xmlns:a="http://schemas.openxmlformats.org/drawingml/2006/main" noChangeAspect="1"/>
+            </wp:cNvGraphicFramePr>
+            <a:graphic xmlns:a="http://schemas.openxmlformats.org/drawingml/2006/main">
+              <a:graphicData uri="http://schemas.openxmlformats.org/drawingml/2006/picture">
+                <pic:pic xmlns:pic="http://schemas.openxmlformats.org/drawingml/2006/picture">
+                  <pic:nvPicPr>
+                    <pic:cNvPr id="1607647512" name=""/>
+                    <pic:cNvPicPr/>
+                  </pic:nvPicPr>
+                  <pic:blipFill>
+                    <a:blip r:embed="rId56"/>
+                    <a:stretch>
+                      <a:fillRect/>
+                    </a:stretch>
+                  </pic:blipFill>
+                  <pic:spPr>
+                    <a:xfrm>
+                      <a:off x="0" y="0"/>
+                      <a:ext cx="6645910" cy="2378710"/>
+                    </a:xfrm>
+                    <a:prstGeom prst="rect">
+                      <a:avLst/>
+                    </a:prstGeom>
+                  </pic:spPr>
+                </pic:pic>
+              </a:graphicData>
+            </a:graphic>
+          </wp:inline>
+        </w:drawing>
+      </w:r>
+    </w:p>
+    <w:p>
+      <w:pPr>
+        <w:spacing w:after="0"/>
+        <w:jc w:val="center"/>
+        <w:rPr>
+          <w:sz w:val="36"/>
+          <w:szCs w:val="36"/>
+        </w:rPr>
+      </w:pPr>
+      <w:r>
+        <w:rPr>
+          <w:sz w:val="36"/>
+          <w:szCs w:val="36"/>
+        </w:rPr>
+        <w:t xml:space="preserve">Legenda: </w:t>
+      </w:r>
+      <w:r>
+        <w:rPr>
+          <w:sz w:val="36"/>
+          <w:szCs w:val="36"/>
+        </w:rPr>
+        <w:t xml:space="preserve">Visão geral das </w:t>
+      </w:r>
+      <w:r>
+        <w:rPr>
+          <w:sz w:val="36"/>
+          <w:szCs w:val="36"/>
+        </w:rPr>
+        <w:t>movimentações</w:t>
+      </w:r>
+      <w:r>
+        <w:rPr>
+          <w:sz w:val="36"/>
+          <w:szCs w:val="36"/>
+        </w:rPr>
+        <w:t>.</w:t>
+      </w:r>
+    </w:p>
+    <w:p>
+      <w:pPr>
+        <w:spacing w:after="0"/>
+        <w:jc w:val="center"/>
+        <w:rPr>
+          <w:sz w:val="36"/>
+          <w:szCs w:val="36"/>
+        </w:rPr>
+      </w:pPr>
+      <w:r>
+        <w:rPr>
+          <w:sz w:val="36"/>
+          <w:szCs w:val="36"/>
+        </w:rPr>
+        <w:drawing>
+          <wp:inline distT="0" distB="0" distL="0" distR="0" wp14:anchorId="4BC9C4DC" wp14:editId="0925D8DF">
+            <wp:extent cx="6645910" cy="1762760"/>
+            <wp:effectExtent l="0" t="0" r="2540" b="8890"/>
+            <wp:docPr id="2001880133" name="Imagem 1"/>
+            <wp:cNvGraphicFramePr>
+              <a:graphicFrameLocks xmlns:a="http://schemas.openxmlformats.org/drawingml/2006/main" noChangeAspect="1"/>
+            </wp:cNvGraphicFramePr>
+            <a:graphic xmlns:a="http://schemas.openxmlformats.org/drawingml/2006/main">
+              <a:graphicData uri="http://schemas.openxmlformats.org/drawingml/2006/picture">
+                <pic:pic xmlns:pic="http://schemas.openxmlformats.org/drawingml/2006/picture">
+                  <pic:nvPicPr>
+                    <pic:cNvPr id="2001880133" name=""/>
+                    <pic:cNvPicPr/>
+                  </pic:nvPicPr>
+                  <pic:blipFill>
+                    <a:blip r:embed="rId57"/>
+                    <a:stretch>
+                      <a:fillRect/>
+                    </a:stretch>
+                  </pic:blipFill>
+                  <pic:spPr>
+                    <a:xfrm>
+                      <a:off x="0" y="0"/>
+                      <a:ext cx="6645910" cy="1762760"/>
+                    </a:xfrm>
+                    <a:prstGeom prst="rect">
+                      <a:avLst/>
+                    </a:prstGeom>
+                  </pic:spPr>
+                </pic:pic>
+              </a:graphicData>
+            </a:graphic>
+          </wp:inline>
+        </w:drawing>
+      </w:r>
+    </w:p>
+    <w:p>
+      <w:pPr>
+        <w:spacing w:after="0"/>
+        <w:jc w:val="center"/>
+        <w:rPr>
+          <w:sz w:val="36"/>
+          <w:szCs w:val="36"/>
+        </w:rPr>
+      </w:pPr>
+      <w:r>
+        <w:rPr>
+          <w:sz w:val="36"/>
+          <w:szCs w:val="36"/>
+        </w:rPr>
+        <w:t xml:space="preserve">Legenda: </w:t>
+      </w:r>
+      <w:r>
+        <w:rPr>
+          <w:sz w:val="36"/>
+          <w:szCs w:val="36"/>
+        </w:rPr>
+        <w:t xml:space="preserve">Visão </w:t>
+      </w:r>
+      <w:r>
+        <w:rPr>
+          <w:sz w:val="36"/>
+          <w:szCs w:val="36"/>
+        </w:rPr>
+        <w:t>de cadastro de compras dos insumos para produção</w:t>
+      </w:r>
+      <w:r>
+        <w:rPr>
+          <w:sz w:val="36"/>
+          <w:szCs w:val="36"/>
+        </w:rPr>
+        <w:t>.</w:t>
+      </w:r>
+    </w:p>
+    <w:p>
+      <w:pPr>
+        <w:spacing w:after="0"/>
+        <w:jc w:val="center"/>
+        <w:rPr>
+          <w:sz w:val="36"/>
+          <w:szCs w:val="36"/>
+        </w:rPr>
+      </w:pPr>
+      <w:r>
+        <w:rPr>
+          <w:sz w:val="36"/>
+          <w:szCs w:val="36"/>
+        </w:rPr>
+        <w:lastRenderedPageBreak/>
+        <w:drawing>
+          <wp:inline distT="0" distB="0" distL="0" distR="0" wp14:anchorId="7F2910F6" wp14:editId="222E5277">
+            <wp:extent cx="6645910" cy="1776730"/>
+            <wp:effectExtent l="0" t="0" r="2540" b="0"/>
+            <wp:docPr id="1290662307" name="Imagem 1"/>
+            <wp:cNvGraphicFramePr>
+              <a:graphicFrameLocks xmlns:a="http://schemas.openxmlformats.org/drawingml/2006/main" noChangeAspect="1"/>
+            </wp:cNvGraphicFramePr>
+            <a:graphic xmlns:a="http://schemas.openxmlformats.org/drawingml/2006/main">
+              <a:graphicData uri="http://schemas.openxmlformats.org/drawingml/2006/picture">
+                <pic:pic xmlns:pic="http://schemas.openxmlformats.org/drawingml/2006/picture">
+                  <pic:nvPicPr>
+                    <pic:cNvPr id="1290662307" name=""/>
+                    <pic:cNvPicPr/>
+                  </pic:nvPicPr>
+                  <pic:blipFill>
+                    <a:blip r:embed="rId58"/>
+                    <a:stretch>
+                      <a:fillRect/>
+                    </a:stretch>
+                  </pic:blipFill>
+                  <pic:spPr>
+                    <a:xfrm>
+                      <a:off x="0" y="0"/>
+                      <a:ext cx="6645910" cy="1776730"/>
+                    </a:xfrm>
+                    <a:prstGeom prst="rect">
+                      <a:avLst/>
+                    </a:prstGeom>
+                  </pic:spPr>
+                </pic:pic>
+              </a:graphicData>
+            </a:graphic>
+          </wp:inline>
+        </w:drawing>
+      </w:r>
+    </w:p>
+    <w:p>
+      <w:pPr>
+        <w:spacing w:after="0"/>
+        <w:jc w:val="center"/>
+        <w:rPr>
+          <w:sz w:val="36"/>
+          <w:szCs w:val="36"/>
+        </w:rPr>
+      </w:pPr>
+      <w:r>
+        <w:rPr>
+          <w:sz w:val="36"/>
+          <w:szCs w:val="36"/>
+        </w:rPr>
+        <w:t xml:space="preserve">Legenda: </w:t>
+      </w:r>
+      <w:r>
+        <w:rPr>
+          <w:sz w:val="36"/>
+          <w:szCs w:val="36"/>
+        </w:rPr>
+        <w:t xml:space="preserve">Visão </w:t>
+      </w:r>
+      <w:r>
+        <w:rPr>
+          <w:sz w:val="36"/>
+          <w:szCs w:val="36"/>
+        </w:rPr>
+        <w:t>de cadastro de novas vendas</w:t>
+      </w:r>
+      <w:r>
+        <w:rPr>
+          <w:sz w:val="36"/>
+          <w:szCs w:val="36"/>
+        </w:rPr>
+        <w:t>.</w:t>
+      </w:r>
+    </w:p>
+    <w:p>
+      <w:pPr>
+        <w:spacing w:after="0"/>
+        <w:jc w:val="center"/>
+        <w:rPr>
+          <w:sz w:val="36"/>
+          <w:szCs w:val="36"/>
+        </w:rPr>
+      </w:pPr>
+      <w:r>
+        <w:rPr>
+          <w:sz w:val="36"/>
+          <w:szCs w:val="36"/>
+        </w:rPr>
+        <w:drawing>
+          <wp:inline distT="0" distB="0" distL="0" distR="0" wp14:anchorId="0E864189" wp14:editId="35427578">
+            <wp:extent cx="6645910" cy="1401445"/>
+            <wp:effectExtent l="0" t="0" r="2540" b="8255"/>
+            <wp:docPr id="1356306219" name="Imagem 1"/>
+            <wp:cNvGraphicFramePr>
+              <a:graphicFrameLocks xmlns:a="http://schemas.openxmlformats.org/drawingml/2006/main" noChangeAspect="1"/>
+            </wp:cNvGraphicFramePr>
+            <a:graphic xmlns:a="http://schemas.openxmlformats.org/drawingml/2006/main">
+              <a:graphicData uri="http://schemas.openxmlformats.org/drawingml/2006/picture">
+                <pic:pic xmlns:pic="http://schemas.openxmlformats.org/drawingml/2006/picture">
+                  <pic:nvPicPr>
+                    <pic:cNvPr id="1356306219" name=""/>
+                    <pic:cNvPicPr/>
+                  </pic:nvPicPr>
+                  <pic:blipFill>
+                    <a:blip r:embed="rId59"/>
+                    <a:stretch>
+                      <a:fillRect/>
+                    </a:stretch>
+                  </pic:blipFill>
+                  <pic:spPr>
+                    <a:xfrm>
+                      <a:off x="0" y="0"/>
+                      <a:ext cx="6645910" cy="1401445"/>
+                    </a:xfrm>
+                    <a:prstGeom prst="rect">
+                      <a:avLst/>
+                    </a:prstGeom>
+                  </pic:spPr>
+                </pic:pic>
+              </a:graphicData>
+            </a:graphic>
+          </wp:inline>
+        </w:drawing>
+      </w:r>
+    </w:p>
+    <w:p>
+      <w:pPr>
+        <w:spacing w:after="0"/>
+        <w:jc w:val="center"/>
+        <w:rPr>
+          <w:sz w:val="36"/>
+          <w:szCs w:val="36"/>
+        </w:rPr>
+      </w:pPr>
+      <w:r>
+        <w:rPr>
+          <w:sz w:val="36"/>
+          <w:szCs w:val="36"/>
+        </w:rPr>
+        <w:t xml:space="preserve">Legenda: </w:t>
+      </w:r>
+      <w:r>
+        <w:rPr>
+          <w:sz w:val="36"/>
+          <w:szCs w:val="36"/>
+        </w:rPr>
+        <w:t xml:space="preserve">Visão </w:t>
+      </w:r>
+      <w:r>
+        <w:rPr>
+          <w:sz w:val="36"/>
+          <w:szCs w:val="36"/>
+        </w:rPr>
+        <w:t>das devoluções efetuadas</w:t>
+      </w:r>
+      <w:r>
+        <w:rPr>
+          <w:sz w:val="36"/>
+          <w:szCs w:val="36"/>
+        </w:rPr>
+        <w:t>.</w:t>
+      </w:r>
+    </w:p>
+    <w:p>
+      <w:pPr>
+        <w:spacing w:after="0"/>
+        <w:jc w:val="center"/>
+        <w:rPr>
+          <w:sz w:val="36"/>
+          <w:szCs w:val="36"/>
+        </w:rPr>
+      </w:pPr>
+      <w:r>
+        <w:rPr>
+          <w:sz w:val="36"/>
+          <w:szCs w:val="36"/>
+        </w:rPr>
+        <w:drawing>
+          <wp:inline distT="0" distB="0" distL="0" distR="0" wp14:anchorId="3D69C127" wp14:editId="3205142D">
+            <wp:extent cx="6645910" cy="1367790"/>
+            <wp:effectExtent l="0" t="0" r="2540" b="3810"/>
+            <wp:docPr id="299551747" name="Imagem 1"/>
+            <wp:cNvGraphicFramePr>
+              <a:graphicFrameLocks xmlns:a="http://schemas.openxmlformats.org/drawingml/2006/main" noChangeAspect="1"/>
+            </wp:cNvGraphicFramePr>
+            <a:graphic xmlns:a="http://schemas.openxmlformats.org/drawingml/2006/main">
+              <a:graphicData uri="http://schemas.openxmlformats.org/drawingml/2006/picture">
+                <pic:pic xmlns:pic="http://schemas.openxmlformats.org/drawingml/2006/picture">
+                  <pic:nvPicPr>
+                    <pic:cNvPr id="299551747" name=""/>
+                    <pic:cNvPicPr/>
+                  </pic:nvPicPr>
+                  <pic:blipFill>
+                    <a:blip r:embed="rId60"/>
+                    <a:stretch>
+                      <a:fillRect/>
+                    </a:stretch>
+                  </pic:blipFill>
+                  <pic:spPr>
+                    <a:xfrm>
+                      <a:off x="0" y="0"/>
+                      <a:ext cx="6645910" cy="1367790"/>
+                    </a:xfrm>
+                    <a:prstGeom prst="rect">
+                      <a:avLst/>
+                    </a:prstGeom>
+                  </pic:spPr>
+                </pic:pic>
+              </a:graphicData>
+            </a:graphic>
+          </wp:inline>
+        </w:drawing>
+      </w:r>
+    </w:p>
+    <w:p>
+      <w:pPr>
+        <w:spacing w:after="0"/>
+        <w:jc w:val="center"/>
+        <w:rPr>
+          <w:sz w:val="36"/>
+          <w:szCs w:val="36"/>
+        </w:rPr>
+      </w:pPr>
+      <w:r>
+        <w:rPr>
+          <w:sz w:val="36"/>
+          <w:szCs w:val="36"/>
+        </w:rPr>
+        <w:t xml:space="preserve">Legenda: </w:t>
+      </w:r>
+      <w:r>
+        <w:rPr>
+          <w:sz w:val="36"/>
+          <w:szCs w:val="36"/>
+        </w:rPr>
+        <w:t xml:space="preserve">Visão geral das </w:t>
+      </w:r>
+      <w:r>
+        <w:rPr>
+          <w:sz w:val="36"/>
+          <w:szCs w:val="36"/>
+        </w:rPr>
+        <w:t>configurações</w:t>
+      </w:r>
+      <w:r>
+        <w:rPr>
+          <w:sz w:val="36"/>
+          <w:szCs w:val="36"/>
+        </w:rPr>
+        <w:t>.</w:t>
+      </w:r>
+    </w:p>
+    <w:p>
+      <w:pPr>
+        <w:spacing w:after="0"/>
+        <w:jc w:val="center"/>
+        <w:rPr>
+          <w:sz w:val="36"/>
+          <w:szCs w:val="36"/>
+        </w:rPr>
+      </w:pPr>
+      <w:r>
+        <w:rPr>
+          <w:sz w:val="36"/>
+          <w:szCs w:val="36"/>
+        </w:rPr>
+        <w:lastRenderedPageBreak/>
+        <w:drawing>
+          <wp:inline distT="0" distB="0" distL="0" distR="0" wp14:anchorId="2EC9D00B" wp14:editId="08F2761C">
+            <wp:extent cx="6645910" cy="3150235"/>
+            <wp:effectExtent l="0" t="0" r="2540" b="0"/>
+            <wp:docPr id="1376046819" name="Imagem 1"/>
+            <wp:cNvGraphicFramePr>
+              <a:graphicFrameLocks xmlns:a="http://schemas.openxmlformats.org/drawingml/2006/main" noChangeAspect="1"/>
+            </wp:cNvGraphicFramePr>
+            <a:graphic xmlns:a="http://schemas.openxmlformats.org/drawingml/2006/main">
+              <a:graphicData uri="http://schemas.openxmlformats.org/drawingml/2006/picture">
+                <pic:pic xmlns:pic="http://schemas.openxmlformats.org/drawingml/2006/picture">
+                  <pic:nvPicPr>
+                    <pic:cNvPr id="1376046819" name=""/>
+                    <pic:cNvPicPr/>
+                  </pic:nvPicPr>
+                  <pic:blipFill>
+                    <a:blip r:embed="rId61"/>
+                    <a:stretch>
+                      <a:fillRect/>
+                    </a:stretch>
+                  </pic:blipFill>
+                  <pic:spPr>
+                    <a:xfrm>
+                      <a:off x="0" y="0"/>
+                      <a:ext cx="6645910" cy="3150235"/>
+                    </a:xfrm>
+                    <a:prstGeom prst="rect">
+                      <a:avLst/>
+                    </a:prstGeom>
+                  </pic:spPr>
+                </pic:pic>
+              </a:graphicData>
+            </a:graphic>
+          </wp:inline>
+        </w:drawing>
+      </w:r>
+      <w:r>
+        <w:rPr>
+          <w:sz w:val="36"/>
+          <w:szCs w:val="36"/>
+        </w:rPr>
+        <w:drawing>
+          <wp:inline distT="0" distB="0" distL="0" distR="0" wp14:anchorId="4D46AA1B" wp14:editId="7E5DC1C8">
+            <wp:extent cx="6645910" cy="1561465"/>
+            <wp:effectExtent l="0" t="0" r="2540" b="635"/>
+            <wp:docPr id="405861720" name="Imagem 1"/>
+            <wp:cNvGraphicFramePr>
+              <a:graphicFrameLocks xmlns:a="http://schemas.openxmlformats.org/drawingml/2006/main" noChangeAspect="1"/>
+            </wp:cNvGraphicFramePr>
+            <a:graphic xmlns:a="http://schemas.openxmlformats.org/drawingml/2006/main">
+              <a:graphicData uri="http://schemas.openxmlformats.org/drawingml/2006/picture">
+                <pic:pic xmlns:pic="http://schemas.openxmlformats.org/drawingml/2006/picture">
+                  <pic:nvPicPr>
+                    <pic:cNvPr id="405861720" name=""/>
+                    <pic:cNvPicPr/>
+                  </pic:nvPicPr>
+                  <pic:blipFill rotWithShape="1">
+                    <a:blip r:embed="rId62"/>
+                    <a:srcRect t="39493"/>
+                    <a:stretch>
+                      <a:fillRect/>
+                    </a:stretch>
+                  </pic:blipFill>
+                  <pic:spPr bwMode="auto">
+                    <a:xfrm>
+                      <a:off x="0" y="0"/>
+                      <a:ext cx="6645910" cy="1561465"/>
+                    </a:xfrm>
+                    <a:prstGeom prst="rect">
+                      <a:avLst/>
+                    </a:prstGeom>
+                    <a:ln>
+                      <a:noFill/>
+                    </a:ln>
+                    <a:extLst>
+                      <a:ext uri="{53640926-AAD7-44D8-BBD7-CCE9431645EC}">
+                        <a14:shadowObscured xmlns:a14="http://schemas.microsoft.com/office/drawing/2010/main"/>
+                      </a:ext>
+                    </a:extLst>
+                  </pic:spPr>
+                </pic:pic>
+              </a:graphicData>
+            </a:graphic>
+          </wp:inline>
+        </w:drawing>
+      </w:r>
+    </w:p>
+    <w:p>
+      <w:pPr>
+        <w:spacing w:after="0"/>
+        <w:jc w:val="center"/>
+        <w:rPr>
+          <w:sz w:val="36"/>
+          <w:szCs w:val="36"/>
+        </w:rPr>
+      </w:pPr>
+      <w:r>
+        <w:rPr>
+          <w:sz w:val="36"/>
+          <w:szCs w:val="36"/>
+        </w:rPr>
+        <w:t xml:space="preserve">Legenda: </w:t>
+      </w:r>
+      <w:r>
+        <w:rPr>
+          <w:sz w:val="36"/>
+          <w:szCs w:val="36"/>
+        </w:rPr>
+        <w:t xml:space="preserve">Visão </w:t>
+      </w:r>
+      <w:r>
+        <w:rPr>
+          <w:sz w:val="36"/>
+          <w:szCs w:val="36"/>
+        </w:rPr>
+        <w:t>dos níveis de usuários, com possibilidade de edição/exclusão, caso o usuário solicite</w:t>
+      </w:r>
+      <w:r>
+        <w:rPr>
+          <w:sz w:val="36"/>
+          <w:szCs w:val="36"/>
+        </w:rPr>
+        <w:t>.</w:t>
+      </w:r>
+    </w:p>
+    <w:p>
+      <w:pPr>
+        <w:spacing w:after="0"/>
+        <w:jc w:val="center"/>
+        <w:rPr>
+          <w:sz w:val="36"/>
+          <w:szCs w:val="36"/>
+        </w:rPr>
+      </w:pPr>
+    </w:p>
+    <w:p>
+      <w:pPr>
+        <w:spacing w:after="0"/>
+        <w:jc w:val="center"/>
+        <w:rPr>
+          <w:sz w:val="36"/>
+          <w:szCs w:val="36"/>
+        </w:rPr>
+      </w:pPr>
+      <w:r>
+        <w:rPr>
+          <w:sz w:val="36"/>
+          <w:szCs w:val="36"/>
+        </w:rPr>
+        <w:lastRenderedPageBreak/>
+        <w:drawing>
+          <wp:inline distT="0" distB="0" distL="0" distR="0" wp14:anchorId="0CF2678E" wp14:editId="2E6053CF">
+            <wp:extent cx="6645910" cy="3155315"/>
+            <wp:effectExtent l="0" t="0" r="2540" b="6985"/>
+            <wp:docPr id="84969935" name="Imagem 1"/>
+            <wp:cNvGraphicFramePr>
+              <a:graphicFrameLocks xmlns:a="http://schemas.openxmlformats.org/drawingml/2006/main" noChangeAspect="1"/>
+            </wp:cNvGraphicFramePr>
+            <a:graphic xmlns:a="http://schemas.openxmlformats.org/drawingml/2006/main">
+              <a:graphicData uri="http://schemas.openxmlformats.org/drawingml/2006/picture">
+                <pic:pic xmlns:pic="http://schemas.openxmlformats.org/drawingml/2006/picture">
+                  <pic:nvPicPr>
+                    <pic:cNvPr id="84969935" name=""/>
+                    <pic:cNvPicPr/>
+                  </pic:nvPicPr>
+                  <pic:blipFill>
+                    <a:blip r:embed="rId63"/>
+                    <a:stretch>
+                      <a:fillRect/>
+                    </a:stretch>
+                  </pic:blipFill>
+                  <pic:spPr>
+                    <a:xfrm>
+                      <a:off x="0" y="0"/>
+                      <a:ext cx="6645910" cy="3155315"/>
+                    </a:xfrm>
+                    <a:prstGeom prst="rect">
+                      <a:avLst/>
+                    </a:prstGeom>
+                  </pic:spPr>
+                </pic:pic>
+              </a:graphicData>
+            </a:graphic>
+          </wp:inline>
+        </w:drawing>
+      </w:r>
+      <w:r>
+        <w:rPr>
+          <w:sz w:val="36"/>
+          <w:szCs w:val="36"/>
+        </w:rPr>
+        <w:drawing>
+          <wp:inline distT="0" distB="0" distL="0" distR="0" wp14:anchorId="4ADCDD04" wp14:editId="5403E706">
+            <wp:extent cx="6645910" cy="2901950"/>
+            <wp:effectExtent l="0" t="0" r="2540" b="0"/>
+            <wp:docPr id="1410312219" name="Imagem 1"/>
+            <wp:cNvGraphicFramePr>
+              <a:graphicFrameLocks xmlns:a="http://schemas.openxmlformats.org/drawingml/2006/main" noChangeAspect="1"/>
+            </wp:cNvGraphicFramePr>
+            <a:graphic xmlns:a="http://schemas.openxmlformats.org/drawingml/2006/main">
+              <a:graphicData uri="http://schemas.openxmlformats.org/drawingml/2006/picture">
+                <pic:pic xmlns:pic="http://schemas.openxmlformats.org/drawingml/2006/picture">
+                  <pic:nvPicPr>
+                    <pic:cNvPr id="1410312219" name=""/>
+                    <pic:cNvPicPr/>
+                  </pic:nvPicPr>
+                  <pic:blipFill rotWithShape="1">
+                    <a:blip r:embed="rId64"/>
+                    <a:srcRect t="7302"/>
+                    <a:stretch>
+                      <a:fillRect/>
+                    </a:stretch>
+                  </pic:blipFill>
+                  <pic:spPr bwMode="auto">
+                    <a:xfrm>
+                      <a:off x="0" y="0"/>
+                      <a:ext cx="6645910" cy="2901950"/>
+                    </a:xfrm>
+                    <a:prstGeom prst="rect">
+                      <a:avLst/>
+                    </a:prstGeom>
+                    <a:ln>
+                      <a:noFill/>
+                    </a:ln>
+                    <a:extLst>
+                      <a:ext uri="{53640926-AAD7-44D8-BBD7-CCE9431645EC}">
+                        <a14:shadowObscured xmlns:a14="http://schemas.microsoft.com/office/drawing/2010/main"/>
+                      </a:ext>
+                    </a:extLst>
+                  </pic:spPr>
+                </pic:pic>
+              </a:graphicData>
+            </a:graphic>
+          </wp:inline>
+        </w:drawing>
+      </w:r>
+    </w:p>
+    <w:p>
+      <w:pPr>
+        <w:spacing w:after="0"/>
+        <w:jc w:val="center"/>
+        <w:rPr>
+          <w:sz w:val="36"/>
+          <w:szCs w:val="36"/>
+        </w:rPr>
+      </w:pPr>
+      <w:r>
+        <w:rPr>
+          <w:sz w:val="36"/>
+          <w:szCs w:val="36"/>
+        </w:rPr>
+        <w:t xml:space="preserve">Legenda: </w:t>
+      </w:r>
+      <w:r>
+        <w:rPr>
+          <w:sz w:val="36"/>
+          <w:szCs w:val="36"/>
+        </w:rPr>
+        <w:t>Visão do</w:t>
+      </w:r>
+      <w:r>
+        <w:rPr>
+          <w:sz w:val="36"/>
+          <w:szCs w:val="36"/>
+        </w:rPr>
+        <w:t xml:space="preserve"> histórico de movimentações/ações realizadas no sistema (log) para análise do que foi feito e possibilidade de auditoria, se necessário</w:t>
+      </w:r>
+      <w:r>
+        <w:rPr>
+          <w:sz w:val="36"/>
+          <w:szCs w:val="36"/>
+        </w:rPr>
+        <w:t>.</w:t>
+      </w:r>
+    </w:p>
+    <w:p>
+      <w:pPr>
+        <w:spacing w:after="0"/>
+        <w:jc w:val="center"/>
+        <w:rPr>
+          <w:sz w:val="36"/>
+          <w:szCs w:val="36"/>
+        </w:rPr>
+      </w:pPr>
+    </w:p>
+    <w:p>
+      <w:pPr>
+        <w:spacing w:after="0"/>
+        <w:rPr>
+          <w:sz w:val="36"/>
+          <w:szCs w:val="36"/>
+        </w:rPr>
+      </w:pPr>
+      <w:r>
+        <w:rPr>
+          <w:sz w:val="36"/>
+          <w:szCs w:val="36"/>
+        </w:rPr>
+        <w:t>Finalizado a elaboração dos protótipos de interface, foi encaminhado para análise do requisitante, no qual expressou aprovação e satisfação com a projeção do software.</w:t>
+      </w:r>
     </w:p>
     <w:p>
       <w:pPr>
@@ -6984,6 +9358,7 @@
           <w:szCs w:val="36"/>
           <w:lang w:eastAsia="pt-BR"/>
         </w:rPr>
+        <w:lastRenderedPageBreak/>
         <w:t>Com este documento pronto, estamos aptos a avançar para:</w:t>
       </w:r>
     </w:p>
@@ -7014,7 +9389,6 @@
           <w:bdr w:val="none" w:sz="0" w:space="0" w:color="auto" w:frame="1"/>
           <w:lang w:eastAsia="pt-BR"/>
         </w:rPr>
-        <w:lastRenderedPageBreak/>
         <w:t xml:space="preserve">Modelagem do banco de dados: </w:t>
       </w:r>
       <w:r>
@@ -7245,8 +9619,8 @@
       </w:r>
     </w:p>
     <w:sectPr>
-      <w:headerReference w:type="default" r:id="rId35"/>
-      <w:footerReference w:type="default" r:id="rId36"/>
+      <w:headerReference w:type="default" r:id="rId65"/>
+      <w:footerReference w:type="default" r:id="rId66"/>
       <w:pgSz w:w="11906" w:h="16838"/>
       <w:pgMar w:top="1560" w:right="720" w:bottom="720" w:left="720" w:header="283" w:footer="0" w:gutter="0"/>
       <w:cols w:space="708"/>

--- a/Projeto de Engenharia de Software (Documentação).docx
+++ b/Projeto de Engenharia de Software (Documentação).docx
@@ -605,18 +605,6 @@
           <w:lang w:eastAsia="pt-BR"/>
         </w:rPr>
       </w:pPr>
-      <w:r>
-        <w:rPr>
-          <w:rFonts w:ascii="Arial" w:eastAsia="Times New Roman" w:hAnsi="Arial" w:cs="Arial"/>
-          <w:color w:val="1F1F1F"/>
-          <w:sz w:val="24"/>
-          <w:szCs w:val="24"/>
-          <w:lang w:eastAsia="pt-BR"/>
-        </w:rPr>
-        <w:pict w14:anchorId="56361E42">
-          <v:rect id="_x0000_i1025" style="width:0;height:1.5pt" o:hralign="center" o:hrstd="t" o:hrnoshade="t" o:hr="t" fillcolor="gray" stroked="f"/>
-        </w:pict>
-      </w:r>
     </w:p>
     <w:p>
       <w:pPr>
@@ -1004,7 +992,39 @@
           <w:lang w:eastAsia="pt-BR"/>
         </w:rPr>
       </w:pPr>
-      <w:r>
+    </w:p>
+    <w:p>
+      <w:pPr>
+        <w:spacing w:before="100" w:beforeAutospacing="1" w:after="120" w:line="240" w:lineRule="auto"/>
+        <w:jc w:val="both"/>
+        <w:outlineLvl w:val="2"/>
+        <w:rPr>
+          <w:rFonts w:ascii="Arial" w:eastAsia="Times New Roman" w:hAnsi="Arial" w:cs="Arial"/>
+          <w:b/>
+          <w:bCs/>
+          <w:color w:val="1F1F1F"/>
+          <w:sz w:val="24"/>
+          <w:szCs w:val="24"/>
+          <w:lang w:eastAsia="pt-BR"/>
+        </w:rPr>
+      </w:pPr>
+      <w:r>
+        <w:rPr>
+          <w:rFonts w:ascii="Arial" w:eastAsia="Times New Roman" w:hAnsi="Arial" w:cs="Arial"/>
+          <w:b/>
+          <w:bCs/>
+          <w:color w:val="1F1F1F"/>
+          <w:sz w:val="24"/>
+          <w:szCs w:val="24"/>
+          <w:lang w:eastAsia="pt-BR"/>
+        </w:rPr>
+        <w:t>3. Definição do Tipo de Sistema</w:t>
+      </w:r>
+    </w:p>
+    <w:p>
+      <w:pPr>
+        <w:spacing w:before="100" w:beforeAutospacing="1" w:after="0" w:line="240" w:lineRule="auto"/>
+        <w:jc w:val="both"/>
         <w:rPr>
           <w:rFonts w:ascii="Arial" w:eastAsia="Times New Roman" w:hAnsi="Arial" w:cs="Arial"/>
           <w:color w:val="1F1F1F"/>
@@ -1012,16 +1032,18 @@
           <w:szCs w:val="24"/>
           <w:lang w:eastAsia="pt-BR"/>
         </w:rPr>
-        <w:pict w14:anchorId="7533BE1D">
-          <v:rect id="_x0000_i1026" style="width:0;height:1.5pt" o:hralign="center" o:hrstd="t" o:hrnoshade="t" o:hr="t" fillcolor="gray" stroked="f"/>
-        </w:pict>
-      </w:r>
-    </w:p>
-    <w:p>
-      <w:pPr>
-        <w:spacing w:before="100" w:beforeAutospacing="1" w:after="120" w:line="240" w:lineRule="auto"/>
-        <w:jc w:val="both"/>
-        <w:outlineLvl w:val="2"/>
+      </w:pPr>
+      <w:r>
+        <w:rPr>
+          <w:rFonts w:ascii="Arial" w:eastAsia="Times New Roman" w:hAnsi="Arial" w:cs="Arial"/>
+          <w:color w:val="1F1F1F"/>
+          <w:sz w:val="24"/>
+          <w:szCs w:val="24"/>
+          <w:lang w:eastAsia="pt-BR"/>
+        </w:rPr>
+        <w:t xml:space="preserve">O projeto consiste no desenvolvimento de um </w:t>
+      </w:r>
+      <w:r>
         <w:rPr>
           <w:rFonts w:ascii="Arial" w:eastAsia="Times New Roman" w:hAnsi="Arial" w:cs="Arial"/>
           <w:b/>
@@ -1029,6 +1051,31 @@
           <w:color w:val="1F1F1F"/>
           <w:sz w:val="24"/>
           <w:szCs w:val="24"/>
+          <w:bdr w:val="none" w:sz="0" w:space="0" w:color="auto" w:frame="1"/>
+          <w:lang w:eastAsia="pt-BR"/>
+        </w:rPr>
+        <w:t>Sistema Integrado de vendas com controle financeiro e Portfólio de serviços Web</w:t>
+      </w:r>
+      <w:r>
+        <w:rPr>
+          <w:rFonts w:ascii="Arial" w:eastAsia="Times New Roman" w:hAnsi="Arial" w:cs="Arial"/>
+          <w:color w:val="1F1F1F"/>
+          <w:sz w:val="24"/>
+          <w:szCs w:val="24"/>
+          <w:lang w:eastAsia="pt-BR"/>
+        </w:rPr>
+        <w:t>.</w:t>
+      </w:r>
+    </w:p>
+    <w:p>
+      <w:pPr>
+        <w:spacing w:before="100" w:beforeAutospacing="1" w:after="0" w:line="240" w:lineRule="auto"/>
+        <w:jc w:val="both"/>
+        <w:rPr>
+          <w:rFonts w:ascii="Arial" w:eastAsia="Times New Roman" w:hAnsi="Arial" w:cs="Arial"/>
+          <w:color w:val="1F1F1F"/>
+          <w:sz w:val="24"/>
+          <w:szCs w:val="24"/>
           <w:lang w:eastAsia="pt-BR"/>
         </w:rPr>
       </w:pPr>
@@ -1040,15 +1087,12 @@
           <w:color w:val="1F1F1F"/>
           <w:sz w:val="24"/>
           <w:szCs w:val="24"/>
+          <w:bdr w:val="none" w:sz="0" w:space="0" w:color="auto" w:frame="1"/>
           <w:lang w:eastAsia="pt-BR"/>
         </w:rPr>
-        <w:t>3. Definição do Tipo de Sistema</w:t>
-      </w:r>
-    </w:p>
-    <w:p>
-      <w:pPr>
-        <w:spacing w:before="100" w:beforeAutospacing="1" w:after="0" w:line="240" w:lineRule="auto"/>
-        <w:jc w:val="both"/>
+        <w:t>Nota:</w:t>
+      </w:r>
+      <w:r>
         <w:rPr>
           <w:rFonts w:ascii="Arial" w:eastAsia="Times New Roman" w:hAnsi="Arial" w:cs="Arial"/>
           <w:color w:val="1F1F1F"/>
@@ -1056,8 +1100,13 @@
           <w:szCs w:val="24"/>
           <w:lang w:eastAsia="pt-BR"/>
         </w:rPr>
-      </w:pPr>
-      <w:r>
+        <w:t xml:space="preserve"> Esta seleção de tipo de sistema é preliminar e poderá ser ajustada conforme o aprofundamento do levantamento de requisitos e restrições técnicas encontradas, de acordo com a real necessidade do cliente.</w:t>
+      </w:r>
+    </w:p>
+    <w:p>
+      <w:pPr>
+        <w:spacing w:after="120" w:line="240" w:lineRule="auto"/>
+        <w:jc w:val="both"/>
         <w:rPr>
           <w:rFonts w:ascii="Arial" w:eastAsia="Times New Roman" w:hAnsi="Arial" w:cs="Arial"/>
           <w:color w:val="1F1F1F"/>
@@ -1065,92 +1114,7 @@
           <w:szCs w:val="24"/>
           <w:lang w:eastAsia="pt-BR"/>
         </w:rPr>
-        <w:t xml:space="preserve">O projeto consiste no desenvolvimento de um </w:t>
-      </w:r>
-      <w:r>
-        <w:rPr>
-          <w:rFonts w:ascii="Arial" w:eastAsia="Times New Roman" w:hAnsi="Arial" w:cs="Arial"/>
-          <w:b/>
-          <w:bCs/>
-          <w:color w:val="1F1F1F"/>
-          <w:sz w:val="24"/>
-          <w:szCs w:val="24"/>
-          <w:bdr w:val="none" w:sz="0" w:space="0" w:color="auto" w:frame="1"/>
-          <w:lang w:eastAsia="pt-BR"/>
-        </w:rPr>
-        <w:t>Sistema Integrado de vendas com controle financeiro e Portfólio de serviços Web</w:t>
-      </w:r>
-      <w:r>
-        <w:rPr>
-          <w:rFonts w:ascii="Arial" w:eastAsia="Times New Roman" w:hAnsi="Arial" w:cs="Arial"/>
-          <w:color w:val="1F1F1F"/>
-          <w:sz w:val="24"/>
-          <w:szCs w:val="24"/>
-          <w:lang w:eastAsia="pt-BR"/>
-        </w:rPr>
-        <w:t>.</w:t>
-      </w:r>
-    </w:p>
-    <w:p>
-      <w:pPr>
-        <w:spacing w:before="100" w:beforeAutospacing="1" w:after="0" w:line="240" w:lineRule="auto"/>
-        <w:jc w:val="both"/>
-        <w:rPr>
-          <w:rFonts w:ascii="Arial" w:eastAsia="Times New Roman" w:hAnsi="Arial" w:cs="Arial"/>
-          <w:color w:val="1F1F1F"/>
-          <w:sz w:val="24"/>
-          <w:szCs w:val="24"/>
-          <w:lang w:eastAsia="pt-BR"/>
-        </w:rPr>
-      </w:pPr>
-      <w:r>
-        <w:rPr>
-          <w:rFonts w:ascii="Arial" w:eastAsia="Times New Roman" w:hAnsi="Arial" w:cs="Arial"/>
-          <w:b/>
-          <w:bCs/>
-          <w:color w:val="1F1F1F"/>
-          <w:sz w:val="24"/>
-          <w:szCs w:val="24"/>
-          <w:bdr w:val="none" w:sz="0" w:space="0" w:color="auto" w:frame="1"/>
-          <w:lang w:eastAsia="pt-BR"/>
-        </w:rPr>
-        <w:t>Nota:</w:t>
-      </w:r>
-      <w:r>
-        <w:rPr>
-          <w:rFonts w:ascii="Arial" w:eastAsia="Times New Roman" w:hAnsi="Arial" w:cs="Arial"/>
-          <w:color w:val="1F1F1F"/>
-          <w:sz w:val="24"/>
-          <w:szCs w:val="24"/>
-          <w:lang w:eastAsia="pt-BR"/>
-        </w:rPr>
-        <w:t xml:space="preserve"> Esta seleção de tipo de sistema é preliminar e poderá ser ajustada conforme o aprofundamento do levantamento de requisitos e restrições técnicas encontradas, de acordo com a real necessidade do cliente.</w:t>
-      </w:r>
-    </w:p>
-    <w:p>
-      <w:pPr>
-        <w:spacing w:after="120" w:line="240" w:lineRule="auto"/>
-        <w:jc w:val="both"/>
-        <w:rPr>
-          <w:rFonts w:ascii="Arial" w:eastAsia="Times New Roman" w:hAnsi="Arial" w:cs="Arial"/>
-          <w:color w:val="1F1F1F"/>
-          <w:sz w:val="24"/>
-          <w:szCs w:val="24"/>
-          <w:lang w:eastAsia="pt-BR"/>
-        </w:rPr>
-      </w:pPr>
-      <w:r>
-        <w:rPr>
-          <w:rFonts w:ascii="Arial" w:eastAsia="Times New Roman" w:hAnsi="Arial" w:cs="Arial"/>
-          <w:color w:val="1F1F1F"/>
-          <w:sz w:val="24"/>
-          <w:szCs w:val="24"/>
-          <w:lang w:eastAsia="pt-BR"/>
-        </w:rPr>
-        <w:pict w14:anchorId="5D114D34">
-          <v:rect id="_x0000_i1027" style="width:0;height:1.5pt" o:hralign="center" o:hrstd="t" o:hrnoshade="t" o:hr="t" fillcolor="gray" stroked="f"/>
-        </w:pict>
-      </w:r>
+      </w:pPr>
     </w:p>
     <w:p>
       <w:pPr>
@@ -1625,18 +1589,6 @@
           <w:lang w:eastAsia="pt-BR"/>
         </w:rPr>
       </w:pPr>
-      <w:r>
-        <w:rPr>
-          <w:rFonts w:ascii="Arial" w:eastAsia="Times New Roman" w:hAnsi="Arial" w:cs="Arial"/>
-          <w:color w:val="1F1F1F"/>
-          <w:sz w:val="24"/>
-          <w:szCs w:val="24"/>
-          <w:lang w:eastAsia="pt-BR"/>
-        </w:rPr>
-        <w:pict w14:anchorId="7BCBA8AA">
-          <v:rect id="_x0000_i1028" style="width:0;height:1.5pt" o:hralign="center" o:hrstd="t" o:hrnoshade="t" o:hr="t" fillcolor="gray" stroked="f"/>
-        </w:pict>
-      </w:r>
     </w:p>
     <w:p>
       <w:pPr>
@@ -3200,19 +3152,8 @@
           <w:szCs w:val="24"/>
         </w:rPr>
         <w:tab/>
-        <w:t xml:space="preserve">Produtos </w:t>
-      </w:r>
-      <w:proofErr w:type="gramStart"/>
-      <w:r>
-        <w:rPr>
-          <w:rFonts w:ascii="Arial" w:hAnsi="Arial" w:cs="Arial"/>
-          <w:bCs/>
-          <w:sz w:val="24"/>
-          <w:szCs w:val="24"/>
-        </w:rPr>
-        <w:t>mais Vendidos</w:t>
-      </w:r>
-      <w:proofErr w:type="gramEnd"/>
+        <w:t>Produtos mais Vendidos</w:t>
+      </w:r>
     </w:p>
     <w:p>
       <w:pPr>
@@ -35725,58 +35666,8 @@
           <w:sz w:val="28"/>
           <w:szCs w:val="28"/>
         </w:rPr>
-        <w:t>4. Análise dos Resultados</w:t>
-      </w:r>
-    </w:p>
-    <w:p>
-      <w:pPr>
-        <w:rPr>
-          <w:color w:val="000000" w:themeColor="text1"/>
-        </w:rPr>
-      </w:pPr>
-      <w:r>
-        <w:rPr>
-          <w:rFonts w:ascii="Arial" w:eastAsia="Arial" w:hAnsi="Arial" w:cs="Arial"/>
-          <w:color w:val="000000" w:themeColor="text1"/>
-          <w:sz w:val="24"/>
-          <w:szCs w:val="24"/>
-        </w:rPr>
-        <w:t>No geral houve plena satisfação do cliente sobre o produto final entregue</w:t>
-      </w:r>
-      <w:r>
-        <w:rPr>
-          <w:rFonts w:ascii="Arial" w:eastAsia="Arial" w:hAnsi="Arial" w:cs="Arial"/>
-          <w:color w:val="000000" w:themeColor="text1"/>
-          <w:sz w:val="24"/>
-          <w:szCs w:val="24"/>
-        </w:rPr>
-        <w:t>.</w:t>
-      </w:r>
-      <w:r>
-        <w:rPr>
-          <w:rFonts w:ascii="Arial" w:eastAsia="Arial" w:hAnsi="Arial" w:cs="Arial"/>
-          <w:color w:val="000000" w:themeColor="text1"/>
-          <w:sz w:val="24"/>
-          <w:szCs w:val="24"/>
-        </w:rPr>
-        <w:t xml:space="preserve"> Bem como sugestão de melhorias.</w:t>
-      </w:r>
-    </w:p>
-    <w:p>
-      <w:pPr>
-        <w:spacing w:after="120"/>
-        <w:rPr>
-          <w:color w:val="000000" w:themeColor="text1"/>
-        </w:rPr>
-      </w:pPr>
-    </w:p>
-    <w:p>
-      <w:pPr>
-        <w:pStyle w:val="Ttulo2"/>
-        <w:rPr>
-          <w:color w:val="000000" w:themeColor="text1"/>
-        </w:rPr>
-      </w:pPr>
+        <w:t>4</w:t>
+      </w:r>
       <w:r>
         <w:rPr>
           <w:rFonts w:ascii="Arial" w:eastAsia="Arial" w:hAnsi="Arial" w:cs="Arial"/>
@@ -35784,7 +35675,87 @@
           <w:sz w:val="28"/>
           <w:szCs w:val="28"/>
         </w:rPr>
-        <w:t>5. Considerações Finais da Avaliação</w:t>
+        <w:t>. Considerações Finais da Avaliação</w:t>
+      </w:r>
+    </w:p>
+    <w:p>
+      <w:pPr>
+        <w:jc w:val="both"/>
+        <w:rPr>
+          <w:rFonts w:ascii="Arial" w:hAnsi="Arial" w:cs="Arial"/>
+          <w:color w:val="000000" w:themeColor="text1"/>
+          <w:sz w:val="24"/>
+          <w:szCs w:val="24"/>
+        </w:rPr>
+      </w:pPr>
+      <w:r>
+        <w:rPr>
+          <w:rFonts w:ascii="Arial" w:hAnsi="Arial" w:cs="Arial"/>
+          <w:color w:val="000000" w:themeColor="text1"/>
+          <w:sz w:val="24"/>
+          <w:szCs w:val="24"/>
+        </w:rPr>
+        <w:t>A avaliação conduzida junto aos usuários beneficiados pelo sistema revelou receptividade positiva ao produto entregue. Ainda que o número de respondentes seja reduzido — reflexo do contexto de um microempreendimento com volume limitado de clientes ativos —, as respostas obtidas fornecem indicadores qualitativos relevantes sobre a percepção do sistema no ambiente real de uso.</w:t>
+      </w:r>
+    </w:p>
+    <w:p>
+      <w:pPr>
+        <w:jc w:val="both"/>
+        <w:rPr>
+          <w:rFonts w:ascii="Arial" w:hAnsi="Arial" w:cs="Arial"/>
+          <w:color w:val="000000" w:themeColor="text1"/>
+          <w:sz w:val="24"/>
+          <w:szCs w:val="24"/>
+        </w:rPr>
+      </w:pPr>
+      <w:r>
+        <w:rPr>
+          <w:rFonts w:ascii="Arial" w:hAnsi="Arial" w:cs="Arial"/>
+          <w:color w:val="000000" w:themeColor="text1"/>
+          <w:sz w:val="24"/>
+          <w:szCs w:val="24"/>
+        </w:rPr>
+        <w:t>Os dois respondentes destacaram espontaneamente elementos da experiência visual do sistema, mencionando a tela inicial e o destaque dado aos produtos no portfólio como os aspectos mais positivos. Esse retorno corrobora as decisões de design tomadas na Semana 3 do projeto: a escolha de uma seção hero com chamada para ação clara, combinada à exposição visual dos produtos com imagens reais, demonstrou ser eficaz na comunicação do trabalho artesanal da Cleonice para potenciais clientes.</w:t>
+      </w:r>
+    </w:p>
+    <w:p>
+      <w:pPr>
+        <w:jc w:val="both"/>
+        <w:rPr>
+          <w:rFonts w:ascii="Arial" w:hAnsi="Arial" w:cs="Arial"/>
+          <w:color w:val="000000" w:themeColor="text1"/>
+          <w:sz w:val="24"/>
+          <w:szCs w:val="24"/>
+        </w:rPr>
+      </w:pPr>
+      <w:r>
+        <w:rPr>
+          <w:rFonts w:ascii="Arial" w:hAnsi="Arial" w:cs="Arial"/>
+          <w:color w:val="000000" w:themeColor="text1"/>
+          <w:sz w:val="24"/>
+          <w:szCs w:val="24"/>
+        </w:rPr>
+        <w:t>A única sugestão recorrente entre os respondentes foi a implementação de mecanismos de pagamento online e emissão de nota fiscal. Essa demanda é coerente com a evolução natural de um sistema de vendas que, após consolidar a gestão operacional, passa a buscar a automação das etapas financeiras e fiscais. Essa necessidade já está mapeada como melhoria futura de curto prazo na seção correspondente deste documento.</w:t>
+      </w:r>
+    </w:p>
+    <w:p>
+      <w:pPr>
+        <w:jc w:val="both"/>
+        <w:rPr>
+          <w:rFonts w:ascii="Arial" w:hAnsi="Arial" w:cs="Arial"/>
+          <w:color w:val="000000" w:themeColor="text1"/>
+          <w:sz w:val="24"/>
+          <w:szCs w:val="24"/>
+        </w:rPr>
+      </w:pPr>
+      <w:r>
+        <w:rPr>
+          <w:rFonts w:ascii="Arial" w:hAnsi="Arial" w:cs="Arial"/>
+          <w:color w:val="000000" w:themeColor="text1"/>
+          <w:sz w:val="24"/>
+          <w:szCs w:val="24"/>
+        </w:rPr>
+        <w:t>De forma geral, a avaliação indica que o sistema cumpre seu propósito central: organizar e digitalizar os processos de um ateliê artesanal, oferecendo ao cliente final uma experiência de portfólio e acompanhamento de pedidos que antes não existia. A satisfação expressa pela proprietária Cleonice Maria da Silva ao longo do processo de desenvolvimento e entrega confirma que o produto atende às expectativas estabelecidas na fase de concepção do projeto.</w:t>
       </w:r>
     </w:p>
     <w:p>
@@ -38084,45 +38055,28 @@
           <w:sz w:val="24"/>
           <w:szCs w:val="24"/>
         </w:rPr>
-        <w:t>O projeto foi satisfatório de ser executado</w:t>
-      </w:r>
-      <w:r>
-        <w:rPr>
-          <w:rFonts w:ascii="Arial" w:hAnsi="Arial" w:cs="Arial"/>
-          <w:color w:val="000000" w:themeColor="text1"/>
-          <w:sz w:val="24"/>
-          <w:szCs w:val="24"/>
-        </w:rPr>
-        <w:t xml:space="preserve">, com experiência em primeira mão para o desenvolvimento do </w:t>
-      </w:r>
-      <w:r>
-        <w:rPr>
-          <w:rFonts w:ascii="Arial" w:hAnsi="Arial" w:cs="Arial"/>
-          <w:color w:val="000000" w:themeColor="text1"/>
-          <w:sz w:val="24"/>
-          <w:szCs w:val="24"/>
-        </w:rPr>
-        <w:t>software, no qual identificamos dificuldades mas que foram sendo resolvidas ao decorrer do projeto. Ainda é necessário melhoria contínua de nós como estudantes em buscar novas ferramentas e soluções para melhor atender aos clientes.</w:t>
-      </w:r>
-    </w:p>
-    <w:p>
-      <w:pPr>
-        <w:jc w:val="both"/>
-        <w:rPr>
-          <w:rFonts w:ascii="Arial" w:hAnsi="Arial" w:cs="Arial"/>
-          <w:color w:val="000000" w:themeColor="text1"/>
-          <w:sz w:val="24"/>
-          <w:szCs w:val="24"/>
-        </w:rPr>
-      </w:pPr>
-      <w:r>
-        <w:rPr>
-          <w:rFonts w:ascii="Arial" w:hAnsi="Arial" w:cs="Arial"/>
-          <w:color w:val="000000" w:themeColor="text1"/>
-          <w:sz w:val="24"/>
-          <w:szCs w:val="24"/>
-        </w:rPr>
-        <w:t xml:space="preserve">Encerramos com agradecimentos ao Professor Luiz Ricardo </w:t>
+        <w:t>O desenvolvimento deste projeto representou uma experiência concreta e significativa na formação da equipe como futuros engenheiros de software. Partindo de uma necessidade real identificada no cotidiano da artesã Cleonice Maria da Silva, foi possível percorrer todas as etapas do ciclo de desenvolvimento: levantamento de requisitos, prototipação, modelagem de dados, especificação de casos de uso e implementação em produção.</w:t>
+      </w:r>
+    </w:p>
+    <w:p>
+      <w:pPr>
+        <w:jc w:val="both"/>
+        <w:rPr>
+          <w:rFonts w:ascii="Arial" w:hAnsi="Arial" w:cs="Arial"/>
+          <w:color w:val="000000" w:themeColor="text1"/>
+          <w:sz w:val="24"/>
+          <w:szCs w:val="24"/>
+        </w:rPr>
+      </w:pPr>
+      <w:r>
+        <w:rPr>
+          <w:rFonts w:ascii="Arial" w:hAnsi="Arial" w:cs="Arial"/>
+          <w:color w:val="000000" w:themeColor="text1"/>
+          <w:sz w:val="24"/>
+          <w:szCs w:val="24"/>
+        </w:rPr>
+        <w:lastRenderedPageBreak/>
+        <w:t>O resultado final é um sistema funcional, acessível publicamente via internet, que cobre 20 casos de uso distribuídos em três áreas distintas — portfólio público, área do cliente e painel administrativo. O sistema está implantado em infraestrutura de nuvem real (</w:t>
       </w:r>
       <w:proofErr w:type="spellStart"/>
       <w:r>
@@ -38132,6 +38086,186 @@
           <w:sz w:val="24"/>
           <w:szCs w:val="24"/>
         </w:rPr>
+        <w:t>Vercel</w:t>
+      </w:r>
+      <w:proofErr w:type="spellEnd"/>
+      <w:r>
+        <w:rPr>
+          <w:rFonts w:ascii="Arial" w:hAnsi="Arial" w:cs="Arial"/>
+          <w:color w:val="000000" w:themeColor="text1"/>
+          <w:sz w:val="24"/>
+          <w:szCs w:val="24"/>
+        </w:rPr>
+        <w:t xml:space="preserve">, Render e </w:t>
+      </w:r>
+      <w:proofErr w:type="spellStart"/>
+      <w:r>
+        <w:rPr>
+          <w:rFonts w:ascii="Arial" w:hAnsi="Arial" w:cs="Arial"/>
+          <w:color w:val="000000" w:themeColor="text1"/>
+          <w:sz w:val="24"/>
+          <w:szCs w:val="24"/>
+        </w:rPr>
+        <w:t>Supabase</w:t>
+      </w:r>
+      <w:proofErr w:type="spellEnd"/>
+      <w:r>
+        <w:rPr>
+          <w:rFonts w:ascii="Arial" w:hAnsi="Arial" w:cs="Arial"/>
+          <w:color w:val="000000" w:themeColor="text1"/>
+          <w:sz w:val="24"/>
+          <w:szCs w:val="24"/>
+        </w:rPr>
+        <w:t xml:space="preserve">), com </w:t>
+      </w:r>
+      <w:proofErr w:type="spellStart"/>
+      <w:r>
+        <w:rPr>
+          <w:rFonts w:ascii="Arial" w:hAnsi="Arial" w:cs="Arial"/>
+          <w:color w:val="000000" w:themeColor="text1"/>
+          <w:sz w:val="24"/>
+          <w:szCs w:val="24"/>
+        </w:rPr>
+        <w:t>deploy</w:t>
+      </w:r>
+      <w:proofErr w:type="spellEnd"/>
+      <w:r>
+        <w:rPr>
+          <w:rFonts w:ascii="Arial" w:hAnsi="Arial" w:cs="Arial"/>
+          <w:color w:val="000000" w:themeColor="text1"/>
+          <w:sz w:val="24"/>
+          <w:szCs w:val="24"/>
+        </w:rPr>
+        <w:t xml:space="preserve"> automático via GitHub, e já é utilizado pela cliente para gerenciar seus pedidos, controlar o estoque de matérias-primas e acompanhar o desempenho financeiro do negócio.</w:t>
+      </w:r>
+    </w:p>
+    <w:p>
+      <w:pPr>
+        <w:jc w:val="both"/>
+        <w:rPr>
+          <w:rFonts w:ascii="Arial" w:hAnsi="Arial" w:cs="Arial"/>
+          <w:color w:val="000000" w:themeColor="text1"/>
+          <w:sz w:val="24"/>
+          <w:szCs w:val="24"/>
+        </w:rPr>
+      </w:pPr>
+      <w:r>
+        <w:rPr>
+          <w:rFonts w:ascii="Arial" w:hAnsi="Arial" w:cs="Arial"/>
+          <w:color w:val="000000" w:themeColor="text1"/>
+          <w:sz w:val="24"/>
+          <w:szCs w:val="24"/>
+        </w:rPr>
+        <w:t>Entre os aprendizados mais relevantes, destaca-se a dificuldade inerente ao processo de levantamento de requisitos com um cliente real: a Cleonice descrevia suas necessidades de forma natural e informal, cabendo à equipe traduzir essas descrições em requisitos funcionais precisos e casos de uso detalhados. Esse exercício de comunicação e abstração foi, sem dúvida, o maior desafio do semestre — e também o mais valioso.</w:t>
+      </w:r>
+    </w:p>
+    <w:p>
+      <w:pPr>
+        <w:jc w:val="both"/>
+        <w:rPr>
+          <w:rFonts w:ascii="Arial" w:hAnsi="Arial" w:cs="Arial"/>
+          <w:color w:val="000000" w:themeColor="text1"/>
+          <w:sz w:val="24"/>
+          <w:szCs w:val="24"/>
+        </w:rPr>
+      </w:pPr>
+      <w:r>
+        <w:rPr>
+          <w:rFonts w:ascii="Arial" w:hAnsi="Arial" w:cs="Arial"/>
+          <w:color w:val="000000" w:themeColor="text1"/>
+          <w:sz w:val="24"/>
+          <w:szCs w:val="24"/>
+        </w:rPr>
+        <w:t>Do ponto de vista técnico, a integração entre serviços de hospedagem distintos (</w:t>
+      </w:r>
+      <w:proofErr w:type="spellStart"/>
+      <w:r>
+        <w:rPr>
+          <w:rFonts w:ascii="Arial" w:hAnsi="Arial" w:cs="Arial"/>
+          <w:color w:val="000000" w:themeColor="text1"/>
+          <w:sz w:val="24"/>
+          <w:szCs w:val="24"/>
+        </w:rPr>
+        <w:t>Vercel</w:t>
+      </w:r>
+      <w:proofErr w:type="spellEnd"/>
+      <w:r>
+        <w:rPr>
+          <w:rFonts w:ascii="Arial" w:hAnsi="Arial" w:cs="Arial"/>
+          <w:color w:val="000000" w:themeColor="text1"/>
+          <w:sz w:val="24"/>
+          <w:szCs w:val="24"/>
+        </w:rPr>
+        <w:t xml:space="preserve">, Render e </w:t>
+      </w:r>
+      <w:proofErr w:type="spellStart"/>
+      <w:r>
+        <w:rPr>
+          <w:rFonts w:ascii="Arial" w:hAnsi="Arial" w:cs="Arial"/>
+          <w:color w:val="000000" w:themeColor="text1"/>
+          <w:sz w:val="24"/>
+          <w:szCs w:val="24"/>
+        </w:rPr>
+        <w:t>Supabase</w:t>
+      </w:r>
+      <w:proofErr w:type="spellEnd"/>
+      <w:r>
+        <w:rPr>
+          <w:rFonts w:ascii="Arial" w:hAnsi="Arial" w:cs="Arial"/>
+          <w:color w:val="000000" w:themeColor="text1"/>
+          <w:sz w:val="24"/>
+          <w:szCs w:val="24"/>
+        </w:rPr>
+        <w:t>) exigiu a resolução de problemas reais de infraestrutura, como incompatibilidade de protocolo IPv4/IPv6 e configuração de CORS para domínios dinâmicos. Essas situações não constam em livros didáticos, mas são representativas do trabalho diário de um desenvolvedor de software.</w:t>
+      </w:r>
+    </w:p>
+    <w:p>
+      <w:pPr>
+        <w:jc w:val="both"/>
+        <w:rPr>
+          <w:rFonts w:ascii="Arial" w:hAnsi="Arial" w:cs="Arial"/>
+          <w:color w:val="000000" w:themeColor="text1"/>
+          <w:sz w:val="24"/>
+          <w:szCs w:val="24"/>
+        </w:rPr>
+      </w:pPr>
+      <w:r>
+        <w:rPr>
+          <w:rFonts w:ascii="Arial" w:hAnsi="Arial" w:cs="Arial"/>
+          <w:color w:val="000000" w:themeColor="text1"/>
+          <w:sz w:val="24"/>
+          <w:szCs w:val="24"/>
+        </w:rPr>
+        <w:t>A disciplina de Engenharia de Software I foi fundamental para estruturar o pensamento analítico da equipe, fornecendo as ferramentas necessárias — diagrama de casos de uso, modelo descritivo, modelagem de banco de dados — para que um problema de negócio se tornasse um produto de software coeso, documentado e entregável. Encerramos este ciclo com a convicção de que a teoria e a prática, quando alinhadas, produzem resultados que vão além do ambiente acadêmico.</w:t>
+      </w:r>
+    </w:p>
+    <w:p>
+      <w:pPr>
+        <w:jc w:val="both"/>
+        <w:rPr>
+          <w:rFonts w:ascii="Arial" w:hAnsi="Arial" w:cs="Arial"/>
+          <w:color w:val="000000" w:themeColor="text1"/>
+          <w:sz w:val="24"/>
+          <w:szCs w:val="24"/>
+        </w:rPr>
+      </w:pPr>
+      <w:r>
+        <w:rPr>
+          <w:rFonts w:ascii="Arial" w:hAnsi="Arial" w:cs="Arial"/>
+          <w:color w:val="000000" w:themeColor="text1"/>
+          <w:sz w:val="24"/>
+          <w:szCs w:val="24"/>
+        </w:rPr>
+        <w:t xml:space="preserve">Agradecemos ao Professor Luiz Ricardo </w:t>
+      </w:r>
+      <w:proofErr w:type="spellStart"/>
+      <w:r>
+        <w:rPr>
+          <w:rFonts w:ascii="Arial" w:hAnsi="Arial" w:cs="Arial"/>
+          <w:color w:val="000000" w:themeColor="text1"/>
+          <w:sz w:val="24"/>
+          <w:szCs w:val="24"/>
+        </w:rPr>
         <w:t>Begosso</w:t>
       </w:r>
       <w:proofErr w:type="spellEnd"/>
@@ -38142,8 +38276,19 @@
           <w:sz w:val="24"/>
           <w:szCs w:val="24"/>
         </w:rPr>
-        <w:t xml:space="preserve"> pela paciência e instrução.</w:t>
-      </w:r>
+        <w:t xml:space="preserve"> pela orientação ao longo de toda a disciplina, em especial pelas diretrizes sobre modelagem de casos de uso que guiaram as decisões de projeto, e ao Professor Alex Sandro Romeo De Souza Poletto pela base sólida em modelagem de banco de dados que viabilizou a estrutura relacional do sistema.</w:t>
+      </w:r>
+    </w:p>
+    <w:p>
+      <w:pPr>
+        <w:jc w:val="both"/>
+        <w:rPr>
+          <w:rFonts w:ascii="Arial" w:hAnsi="Arial" w:cs="Arial"/>
+          <w:color w:val="000000" w:themeColor="text1"/>
+          <w:sz w:val="24"/>
+          <w:szCs w:val="24"/>
+        </w:rPr>
+      </w:pPr>
     </w:p>
     <w:p>
       <w:pPr>
@@ -38182,7 +38327,6 @@
           <w:sz w:val="24"/>
           <w:szCs w:val="24"/>
         </w:rPr>
-        <w:lastRenderedPageBreak/>
         <w:t>Repositório GitHub:</w:t>
       </w:r>
       <w:r>
@@ -45691,7 +45835,6 @@
   <w:style w:type="character" w:default="1" w:styleId="Fontepargpadro">
     <w:name w:val="Default Paragraph Font"/>
     <w:uiPriority w:val="1"/>
-    <w:semiHidden/>
     <w:unhideWhenUsed/>
   </w:style>
   <w:style w:type="table" w:default="1" w:styleId="Tabelanormal">
